--- a/docs/08_MANUAL_ADMINISTRADOR/Manual_Administrador.docx
+++ b/docs/08_MANUAL_ADMINISTRADOR/Manual_Administrador.docx
@@ -21,13 +21,49 @@
       <w:r>
         <w:t xml:space="preserve">administrador</w:t>
       </w:r>
+      <w:r>
+        <w:t xml:space="preserve"> </w:t>
+      </w:r>
+      <w:r>
+        <w:t xml:space="preserve">—</w:t>
+      </w:r>
+      <w:r>
+        <w:t xml:space="preserve"> </w:t>
+      </w:r>
+      <w:r>
+        <w:t xml:space="preserve">Total</w:t>
+      </w:r>
+      <w:r>
+        <w:t xml:space="preserve"> </w:t>
+      </w:r>
+      <w:r>
+        <w:t xml:space="preserve">Clean</w:t>
+      </w:r>
+      <w:r>
+        <w:t xml:space="preserve"> </w:t>
+      </w:r>
+      <w:r>
+        <w:t xml:space="preserve">Car</w:t>
+      </w:r>
     </w:p>
     <w:p>
       <w:pPr>
         <w:pStyle w:val="Subtitle"/>
       </w:pPr>
       <w:r>
-        <w:t xml:space="preserve">LavadoCarros</w:t>
+        <w:t xml:space="preserve">Total</w:t>
+      </w:r>
+      <w:r>
+        <w:t xml:space="preserve"> </w:t>
+      </w:r>
+      <w:r>
+        <w:t xml:space="preserve">Clean</w:t>
+      </w:r>
+      <w:r>
+        <w:t xml:space="preserve"> </w:t>
+      </w:r>
+      <w:r>
+        <w:t xml:space="preserve">Car</w:t>
       </w:r>
     </w:p>
     <w:p>
@@ -79,7 +115,7 @@
         <w:t xml:space="preserve"> </w:t>
       </w:r>
       <w:r>
-        <w:t xml:space="preserve">1.0</w:t>
+        <w:t xml:space="preserve">2.0</w:t>
       </w:r>
       <w:r>
         <w:t xml:space="preserve"> </w:t>
@@ -91,7 +127,7 @@
         <w:t xml:space="preserve"> </w:t>
       </w:r>
       <w:r>
-        <w:t xml:space="preserve">15</w:t>
+        <w:t xml:space="preserve">27</w:t>
       </w:r>
       <w:r>
         <w:t xml:space="preserve"> </w:t>
@@ -149,10 +185,66 @@
         <w:pStyle w:val="FirstParagraph"/>
       </w:pPr>
       <w:r>
-        <w:t xml:space="preserve">Version 1.0 · 2026-09-15</w:t>
-      </w:r>
-    </w:p>
-    <w:bookmarkStart w:id="20" w:name="usuarios-y-roles"/>
+        <w:t xml:space="preserve">Versión 2.0 · 2026-09-27 · Reemplaza a la versión 1.0 (2026-09-15,</w:t>
+      </w:r>
+      <w:r>
+        <w:t xml:space="preserve"> </w:t>
+      </w:r>
+      <w:r>
+        <w:t xml:space="preserve">“</w:t>
+      </w:r>
+      <w:r>
+        <w:t xml:space="preserve">LavadoCarros</w:t>
+      </w:r>
+      <w:r>
+        <w:t xml:space="preserve">”</w:t>
+      </w:r>
+      <w:r>
+        <w:t xml:space="preserve">)</w:t>
+      </w:r>
+    </w:p>
+    <w:p>
+      <w:pPr>
+        <w:pStyle w:val="BodyText"/>
+      </w:pPr>
+      <w:r>
+        <w:t xml:space="preserve">Manual técnico: roles, catálogo, reglas de agenda, parámetros, despliegue y</w:t>
+      </w:r>
+      <w:r>
+        <w:t xml:space="preserve"> </w:t>
+      </w:r>
+      <w:r>
+        <w:t xml:space="preserve">mantenimiento. El uso de las pantallas está en</w:t>
+      </w:r>
+      <w:r>
+        <w:t xml:space="preserve"> </w:t>
+      </w:r>
+      <w:r>
+        <w:rPr>
+          <w:rStyle w:val="VerbatimChar"/>
+        </w:rPr>
+        <w:t xml:space="preserve">07_MANUAL_USUARIO/Manual_Usuario.md</w:t>
+      </w:r>
+      <w:r>
+        <w:t xml:space="preserve"> </w:t>
+      </w:r>
+      <w:r>
+        <w:t xml:space="preserve">(secciones 6 y 7). Los endpoints completos, en Swagger:</w:t>
+      </w:r>
+      <w:r>
+        <w:t xml:space="preserve"> </w:t>
+      </w:r>
+      <w:r>
+        <w:rPr>
+          <w:rStyle w:val="VerbatimChar"/>
+        </w:rPr>
+        <w:t xml:space="preserve">http://127.0.0.1:3042/api/docs</w:t>
+      </w:r>
+      <w:r>
+        <w:t xml:space="preserve">.</w:t>
+      </w:r>
+    </w:p>
+    <w:bookmarkStart w:id="21" w:name="usuarios-y-roles"/>
     <w:p>
       <w:pPr>
         <w:pStyle w:val="Heading2"/>
@@ -223,13 +315,2748 @@
         <w:t xml:space="preserve">cliente</w:t>
       </w:r>
       <w:r>
-        <w:t xml:space="preserve">. Distribucion real:</w:t>
-      </w:r>
-      <w:r>
-        <w:t xml:space="preserve"> </w:t>
-      </w:r>
-      <w:r>
-        <w:t xml:space="preserve">6 clientes, 3 lavadores, 1 operador, 1 admin.</w:t>
+        <w:t xml:space="preserve">. Distribución al 2026-09-27:</w:t>
+      </w:r>
+      <w:r>
+        <w:t xml:space="preserve"> </w:t>
+      </w:r>
+      <w:r>
+        <w:t xml:space="preserve">7 clientes, 3 lavadores, 1 operador, 1 admin.</w:t>
+      </w:r>
+    </w:p>
+    <w:tbl>
+      <w:tblPr>
+        <w:tblStyle w:val="Table"/>
+        <w:tblW w:type="pct" w:w="5000"/>
+        <w:jc w:val="left"/>
+        <w:tblLayout w:type="fixed"/>
+        <w:tblLook w:firstRow="1" w:lastRow="0" w:firstColumn="0" w:lastColumn="0" w:noHBand="0" w:noVBand="0" w:val="0020"/>
+      </w:tblPr>
+      <w:tblGrid>
+        <w:gridCol w:w="2640"/>
+        <w:gridCol w:w="2640"/>
+        <w:gridCol w:w="2640"/>
+      </w:tblGrid>
+      <w:tr>
+        <w:trPr>
+          <w:tblHeader w:val="on"/>
+        </w:trPr>
+        <w:tc>
+          <w:tcPr/>
+          <w:p>
+            <w:pPr>
+              <w:pStyle w:val="Compact"/>
+              <w:jc w:val="left"/>
+            </w:pPr>
+            <w:r>
+              <w:t xml:space="preserve">Rol</w:t>
+            </w:r>
+          </w:p>
+        </w:tc>
+        <w:tc>
+          <w:tcPr/>
+          <w:p>
+            <w:pPr>
+              <w:pStyle w:val="Compact"/>
+              <w:jc w:val="left"/>
+            </w:pPr>
+            <w:r>
+              <w:t xml:space="preserve">Alcance</w:t>
+            </w:r>
+          </w:p>
+        </w:tc>
+        <w:tc>
+          <w:tcPr/>
+          <w:p>
+            <w:pPr>
+              <w:pStyle w:val="Compact"/>
+              <w:jc w:val="left"/>
+            </w:pPr>
+            <w:r>
+              <w:t xml:space="preserve">Inicio al entrar</w:t>
+            </w:r>
+          </w:p>
+        </w:tc>
+      </w:tr>
+      <w:tr>
+        <w:tc>
+          <w:tcPr/>
+          <w:p>
+            <w:pPr>
+              <w:pStyle w:val="Compact"/>
+              <w:jc w:val="left"/>
+            </w:pPr>
+            <w:r>
+              <w:rPr>
+                <w:rStyle w:val="VerbatimChar"/>
+              </w:rPr>
+              <w:t xml:space="preserve">admin</w:t>
+            </w:r>
+          </w:p>
+        </w:tc>
+        <w:tc>
+          <w:tcPr/>
+          <w:p>
+            <w:pPr>
+              <w:pStyle w:val="Compact"/>
+              <w:jc w:val="left"/>
+            </w:pPr>
+            <w:r>
+              <w:t xml:space="preserve">administración completa</w:t>
+            </w:r>
+          </w:p>
+        </w:tc>
+        <w:tc>
+          <w:tcPr/>
+          <w:p>
+            <w:pPr>
+              <w:pStyle w:val="Compact"/>
+              <w:jc w:val="left"/>
+            </w:pPr>
+            <w:r>
+              <w:rPr>
+                <w:rStyle w:val="VerbatimChar"/>
+              </w:rPr>
+              <w:t xml:space="preserve">/dashboard</w:t>
+            </w:r>
+            <w:r>
+              <w:t xml:space="preserve"> </w:t>
+            </w:r>
+            <w:r>
+              <w:t xml:space="preserve">(en el celular o la APK,</w:t>
+            </w:r>
+            <w:r>
+              <w:t xml:space="preserve"> </w:t>
+            </w:r>
+            <w:r>
+              <w:rPr>
+                <w:rStyle w:val="VerbatimChar"/>
+              </w:rPr>
+              <w:t xml:space="preserve">/agenda</w:t>
+            </w:r>
+            <w:r>
+              <w:t xml:space="preserve">)</w:t>
+            </w:r>
+          </w:p>
+        </w:tc>
+      </w:tr>
+      <w:tr>
+        <w:tc>
+          <w:tcPr/>
+          <w:p>
+            <w:pPr>
+              <w:pStyle w:val="Compact"/>
+              <w:jc w:val="left"/>
+            </w:pPr>
+            <w:r>
+              <w:rPr>
+                <w:rStyle w:val="VerbatimChar"/>
+              </w:rPr>
+              <w:t xml:space="preserve">operador</w:t>
+            </w:r>
+          </w:p>
+        </w:tc>
+        <w:tc>
+          <w:tcPr/>
+          <w:p>
+            <w:pPr>
+              <w:pStyle w:val="Compact"/>
+              <w:jc w:val="left"/>
+            </w:pPr>
+            <w:r>
+              <w:t xml:space="preserve">agenda, reservas, asignaciones, validación de pagos, catálogo</w:t>
+            </w:r>
+          </w:p>
+        </w:tc>
+        <w:tc>
+          <w:tcPr/>
+          <w:p>
+            <w:pPr>
+              <w:pStyle w:val="Compact"/>
+              <w:jc w:val="left"/>
+            </w:pPr>
+            <w:r>
+              <w:rPr>
+                <w:rStyle w:val="VerbatimChar"/>
+              </w:rPr>
+              <w:t xml:space="preserve">/dashboard</w:t>
+            </w:r>
+            <w:r>
+              <w:t xml:space="preserve"> </w:t>
+            </w:r>
+            <w:r>
+              <w:t xml:space="preserve">(en el celular o la APK,</w:t>
+            </w:r>
+            <w:r>
+              <w:t xml:space="preserve"> </w:t>
+            </w:r>
+            <w:r>
+              <w:rPr>
+                <w:rStyle w:val="VerbatimChar"/>
+              </w:rPr>
+              <w:t xml:space="preserve">/agenda</w:t>
+            </w:r>
+            <w:r>
+              <w:t xml:space="preserve">)</w:t>
+            </w:r>
+          </w:p>
+        </w:tc>
+      </w:tr>
+      <w:tr>
+        <w:tc>
+          <w:tcPr/>
+          <w:p>
+            <w:pPr>
+              <w:pStyle w:val="Compact"/>
+              <w:jc w:val="left"/>
+            </w:pPr>
+            <w:r>
+              <w:rPr>
+                <w:rStyle w:val="VerbatimChar"/>
+              </w:rPr>
+              <w:t xml:space="preserve">lavador</w:t>
+            </w:r>
+          </w:p>
+        </w:tc>
+        <w:tc>
+          <w:tcPr/>
+          <w:p>
+            <w:pPr>
+              <w:pStyle w:val="Compact"/>
+              <w:jc w:val="left"/>
+            </w:pPr>
+            <w:r>
+              <w:t xml:space="preserve">sus trabajos y carga de evidencia</w:t>
+            </w:r>
+          </w:p>
+        </w:tc>
+        <w:tc>
+          <w:tcPr/>
+          <w:p>
+            <w:pPr>
+              <w:pStyle w:val="Compact"/>
+              <w:jc w:val="left"/>
+            </w:pPr>
+            <w:r>
+              <w:rPr>
+                <w:rStyle w:val="VerbatimChar"/>
+              </w:rPr>
+              <w:t xml:space="preserve">/mis-trabajos</w:t>
+            </w:r>
+          </w:p>
+        </w:tc>
+      </w:tr>
+      <w:tr>
+        <w:tc>
+          <w:tcPr/>
+          <w:p>
+            <w:pPr>
+              <w:pStyle w:val="Compact"/>
+              <w:jc w:val="left"/>
+            </w:pPr>
+            <w:r>
+              <w:rPr>
+                <w:rStyle w:val="VerbatimChar"/>
+              </w:rPr>
+              <w:t xml:space="preserve">cliente</w:t>
+            </w:r>
+          </w:p>
+        </w:tc>
+        <w:tc>
+          <w:tcPr/>
+          <w:p>
+            <w:pPr>
+              <w:pStyle w:val="Compact"/>
+              <w:jc w:val="left"/>
+            </w:pPr>
+            <w:r>
+              <w:t xml:space="preserve">sus reservas, vehículos, pagos y calificaciones</w:t>
+            </w:r>
+          </w:p>
+        </w:tc>
+        <w:tc>
+          <w:tcPr/>
+          <w:p>
+            <w:pPr>
+              <w:pStyle w:val="Compact"/>
+              <w:jc w:val="left"/>
+            </w:pPr>
+            <w:r>
+              <w:rPr>
+                <w:rStyle w:val="VerbatimChar"/>
+              </w:rPr>
+              <w:t xml:space="preserve">/mis-reservas</w:t>
+            </w:r>
+          </w:p>
+        </w:tc>
+      </w:tr>
+    </w:tbl>
+    <w:p>
+      <w:pPr>
+        <w:pStyle w:val="BodyText"/>
+      </w:pPr>
+      <w:r>
+        <w:rPr>
+          <w:b/>
+          <w:bCs/>
+        </w:rPr>
+        <w:t xml:space="preserve">Suspender una cuenta corta el acceso de inmediato.</w:t>
+      </w:r>
+      <w:r>
+        <w:t xml:space="preserve"> </w:t>
+      </w:r>
+      <w:r>
+        <w:t xml:space="preserve">El sistema revalida el</w:t>
+      </w:r>
+      <w:r>
+        <w:t xml:space="preserve"> </w:t>
+      </w:r>
+      <w:r>
+        <w:t xml:space="preserve">estado en cada petición, así que no hay que esperar a que caduque el token.</w:t>
+      </w:r>
+      <w:r>
+        <w:t xml:space="preserve"> </w:t>
+      </w:r>
+      <w:r>
+        <w:t xml:space="preserve">Basta poner</w:t>
+      </w:r>
+      <w:r>
+        <w:t xml:space="preserve"> </w:t>
+      </w:r>
+      <w:r>
+        <w:rPr>
+          <w:rStyle w:val="VerbatimChar"/>
+        </w:rPr>
+        <w:t xml:space="preserve">estado</w:t>
+      </w:r>
+      <w:r>
+        <w:t xml:space="preserve"> </w:t>
+      </w:r>
+      <w:r>
+        <w:t xml:space="preserve">distinto de</w:t>
+      </w:r>
+      <w:r>
+        <w:t xml:space="preserve"> </w:t>
+      </w:r>
+      <w:r>
+        <w:rPr>
+          <w:rStyle w:val="VerbatimChar"/>
+        </w:rPr>
+        <w:t xml:space="preserve">activo</w:t>
+      </w:r>
+      <w:r>
+        <w:t xml:space="preserve"> </w:t>
+      </w:r>
+      <w:r>
+        <w:t xml:space="preserve">en</w:t>
+      </w:r>
+      <w:r>
+        <w:t xml:space="preserve"> </w:t>
+      </w:r>
+      <w:r>
+        <w:rPr>
+          <w:rStyle w:val="VerbatimChar"/>
+        </w:rPr>
+        <w:t xml:space="preserve">Usuario</w:t>
+      </w:r>
+      <w:r>
+        <w:t xml:space="preserve">, o en la ficha de</w:t>
+      </w:r>
+      <w:r>
+        <w:t xml:space="preserve"> </w:t>
+      </w:r>
+      <w:r>
+        <w:rPr>
+          <w:rStyle w:val="VerbatimChar"/>
+        </w:rPr>
+        <w:t xml:space="preserve">Cliente</w:t>
+      </w:r>
+      <w:r>
+        <w:t xml:space="preserve"> </w:t>
+      </w:r>
+      <w:r>
+        <w:t xml:space="preserve">o</w:t>
+      </w:r>
+      <w:r>
+        <w:t xml:space="preserve"> </w:t>
+      </w:r>
+      <w:r>
+        <w:rPr>
+          <w:rStyle w:val="VerbatimChar"/>
+        </w:rPr>
+        <w:t xml:space="preserve">Lavador</w:t>
+      </w:r>
+      <w:r>
+        <w:t xml:space="preserve">.</w:t>
+      </w:r>
+    </w:p>
+    <w:p>
+      <w:pPr>
+        <w:pStyle w:val="BodyText"/>
+      </w:pPr>
+      <w:r>
+        <w:rPr>
+          <w:b/>
+          <w:bCs/>
+        </w:rPr>
+        <w:t xml:space="preserve">Advertencia:</w:t>
+      </w:r>
+      <w:r>
+        <w:t xml:space="preserve"> </w:t>
+      </w:r>
+      <w:r>
+        <w:t xml:space="preserve">el rol es texto libre en la base. Al crear usuarios</w:t>
+      </w:r>
+      <w:r>
+        <w:t xml:space="preserve"> </w:t>
+      </w:r>
+      <w:r>
+        <w:rPr>
+          <w:b/>
+          <w:bCs/>
+        </w:rPr>
+        <w:t xml:space="preserve">por</w:t>
+      </w:r>
+      <w:r>
+        <w:rPr>
+          <w:b/>
+          <w:bCs/>
+        </w:rPr>
+        <w:t xml:space="preserve"> </w:t>
+      </w:r>
+      <w:r>
+        <w:rPr>
+          <w:b/>
+          <w:bCs/>
+        </w:rPr>
+        <w:t xml:space="preserve">fuera de la aplicación</w:t>
+      </w:r>
+      <w:r>
+        <w:t xml:space="preserve">, un valor mal escrito (</w:t>
+      </w:r>
+      <w:r>
+        <w:rPr>
+          <w:rStyle w:val="VerbatimChar"/>
+        </w:rPr>
+        <w:t xml:space="preserve">"Admin"</w:t>
+      </w:r>
+      <w:r>
+        <w:t xml:space="preserve"> </w:t>
+      </w:r>
+      <w:r>
+        <w:t xml:space="preserve">en vez de</w:t>
+      </w:r>
+      <w:r>
+        <w:t xml:space="preserve"> </w:t>
+      </w:r>
+      <w:r>
+        <w:rPr>
+          <w:rStyle w:val="VerbatimChar"/>
+        </w:rPr>
+        <w:t xml:space="preserve">"admin"</w:t>
+      </w:r>
+      <w:r>
+        <w:t xml:space="preserve">)</w:t>
+      </w:r>
+      <w:r>
+        <w:t xml:space="preserve"> </w:t>
+      </w:r>
+      <w:r>
+        <w:t xml:space="preserve">deja la cuenta sin permisos, sin mensaje de error. Usar siempre minúsculas y</w:t>
+      </w:r>
+      <w:r>
+        <w:t xml:space="preserve"> </w:t>
+      </w:r>
+      <w:r>
+        <w:t xml:space="preserve">exactamente uno de los cuatro valores.</w:t>
+      </w:r>
+    </w:p>
+    <w:bookmarkStart w:id="20" w:name="credenciales"/>
+    <w:p>
+      <w:pPr>
+        <w:pStyle w:val="Heading3"/>
+      </w:pPr>
+      <w:r>
+        <w:rPr>
+          <w:rStyle w:val="SectionNumber"/>
+        </w:rPr>
+        <w:t xml:space="preserve">0.1.1</w:t>
+      </w:r>
+      <w:r>
+        <w:tab/>
+      </w:r>
+      <w:r>
+        <w:t xml:space="preserve">1.1 Credenciales</w:t>
+      </w:r>
+    </w:p>
+    <w:p>
+      <w:pPr>
+        <w:pStyle w:val="FirstParagraph"/>
+      </w:pPr>
+      <w:r>
+        <w:t xml:space="preserve">Estas tres acciones son</w:t>
+      </w:r>
+      <w:r>
+        <w:t xml:space="preserve"> </w:t>
+      </w:r>
+      <w:r>
+        <w:rPr>
+          <w:b/>
+          <w:bCs/>
+        </w:rPr>
+        <w:t xml:space="preserve">solo del</w:t>
+      </w:r>
+      <w:r>
+        <w:rPr>
+          <w:b/>
+          <w:bCs/>
+        </w:rPr>
+        <w:t xml:space="preserve"> </w:t>
+      </w:r>
+      <w:r>
+        <w:rPr>
+          <w:rStyle w:val="VerbatimChar"/>
+          <w:b/>
+          <w:bCs/>
+        </w:rPr>
+        <w:t xml:space="preserve">admin</w:t>
+      </w:r>
+      <w:r>
+        <w:t xml:space="preserve">:</w:t>
+      </w:r>
+    </w:p>
+    <w:tbl>
+      <w:tblPr>
+        <w:tblStyle w:val="Table"/>
+        <w:tblW w:type="pct" w:w="5000"/>
+        <w:jc w:val="left"/>
+        <w:tblLayout w:type="fixed"/>
+        <w:tblLook w:firstRow="1" w:lastRow="0" w:firstColumn="0" w:lastColumn="0" w:noHBand="0" w:noVBand="0" w:val="0020"/>
+      </w:tblPr>
+      <w:tblGrid>
+        <w:gridCol w:w="3960"/>
+        <w:gridCol w:w="3960"/>
+      </w:tblGrid>
+      <w:tr>
+        <w:trPr>
+          <w:tblHeader w:val="on"/>
+        </w:trPr>
+        <w:tc>
+          <w:tcPr/>
+          <w:p>
+            <w:pPr>
+              <w:pStyle w:val="Compact"/>
+              <w:jc w:val="left"/>
+            </w:pPr>
+            <w:r>
+              <w:t xml:space="preserve">Acción</w:t>
+            </w:r>
+          </w:p>
+        </w:tc>
+        <w:tc>
+          <w:tcPr/>
+          <w:p>
+            <w:pPr>
+              <w:pStyle w:val="Compact"/>
+              <w:jc w:val="left"/>
+            </w:pPr>
+            <w:r>
+              <w:t xml:space="preserve">Endpoint</w:t>
+            </w:r>
+          </w:p>
+        </w:tc>
+      </w:tr>
+      <w:tr>
+        <w:tc>
+          <w:tcPr/>
+          <w:p>
+            <w:pPr>
+              <w:pStyle w:val="Compact"/>
+              <w:jc w:val="left"/>
+            </w:pPr>
+            <w:r>
+              <w:t xml:space="preserve">Crear el acceso o restablecer la contraseña de un cliente</w:t>
+            </w:r>
+          </w:p>
+        </w:tc>
+        <w:tc>
+          <w:tcPr/>
+          <w:p>
+            <w:pPr>
+              <w:pStyle w:val="Compact"/>
+              <w:jc w:val="left"/>
+            </w:pPr>
+            <w:r>
+              <w:rPr>
+                <w:rStyle w:val="VerbatimChar"/>
+              </w:rPr>
+              <w:t xml:space="preserve">POST /api/clientes/:id/acceso</w:t>
+            </w:r>
+          </w:p>
+        </w:tc>
+      </w:tr>
+      <w:tr>
+        <w:tc>
+          <w:tcPr/>
+          <w:p>
+            <w:pPr>
+              <w:pStyle w:val="Compact"/>
+              <w:jc w:val="left"/>
+            </w:pPr>
+            <w:r>
+              <w:t xml:space="preserve">Crear o editar la cuenta de acceso de un lavador</w:t>
+            </w:r>
+          </w:p>
+        </w:tc>
+        <w:tc>
+          <w:tcPr/>
+          <w:p>
+            <w:pPr>
+              <w:pStyle w:val="Compact"/>
+              <w:jc w:val="left"/>
+            </w:pPr>
+            <w:r>
+              <w:rPr>
+                <w:rStyle w:val="VerbatimChar"/>
+              </w:rPr>
+              <w:t xml:space="preserve">PUT /api/lavadores/:id/usuario</w:t>
+            </w:r>
+          </w:p>
+        </w:tc>
+      </w:tr>
+      <w:tr>
+        <w:tc>
+          <w:tcPr/>
+          <w:p>
+            <w:pPr>
+              <w:pStyle w:val="Compact"/>
+              <w:jc w:val="left"/>
+            </w:pPr>
+            <w:r>
+              <w:t xml:space="preserve">Restablecer la contraseña de un lavador</w:t>
+            </w:r>
+          </w:p>
+        </w:tc>
+        <w:tc>
+          <w:tcPr/>
+          <w:p>
+            <w:pPr>
+              <w:pStyle w:val="Compact"/>
+              <w:jc w:val="left"/>
+            </w:pPr>
+            <w:r>
+              <w:rPr>
+                <w:rStyle w:val="VerbatimChar"/>
+              </w:rPr>
+              <w:t xml:space="preserve">POST /api/lavadores/:id/usuario/reset</w:t>
+            </w:r>
+          </w:p>
+        </w:tc>
+      </w:tr>
+    </w:tbl>
+    <w:p>
+      <w:pPr>
+        <w:pStyle w:val="BodyText"/>
+      </w:pPr>
+      <w:r>
+        <w:t xml:space="preserve">El sistema genera una contraseña temporal que se muestra</w:t>
+      </w:r>
+      <w:r>
+        <w:t xml:space="preserve"> </w:t>
+      </w:r>
+      <w:r>
+        <w:rPr>
+          <w:b/>
+          <w:bCs/>
+        </w:rPr>
+        <w:t xml:space="preserve">una sola vez</w:t>
+      </w:r>
+      <w:r>
+        <w:t xml:space="preserve">.</w:t>
+      </w:r>
+    </w:p>
+    <w:p>
+      <w:pPr>
+        <w:pStyle w:val="BlockText"/>
+      </w:pPr>
+      <w:r>
+        <w:rPr>
+          <w:b/>
+          <w:bCs/>
+        </w:rPr>
+        <w:t xml:space="preserve">Pendiente de seguridad (2026-09-27):</w:t>
+      </w:r>
+      <w:r>
+        <w:t xml:space="preserve"> </w:t>
+      </w:r>
+      <w:r>
+        <w:rPr>
+          <w:rStyle w:val="VerbatimChar"/>
+        </w:rPr>
+        <w:t xml:space="preserve">admin</w:t>
+      </w:r>
+      <w:r>
+        <w:t xml:space="preserve">,</w:t>
+      </w:r>
+      <w:r>
+        <w:t xml:space="preserve"> </w:t>
+      </w:r>
+      <w:r>
+        <w:rPr>
+          <w:rStyle w:val="VerbatimChar"/>
+        </w:rPr>
+        <w:t xml:space="preserve">operador</w:t>
+      </w:r>
+      <w:r>
+        <w:t xml:space="preserve">,</w:t>
+      </w:r>
+      <w:r>
+        <w:t xml:space="preserve"> </w:t>
+      </w:r>
+      <w:r>
+        <w:rPr>
+          <w:rStyle w:val="VerbatimChar"/>
+        </w:rPr>
+        <w:t xml:space="preserve">lavador1</w:t>
+      </w:r>
+      <w:r>
+        <w:t xml:space="preserve"> </w:t>
+      </w:r>
+      <w:r>
+        <w:t xml:space="preserve">y</w:t>
+      </w:r>
+      <w:r>
+        <w:t xml:space="preserve"> </w:t>
+      </w:r>
+      <w:r>
+        <w:rPr>
+          <w:rStyle w:val="VerbatimChar"/>
+        </w:rPr>
+        <w:t xml:space="preserve">lavador2</w:t>
+      </w:r>
+      <w:r>
+        <w:t xml:space="preserve"> </w:t>
+      </w:r>
+      <w:r>
+        <w:t xml:space="preserve">siguen con las contraseñas iniciales de</w:t>
+      </w:r>
+      <w:r>
+        <w:t xml:space="preserve"> </w:t>
+      </w:r>
+      <w:r>
+        <w:rPr>
+          <w:rStyle w:val="VerbatimChar"/>
+        </w:rPr>
+        <w:t xml:space="preserve">backend/prisma/seed.js</w:t>
+      </w:r>
+      <w:r>
+        <w:t xml:space="preserve">,</w:t>
+      </w:r>
+      <w:r>
+        <w:t xml:space="preserve"> </w:t>
+      </w:r>
+      <w:r>
+        <w:t xml:space="preserve">que está publicado en GitHub. Cambiarlas antes de dar acceso a más personas o</w:t>
+      </w:r>
+      <w:r>
+        <w:t xml:space="preserve"> </w:t>
+      </w:r>
+      <w:r>
+        <w:t xml:space="preserve">de publicar la app con dominio. Los clientes</w:t>
+      </w:r>
+      <w:r>
+        <w:t xml:space="preserve"> </w:t>
+      </w:r>
+      <w:r>
+        <w:rPr>
+          <w:rStyle w:val="VerbatimChar"/>
+        </w:rPr>
+        <w:t xml:space="preserve">*@demo.com</w:t>
+      </w:r>
+      <w:r>
+        <w:t xml:space="preserve"> </w:t>
+      </w:r>
+      <w:r>
+        <w:t xml:space="preserve">son de demostración.</w:t>
+      </w:r>
+    </w:p>
+    <w:bookmarkEnd w:id="20"/>
+    <w:bookmarkEnd w:id="21"/>
+    <w:bookmarkStart w:id="22" w:name="catálogos"/>
+    <w:p>
+      <w:pPr>
+        <w:pStyle w:val="Heading2"/>
+      </w:pPr>
+      <w:r>
+        <w:rPr>
+          <w:rStyle w:val="SectionNumber"/>
+        </w:rPr>
+        <w:t xml:space="preserve">0.2</w:t>
+      </w:r>
+      <w:r>
+        <w:tab/>
+      </w:r>
+      <w:r>
+        <w:t xml:space="preserve">2. Catálogos</w:t>
+      </w:r>
+    </w:p>
+    <w:tbl>
+      <w:tblPr>
+        <w:tblStyle w:val="Table"/>
+        <w:tblW w:type="pct" w:w="5000"/>
+        <w:jc w:val="left"/>
+        <w:tblLayout w:type="fixed"/>
+        <w:tblLook w:firstRow="1" w:lastRow="0" w:firstColumn="0" w:lastColumn="0" w:noHBand="0" w:noVBand="0" w:val="0020"/>
+      </w:tblPr>
+      <w:tblGrid>
+        <w:gridCol w:w="2640"/>
+        <w:gridCol w:w="2640"/>
+        <w:gridCol w:w="2640"/>
+      </w:tblGrid>
+      <w:tr>
+        <w:trPr>
+          <w:tblHeader w:val="on"/>
+        </w:trPr>
+        <w:tc>
+          <w:tcPr/>
+          <w:p>
+            <w:pPr>
+              <w:pStyle w:val="Compact"/>
+              <w:jc w:val="left"/>
+            </w:pPr>
+            <w:r>
+              <w:t xml:space="preserve">Catálogo</w:t>
+            </w:r>
+          </w:p>
+        </w:tc>
+        <w:tc>
+          <w:tcPr/>
+          <w:p>
+            <w:pPr>
+              <w:pStyle w:val="Compact"/>
+              <w:jc w:val="left"/>
+            </w:pPr>
+            <w:r>
+              <w:t xml:space="preserve">Entidad</w:t>
+            </w:r>
+          </w:p>
+        </w:tc>
+        <w:tc>
+          <w:tcPr/>
+          <w:p>
+            <w:pPr>
+              <w:pStyle w:val="Compact"/>
+              <w:jc w:val="left"/>
+            </w:pPr>
+            <w:r>
+              <w:t xml:space="preserve">Registros al 2026-09-27</w:t>
+            </w:r>
+          </w:p>
+        </w:tc>
+      </w:tr>
+      <w:tr>
+        <w:tc>
+          <w:tcPr/>
+          <w:p>
+            <w:pPr>
+              <w:pStyle w:val="Compact"/>
+              <w:jc w:val="left"/>
+            </w:pPr>
+            <w:r>
+              <w:t xml:space="preserve">Servicios</w:t>
+            </w:r>
+          </w:p>
+        </w:tc>
+        <w:tc>
+          <w:tcPr/>
+          <w:p>
+            <w:pPr>
+              <w:pStyle w:val="Compact"/>
+              <w:jc w:val="left"/>
+            </w:pPr>
+            <w:r>
+              <w:rPr>
+                <w:rStyle w:val="VerbatimChar"/>
+              </w:rPr>
+              <w:t xml:space="preserve">TipoServicio</w:t>
+            </w:r>
+          </w:p>
+        </w:tc>
+        <w:tc>
+          <w:tcPr/>
+          <w:p>
+            <w:pPr>
+              <w:pStyle w:val="Compact"/>
+              <w:jc w:val="left"/>
+            </w:pPr>
+            <w:r>
+              <w:t xml:space="preserve">6</w:t>
+            </w:r>
+          </w:p>
+        </w:tc>
+      </w:tr>
+      <w:tr>
+        <w:tc>
+          <w:tcPr/>
+          <w:p>
+            <w:pPr>
+              <w:pStyle w:val="Compact"/>
+              <w:jc w:val="left"/>
+            </w:pPr>
+            <w:r>
+              <w:t xml:space="preserve">Tipos de vehículo</w:t>
+            </w:r>
+          </w:p>
+        </w:tc>
+        <w:tc>
+          <w:tcPr/>
+          <w:p>
+            <w:pPr>
+              <w:pStyle w:val="Compact"/>
+              <w:jc w:val="left"/>
+            </w:pPr>
+            <w:r>
+              <w:rPr>
+                <w:rStyle w:val="VerbatimChar"/>
+              </w:rPr>
+              <w:t xml:space="preserve">TipoVehiculo</w:t>
+            </w:r>
+          </w:p>
+        </w:tc>
+        <w:tc>
+          <w:tcPr/>
+          <w:p>
+            <w:pPr>
+              <w:pStyle w:val="Compact"/>
+              <w:jc w:val="left"/>
+            </w:pPr>
+            <w:r>
+              <w:t xml:space="preserve">4 (moto, liviano, SUV, camioneta)</w:t>
+            </w:r>
+          </w:p>
+        </w:tc>
+      </w:tr>
+      <w:tr>
+        <w:tc>
+          <w:tcPr/>
+          <w:p>
+            <w:pPr>
+              <w:pStyle w:val="Compact"/>
+              <w:jc w:val="left"/>
+            </w:pPr>
+            <w:r>
+              <w:t xml:space="preserve">Precios por tipo</w:t>
+            </w:r>
+          </w:p>
+        </w:tc>
+        <w:tc>
+          <w:tcPr/>
+          <w:p>
+            <w:pPr>
+              <w:pStyle w:val="Compact"/>
+              <w:jc w:val="left"/>
+            </w:pPr>
+            <w:r>
+              <w:rPr>
+                <w:rStyle w:val="VerbatimChar"/>
+              </w:rPr>
+              <w:t xml:space="preserve">PrecioServicio</w:t>
+            </w:r>
+          </w:p>
+        </w:tc>
+        <w:tc>
+          <w:tcPr/>
+          <w:p>
+            <w:pPr>
+              <w:pStyle w:val="Compact"/>
+              <w:jc w:val="left"/>
+            </w:pPr>
+            <w:r>
+              <w:t xml:space="preserve">18 activos</w:t>
+            </w:r>
+          </w:p>
+        </w:tc>
+      </w:tr>
+      <w:tr>
+        <w:tc>
+          <w:tcPr/>
+          <w:p>
+            <w:pPr>
+              <w:pStyle w:val="Compact"/>
+              <w:jc w:val="left"/>
+            </w:pPr>
+            <w:r>
+              <w:t xml:space="preserve">Servicios adicionales</w:t>
+            </w:r>
+          </w:p>
+        </w:tc>
+        <w:tc>
+          <w:tcPr/>
+          <w:p>
+            <w:pPr>
+              <w:pStyle w:val="Compact"/>
+              <w:jc w:val="left"/>
+            </w:pPr>
+            <w:r>
+              <w:rPr>
+                <w:rStyle w:val="VerbatimChar"/>
+              </w:rPr>
+              <w:t xml:space="preserve">ServicioAdicional</w:t>
+            </w:r>
+          </w:p>
+        </w:tc>
+        <w:tc>
+          <w:tcPr/>
+          <w:p>
+            <w:pPr>
+              <w:pStyle w:val="Compact"/>
+              <w:jc w:val="left"/>
+            </w:pPr>
+            <w:r>
+              <w:t xml:space="preserve">0</w:t>
+            </w:r>
+          </w:p>
+        </w:tc>
+      </w:tr>
+      <w:tr>
+        <w:tc>
+          <w:tcPr/>
+          <w:p>
+            <w:pPr>
+              <w:pStyle w:val="Compact"/>
+              <w:jc w:val="left"/>
+            </w:pPr>
+            <w:r>
+              <w:t xml:space="preserve">Estacionamientos</w:t>
+            </w:r>
+          </w:p>
+        </w:tc>
+        <w:tc>
+          <w:tcPr/>
+          <w:p>
+            <w:pPr>
+              <w:pStyle w:val="Compact"/>
+              <w:jc w:val="left"/>
+            </w:pPr>
+            <w:r>
+              <w:rPr>
+                <w:rStyle w:val="VerbatimChar"/>
+              </w:rPr>
+              <w:t xml:space="preserve">Estacionamiento</w:t>
+            </w:r>
+          </w:p>
+        </w:tc>
+        <w:tc>
+          <w:tcPr/>
+          <w:p>
+            <w:pPr>
+              <w:pStyle w:val="Compact"/>
+              <w:jc w:val="left"/>
+            </w:pPr>
+            <w:r>
+              <w:t xml:space="preserve">5</w:t>
+            </w:r>
+          </w:p>
+        </w:tc>
+      </w:tr>
+      <w:tr>
+        <w:tc>
+          <w:tcPr/>
+          <w:p>
+            <w:pPr>
+              <w:pStyle w:val="Compact"/>
+              <w:jc w:val="left"/>
+            </w:pPr>
+            <w:r>
+              <w:t xml:space="preserve">Plazas y bahías</w:t>
+            </w:r>
+          </w:p>
+        </w:tc>
+        <w:tc>
+          <w:tcPr/>
+          <w:p>
+            <w:pPr>
+              <w:pStyle w:val="Compact"/>
+              <w:jc w:val="left"/>
+            </w:pPr>
+            <w:r>
+              <w:rPr>
+                <w:rStyle w:val="VerbatimChar"/>
+              </w:rPr>
+              <w:t xml:space="preserve">Plaza</w:t>
+            </w:r>
+          </w:p>
+        </w:tc>
+        <w:tc>
+          <w:tcPr/>
+          <w:p>
+            <w:pPr>
+              <w:pStyle w:val="Compact"/>
+              <w:jc w:val="left"/>
+            </w:pPr>
+            <w:r>
+              <w:t xml:space="preserve">42</w:t>
+            </w:r>
+          </w:p>
+        </w:tc>
+      </w:tr>
+      <w:tr>
+        <w:tc>
+          <w:tcPr/>
+          <w:p>
+            <w:pPr>
+              <w:pStyle w:val="Compact"/>
+              <w:jc w:val="left"/>
+            </w:pPr>
+            <w:r>
+              <w:t xml:space="preserve">Planes</w:t>
+            </w:r>
+          </w:p>
+        </w:tc>
+        <w:tc>
+          <w:tcPr/>
+          <w:p>
+            <w:pPr>
+              <w:pStyle w:val="Compact"/>
+              <w:jc w:val="left"/>
+            </w:pPr>
+            <w:r>
+              <w:rPr>
+                <w:rStyle w:val="VerbatimChar"/>
+              </w:rPr>
+              <w:t xml:space="preserve">Plan</w:t>
+            </w:r>
+          </w:p>
+        </w:tc>
+        <w:tc>
+          <w:tcPr/>
+          <w:p>
+            <w:pPr>
+              <w:pStyle w:val="Compact"/>
+              <w:jc w:val="left"/>
+            </w:pPr>
+            <w:r>
+              <w:t xml:space="preserve">1 (2 suscripciones activas)</w:t>
+            </w:r>
+          </w:p>
+        </w:tc>
+      </w:tr>
+    </w:tbl>
+    <w:p>
+      <w:pPr>
+        <w:pStyle w:val="BodyText"/>
+      </w:pPr>
+      <w:r>
+        <w:t xml:space="preserve">Ningún registro de catálogo se borra: se desactiva (</w:t>
+      </w:r>
+      <w:r>
+        <w:rPr>
+          <w:rStyle w:val="VerbatimChar"/>
+        </w:rPr>
+        <w:t xml:space="preserve">activo = false</w:t>
+      </w:r>
+      <w:r>
+        <w:t xml:space="preserve"> </w:t>
+      </w:r>
+      <w:r>
+        <w:t xml:space="preserve">o</w:t>
+      </w:r>
+      <w:r>
+        <w:t xml:space="preserve"> </w:t>
+      </w:r>
+      <w:r>
+        <w:rPr>
+          <w:rStyle w:val="VerbatimChar"/>
+        </w:rPr>
+        <w:t xml:space="preserve">estado = 'inactivo'</w:t>
+      </w:r>
+      <w:r>
+        <w:t xml:space="preserve">). Las reservas guardan su propia copia de lo que se cobró.</w:t>
+      </w:r>
+      <w:r>
+        <w:t xml:space="preserve"> </w:t>
+      </w:r>
+      <w:r>
+        <w:t xml:space="preserve">El catálogo lo pueden editar</w:t>
+      </w:r>
+      <w:r>
+        <w:t xml:space="preserve"> </w:t>
+      </w:r>
+      <w:r>
+        <w:rPr>
+          <w:rStyle w:val="VerbatimChar"/>
+        </w:rPr>
+        <w:t xml:space="preserve">admin</w:t>
+      </w:r>
+      <w:r>
+        <w:t xml:space="preserve"> </w:t>
+      </w:r>
+      <w:r>
+        <w:t xml:space="preserve">y</w:t>
+      </w:r>
+      <w:r>
+        <w:t xml:space="preserve"> </w:t>
+      </w:r>
+      <w:r>
+        <w:rPr>
+          <w:rStyle w:val="VerbatimChar"/>
+        </w:rPr>
+        <w:t xml:space="preserve">operador</w:t>
+      </w:r>
+      <w:r>
+        <w:t xml:space="preserve">.</w:t>
+      </w:r>
+    </w:p>
+    <w:bookmarkEnd w:id="22"/>
+    <w:bookmarkStart w:id="23" w:name="precios-por-tipo-de-vehículo"/>
+    <w:p>
+      <w:pPr>
+        <w:pStyle w:val="Heading2"/>
+      </w:pPr>
+      <w:r>
+        <w:rPr>
+          <w:rStyle w:val="SectionNumber"/>
+        </w:rPr>
+        <w:t xml:space="preserve">0.3</w:t>
+      </w:r>
+      <w:r>
+        <w:tab/>
+      </w:r>
+      <w:r>
+        <w:t xml:space="preserve">3. Precios por tipo de vehículo</w:t>
+      </w:r>
+    </w:p>
+    <w:p>
+      <w:pPr>
+        <w:pStyle w:val="FirstParagraph"/>
+      </w:pPr>
+      <w:r>
+        <w:t xml:space="preserve">El precio y la duración</w:t>
+      </w:r>
+      <w:r>
+        <w:t xml:space="preserve"> </w:t>
+      </w:r>
+      <w:r>
+        <w:rPr>
+          <w:b/>
+          <w:bCs/>
+        </w:rPr>
+        <w:t xml:space="preserve">no</w:t>
+      </w:r>
+      <w:r>
+        <w:t xml:space="preserve"> </w:t>
+      </w:r>
+      <w:r>
+        <w:t xml:space="preserve">están en</w:t>
+      </w:r>
+      <w:r>
+        <w:t xml:space="preserve"> </w:t>
+      </w:r>
+      <w:r>
+        <w:rPr>
+          <w:rStyle w:val="VerbatimChar"/>
+        </w:rPr>
+        <w:t xml:space="preserve">TipoServicio</w:t>
+      </w:r>
+      <w:r>
+        <w:t xml:space="preserve">: están en</w:t>
+      </w:r>
+      <w:r>
+        <w:t xml:space="preserve"> </w:t>
+      </w:r>
+      <w:r>
+        <w:rPr>
+          <w:rStyle w:val="VerbatimChar"/>
+        </w:rPr>
+        <w:t xml:space="preserve">PrecioServicio</w:t>
+      </w:r>
+      <w:r>
+        <w:t xml:space="preserve">,</w:t>
+      </w:r>
+      <w:r>
+        <w:t xml:space="preserve"> </w:t>
+      </w:r>
+      <w:r>
+        <w:t xml:space="preserve">una fila por servicio y tipo de vehículo (única por</w:t>
+      </w:r>
+      <w:r>
+        <w:t xml:space="preserve"> </w:t>
+      </w:r>
+      <w:r>
+        <w:rPr>
+          <w:rStyle w:val="VerbatimChar"/>
+        </w:rPr>
+        <w:t xml:space="preserve">id_tipo_servicio</w:t>
+      </w:r>
+      <w:r>
+        <w:t xml:space="preserve"> </w:t>
+      </w:r>
+      <w:r>
+        <w:t xml:space="preserve">+</w:t>
+      </w:r>
+      <w:r>
+        <w:t xml:space="preserve"> </w:t>
+      </w:r>
+      <w:r>
+        <w:rPr>
+          <w:rStyle w:val="VerbatimChar"/>
+        </w:rPr>
+        <w:t xml:space="preserve">id_tipo_vehiculo</w:t>
+      </w:r>
+      <w:r>
+        <w:t xml:space="preserve">).</w:t>
+      </w:r>
+    </w:p>
+    <w:p>
+      <w:pPr>
+        <w:pStyle w:val="Compact"/>
+        <w:numPr>
+          <w:ilvl w:val="0"/>
+          <w:numId w:val="1001"/>
+        </w:numPr>
+      </w:pPr>
+      <w:r>
+        <w:t xml:space="preserve">Un servicio se ofrece a un tipo solo si existe esa fila, con</w:t>
+      </w:r>
+      <w:r>
+        <w:t xml:space="preserve"> </w:t>
+      </w:r>
+      <w:r>
+        <w:rPr>
+          <w:rStyle w:val="VerbatimChar"/>
+        </w:rPr>
+        <w:t xml:space="preserve">activo = true</w:t>
+      </w:r>
+      <w:r>
+        <w:t xml:space="preserve">, y el tipo está activo.</w:t>
+      </w:r>
+    </w:p>
+    <w:p>
+      <w:pPr>
+        <w:pStyle w:val="Compact"/>
+        <w:numPr>
+          <w:ilvl w:val="0"/>
+          <w:numId w:val="1001"/>
+        </w:numPr>
+      </w:pPr>
+      <w:r>
+        <w:t xml:space="preserve">La duración de la fila define cuánto se bloquea en la agenda.</w:t>
+      </w:r>
+    </w:p>
+    <w:p>
+      <w:pPr>
+        <w:pStyle w:val="Compact"/>
+        <w:numPr>
+          <w:ilvl w:val="0"/>
+          <w:numId w:val="1001"/>
+        </w:numPr>
+      </w:pPr>
+      <w:r>
+        <w:rPr>
+          <w:rStyle w:val="VerbatimChar"/>
+        </w:rPr>
+        <w:t xml:space="preserve">GET /api/public/servicios</w:t>
+      </w:r>
+      <w:r>
+        <w:t xml:space="preserve"> </w:t>
+      </w:r>
+      <w:r>
+        <w:t xml:space="preserve">devuelve cada servicio con sus precios y</w:t>
+      </w:r>
+      <w:r>
+        <w:t xml:space="preserve"> </w:t>
+      </w:r>
+      <w:r>
+        <w:rPr>
+          <w:rStyle w:val="VerbatimChar"/>
+        </w:rPr>
+        <w:t xml:space="preserve">precio_desde</w:t>
+      </w:r>
+      <w:r>
+        <w:t xml:space="preserve">; omite los que no tienen ningún precio.</w:t>
+      </w:r>
+    </w:p>
+    <w:p>
+      <w:pPr>
+        <w:pStyle w:val="Compact"/>
+        <w:numPr>
+          <w:ilvl w:val="0"/>
+          <w:numId w:val="1001"/>
+        </w:numPr>
+      </w:pPr>
+      <w:r>
+        <w:rPr>
+          <w:rStyle w:val="VerbatimChar"/>
+        </w:rPr>
+        <w:t xml:space="preserve">POST</w:t>
+      </w:r>
+      <w:r>
+        <w:t xml:space="preserve"> </w:t>
+      </w:r>
+      <w:r>
+        <w:t xml:space="preserve">y</w:t>
+      </w:r>
+      <w:r>
+        <w:t xml:space="preserve"> </w:t>
+      </w:r>
+      <w:r>
+        <w:rPr>
+          <w:rStyle w:val="VerbatimChar"/>
+        </w:rPr>
+        <w:t xml:space="preserve">PUT /api/servicios</w:t>
+      </w:r>
+      <w:r>
+        <w:t xml:space="preserve"> </w:t>
+      </w:r>
+      <w:r>
+        <w:t xml:space="preserve">reciben</w:t>
+      </w:r>
+      <w:r>
+        <w:t xml:space="preserve"> </w:t>
+      </w:r>
+      <w:r>
+        <w:rPr>
+          <w:rStyle w:val="VerbatimChar"/>
+        </w:rPr>
+        <w:t xml:space="preserve">precios: [{ id_tipo_vehiculo, precio, duracion_min }]</w:t>
+      </w:r>
+      <w:r>
+        <w:t xml:space="preserve">. Un tipo que deja de venir queda desactivado, no borrado. No se acepta un servicio sin ningún precio.</w:t>
+      </w:r>
+    </w:p>
+    <w:p>
+      <w:pPr>
+        <w:pStyle w:val="Compact"/>
+        <w:numPr>
+          <w:ilvl w:val="0"/>
+          <w:numId w:val="1001"/>
+        </w:numPr>
+      </w:pPr>
+      <w:r>
+        <w:t xml:space="preserve">Tipos de vehículo:</w:t>
+      </w:r>
+      <w:r>
+        <w:t xml:space="preserve"> </w:t>
+      </w:r>
+      <w:r>
+        <w:rPr>
+          <w:rStyle w:val="VerbatimChar"/>
+        </w:rPr>
+        <w:t xml:space="preserve">GET/POST/PUT /api/tipos-vehiculo</w:t>
+      </w:r>
+      <w:r>
+        <w:t xml:space="preserve"> </w:t>
+      </w:r>
+      <w:r>
+        <w:t xml:space="preserve">(interno) y</w:t>
+      </w:r>
+      <w:r>
+        <w:t xml:space="preserve"> </w:t>
+      </w:r>
+      <w:r>
+        <w:rPr>
+          <w:rStyle w:val="VerbatimChar"/>
+        </w:rPr>
+        <w:t xml:space="preserve">GET /api/public/tipos-vehiculo</w:t>
+      </w:r>
+      <w:r>
+        <w:t xml:space="preserve">. El</w:t>
+      </w:r>
+      <w:r>
+        <w:t xml:space="preserve"> </w:t>
+      </w:r>
+      <w:r>
+        <w:rPr>
+          <w:rStyle w:val="VerbatimChar"/>
+        </w:rPr>
+        <w:t xml:space="preserve">codigo</w:t>
+      </w:r>
+      <w:r>
+        <w:t xml:space="preserve"> </w:t>
+      </w:r>
+      <w:r>
+        <w:t xml:space="preserve">se genera a partir del nombre.</w:t>
+      </w:r>
+    </w:p>
+    <w:p>
+      <w:pPr>
+        <w:pStyle w:val="FirstParagraph"/>
+      </w:pPr>
+      <w:r>
+        <w:rPr>
+          <w:rStyle w:val="VerbatimChar"/>
+        </w:rPr>
+        <w:t xml:space="preserve">Vehiculo.id_tipo_vehiculo</w:t>
+      </w:r>
+      <w:r>
+        <w:t xml:space="preserve"> </w:t>
+      </w:r>
+      <w:r>
+        <w:t xml:space="preserve">es obligatorio al registrar (</w:t>
+      </w:r>
+      <w:r>
+        <w:rPr>
+          <w:rStyle w:val="VerbatimChar"/>
+        </w:rPr>
+        <w:t xml:space="preserve">POST /api/vehiculos</w:t>
+      </w:r>
+      <w:r>
+        <w:t xml:space="preserve">).</w:t>
+      </w:r>
+      <w:r>
+        <w:t xml:space="preserve"> </w:t>
+      </w:r>
+      <w:r>
+        <w:t xml:space="preserve">Admite</w:t>
+      </w:r>
+      <w:r>
+        <w:t xml:space="preserve"> </w:t>
+      </w:r>
+      <w:r>
+        <w:rPr>
+          <w:rStyle w:val="VerbatimChar"/>
+        </w:rPr>
+        <w:t xml:space="preserve">null</w:t>
+      </w:r>
+      <w:r>
+        <w:t xml:space="preserve"> </w:t>
+      </w:r>
+      <w:r>
+        <w:t xml:space="preserve">solo por los vehículos anteriores al catálogo:</w:t>
+      </w:r>
+      <w:r>
+        <w:t xml:space="preserve"> </w:t>
+      </w:r>
+      <w:r>
+        <w:rPr>
+          <w:b/>
+          <w:bCs/>
+        </w:rPr>
+        <w:t xml:space="preserve">3 vehículos</w:t>
+      </w:r>
+      <w:r>
+        <w:t xml:space="preserve"> </w:t>
+      </w:r>
+      <w:r>
+        <w:t xml:space="preserve">siguen</w:t>
+      </w:r>
+      <w:r>
+        <w:t xml:space="preserve"> </w:t>
+      </w:r>
+      <w:r>
+        <w:t xml:space="preserve">sin tipo y no pueden reservar hasta que su dueño o el operador lo complete. El</w:t>
+      </w:r>
+      <w:r>
+        <w:t xml:space="preserve"> </w:t>
+      </w:r>
+      <w:r>
+        <w:t xml:space="preserve">cliente puede editar sus propios vehículos (</w:t>
+      </w:r>
+      <w:r>
+        <w:rPr>
+          <w:rStyle w:val="VerbatimChar"/>
+        </w:rPr>
+        <w:t xml:space="preserve">PUT /api/vehiculos/:id</w:t>
+      </w:r>
+      <w:r>
+        <w:t xml:space="preserve">), pero no su estado.</w:t>
+      </w:r>
+    </w:p>
+    <w:p>
+      <w:pPr>
+        <w:pStyle w:val="BlockText"/>
+      </w:pPr>
+      <w:r>
+        <w:rPr>
+          <w:b/>
+          <w:bCs/>
+        </w:rPr>
+        <w:t xml:space="preserve">Pendiente (2026-09-27):</w:t>
+      </w:r>
+      <w:r>
+        <w:t xml:space="preserve"> </w:t>
+      </w:r>
+      <w:r>
+        <w:t xml:space="preserve">el tipo</w:t>
+      </w:r>
+      <w:r>
+        <w:t xml:space="preserve"> </w:t>
+      </w:r>
+      <w:r>
+        <w:rPr>
+          <w:b/>
+          <w:bCs/>
+        </w:rPr>
+        <w:t xml:space="preserve">moto</w:t>
+      </w:r>
+      <w:r>
+        <w:t xml:space="preserve"> </w:t>
+      </w:r>
+      <w:r>
+        <w:t xml:space="preserve">no tiene ningún precio, así que</w:t>
+      </w:r>
+      <w:r>
+        <w:t xml:space="preserve"> </w:t>
+      </w:r>
+      <w:r>
+        <w:t xml:space="preserve">ningún servicio se le ofrece. La migración no inventó tarifas: se cargan desde</w:t>
+      </w:r>
+      <w:r>
+        <w:t xml:space="preserve"> </w:t>
+      </w:r>
+      <w:r>
+        <w:rPr>
+          <w:b/>
+          <w:bCs/>
+        </w:rPr>
+        <w:t xml:space="preserve">Servicios → Servicios y precios</w:t>
+      </w:r>
+      <w:r>
+        <w:t xml:space="preserve">.</w:t>
+      </w:r>
+    </w:p>
+    <w:bookmarkEnd w:id="23"/>
+    <w:bookmarkStart w:id="24" w:name="servicios-adicionales"/>
+    <w:p>
+      <w:pPr>
+        <w:pStyle w:val="Heading2"/>
+      </w:pPr>
+      <w:r>
+        <w:rPr>
+          <w:rStyle w:val="SectionNumber"/>
+        </w:rPr>
+        <w:t xml:space="preserve">0.4</w:t>
+      </w:r>
+      <w:r>
+        <w:tab/>
+      </w:r>
+      <w:r>
+        <w:t xml:space="preserve">4. Servicios adicionales</w:t>
+      </w:r>
+    </w:p>
+    <w:p>
+      <w:pPr>
+        <w:pStyle w:val="FirstParagraph"/>
+      </w:pPr>
+      <w:r>
+        <w:rPr>
+          <w:rStyle w:val="VerbatimChar"/>
+        </w:rPr>
+        <w:t xml:space="preserve">ServicioAdicional</w:t>
+      </w:r>
+      <w:r>
+        <w:t xml:space="preserve"> </w:t>
+      </w:r>
+      <w:r>
+        <w:t xml:space="preserve">(nombre, precio,</w:t>
+      </w:r>
+      <w:r>
+        <w:t xml:space="preserve"> </w:t>
+      </w:r>
+      <w:r>
+        <w:rPr>
+          <w:rStyle w:val="VerbatimChar"/>
+        </w:rPr>
+        <w:t xml:space="preserve">duracion_min</w:t>
+      </w:r>
+      <w:r>
+        <w:t xml:space="preserve"> </w:t>
+      </w:r>
+      <w:r>
+        <w:t xml:space="preserve">extra). CRUD interno en</w:t>
+      </w:r>
+      <w:r>
+        <w:t xml:space="preserve"> </w:t>
+      </w:r>
+      <w:r>
+        <w:rPr>
+          <w:rStyle w:val="VerbatimChar"/>
+        </w:rPr>
+        <w:t xml:space="preserve">/api/adicionales</w:t>
+      </w:r>
+      <w:r>
+        <w:t xml:space="preserve">; lectura pública en</w:t>
+      </w:r>
+      <w:r>
+        <w:t xml:space="preserve"> </w:t>
+      </w:r>
+      <w:r>
+        <w:rPr>
+          <w:rStyle w:val="VerbatimChar"/>
+        </w:rPr>
+        <w:t xml:space="preserve">/api/public/adicionales</w:t>
+      </w:r>
+      <w:r>
+        <w:t xml:space="preserve">.</w:t>
+      </w:r>
+    </w:p>
+    <w:p>
+      <w:pPr>
+        <w:pStyle w:val="BodyText"/>
+      </w:pPr>
+      <w:r>
+        <w:t xml:space="preserve">Al reservar, cada adicional elegido se copia a</w:t>
+      </w:r>
+      <w:r>
+        <w:t xml:space="preserve"> </w:t>
+      </w:r>
+      <w:r>
+        <w:rPr>
+          <w:rStyle w:val="VerbatimChar"/>
+        </w:rPr>
+        <w:t xml:space="preserve">ReservaAdicional</w:t>
+      </w:r>
+      <w:r>
+        <w:t xml:space="preserve"> </w:t>
+      </w:r>
+      <w:r>
+        <w:t xml:space="preserve">(nombre, precio</w:t>
+      </w:r>
+      <w:r>
+        <w:t xml:space="preserve"> </w:t>
+      </w:r>
+      <w:r>
+        <w:t xml:space="preserve">y minutos): cambiar el catálogo después no altera reservas ya hechas.</w:t>
+      </w:r>
+      <w:r>
+        <w:t xml:space="preserve"> </w:t>
+      </w:r>
+      <w:r>
+        <w:rPr>
+          <w:rStyle w:val="VerbatimChar"/>
+        </w:rPr>
+        <w:t xml:space="preserve">Reserva.precio_final</w:t>
+      </w:r>
+      <w:r>
+        <w:t xml:space="preserve"> </w:t>
+      </w:r>
+      <w:r>
+        <w:t xml:space="preserve">= precio del servicio para el tipo de vehículo (0 si lo cubre</w:t>
+      </w:r>
+      <w:r>
+        <w:t xml:space="preserve"> </w:t>
+      </w:r>
+      <w:r>
+        <w:t xml:space="preserve">un plan) + adicionales.</w:t>
+      </w:r>
+      <w:r>
+        <w:t xml:space="preserve"> </w:t>
+      </w:r>
+      <w:r>
+        <w:rPr>
+          <w:b/>
+          <w:bCs/>
+        </w:rPr>
+        <w:t xml:space="preserve">Los planes no cubren adicionales.</w:t>
+      </w:r>
+    </w:p>
+    <w:bookmarkEnd w:id="24"/>
+    <w:bookmarkStart w:id="25" w:name="cotización-y-creación-de-reservas"/>
+    <w:p>
+      <w:pPr>
+        <w:pStyle w:val="Heading2"/>
+      </w:pPr>
+      <w:r>
+        <w:rPr>
+          <w:rStyle w:val="SectionNumber"/>
+        </w:rPr>
+        <w:t xml:space="preserve">0.5</w:t>
+      </w:r>
+      <w:r>
+        <w:tab/>
+      </w:r>
+      <w:r>
+        <w:t xml:space="preserve">5. Cotización y creación de reservas</w:t>
+      </w:r>
+    </w:p>
+    <w:p>
+      <w:pPr>
+        <w:pStyle w:val="FirstParagraph"/>
+      </w:pPr>
+      <w:r>
+        <w:t xml:space="preserve">El precio y la duración los calcula siempre el backend (</w:t>
+      </w:r>
+      <w:r>
+        <w:rPr>
+          <w:rStyle w:val="VerbatimChar"/>
+        </w:rPr>
+        <w:t xml:space="preserve">services/cotizacion.service.js</w:t>
+      </w:r>
+      <w:r>
+        <w:t xml:space="preserve">);</w:t>
+      </w:r>
+      <w:r>
+        <w:t xml:space="preserve"> </w:t>
+      </w:r>
+      <w:r>
+        <w:t xml:space="preserve">lo que muestra la pantalla sale de la misma cuenta.</w:t>
+      </w:r>
+    </w:p>
+    <w:p>
+      <w:pPr>
+        <w:pStyle w:val="Compact"/>
+        <w:numPr>
+          <w:ilvl w:val="0"/>
+          <w:numId w:val="1002"/>
+        </w:numPr>
+      </w:pPr>
+      <w:r>
+        <w:rPr>
+          <w:rStyle w:val="VerbatimChar"/>
+        </w:rPr>
+        <w:t xml:space="preserve">POST /api/reservas/cotizar</w:t>
+      </w:r>
+      <w:r>
+        <w:t xml:space="preserve"> </w:t>
+      </w:r>
+      <w:r>
+        <w:t xml:space="preserve">— vista previa:</w:t>
+      </w:r>
+      <w:r>
+        <w:t xml:space="preserve"> </w:t>
+      </w:r>
+      <w:r>
+        <w:rPr>
+          <w:rStyle w:val="VerbatimChar"/>
+        </w:rPr>
+        <w:t xml:space="preserve">{ id_vehiculo, id_tipo_servicio, adicionales }</w:t>
+      </w:r>
+      <w:r>
+        <w:t xml:space="preserve">.</w:t>
+      </w:r>
+    </w:p>
+    <w:p>
+      <w:pPr>
+        <w:pStyle w:val="Compact"/>
+        <w:numPr>
+          <w:ilvl w:val="0"/>
+          <w:numId w:val="1002"/>
+        </w:numPr>
+      </w:pPr>
+      <w:r>
+        <w:rPr>
+          <w:rStyle w:val="VerbatimChar"/>
+        </w:rPr>
+        <w:t xml:space="preserve">POST /api/reservas</w:t>
+      </w:r>
+      <w:r>
+        <w:t xml:space="preserve"> </w:t>
+      </w:r>
+      <w:r>
+        <w:t xml:space="preserve">— crea la reserva, con</w:t>
+      </w:r>
+      <w:r>
+        <w:t xml:space="preserve"> </w:t>
+      </w:r>
+      <w:r>
+        <w:rPr>
+          <w:rStyle w:val="VerbatimChar"/>
+        </w:rPr>
+        <w:t xml:space="preserve">adicionales: [ids]</w:t>
+      </w:r>
+      <w:r>
+        <w:t xml:space="preserve"> </w:t>
+      </w:r>
+      <w:r>
+        <w:t xml:space="preserve">opcional.</w:t>
+      </w:r>
+    </w:p>
+    <w:p>
+      <w:pPr>
+        <w:pStyle w:val="FirstParagraph"/>
+      </w:pPr>
+      <w:r>
+        <w:t xml:space="preserve">Validaciones al crear, en este orden: cliente activo, vehículo del cliente y</w:t>
+      </w:r>
+      <w:r>
+        <w:t xml:space="preserve"> </w:t>
+      </w:r>
+      <w:r>
+        <w:t xml:space="preserve">activo, servicio ofrecido para el tipo de vehículo, estacionamiento (en expreso),</w:t>
+      </w:r>
+      <w:r>
+        <w:t xml:space="preserve"> </w:t>
+      </w:r>
+      <w:r>
+        <w:t xml:space="preserve">fecha no pasada,</w:t>
+      </w:r>
+      <w:r>
+        <w:t xml:space="preserve"> </w:t>
+      </w:r>
+      <w:r>
+        <w:rPr>
+          <w:b/>
+          <w:bCs/>
+        </w:rPr>
+        <w:t xml:space="preserve">hora no empezada</w:t>
+      </w:r>
+      <w:r>
+        <w:t xml:space="preserve"> </w:t>
+      </w:r>
+      <w:r>
+        <w:t xml:space="preserve">(si es hoy), dentro del horario de atención</w:t>
+      </w:r>
+      <w:r>
+        <w:t xml:space="preserve"> </w:t>
+      </w:r>
+      <w:r>
+        <w:t xml:space="preserve">del sitio, y cupo disponible. El cupo se verifica en una transacción</w:t>
+      </w:r>
+      <w:r>
+        <w:t xml:space="preserve"> </w:t>
+      </w:r>
+      <w:r>
+        <w:rPr>
+          <w:b/>
+          <w:bCs/>
+        </w:rPr>
+        <w:t xml:space="preserve">serializable</w:t>
+      </w:r>
+      <w:r>
+        <w:t xml:space="preserve">: si dos clientes piden el último cupo a la vez, uno lo obtiene y el</w:t>
+      </w:r>
+      <w:r>
+        <w:t xml:space="preserve"> </w:t>
+      </w:r>
+      <w:r>
+        <w:t xml:space="preserve">otro recibe</w:t>
+      </w:r>
+      <w:r>
+        <w:t xml:space="preserve"> </w:t>
+      </w:r>
+      <w:r>
+        <w:rPr>
+          <w:rStyle w:val="VerbatimChar"/>
+        </w:rPr>
+        <w:t xml:space="preserve">409</w:t>
+      </w:r>
+      <w:r>
+        <w:t xml:space="preserve">.</w:t>
+      </w:r>
+    </w:p>
+    <w:bookmarkEnd w:id="25"/>
+    <w:bookmarkStart w:id="26" w:name="agenda-y-capacidad"/>
+    <w:p>
+      <w:pPr>
+        <w:pStyle w:val="Heading2"/>
+      </w:pPr>
+      <w:r>
+        <w:rPr>
+          <w:rStyle w:val="SectionNumber"/>
+        </w:rPr>
+        <w:t xml:space="preserve">0.6</w:t>
+      </w:r>
+      <w:r>
+        <w:tab/>
+      </w:r>
+      <w:r>
+        <w:t xml:space="preserve">6. Agenda y capacidad</w:t>
+      </w:r>
+    </w:p>
+    <w:tbl>
+      <w:tblPr>
+        <w:tblStyle w:val="Table"/>
+        <w:tblW w:type="pct" w:w="5000"/>
+        <w:jc w:val="left"/>
+        <w:tblLayout w:type="fixed"/>
+        <w:tblLook w:firstRow="1" w:lastRow="0" w:firstColumn="0" w:lastColumn="0" w:noHBand="0" w:noVBand="0" w:val="0020"/>
+      </w:tblPr>
+      <w:tblGrid>
+        <w:gridCol w:w="3960"/>
+        <w:gridCol w:w="3960"/>
+      </w:tblGrid>
+      <w:tr>
+        <w:trPr>
+          <w:tblHeader w:val="on"/>
+        </w:trPr>
+        <w:tc>
+          <w:tcPr/>
+          <w:p>
+            <w:pPr>
+              <w:pStyle w:val="Compact"/>
+              <w:jc w:val="left"/>
+            </w:pPr>
+            <w:r>
+              <w:t xml:space="preserve">Modalidad</w:t>
+            </w:r>
+          </w:p>
+        </w:tc>
+        <w:tc>
+          <w:tcPr/>
+          <w:p>
+            <w:pPr>
+              <w:pStyle w:val="Compact"/>
+              <w:jc w:val="left"/>
+            </w:pPr>
+            <w:r>
+              <w:t xml:space="preserve">Capacidad por franja</w:t>
+            </w:r>
+          </w:p>
+        </w:tc>
+      </w:tr>
+      <w:tr>
+        <w:tc>
+          <w:tcPr/>
+          <w:p>
+            <w:pPr>
+              <w:pStyle w:val="Compact"/>
+              <w:jc w:val="left"/>
+            </w:pPr>
+            <w:r>
+              <w:t xml:space="preserve">Expreso</w:t>
+            </w:r>
+          </w:p>
+        </w:tc>
+        <w:tc>
+          <w:tcPr/>
+          <w:p>
+            <w:pPr>
+              <w:pStyle w:val="Compact"/>
+              <w:jc w:val="left"/>
+            </w:pPr>
+            <w:r>
+              <w:rPr>
+                <w:rStyle w:val="VerbatimChar"/>
+              </w:rPr>
+              <w:t xml:space="preserve">Estacionamiento.capacidad_expreso</w:t>
+            </w:r>
+            <w:r>
+              <w:t xml:space="preserve"> </w:t>
+            </w:r>
+            <w:r>
+              <w:t xml:space="preserve">del sitio; si es 0, la cantidad de lavadores activos</w:t>
+            </w:r>
+          </w:p>
+        </w:tc>
+      </w:tr>
+      <w:tr>
+        <w:tc>
+          <w:tcPr/>
+          <w:p>
+            <w:pPr>
+              <w:pStyle w:val="Compact"/>
+              <w:jc w:val="left"/>
+            </w:pPr>
+            <w:r>
+              <w:t xml:space="preserve">Profunda</w:t>
+            </w:r>
+          </w:p>
+        </w:tc>
+        <w:tc>
+          <w:tcPr/>
+          <w:p>
+            <w:pPr>
+              <w:pStyle w:val="Compact"/>
+              <w:jc w:val="left"/>
+            </w:pPr>
+            <w:r>
+              <w:t xml:space="preserve">bahías (</w:t>
+            </w:r>
+            <w:r>
+              <w:rPr>
+                <w:rStyle w:val="VerbatimChar"/>
+              </w:rPr>
+              <w:t xml:space="preserve">Plaza.tipo = 'bahia_lavado'</w:t>
+            </w:r>
+            <w:r>
+              <w:t xml:space="preserve">) disponibles</w:t>
+            </w:r>
+          </w:p>
+        </w:tc>
+      </w:tr>
+    </w:tbl>
+    <w:p>
+      <w:pPr>
+        <w:pStyle w:val="Compact"/>
+        <w:numPr>
+          <w:ilvl w:val="0"/>
+          <w:numId w:val="1003"/>
+        </w:numPr>
+      </w:pPr>
+      <w:r>
+        <w:rPr>
+          <w:b/>
+          <w:bCs/>
+        </w:rPr>
+        <w:t xml:space="preserve">Horarios ofrecidos:</w:t>
+      </w:r>
+      <w:r>
+        <w:t xml:space="preserve"> </w:t>
+      </w:r>
+      <w:r>
+        <w:t xml:space="preserve">empiezan en la apertura del sitio y avanzan cada</w:t>
+      </w:r>
+      <w:r>
+        <w:t xml:space="preserve"> </w:t>
+      </w:r>
+      <w:r>
+        <w:rPr>
+          <w:rStyle w:val="VerbatimChar"/>
+        </w:rPr>
+        <w:t xml:space="preserve">duracion_franja_min</w:t>
+      </w:r>
+      <w:r>
+        <w:t xml:space="preserve"> </w:t>
+      </w:r>
+      <w:r>
+        <w:t xml:space="preserve">(60 por defecto) para servicios que duran eso o más; los</w:t>
+      </w:r>
+      <w:r>
+        <w:t xml:space="preserve"> </w:t>
+      </w:r>
+      <w:r>
+        <w:t xml:space="preserve">más cortos, cada 30 minutos. Así los horarios caen en :00 y :30.</w:t>
+      </w:r>
+    </w:p>
+    <w:p>
+      <w:pPr>
+        <w:pStyle w:val="Compact"/>
+        <w:numPr>
+          <w:ilvl w:val="0"/>
+          <w:numId w:val="1003"/>
+        </w:numPr>
+      </w:pPr>
+      <w:r>
+        <w:rPr>
+          <w:b/>
+          <w:bCs/>
+        </w:rPr>
+        <w:t xml:space="preserve">Franjas pasadas:</w:t>
+      </w:r>
+      <w:r>
+        <w:t xml:space="preserve"> </w:t>
+      </w:r>
+      <w:r>
+        <w:t xml:space="preserve">hoy, las que ya empezaron salen con</w:t>
+      </w:r>
+      <w:r>
+        <w:t xml:space="preserve"> </w:t>
+      </w:r>
+      <w:r>
+        <w:rPr>
+          <w:rStyle w:val="VerbatimChar"/>
+        </w:rPr>
+        <w:t xml:space="preserve">pasada: true</w:t>
+      </w:r>
+      <w:r>
+        <w:t xml:space="preserve">, sin cupos, y no se pueden reservar.</w:t>
+      </w:r>
+    </w:p>
+    <w:p>
+      <w:pPr>
+        <w:pStyle w:val="Compact"/>
+        <w:numPr>
+          <w:ilvl w:val="0"/>
+          <w:numId w:val="1003"/>
+        </w:numPr>
+      </w:pPr>
+      <w:r>
+        <w:rPr>
+          <w:b/>
+          <w:bCs/>
+        </w:rPr>
+        <w:t xml:space="preserve">La disponibilidad y la creación usan la misma regla</w:t>
+      </w:r>
+      <w:r>
+        <w:t xml:space="preserve"> </w:t>
+      </w:r>
+      <w:r>
+        <w:t xml:space="preserve">(</w:t>
+      </w:r>
+      <w:r>
+        <w:rPr>
+          <w:rStyle w:val="VerbatimChar"/>
+        </w:rPr>
+        <w:t xml:space="preserve">services/agenda.service.js</w:t>
+      </w:r>
+      <w:r>
+        <w:t xml:space="preserve">).</w:t>
+      </w:r>
+      <w:r>
+        <w:t xml:space="preserve"> </w:t>
+      </w:r>
+      <w:r>
+        <w:t xml:space="preserve">Hasta el 2026-09-27, crear contaba la capacidad global y un sitio con capacidad</w:t>
+      </w:r>
+      <w:r>
+        <w:t xml:space="preserve"> </w:t>
+      </w:r>
+      <w:r>
+        <w:t xml:space="preserve">propia podía aceptar reservas encimadas.</w:t>
+      </w:r>
+    </w:p>
+    <w:p>
+      <w:pPr>
+        <w:pStyle w:val="Compact"/>
+        <w:numPr>
+          <w:ilvl w:val="0"/>
+          <w:numId w:val="1003"/>
+        </w:numPr>
+      </w:pPr>
+      <w:r>
+        <w:rPr>
+          <w:b/>
+          <w:bCs/>
+        </w:rPr>
+        <w:t xml:space="preserve">Bloqueos manuales:</w:t>
+      </w:r>
+      <w:r>
+        <w:t xml:space="preserve"> </w:t>
+      </w:r>
+      <w:r>
+        <w:rPr>
+          <w:rStyle w:val="VerbatimChar"/>
+        </w:rPr>
+        <w:t xml:space="preserve">POST /api/agenda/bloqueos</w:t>
+      </w:r>
+      <w:r>
+        <w:t xml:space="preserve"> </w:t>
+      </w:r>
+      <w:r>
+        <w:t xml:space="preserve">y</w:t>
+      </w:r>
+      <w:r>
+        <w:t xml:space="preserve"> </w:t>
+      </w:r>
+      <w:r>
+        <w:rPr>
+          <w:rStyle w:val="VerbatimChar"/>
+        </w:rPr>
+        <w:t xml:space="preserve">DELETE /api/agenda/bloqueos/:id</w:t>
+      </w:r>
+      <w:r>
+        <w:t xml:space="preserve">.</w:t>
+      </w:r>
+      <w:r>
+        <w:t xml:space="preserve"> </w:t>
+      </w:r>
+      <w:r>
+        <w:t xml:space="preserve">Bloquean ambas modalidades en todos los sitios.</w:t>
+      </w:r>
+    </w:p>
+    <w:p>
+      <w:pPr>
+        <w:pStyle w:val="Compact"/>
+        <w:numPr>
+          <w:ilvl w:val="0"/>
+          <w:numId w:val="1003"/>
+        </w:numPr>
+      </w:pPr>
+      <w:r>
+        <w:rPr>
+          <w:b/>
+          <w:bCs/>
+        </w:rPr>
+        <w:t xml:space="preserve">Asignar lavador:</w:t>
+      </w:r>
+      <w:r>
+        <w:t xml:space="preserve"> </w:t>
+      </w:r>
+      <w:r>
+        <w:rPr>
+          <w:rStyle w:val="VerbatimChar"/>
+        </w:rPr>
+        <w:t xml:space="preserve">PUT /api/reservas/:id/asignar-lavador</w:t>
+      </w:r>
+      <w:r>
+        <w:t xml:space="preserve">. Rechaza con</w:t>
+      </w:r>
+      <w:r>
+        <w:t xml:space="preserve"> </w:t>
+      </w:r>
+      <w:r>
+        <w:rPr>
+          <w:rStyle w:val="VerbatimChar"/>
+        </w:rPr>
+        <w:t xml:space="preserve">409</w:t>
+      </w:r>
+      <w:r>
+        <w:t xml:space="preserve"> </w:t>
+      </w:r>
+      <w:r>
+        <w:t xml:space="preserve">si</w:t>
+      </w:r>
+      <w:r>
+        <w:t xml:space="preserve"> </w:t>
+      </w:r>
+      <w:r>
+        <w:t xml:space="preserve">el lavador ya tiene otro trabajo solapado ese día.</w:t>
+      </w:r>
+    </w:p>
+    <w:p>
+      <w:pPr>
+        <w:pStyle w:val="Compact"/>
+        <w:numPr>
+          <w:ilvl w:val="0"/>
+          <w:numId w:val="1003"/>
+        </w:numPr>
+      </w:pPr>
+      <w:r>
+        <w:rPr>
+          <w:b/>
+          <w:bCs/>
+        </w:rPr>
+        <w:t xml:space="preserve">Estados:</w:t>
+      </w:r>
+      <w:r>
+        <w:t xml:space="preserve"> </w:t>
+      </w:r>
+      <w:r>
+        <w:rPr>
+          <w:rStyle w:val="VerbatimChar"/>
+        </w:rPr>
+        <w:t xml:space="preserve">solicitada → confirmada → en_proceso → completada</w:t>
+      </w:r>
+      <w:r>
+        <w:t xml:space="preserve">, con salidas a</w:t>
+      </w:r>
+      <w:r>
+        <w:t xml:space="preserve"> </w:t>
+      </w:r>
+      <w:r>
+        <w:rPr>
+          <w:rStyle w:val="VerbatimChar"/>
+        </w:rPr>
+        <w:t xml:space="preserve">cancelada</w:t>
+      </w:r>
+      <w:r>
+        <w:t xml:space="preserve"> </w:t>
+      </w:r>
+      <w:r>
+        <w:t xml:space="preserve">(desde solicitada o confirmada) y</w:t>
+      </w:r>
+      <w:r>
+        <w:t xml:space="preserve"> </w:t>
+      </w:r>
+      <w:r>
+        <w:rPr>
+          <w:rStyle w:val="VerbatimChar"/>
+        </w:rPr>
+        <w:t xml:space="preserve">no_asistio</w:t>
+      </w:r>
+      <w:r>
+        <w:t xml:space="preserve"> </w:t>
+      </w:r>
+      <w:r>
+        <w:t xml:space="preserve">(desde confirmada o en</w:t>
+      </w:r>
+      <w:r>
+        <w:t xml:space="preserve"> </w:t>
+      </w:r>
+      <w:r>
+        <w:t xml:space="preserve">proceso).</w:t>
+      </w:r>
+      <w:r>
+        <w:t xml:space="preserve"> </w:t>
+      </w:r>
+      <w:r>
+        <w:rPr>
+          <w:rStyle w:val="VerbatimChar"/>
+        </w:rPr>
+        <w:t xml:space="preserve">PUT /api/reservas/:id/no-asistio</w:t>
+      </w:r>
+      <w:r>
+        <w:t xml:space="preserve"> </w:t>
+      </w:r>
+      <w:r>
+        <w:t xml:space="preserve">existe, pero</w:t>
+      </w:r>
+      <w:r>
+        <w:t xml:space="preserve"> </w:t>
+      </w:r>
+      <w:r>
+        <w:rPr>
+          <w:b/>
+          <w:bCs/>
+        </w:rPr>
+        <w:t xml:space="preserve">el panel no tiene</w:t>
+      </w:r>
+      <w:r>
+        <w:rPr>
+          <w:b/>
+          <w:bCs/>
+        </w:rPr>
+        <w:t xml:space="preserve"> </w:t>
+      </w:r>
+      <w:r>
+        <w:rPr>
+          <w:b/>
+          <w:bCs/>
+        </w:rPr>
+        <w:t xml:space="preserve">botón</w:t>
+      </w:r>
+      <w:r>
+        <w:t xml:space="preserve"> </w:t>
+      </w:r>
+      <w:r>
+        <w:t xml:space="preserve">para marcarlo.</w:t>
+      </w:r>
+    </w:p>
+    <w:bookmarkEnd w:id="26"/>
+    <w:bookmarkStart w:id="27" w:name="fechas-y-zona-horaria"/>
+    <w:p>
+      <w:pPr>
+        <w:pStyle w:val="Heading2"/>
+      </w:pPr>
+      <w:r>
+        <w:rPr>
+          <w:rStyle w:val="SectionNumber"/>
+        </w:rPr>
+        <w:t xml:space="preserve">0.7</w:t>
+      </w:r>
+      <w:r>
+        <w:tab/>
+      </w:r>
+      <w:r>
+        <w:t xml:space="preserve">7. Fechas y zona horaria</w:t>
+      </w:r>
+    </w:p>
+    <w:p>
+      <w:pPr>
+        <w:pStyle w:val="FirstParagraph"/>
+      </w:pPr>
+      <w:r>
+        <w:rPr>
+          <w:rStyle w:val="VerbatimChar"/>
+        </w:rPr>
+        <w:t xml:space="preserve">Reserva.fecha</w:t>
+      </w:r>
+      <w:r>
+        <w:t xml:space="preserve"> </w:t>
+      </w:r>
+      <w:r>
+        <w:t xml:space="preserve">es un día, guardado como</w:t>
+      </w:r>
+      <w:r>
+        <w:t xml:space="preserve"> </w:t>
+      </w:r>
+      <w:r>
+        <w:rPr>
+          <w:b/>
+          <w:bCs/>
+        </w:rPr>
+        <w:t xml:space="preserve">medianoche UTC</w:t>
+      </w:r>
+      <w:r>
+        <w:t xml:space="preserve"> </w:t>
+      </w:r>
+      <w:r>
+        <w:t xml:space="preserve">(</w:t>
+      </w:r>
+      <w:r>
+        <w:rPr>
+          <w:rStyle w:val="VerbatimChar"/>
+        </w:rPr>
+        <w:t xml:space="preserve">2026-09-27T00:00:00Z</w:t>
+      </w:r>
+      <w:r>
+        <w:t xml:space="preserve">).</w:t>
+      </w:r>
+      <w:r>
+        <w:t xml:space="preserve"> </w:t>
+      </w:r>
+      <w:r>
+        <w:t xml:space="preserve">El contenedor corre en UTC;</w:t>
+      </w:r>
+      <w:r>
+        <w:t xml:space="preserve"> </w:t>
+      </w:r>
+      <w:r>
+        <w:t xml:space="preserve">“</w:t>
+      </w:r>
+      <w:r>
+        <w:t xml:space="preserve">hoy</w:t>
+      </w:r>
+      <w:r>
+        <w:t xml:space="preserve">”</w:t>
+      </w:r>
+      <w:r>
+        <w:t xml:space="preserve">,</w:t>
+      </w:r>
+      <w:r>
+        <w:t xml:space="preserve"> </w:t>
+      </w:r>
+      <w:r>
+        <w:t xml:space="preserve">“</w:t>
+      </w:r>
+      <w:r>
+        <w:t xml:space="preserve">ahora</w:t>
+      </w:r>
+      <w:r>
+        <w:t xml:space="preserve">”</w:t>
+      </w:r>
+      <w:r>
+        <w:t xml:space="preserve">, los KPIs del día y los recordatorios</w:t>
+      </w:r>
+      <w:r>
+        <w:t xml:space="preserve"> </w:t>
+      </w:r>
+      <w:r>
+        <w:t xml:space="preserve">se calculan en</w:t>
+      </w:r>
+      <w:r>
+        <w:t xml:space="preserve"> </w:t>
+      </w:r>
+      <w:r>
+        <w:rPr>
+          <w:rStyle w:val="VerbatimChar"/>
+        </w:rPr>
+        <w:t xml:space="preserve">APP_TZ</w:t>
+      </w:r>
+      <w:r>
+        <w:t xml:space="preserve"> </w:t>
+      </w:r>
+      <w:r>
+        <w:t xml:space="preserve">(por defecto</w:t>
+      </w:r>
+      <w:r>
+        <w:t xml:space="preserve"> </w:t>
+      </w:r>
+      <w:r>
+        <w:rPr>
+          <w:rStyle w:val="VerbatimChar"/>
+        </w:rPr>
+        <w:t xml:space="preserve">America/Guayaquil</w:t>
+      </w:r>
+      <w:r>
+        <w:t xml:space="preserve">). Todo pasa por</w:t>
+      </w:r>
+      <w:r>
+        <w:t xml:space="preserve"> </w:t>
+      </w:r>
+      <w:r>
+        <w:rPr>
+          <w:rStyle w:val="VerbatimChar"/>
+        </w:rPr>
+        <w:t xml:space="preserve">backend/src/utils/fechas.js</w:t>
+      </w:r>
+      <w:r>
+        <w:t xml:space="preserve"> </w:t>
+      </w:r>
+      <w:r>
+        <w:t xml:space="preserve">y</w:t>
+      </w:r>
+      <w:r>
+        <w:t xml:space="preserve"> </w:t>
+      </w:r>
+      <w:r>
+        <w:rPr>
+          <w:rStyle w:val="VerbatimChar"/>
+        </w:rPr>
+        <w:t xml:space="preserve">frontend/src/utils/fechas.ts</w:t>
+      </w:r>
+      <w:r>
+        <w:t xml:space="preserve">.</w:t>
+      </w:r>
+    </w:p>
+    <w:p>
+      <w:pPr>
+        <w:pStyle w:val="BlockText"/>
+      </w:pPr>
+      <w:r>
+        <w:t xml:space="preserve">Antes del 2026-09-27 el navegador (UTC−5) mostraba cada reserva un día antes, y</w:t>
+      </w:r>
+      <w:r>
+        <w:t xml:space="preserve"> </w:t>
+      </w:r>
+      <w:r>
+        <w:t xml:space="preserve">desde las 19:00 el servidor ya contaba el día siguiente. No volver a usar</w:t>
+      </w:r>
+      <w:r>
+        <w:t xml:space="preserve"> </w:t>
+      </w:r>
+      <w:r>
+        <w:rPr>
+          <w:rStyle w:val="VerbatimChar"/>
+        </w:rPr>
+        <w:t xml:space="preserve">new Date(fecha)</w:t>
+      </w:r>
+      <w:r>
+        <w:t xml:space="preserve"> </w:t>
+      </w:r>
+      <w:r>
+        <w:t xml:space="preserve">con</w:t>
+      </w:r>
+      <w:r>
+        <w:t xml:space="preserve"> </w:t>
+      </w:r>
+      <w:r>
+        <w:rPr>
+          <w:rStyle w:val="VerbatimChar"/>
+        </w:rPr>
+        <w:t xml:space="preserve">setHours</w:t>
+      </w:r>
+      <w:r>
+        <w:t xml:space="preserve">, ni</w:t>
+      </w:r>
+      <w:r>
+        <w:t xml:space="preserve"> </w:t>
+      </w:r>
+      <w:r>
+        <w:rPr>
+          <w:rStyle w:val="VerbatimChar"/>
+        </w:rPr>
+        <w:t xml:space="preserve">toLocaleDateString()</w:t>
+      </w:r>
+      <w:r>
+        <w:t xml:space="preserve"> </w:t>
+      </w:r>
+      <w:r>
+        <w:t xml:space="preserve">sobre</w:t>
+      </w:r>
+      <w:r>
+        <w:t xml:space="preserve"> </w:t>
+      </w:r>
+      <w:r>
+        <w:rPr>
+          <w:rStyle w:val="VerbatimChar"/>
+        </w:rPr>
+        <w:t xml:space="preserve">Reserva.fecha</w:t>
+      </w:r>
+      <w:r>
+        <w:t xml:space="preserve">.</w:t>
+      </w:r>
+    </w:p>
+    <w:bookmarkEnd w:id="27"/>
+    <w:bookmarkStart w:id="28" w:name="validación-de-pagos"/>
+    <w:p>
+      <w:pPr>
+        <w:pStyle w:val="Heading2"/>
+      </w:pPr>
+      <w:r>
+        <w:rPr>
+          <w:rStyle w:val="SectionNumber"/>
+        </w:rPr>
+        <w:t xml:space="preserve">0.8</w:t>
+      </w:r>
+      <w:r>
+        <w:tab/>
+      </w:r>
+      <w:r>
+        <w:t xml:space="preserve">8. Validación de pagos</w:t>
+      </w:r>
+    </w:p>
+    <w:p>
+      <w:pPr>
+        <w:pStyle w:val="FirstParagraph"/>
+      </w:pPr>
+      <w:r>
+        <w:t xml:space="preserve">Los comprobantes que sube el cliente quedan</w:t>
+      </w:r>
+      <w:r>
+        <w:t xml:space="preserve"> </w:t>
+      </w:r>
+      <w:r>
+        <w:rPr>
+          <w:rStyle w:val="VerbatimChar"/>
+        </w:rPr>
+        <w:t xml:space="preserve">en_verificacion</w:t>
+      </w:r>
+      <w:r>
+        <w:t xml:space="preserve"> </w:t>
+      </w:r>
+      <w:r>
+        <w:t xml:space="preserve">y no cuentan como</w:t>
+      </w:r>
+      <w:r>
+        <w:t xml:space="preserve"> </w:t>
+      </w:r>
+      <w:r>
+        <w:t xml:space="preserve">ingreso. Se listan con</w:t>
+      </w:r>
+      <w:r>
+        <w:t xml:space="preserve"> </w:t>
+      </w:r>
+      <w:r>
+        <w:rPr>
+          <w:rStyle w:val="VerbatimChar"/>
+        </w:rPr>
+        <w:t xml:space="preserve">GET /api/pagos/pendientes</w:t>
+      </w:r>
+      <w:r>
+        <w:t xml:space="preserve"> </w:t>
+      </w:r>
+      <w:r>
+        <w:t xml:space="preserve">y se resuelven con</w:t>
+      </w:r>
+      <w:r>
+        <w:t xml:space="preserve"> </w:t>
+      </w:r>
+      <w:r>
+        <w:rPr>
+          <w:rStyle w:val="VerbatimChar"/>
+        </w:rPr>
+        <w:t xml:space="preserve">PUT /api/reservas/:id/pagos/:pagoId/verificar</w:t>
+      </w:r>
+      <w:r>
+        <w:t xml:space="preserve">. Un comprobante es un archivo de</w:t>
+      </w:r>
+      <w:r>
+        <w:t xml:space="preserve"> </w:t>
+      </w:r>
+      <w:r>
+        <w:t xml:space="preserve">hasta 5 MB (JPG, PNG, WEBP, GIF o PDF).</w:t>
+      </w:r>
+    </w:p>
+    <w:p>
+      <w:pPr>
+        <w:pStyle w:val="BlockText"/>
+      </w:pPr>
+      <w:r>
+        <w:t xml:space="preserve">La</w:t>
+      </w:r>
+      <w:r>
+        <w:t xml:space="preserve"> </w:t>
+      </w:r>
+      <w:r>
+        <w:rPr>
+          <w:b/>
+          <w:bCs/>
+        </w:rPr>
+        <w:t xml:space="preserve">pasarela de tarjeta no está conectada</w:t>
+      </w:r>
+      <w:r>
+        <w:t xml:space="preserve">:</w:t>
+      </w:r>
+      <w:r>
+        <w:t xml:space="preserve"> </w:t>
+      </w:r>
+      <w:r>
+        <w:rPr>
+          <w:rStyle w:val="VerbatimChar"/>
+        </w:rPr>
+        <w:t xml:space="preserve">POST /api/reservas/:id/pagos/tarjeta</w:t>
+      </w:r>
+      <w:r>
+        <w:t xml:space="preserve"> </w:t>
+      </w:r>
+      <w:r>
+        <w:t xml:space="preserve">deja el pago pendiente, y la pantalla del cliente no ofrece tarjeta. Antes de</w:t>
+      </w:r>
+      <w:r>
+        <w:t xml:space="preserve"> </w:t>
+      </w:r>
+      <w:r>
+        <w:t xml:space="preserve">conectarla, resolver SEC-02: el webhook no valida firma.</w:t>
+      </w:r>
+    </w:p>
+    <w:bookmarkEnd w:id="28"/>
+    <w:bookmarkStart w:id="29" w:name="reportes"/>
+    <w:p>
+      <w:pPr>
+        <w:pStyle w:val="Heading2"/>
+      </w:pPr>
+      <w:r>
+        <w:rPr>
+          <w:rStyle w:val="SectionNumber"/>
+        </w:rPr>
+        <w:t xml:space="preserve">0.9</w:t>
+      </w:r>
+      <w:r>
+        <w:tab/>
+      </w:r>
+      <w:r>
+        <w:t xml:space="preserve">9. Reportes</w:t>
       </w:r>
     </w:p>
     <w:tbl>
@@ -255,24 +3082,36 @@
               <w:jc w:val="left"/>
             </w:pPr>
             <w:r>
-              <w:t xml:space="preserve">Rol</w:t>
-            </w:r>
-          </w:p>
-        </w:tc>
-        <w:tc>
-          <w:tcPr/>
-          <w:p>
-            <w:pPr>
-              <w:pStyle w:val="Compact"/>
-              <w:jc w:val="left"/>
-            </w:pPr>
-            <w:r>
-              <w:t xml:space="preserve">Alcance</w:t>
+              <w:t xml:space="preserve">Reporte</w:t>
+            </w:r>
+          </w:p>
+        </w:tc>
+        <w:tc>
+          <w:tcPr/>
+          <w:p>
+            <w:pPr>
+              <w:pStyle w:val="Compact"/>
+              <w:jc w:val="left"/>
+            </w:pPr>
+            <w:r>
+              <w:t xml:space="preserve">Endpoint</w:t>
             </w:r>
           </w:p>
         </w:tc>
       </w:tr>
       <w:tr>
+        <w:tc>
+          <w:tcPr/>
+          <w:p>
+            <w:pPr>
+              <w:pStyle w:val="Compact"/>
+              <w:jc w:val="left"/>
+            </w:pPr>
+            <w:r>
+              <w:t xml:space="preserve">KPIs</w:t>
+            </w:r>
+          </w:p>
+        </w:tc>
         <w:tc>
           <w:tcPr/>
           <w:p>
@@ -284,24 +3123,24 @@
               <w:rPr>
                 <w:rStyle w:val="VerbatimChar"/>
               </w:rPr>
-              <w:t xml:space="preserve">admin</w:t>
-            </w:r>
-          </w:p>
-        </w:tc>
-        <w:tc>
-          <w:tcPr/>
-          <w:p>
-            <w:pPr>
-              <w:pStyle w:val="Compact"/>
-              <w:jc w:val="left"/>
-            </w:pPr>
-            <w:r>
-              <w:t xml:space="preserve">administracion completa</w:t>
+              <w:t xml:space="preserve">GET /api/reportes/kpis</w:t>
             </w:r>
           </w:p>
         </w:tc>
       </w:tr>
       <w:tr>
+        <w:tc>
+          <w:tcPr/>
+          <w:p>
+            <w:pPr>
+              <w:pStyle w:val="Compact"/>
+              <w:jc w:val="left"/>
+            </w:pPr>
+            <w:r>
+              <w:t xml:space="preserve">Ingresos</w:t>
+            </w:r>
+          </w:p>
+        </w:tc>
         <w:tc>
           <w:tcPr/>
           <w:p>
@@ -313,24 +3152,24 @@
               <w:rPr>
                 <w:rStyle w:val="VerbatimChar"/>
               </w:rPr>
-              <w:t xml:space="preserve">operador</w:t>
-            </w:r>
-          </w:p>
-        </w:tc>
-        <w:tc>
-          <w:tcPr/>
-          <w:p>
-            <w:pPr>
-              <w:pStyle w:val="Compact"/>
-              <w:jc w:val="left"/>
-            </w:pPr>
-            <w:r>
-              <w:t xml:space="preserve">agenda, asignaciones, validacion de pagos</w:t>
+              <w:t xml:space="preserve">GET /api/reportes/ingresos</w:t>
             </w:r>
           </w:p>
         </w:tc>
       </w:tr>
       <w:tr>
+        <w:tc>
+          <w:tcPr/>
+          <w:p>
+            <w:pPr>
+              <w:pStyle w:val="Compact"/>
+              <w:jc w:val="left"/>
+            </w:pPr>
+            <w:r>
+              <w:t xml:space="preserve">Por estacionamiento</w:t>
+            </w:r>
+          </w:p>
+        </w:tc>
         <w:tc>
           <w:tcPr/>
           <w:p>
@@ -342,24 +3181,24 @@
               <w:rPr>
                 <w:rStyle w:val="VerbatimChar"/>
               </w:rPr>
-              <w:t xml:space="preserve">lavador</w:t>
-            </w:r>
-          </w:p>
-        </w:tc>
-        <w:tc>
-          <w:tcPr/>
-          <w:p>
-            <w:pPr>
-              <w:pStyle w:val="Compact"/>
-              <w:jc w:val="left"/>
-            </w:pPr>
-            <w:r>
-              <w:t xml:space="preserve">sus trabajos y carga de evidencia</w:t>
+              <w:t xml:space="preserve">GET /api/reportes/por-estacionamiento</w:t>
             </w:r>
           </w:p>
         </w:tc>
       </w:tr>
       <w:tr>
+        <w:tc>
+          <w:tcPr/>
+          <w:p>
+            <w:pPr>
+              <w:pStyle w:val="Compact"/>
+              <w:jc w:val="left"/>
+            </w:pPr>
+            <w:r>
+              <w:t xml:space="preserve">Por servicio</w:t>
+            </w:r>
+          </w:p>
+        </w:tc>
         <w:tc>
           <w:tcPr/>
           <w:p>
@@ -371,19 +3210,94 @@
               <w:rPr>
                 <w:rStyle w:val="VerbatimChar"/>
               </w:rPr>
-              <w:t xml:space="preserve">cliente</w:t>
-            </w:r>
-          </w:p>
-        </w:tc>
-        <w:tc>
-          <w:tcPr/>
-          <w:p>
-            <w:pPr>
-              <w:pStyle w:val="Compact"/>
-              <w:jc w:val="left"/>
-            </w:pPr>
-            <w:r>
-              <w:t xml:space="preserve">sus reservas, pagos y calificaciones</w:t>
+              <w:t xml:space="preserve">GET /api/reportes/por-servicio</w:t>
+            </w:r>
+          </w:p>
+        </w:tc>
+      </w:tr>
+      <w:tr>
+        <w:tc>
+          <w:tcPr/>
+          <w:p>
+            <w:pPr>
+              <w:pStyle w:val="Compact"/>
+              <w:jc w:val="left"/>
+            </w:pPr>
+            <w:r>
+              <w:t xml:space="preserve">Exportar Excel</w:t>
+            </w:r>
+          </w:p>
+        </w:tc>
+        <w:tc>
+          <w:tcPr/>
+          <w:p>
+            <w:pPr>
+              <w:pStyle w:val="Compact"/>
+              <w:jc w:val="left"/>
+            </w:pPr>
+            <w:r>
+              <w:rPr>
+                <w:rStyle w:val="VerbatimChar"/>
+              </w:rPr>
+              <w:t xml:space="preserve">GET /api/reportes/exportar/excel</w:t>
+            </w:r>
+          </w:p>
+        </w:tc>
+      </w:tr>
+      <w:tr>
+        <w:tc>
+          <w:tcPr/>
+          <w:p>
+            <w:pPr>
+              <w:pStyle w:val="Compact"/>
+              <w:jc w:val="left"/>
+            </w:pPr>
+            <w:r>
+              <w:t xml:space="preserve">Exportar PDF</w:t>
+            </w:r>
+          </w:p>
+        </w:tc>
+        <w:tc>
+          <w:tcPr/>
+          <w:p>
+            <w:pPr>
+              <w:pStyle w:val="Compact"/>
+              <w:jc w:val="left"/>
+            </w:pPr>
+            <w:r>
+              <w:rPr>
+                <w:rStyle w:val="VerbatimChar"/>
+              </w:rPr>
+              <w:t xml:space="preserve">GET /api/reportes/exportar/pdf</w:t>
+            </w:r>
+          </w:p>
+        </w:tc>
+      </w:tr>
+      <w:tr>
+        <w:tc>
+          <w:tcPr/>
+          <w:p>
+            <w:pPr>
+              <w:pStyle w:val="Compact"/>
+              <w:jc w:val="left"/>
+            </w:pPr>
+            <w:r>
+              <w:t xml:space="preserve">Acta de servicio</w:t>
+            </w:r>
+          </w:p>
+        </w:tc>
+        <w:tc>
+          <w:tcPr/>
+          <w:p>
+            <w:pPr>
+              <w:pStyle w:val="Compact"/>
+              <w:jc w:val="left"/>
+            </w:pPr>
+            <w:r>
+              <w:rPr>
+                <w:rStyle w:val="VerbatimChar"/>
+              </w:rPr>
+              <w:t xml:space="preserve">GET /api/reportes/reserva/:id/acta.pdf</w:t>
             </w:r>
           </w:p>
         </w:tc>
@@ -394,126 +3308,101 @@
         <w:pStyle w:val="BodyText"/>
       </w:pPr>
       <w:r>
+        <w:t xml:space="preserve">El acta incluye el tipo de vehículo y los adicionales con su precio. Los PDF llevan</w:t>
+      </w:r>
+      <w:r>
+        <w:t xml:space="preserve"> </w:t>
+      </w:r>
+      <w:r>
+        <w:t xml:space="preserve">el logo desde</w:t>
+      </w:r>
+      <w:r>
+        <w:t xml:space="preserve"> </w:t>
+      </w:r>
+      <w:r>
+        <w:rPr>
+          <w:rStyle w:val="VerbatimChar"/>
+        </w:rPr>
+        <w:t xml:space="preserve">backend/assets/logo-mark.png</w:t>
+      </w:r>
+      <w:r>
+        <w:t xml:space="preserve">.</w:t>
+      </w:r>
+    </w:p>
+    <w:bookmarkEnd w:id="29"/>
+    <w:bookmarkStart w:id="30" w:name="parámetros-del-sistema"/>
+    <w:p>
+      <w:pPr>
+        <w:pStyle w:val="Heading2"/>
+      </w:pPr>
+      <w:r>
+        <w:rPr>
+          <w:rStyle w:val="SectionNumber"/>
+        </w:rPr>
+        <w:t xml:space="preserve">0.10</w:t>
+      </w:r>
+      <w:r>
+        <w:tab/>
+      </w:r>
+      <w:r>
+        <w:t xml:space="preserve">10. Parámetros del sistema</w:t>
+      </w:r>
+    </w:p>
+    <w:p>
+      <w:pPr>
+        <w:pStyle w:val="FirstParagraph"/>
+      </w:pPr>
+      <w:r>
+        <w:t xml:space="preserve">Todo en</w:t>
+      </w:r>
+      <w:r>
+        <w:t xml:space="preserve"> </w:t>
+      </w:r>
+      <w:r>
+        <w:rPr>
+          <w:rStyle w:val="VerbatimChar"/>
+        </w:rPr>
+        <w:t xml:space="preserve">.env</w:t>
+      </w:r>
+      <w:r>
+        <w:t xml:space="preserve">, junto a</w:t>
+      </w:r>
+      <w:r>
+        <w:t xml:space="preserve"> </w:t>
+      </w:r>
+      <w:r>
+        <w:rPr>
+          <w:rStyle w:val="VerbatimChar"/>
+        </w:rPr>
+        <w:t xml:space="preserve">docker-compose.yml</w:t>
+      </w:r>
+      <w:r>
+        <w:t xml:space="preserve">.</w:t>
+      </w:r>
+      <w:r>
+        <w:t xml:space="preserve"> </w:t>
+      </w:r>
+      <w:r>
         <w:rPr>
           <w:b/>
           <w:bCs/>
         </w:rPr>
-        <w:t xml:space="preserve">Suspender una cuenta corta el acceso de inmediato.</w:t>
-      </w:r>
-      <w:r>
-        <w:t xml:space="preserve"> </w:t>
-      </w:r>
-      <w:r>
-        <w:t xml:space="preserve">El sistema revalida el</w:t>
-      </w:r>
-      <w:r>
-        <w:t xml:space="preserve"> </w:t>
-      </w:r>
-      <w:r>
-        <w:t xml:space="preserve">estado en cada peticion, asi que no hay que esperar a que caduque el token.</w:t>
-      </w:r>
-      <w:r>
-        <w:t xml:space="preserve"> </w:t>
-      </w:r>
-      <w:r>
-        <w:t xml:space="preserve">Basta poner</w:t>
-      </w:r>
-      <w:r>
-        <w:t xml:space="preserve"> </w:t>
-      </w:r>
-      <w:r>
-        <w:rPr>
-          <w:rStyle w:val="VerbatimChar"/>
-        </w:rPr>
-        <w:t xml:space="preserve">estado</w:t>
-      </w:r>
-      <w:r>
-        <w:t xml:space="preserve"> </w:t>
-      </w:r>
-      <w:r>
-        <w:t xml:space="preserve">distinto de</w:t>
-      </w:r>
-      <w:r>
-        <w:t xml:space="preserve"> </w:t>
-      </w:r>
-      <w:r>
-        <w:rPr>
-          <w:rStyle w:val="VerbatimChar"/>
-        </w:rPr>
-        <w:t xml:space="preserve">activo</w:t>
-      </w:r>
-      <w:r>
-        <w:t xml:space="preserve"> </w:t>
-      </w:r>
-      <w:r>
-        <w:t xml:space="preserve">en</w:t>
-      </w:r>
-      <w:r>
-        <w:t xml:space="preserve"> </w:t>
-      </w:r>
-      <w:r>
-        <w:rPr>
-          <w:rStyle w:val="VerbatimChar"/>
-        </w:rPr>
-        <w:t xml:space="preserve">Usuario</w:t>
-      </w:r>
-      <w:r>
-        <w:t xml:space="preserve">, o en la ficha de</w:t>
-      </w:r>
-      <w:r>
-        <w:t xml:space="preserve"> </w:t>
-      </w:r>
-      <w:r>
-        <w:rPr>
-          <w:rStyle w:val="VerbatimChar"/>
-        </w:rPr>
-        <w:t xml:space="preserve">Cliente</w:t>
-      </w:r>
-      <w:r>
-        <w:t xml:space="preserve"> </w:t>
-      </w:r>
-      <w:r>
-        <w:t xml:space="preserve">o</w:t>
-      </w:r>
-      <w:r>
-        <w:t xml:space="preserve"> </w:t>
-      </w:r>
-      <w:r>
-        <w:rPr>
-          <w:rStyle w:val="VerbatimChar"/>
-        </w:rPr>
-        <w:t xml:space="preserve">Lavador</w:t>
-      </w:r>
-      <w:r>
-        <w:t xml:space="preserve">.</w:t>
-      </w:r>
-    </w:p>
-    <w:p>
-      <w:pPr>
-        <w:pStyle w:val="BodyText"/>
-      </w:pPr>
+        <w:t xml:space="preserve">Es de</w:t>
+      </w:r>
       <w:r>
         <w:rPr>
           <w:b/>
           <w:bCs/>
         </w:rPr>
-        <w:t xml:space="preserve">Advertencia:</w:t>
-      </w:r>
-      <w:r>
-        <w:t xml:space="preserve"> </w:t>
-      </w:r>
-      <w:r>
-        <w:t xml:space="preserve">el rol es texto libre en la base. Al crear usuarios</w:t>
-      </w:r>
-      <w:r>
-        <w:t xml:space="preserve"> </w:t>
-      </w:r>
-      <w:r>
-        <w:rPr>
+        <w:t xml:space="preserve"> </w:t>
+      </w:r>
+      <w:r>
+        <w:rPr>
+          <w:rStyle w:val="VerbatimChar"/>
           <w:b/>
           <w:bCs/>
         </w:rPr>
-        <w:t xml:space="preserve">por</w:t>
+        <w:t xml:space="preserve">server-dt</w:t>
       </w:r>
       <w:r>
         <w:rPr>
@@ -527,107 +3416,71 @@
           <w:b/>
           <w:bCs/>
         </w:rPr>
-        <w:t xml:space="preserve">fuera de la aplicacion</w:t>
-      </w:r>
-      <w:r>
-        <w:t xml:space="preserve">, un valor mal escrito (</w:t>
-      </w:r>
-      <w:r>
-        <w:rPr>
-          <w:rStyle w:val="VerbatimChar"/>
-        </w:rPr>
-        <w:t xml:space="preserve">"Admin"</w:t>
-      </w:r>
-      <w:r>
-        <w:t xml:space="preserve"> </w:t>
-      </w:r>
-      <w:r>
-        <w:t xml:space="preserve">en vez de</w:t>
-      </w:r>
-      <w:r>
-        <w:t xml:space="preserve"> </w:t>
-      </w:r>
-      <w:r>
-        <w:rPr>
-          <w:rStyle w:val="VerbatimChar"/>
-        </w:rPr>
-        <w:t xml:space="preserve">"admin"</w:t>
-      </w:r>
-      <w:r>
-        <w:t xml:space="preserve">)</w:t>
-      </w:r>
-      <w:r>
-        <w:t xml:space="preserve"> </w:t>
-      </w:r>
-      <w:r>
-        <w:t xml:space="preserve">deja la cuenta sin permisos, sin mensaje de error. Usar siempre minusculas y</w:t>
-      </w:r>
-      <w:r>
-        <w:t xml:space="preserve"> </w:t>
-      </w:r>
-      <w:r>
-        <w:t xml:space="preserve">exactamente uno de los cuatro valores.</w:t>
-      </w:r>
-    </w:p>
-    <w:p>
-      <w:pPr>
-        <w:pStyle w:val="BodyText"/>
-      </w:pPr>
-      <w:r>
-        <w:t xml:space="preserve">Existe</w:t>
-      </w:r>
-      <w:r>
-        <w:t xml:space="preserve"> </w:t>
-      </w:r>
-      <w:r>
-        <w:rPr>
-          <w:rStyle w:val="VerbatimChar"/>
-        </w:rPr>
-        <w:t xml:space="preserve">POST /api/clientes/:id/usuario/reset</w:t>
-      </w:r>
-      <w:r>
-        <w:t xml:space="preserve"> </w:t>
-      </w:r>
-      <w:r>
-        <w:t xml:space="preserve">para reiniciar credenciales de un</w:t>
-      </w:r>
-      <w:r>
-        <w:t xml:space="preserve"> </w:t>
-      </w:r>
-      <w:r>
-        <w:t xml:space="preserve">cliente.</w:t>
-      </w:r>
-    </w:p>
-    <w:bookmarkEnd w:id="20"/>
-    <w:bookmarkStart w:id="21" w:name="catalogos"/>
-    <w:p>
-      <w:pPr>
-        <w:pStyle w:val="Heading2"/>
-      </w:pPr>
-      <w:r>
-        <w:rPr>
-          <w:rStyle w:val="SectionNumber"/>
-        </w:rPr>
-        <w:t xml:space="preserve">0.2</w:t>
-      </w:r>
-      <w:r>
-        <w:tab/>
-      </w:r>
-      <w:r>
-        <w:t xml:space="preserve">2. Catalogos</w:t>
+        <w:t xml:space="preserve">con permisos</w:t>
+      </w:r>
+      <w:r>
+        <w:rPr>
+          <w:b/>
+          <w:bCs/>
+        </w:rPr>
+        <w:t xml:space="preserve"> </w:t>
+      </w:r>
+      <w:r>
+        <w:rPr>
+          <w:rStyle w:val="VerbatimChar"/>
+          <w:b/>
+          <w:bCs/>
+        </w:rPr>
+        <w:t xml:space="preserve">600</w:t>
+      </w:r>
+      <w:r>
+        <w:t xml:space="preserve">: no volver a dejarlo legible por todos (hasta el 2026-09-27 era</w:t>
+      </w:r>
+      <w:r>
+        <w:t xml:space="preserve"> </w:t>
+      </w:r>
+      <w:r>
+        <w:rPr>
+          <w:rStyle w:val="VerbatimChar"/>
+        </w:rPr>
+        <w:t xml:space="preserve">644</w:t>
+      </w:r>
+      <w:r>
+        <w:t xml:space="preserve"> </w:t>
+      </w:r>
+      <w:r>
+        <w:t xml:space="preserve">de root).</w:t>
+      </w:r>
+      <w:r>
+        <w:t xml:space="preserve"> </w:t>
+      </w:r>
+      <w:r>
+        <w:t xml:space="preserve">Un cambio requiere recrear el contenedor:</w:t>
+      </w:r>
+      <w:r>
+        <w:t xml:space="preserve"> </w:t>
+      </w:r>
+      <w:r>
+        <w:rPr>
+          <w:rStyle w:val="VerbatimChar"/>
+        </w:rPr>
+        <w:t xml:space="preserve">docker compose up -d backend</w:t>
+      </w:r>
+      <w:r>
+        <w:t xml:space="preserve">.</w:t>
       </w:r>
     </w:p>
     <w:tbl>
       <w:tblPr>
         <w:tblStyle w:val="Table"/>
-        <w:tblW w:type="auto" w:w="0"/>
+        <w:tblW w:type="pct" w:w="5000"/>
         <w:jc w:val="left"/>
+        <w:tblLayout w:type="fixed"/>
         <w:tblLook w:firstRow="1" w:lastRow="0" w:firstColumn="0" w:lastColumn="0" w:noHBand="0" w:noVBand="0" w:val="0020"/>
       </w:tblPr>
       <w:tblGrid>
-        <w:gridCol w:w="2640"/>
-        <w:gridCol w:w="2640"/>
-        <w:gridCol w:w="2640"/>
+        <w:gridCol w:w="3960"/>
+        <w:gridCol w:w="3960"/>
       </w:tblGrid>
       <w:tr>
         <w:trPr>
@@ -641,48 +3494,24 @@
               <w:jc w:val="left"/>
             </w:pPr>
             <w:r>
-              <w:t xml:space="preserve">Catalogo</w:t>
-            </w:r>
-          </w:p>
-        </w:tc>
-        <w:tc>
-          <w:tcPr/>
-          <w:p>
-            <w:pPr>
-              <w:pStyle w:val="Compact"/>
-              <w:jc w:val="left"/>
-            </w:pPr>
-            <w:r>
-              <w:t xml:space="preserve">Entidad</w:t>
-            </w:r>
-          </w:p>
-        </w:tc>
-        <w:tc>
-          <w:tcPr/>
-          <w:p>
-            <w:pPr>
-              <w:pStyle w:val="Compact"/>
-              <w:jc w:val="left"/>
-            </w:pPr>
-            <w:r>
-              <w:t xml:space="preserve">Registros</w:t>
+              <w:t xml:space="preserve">Variable</w:t>
+            </w:r>
+          </w:p>
+        </w:tc>
+        <w:tc>
+          <w:tcPr/>
+          <w:p>
+            <w:pPr>
+              <w:pStyle w:val="Compact"/>
+              <w:jc w:val="left"/>
+            </w:pPr>
+            <w:r>
+              <w:t xml:space="preserve">Efecto</w:t>
             </w:r>
           </w:p>
         </w:tc>
       </w:tr>
       <w:tr>
-        <w:tc>
-          <w:tcPr/>
-          <w:p>
-            <w:pPr>
-              <w:pStyle w:val="Compact"/>
-              <w:jc w:val="left"/>
-            </w:pPr>
-            <w:r>
-              <w:t xml:space="preserve">Servicios</w:t>
-            </w:r>
-          </w:p>
-        </w:tc>
         <w:tc>
           <w:tcPr/>
           <w:p>
@@ -694,77 +3523,36 @@
               <w:rPr>
                 <w:rStyle w:val="VerbatimChar"/>
               </w:rPr>
-              <w:t xml:space="preserve">TipoServicio</w:t>
-            </w:r>
-          </w:p>
-        </w:tc>
-        <w:tc>
-          <w:tcPr/>
-          <w:p>
-            <w:pPr>
-              <w:pStyle w:val="Compact"/>
-              <w:jc w:val="left"/>
-            </w:pPr>
-            <w:r>
-              <w:t xml:space="preserve">6</w:t>
-            </w:r>
-          </w:p>
-        </w:tc>
-      </w:tr>
-      <w:tr>
-        <w:tc>
-          <w:tcPr/>
-          <w:p>
-            <w:pPr>
-              <w:pStyle w:val="Compact"/>
-              <w:jc w:val="left"/>
-            </w:pPr>
-            <w:r>
-              <w:t xml:space="preserve">Estacionamientos</w:t>
-            </w:r>
-          </w:p>
-        </w:tc>
-        <w:tc>
-          <w:tcPr/>
-          <w:p>
-            <w:pPr>
-              <w:pStyle w:val="Compact"/>
-              <w:jc w:val="left"/>
-            </w:pPr>
+              <w:t xml:space="preserve">JWT_EXPIRES_IN</w:t>
+            </w:r>
+          </w:p>
+        </w:tc>
+        <w:tc>
+          <w:tcPr/>
+          <w:p>
+            <w:pPr>
+              <w:pStyle w:val="Compact"/>
+              <w:jc w:val="left"/>
+            </w:pPr>
+            <w:r>
+              <w:t xml:space="preserve">duración de la sesión (hoy</w:t>
+            </w:r>
+            <w:r>
+              <w:t xml:space="preserve"> </w:t>
+            </w:r>
             <w:r>
               <w:rPr>
                 <w:rStyle w:val="VerbatimChar"/>
               </w:rPr>
-              <w:t xml:space="preserve">Estacionamiento</w:t>
-            </w:r>
-          </w:p>
-        </w:tc>
-        <w:tc>
-          <w:tcPr/>
-          <w:p>
-            <w:pPr>
-              <w:pStyle w:val="Compact"/>
-              <w:jc w:val="left"/>
-            </w:pPr>
-            <w:r>
-              <w:t xml:space="preserve">5</w:t>
+              <w:t xml:space="preserve">24h</w:t>
+            </w:r>
+            <w:r>
+              <w:t xml:space="preserve">)</w:t>
             </w:r>
           </w:p>
         </w:tc>
       </w:tr>
       <w:tr>
-        <w:tc>
-          <w:tcPr/>
-          <w:p>
-            <w:pPr>
-              <w:pStyle w:val="Compact"/>
-              <w:jc w:val="left"/>
-            </w:pPr>
-            <w:r>
-              <w:t xml:space="preserve">Plazas</w:t>
-            </w:r>
-          </w:p>
-        </w:tc>
         <w:tc>
           <w:tcPr/>
           <w:p>
@@ -776,239 +3564,285 @@
               <w:rPr>
                 <w:rStyle w:val="VerbatimChar"/>
               </w:rPr>
-              <w:t xml:space="preserve">Plaza</w:t>
-            </w:r>
-          </w:p>
-        </w:tc>
-        <w:tc>
-          <w:tcPr/>
-          <w:p>
-            <w:pPr>
-              <w:pStyle w:val="Compact"/>
-              <w:jc w:val="left"/>
-            </w:pPr>
-            <w:r>
-              <w:t xml:space="preserve">42</w:t>
-            </w:r>
-          </w:p>
-        </w:tc>
-      </w:tr>
-      <w:tr>
-        <w:tc>
-          <w:tcPr/>
-          <w:p>
-            <w:pPr>
-              <w:pStyle w:val="Compact"/>
-              <w:jc w:val="left"/>
-            </w:pPr>
-            <w:r>
-              <w:t xml:space="preserve">Planes</w:t>
-            </w:r>
-          </w:p>
-        </w:tc>
-        <w:tc>
-          <w:tcPr/>
-          <w:p>
-            <w:pPr>
-              <w:pStyle w:val="Compact"/>
-              <w:jc w:val="left"/>
-            </w:pPr>
+              <w:t xml:space="preserve">APP_TZ</w:t>
+            </w:r>
+          </w:p>
+        </w:tc>
+        <w:tc>
+          <w:tcPr/>
+          <w:p>
+            <w:pPr>
+              <w:pStyle w:val="Compact"/>
+              <w:jc w:val="left"/>
+            </w:pPr>
+            <w:r>
+              <w:t xml:space="preserve">zona horaria del negocio (por defecto</w:t>
+            </w:r>
+            <w:r>
+              <w:t xml:space="preserve"> </w:t>
+            </w:r>
             <w:r>
               <w:rPr>
                 <w:rStyle w:val="VerbatimChar"/>
               </w:rPr>
-              <w:t xml:space="preserve">Plan</w:t>
-            </w:r>
-          </w:p>
-        </w:tc>
-        <w:tc>
-          <w:tcPr/>
-          <w:p>
-            <w:pPr>
-              <w:pStyle w:val="Compact"/>
-              <w:jc w:val="left"/>
-            </w:pPr>
-            <w:r>
-              <w:t xml:space="preserve">1</w:t>
+              <w:t xml:space="preserve">America/Guayaquil</w:t>
+            </w:r>
+            <w:r>
+              <w:t xml:space="preserve">)</w:t>
+            </w:r>
+          </w:p>
+        </w:tc>
+      </w:tr>
+      <w:tr>
+        <w:tc>
+          <w:tcPr/>
+          <w:p>
+            <w:pPr>
+              <w:pStyle w:val="Compact"/>
+              <w:jc w:val="left"/>
+            </w:pPr>
+            <w:r>
+              <w:rPr>
+                <w:rStyle w:val="VerbatimChar"/>
+              </w:rPr>
+              <w:t xml:space="preserve">CORS_ORIGINS</w:t>
+            </w:r>
+          </w:p>
+        </w:tc>
+        <w:tc>
+          <w:tcPr/>
+          <w:p>
+            <w:pPr>
+              <w:pStyle w:val="Compact"/>
+              <w:jc w:val="left"/>
+            </w:pPr>
+            <w:r>
+              <w:t xml:space="preserve">orígenes permitidos, separados por coma; vacío = abierto. La web no lo necesita; la APK usa el origen</w:t>
+            </w:r>
+            <w:r>
+              <w:t xml:space="preserve"> </w:t>
+            </w:r>
+            <w:r>
+              <w:rPr>
+                <w:rStyle w:val="VerbatimChar"/>
+              </w:rPr>
+              <w:t xml:space="preserve">http://localhost</w:t>
+            </w:r>
+          </w:p>
+        </w:tc>
+      </w:tr>
+      <w:tr>
+        <w:tc>
+          <w:tcPr/>
+          <w:p>
+            <w:pPr>
+              <w:pStyle w:val="Compact"/>
+              <w:jc w:val="left"/>
+            </w:pPr>
+            <w:r>
+              <w:rPr>
+                <w:rStyle w:val="VerbatimChar"/>
+              </w:rPr>
+              <w:t xml:space="preserve">RATE_LIMIT_GENERAL</w:t>
+            </w:r>
+          </w:p>
+        </w:tc>
+        <w:tc>
+          <w:tcPr/>
+          <w:p>
+            <w:pPr>
+              <w:pStyle w:val="Compact"/>
+              <w:jc w:val="left"/>
+            </w:pPr>
+            <w:r>
+              <w:t xml:space="preserve">límite de peticiones general</w:t>
+            </w:r>
+          </w:p>
+        </w:tc>
+      </w:tr>
+      <w:tr>
+        <w:tc>
+          <w:tcPr/>
+          <w:p>
+            <w:pPr>
+              <w:pStyle w:val="Compact"/>
+              <w:jc w:val="left"/>
+            </w:pPr>
+            <w:r>
+              <w:rPr>
+                <w:rStyle w:val="VerbatimChar"/>
+              </w:rPr>
+              <w:t xml:space="preserve">RATE_LIMIT_OFF</w:t>
+            </w:r>
+          </w:p>
+        </w:tc>
+        <w:tc>
+          <w:tcPr/>
+          <w:p>
+            <w:pPr>
+              <w:pStyle w:val="Compact"/>
+              <w:jc w:val="left"/>
+            </w:pPr>
+            <w:r>
+              <w:t xml:space="preserve">desactiva los límites</w:t>
+            </w:r>
+          </w:p>
+        </w:tc>
+      </w:tr>
+      <w:tr>
+        <w:tc>
+          <w:tcPr/>
+          <w:p>
+            <w:pPr>
+              <w:pStyle w:val="Compact"/>
+              <w:jc w:val="left"/>
+            </w:pPr>
+            <w:r>
+              <w:rPr>
+                <w:rStyle w:val="VerbatimChar"/>
+              </w:rPr>
+              <w:t xml:space="preserve">SMTP_*</w:t>
+            </w:r>
+          </w:p>
+        </w:tc>
+        <w:tc>
+          <w:tcPr/>
+          <w:p>
+            <w:pPr>
+              <w:pStyle w:val="Compact"/>
+              <w:jc w:val="left"/>
+            </w:pPr>
+            <w:r>
+              <w:t xml:space="preserve">envío de correo; el remitente se muestra como</w:t>
+            </w:r>
+            <w:r>
+              <w:t xml:space="preserve"> </w:t>
+            </w:r>
+            <w:r>
+              <w:t xml:space="preserve">“</w:t>
+            </w:r>
+            <w:r>
+              <w:t xml:space="preserve">Total Clean Car</w:t>
+            </w:r>
+            <w:r>
+              <w:t xml:space="preserve">”</w:t>
+            </w:r>
+          </w:p>
+        </w:tc>
+      </w:tr>
+      <w:tr>
+        <w:tc>
+          <w:tcPr/>
+          <w:p>
+            <w:pPr>
+              <w:pStyle w:val="Compact"/>
+              <w:jc w:val="left"/>
+            </w:pPr>
+            <w:r>
+              <w:rPr>
+                <w:rStyle w:val="VerbatimChar"/>
+              </w:rPr>
+              <w:t xml:space="preserve">TWILIO_*</w:t>
+            </w:r>
+          </w:p>
+        </w:tc>
+        <w:tc>
+          <w:tcPr/>
+          <w:p>
+            <w:pPr>
+              <w:pStyle w:val="Compact"/>
+              <w:jc w:val="left"/>
+            </w:pPr>
+            <w:r>
+              <w:t xml:space="preserve">WhatsApp y SMS</w:t>
             </w:r>
           </w:p>
         </w:tc>
       </w:tr>
     </w:tbl>
-    <w:bookmarkEnd w:id="21"/>
-    <w:bookmarkStart w:id="22" w:name="agenda"/>
-    <w:p>
-      <w:pPr>
-        <w:pStyle w:val="Heading2"/>
-      </w:pPr>
-      <w:r>
-        <w:rPr>
-          <w:rStyle w:val="SectionNumber"/>
-        </w:rPr>
-        <w:t xml:space="preserve">0.3</w:t>
-      </w:r>
-      <w:r>
-        <w:tab/>
-      </w:r>
-      <w:r>
-        <w:t xml:space="preserve">3. Agenda</w:t>
-      </w:r>
-    </w:p>
-    <w:p>
-      <w:pPr>
-        <w:pStyle w:val="Compact"/>
-        <w:numPr>
-          <w:ilvl w:val="0"/>
-          <w:numId w:val="1001"/>
-        </w:numPr>
-      </w:pPr>
-      <w:r>
-        <w:t xml:space="preserve">Asignar lavador:</w:t>
-      </w:r>
-      <w:r>
-        <w:t xml:space="preserve"> </w:t>
-      </w:r>
-      <w:r>
-        <w:rPr>
-          <w:rStyle w:val="VerbatimChar"/>
-        </w:rPr>
-        <w:t xml:space="preserve">PUT /api/agenda/asignaciones/:id/lavador</w:t>
-      </w:r>
-    </w:p>
-    <w:p>
-      <w:pPr>
-        <w:pStyle w:val="Compact"/>
-        <w:numPr>
-          <w:ilvl w:val="0"/>
-          <w:numId w:val="1001"/>
-        </w:numPr>
-      </w:pPr>
-      <w:r>
-        <w:t xml:space="preserve">Bloquear franjas:</w:t>
-      </w:r>
-      <w:r>
-        <w:t xml:space="preserve"> </w:t>
-      </w:r>
-      <w:r>
-        <w:rPr>
-          <w:rStyle w:val="VerbatimChar"/>
-        </w:rPr>
-        <w:t xml:space="preserve">POST /api/agenda/bloqueos</w:t>
-      </w:r>
-      <w:r>
-        <w:t xml:space="preserve"> </w:t>
-      </w:r>
-      <w:r>
-        <w:t xml:space="preserve">y</w:t>
-      </w:r>
-      <w:r>
-        <w:t xml:space="preserve"> </w:t>
-      </w:r>
-      <w:r>
-        <w:rPr>
-          <w:rStyle w:val="VerbatimChar"/>
-        </w:rPr>
-        <w:t xml:space="preserve">DELETE /api/agenda/bloqueos/:id</w:t>
-      </w:r>
-    </w:p>
-    <w:p>
-      <w:pPr>
-        <w:pStyle w:val="FirstParagraph"/>
-      </w:pPr>
-      <w:r>
-        <w:t xml:space="preserve">Las franjas bloqueadas dejan de ofrecerse al cliente.</w:t>
-      </w:r>
-    </w:p>
-    <w:bookmarkEnd w:id="22"/>
-    <w:bookmarkStart w:id="23" w:name="validacion-de-pagos"/>
-    <w:p>
-      <w:pPr>
-        <w:pStyle w:val="Heading2"/>
-      </w:pPr>
-      <w:r>
-        <w:rPr>
-          <w:rStyle w:val="SectionNumber"/>
-        </w:rPr>
-        <w:t xml:space="preserve">0.4</w:t>
-      </w:r>
-      <w:r>
-        <w:tab/>
-      </w:r>
-      <w:r>
-        <w:t xml:space="preserve">4. Validacion de pagos</w:t>
-      </w:r>
-    </w:p>
-    <w:p>
-      <w:pPr>
-        <w:pStyle w:val="FirstParagraph"/>
-      </w:pPr>
-      <w:r>
-        <w:t xml:space="preserve">Los comprobantes que sube el cliente quedan</w:t>
-      </w:r>
-      <w:r>
-        <w:t xml:space="preserve"> </w:t>
-      </w:r>
-      <w:r>
-        <w:rPr>
+    <w:p>
+      <w:pPr>
+        <w:pStyle w:val="BlockText"/>
+      </w:pPr>
+      <w:r>
+        <w:rPr>
+          <w:rStyle w:val="VerbatimChar"/>
           <w:b/>
           <w:bCs/>
         </w:rPr>
-        <w:t xml:space="preserve">por validar</w:t>
-      </w:r>
-      <w:r>
-        <w:t xml:space="preserve">. Se listan con</w:t>
-      </w:r>
-      <w:r>
-        <w:t xml:space="preserve"> </w:t>
-      </w:r>
-      <w:r>
-        <w:rPr>
-          <w:rStyle w:val="VerbatimChar"/>
-        </w:rPr>
-        <w:t xml:space="preserve">GET /api/pagos/pendientes</w:t>
-      </w:r>
-      <w:r>
-        <w:t xml:space="preserve"> </w:t>
-      </w:r>
-      <w:r>
-        <w:t xml:space="preserve">y el operador los aprueba o rechaza.</w:t>
-      </w:r>
-    </w:p>
-    <w:p>
-      <w:pPr>
-        <w:pStyle w:val="BlockText"/>
-      </w:pPr>
-      <w:r>
-        <w:t xml:space="preserve">Al momento de la auditoria, la</w:t>
-      </w:r>
-      <w:r>
-        <w:t xml:space="preserve"> </w:t>
+        <w:t xml:space="preserve">RATE_LIMIT_OFF</w:t>
       </w:r>
       <w:r>
         <w:rPr>
           <w:b/>
           <w:bCs/>
         </w:rPr>
-        <w:t xml:space="preserve">pasarela de tarjeta no esta conectada</w:t>
-      </w:r>
-      <w:r>
-        <w:t xml:space="preserve">.</w:t>
-      </w:r>
-      <w:r>
-        <w:t xml:space="preserve"> </w:t>
-      </w:r>
-      <w:r>
-        <w:t xml:space="preserve">Antes de conectarla, leer SEC-02: el webhook no valida firma y eso debe</w:t>
-      </w:r>
-      <w:r>
-        <w:t xml:space="preserve"> </w:t>
-      </w:r>
-      <w:r>
-        <w:t xml:space="preserve">resolverse primero.</w:t>
-      </w:r>
-    </w:p>
-    <w:bookmarkEnd w:id="23"/>
-    <w:bookmarkStart w:id="24" w:name="reportes"/>
+        <w:t xml:space="preserve"> </w:t>
+      </w:r>
+      <w:r>
+        <w:rPr>
+          <w:b/>
+          <w:bCs/>
+        </w:rPr>
+        <w:t xml:space="preserve">desactiva la protección contra fuerza bruta.</w:t>
+      </w:r>
+      <w:r>
+        <w:t xml:space="preserve"> </w:t>
+      </w:r>
+      <w:r>
+        <w:t xml:space="preserve">Usarlo</w:t>
+      </w:r>
+      <w:r>
+        <w:t xml:space="preserve"> </w:t>
+      </w:r>
+      <w:r>
+        <w:t xml:space="preserve">solo en pruebas y nunca dejarlo activo en producción.</w:t>
+      </w:r>
+    </w:p>
+    <w:p>
+      <w:pPr>
+        <w:pStyle w:val="FirstParagraph"/>
+      </w:pPr>
+      <w:r>
+        <w:t xml:space="preserve">Los recordatorios salen todos los días a las</w:t>
+      </w:r>
+      <w:r>
+        <w:t xml:space="preserve"> </w:t>
+      </w:r>
+      <w:r>
+        <w:rPr>
+          <w:b/>
+          <w:bCs/>
+        </w:rPr>
+        <w:t xml:space="preserve">18:00 hora de</w:t>
+      </w:r>
+      <w:r>
+        <w:rPr>
+          <w:b/>
+          <w:bCs/>
+        </w:rPr>
+        <w:t xml:space="preserve"> </w:t>
+      </w:r>
+      <w:r>
+        <w:rPr>
+          <w:rStyle w:val="VerbatimChar"/>
+          <w:b/>
+          <w:bCs/>
+        </w:rPr>
+        <w:t xml:space="preserve">APP_TZ</w:t>
+      </w:r>
+      <w:r>
+        <w:t xml:space="preserve">, para las</w:t>
+      </w:r>
+      <w:r>
+        <w:t xml:space="preserve"> </w:t>
+      </w:r>
+      <w:r>
+        <w:t xml:space="preserve">reservas del día siguiente.</w:t>
+      </w:r>
+    </w:p>
+    <w:bookmarkEnd w:id="30"/>
+    <w:bookmarkStart w:id="31" w:name="despliegue-y-migraciones"/>
     <w:p>
       <w:pPr>
         <w:pStyle w:val="Heading2"/>
@@ -1017,13 +3851,94 @@
         <w:rPr>
           <w:rStyle w:val="SectionNumber"/>
         </w:rPr>
-        <w:t xml:space="preserve">0.5</w:t>
+        <w:t xml:space="preserve">0.11</w:t>
       </w:r>
       <w:r>
         <w:tab/>
       </w:r>
       <w:r>
-        <w:t xml:space="preserve">5. Reportes</w:t>
+        <w:t xml:space="preserve">11. Despliegue y migraciones</w:t>
+      </w:r>
+    </w:p>
+    <w:p>
+      <w:pPr>
+        <w:pStyle w:val="FirstParagraph"/>
+      </w:pPr>
+      <w:r>
+        <w:t xml:space="preserve">El esquema</w:t>
+      </w:r>
+      <w:r>
+        <w:t xml:space="preserve"> </w:t>
+      </w:r>
+      <w:r>
+        <w:rPr>
+          <w:b/>
+          <w:bCs/>
+        </w:rPr>
+        <w:t xml:space="preserve">no</w:t>
+      </w:r>
+      <w:r>
+        <w:t xml:space="preserve"> </w:t>
+      </w:r>
+      <w:r>
+        <w:t xml:space="preserve">usa</w:t>
+      </w:r>
+      <w:r>
+        <w:t xml:space="preserve"> </w:t>
+      </w:r>
+      <w:r>
+        <w:rPr>
+          <w:rStyle w:val="VerbatimChar"/>
+        </w:rPr>
+        <w:t xml:space="preserve">prisma migrate</w:t>
+      </w:r>
+      <w:r>
+        <w:t xml:space="preserve"> </w:t>
+      </w:r>
+      <w:r>
+        <w:t xml:space="preserve">(no hay tabla</w:t>
+      </w:r>
+      <w:r>
+        <w:t xml:space="preserve"> </w:t>
+      </w:r>
+      <w:r>
+        <w:rPr>
+          <w:rStyle w:val="VerbatimChar"/>
+        </w:rPr>
+        <w:t xml:space="preserve">_prisma_migrations</w:t>
+      </w:r>
+      <w:r>
+        <w:t xml:space="preserve">): se</w:t>
+      </w:r>
+      <w:r>
+        <w:t xml:space="preserve"> </w:t>
+      </w:r>
+      <w:r>
+        <w:t xml:space="preserve">aplicó con</w:t>
+      </w:r>
+      <w:r>
+        <w:t xml:space="preserve"> </w:t>
+      </w:r>
+      <w:r>
+        <w:rPr>
+          <w:rStyle w:val="VerbatimChar"/>
+        </w:rPr>
+        <w:t xml:space="preserve">db push</w:t>
+      </w:r>
+      <w:r>
+        <w:t xml:space="preserve">. Los cambios de esquema son SQL a mano en</w:t>
+      </w:r>
+      <w:r>
+        <w:t xml:space="preserve"> </w:t>
+      </w:r>
+      <w:r>
+        <w:rPr>
+          <w:rStyle w:val="VerbatimChar"/>
+        </w:rPr>
+        <w:t xml:space="preserve">backend/prisma/migraciones/</w:t>
+      </w:r>
+      <w:r>
+        <w:t xml:space="preserve">, cada uno dentro de una transacción.</w:t>
       </w:r>
     </w:p>
     <w:tbl>
@@ -1049,36 +3964,24 @@
               <w:jc w:val="left"/>
             </w:pPr>
             <w:r>
-              <w:t xml:space="preserve">Reporte</w:t>
-            </w:r>
-          </w:p>
-        </w:tc>
-        <w:tc>
-          <w:tcPr/>
-          <w:p>
-            <w:pPr>
-              <w:pStyle w:val="Compact"/>
-              <w:jc w:val="left"/>
-            </w:pPr>
-            <w:r>
-              <w:t xml:space="preserve">Endpoint</w:t>
+              <w:t xml:space="preserve">Migración</w:t>
+            </w:r>
+          </w:p>
+        </w:tc>
+        <w:tc>
+          <w:tcPr/>
+          <w:p>
+            <w:pPr>
+              <w:pStyle w:val="Compact"/>
+              <w:jc w:val="left"/>
+            </w:pPr>
+            <w:r>
+              <w:t xml:space="preserve">Aplicada en producción</w:t>
             </w:r>
           </w:p>
         </w:tc>
       </w:tr>
       <w:tr>
-        <w:tc>
-          <w:tcPr/>
-          <w:p>
-            <w:pPr>
-              <w:pStyle w:val="Compact"/>
-              <w:jc w:val="left"/>
-            </w:pPr>
-            <w:r>
-              <w:t xml:space="preserve">KPIs</w:t>
-            </w:r>
-          </w:p>
-        </w:tc>
         <w:tc>
           <w:tcPr/>
           <w:p>
@@ -1090,203 +3993,158 @@
               <w:rPr>
                 <w:rStyle w:val="VerbatimChar"/>
               </w:rPr>
-              <w:t xml:space="preserve">GET /api/reportes/kpis</w:t>
-            </w:r>
-          </w:p>
-        </w:tc>
-      </w:tr>
-      <w:tr>
-        <w:tc>
-          <w:tcPr/>
-          <w:p>
-            <w:pPr>
-              <w:pStyle w:val="Compact"/>
-              <w:jc w:val="left"/>
-            </w:pPr>
-            <w:r>
-              <w:t xml:space="preserve">Ingresos</w:t>
-            </w:r>
-          </w:p>
-        </w:tc>
-        <w:tc>
-          <w:tcPr/>
-          <w:p>
-            <w:pPr>
-              <w:pStyle w:val="Compact"/>
-              <w:jc w:val="left"/>
-            </w:pPr>
-            <w:r>
-              <w:rPr>
-                <w:rStyle w:val="VerbatimChar"/>
-              </w:rPr>
-              <w:t xml:space="preserve">GET /api/reportes/ingresos</w:t>
-            </w:r>
-          </w:p>
-        </w:tc>
-      </w:tr>
-      <w:tr>
-        <w:tc>
-          <w:tcPr/>
-          <w:p>
-            <w:pPr>
-              <w:pStyle w:val="Compact"/>
-              <w:jc w:val="left"/>
-            </w:pPr>
-            <w:r>
-              <w:t xml:space="preserve">Por estacionamiento</w:t>
-            </w:r>
-          </w:p>
-        </w:tc>
-        <w:tc>
-          <w:tcPr/>
-          <w:p>
-            <w:pPr>
-              <w:pStyle w:val="Compact"/>
-              <w:jc w:val="left"/>
-            </w:pPr>
-            <w:r>
-              <w:rPr>
-                <w:rStyle w:val="VerbatimChar"/>
-              </w:rPr>
-              <w:t xml:space="preserve">GET /api/reportes/por-estacionamiento</w:t>
-            </w:r>
-          </w:p>
-        </w:tc>
-      </w:tr>
-      <w:tr>
-        <w:tc>
-          <w:tcPr/>
-          <w:p>
-            <w:pPr>
-              <w:pStyle w:val="Compact"/>
-              <w:jc w:val="left"/>
-            </w:pPr>
-            <w:r>
-              <w:t xml:space="preserve">Por servicio</w:t>
-            </w:r>
-          </w:p>
-        </w:tc>
-        <w:tc>
-          <w:tcPr/>
-          <w:p>
-            <w:pPr>
-              <w:pStyle w:val="Compact"/>
-              <w:jc w:val="left"/>
-            </w:pPr>
-            <w:r>
-              <w:rPr>
-                <w:rStyle w:val="VerbatimChar"/>
-              </w:rPr>
-              <w:t xml:space="preserve">GET /api/reportes/por-servicio</w:t>
-            </w:r>
-          </w:p>
-        </w:tc>
-      </w:tr>
-      <w:tr>
-        <w:tc>
-          <w:tcPr/>
-          <w:p>
-            <w:pPr>
-              <w:pStyle w:val="Compact"/>
-              <w:jc w:val="left"/>
-            </w:pPr>
-            <w:r>
-              <w:t xml:space="preserve">Exportar Excel</w:t>
-            </w:r>
-          </w:p>
-        </w:tc>
-        <w:tc>
-          <w:tcPr/>
-          <w:p>
-            <w:pPr>
-              <w:pStyle w:val="Compact"/>
-              <w:jc w:val="left"/>
-            </w:pPr>
-            <w:r>
-              <w:rPr>
-                <w:rStyle w:val="VerbatimChar"/>
-              </w:rPr>
-              <w:t xml:space="preserve">GET /api/reportes/exportar/excel</w:t>
-            </w:r>
-          </w:p>
-        </w:tc>
-      </w:tr>
-      <w:tr>
-        <w:tc>
-          <w:tcPr/>
-          <w:p>
-            <w:pPr>
-              <w:pStyle w:val="Compact"/>
-              <w:jc w:val="left"/>
-            </w:pPr>
-            <w:r>
-              <w:t xml:space="preserve">Exportar PDF</w:t>
-            </w:r>
-          </w:p>
-        </w:tc>
-        <w:tc>
-          <w:tcPr/>
-          <w:p>
-            <w:pPr>
-              <w:pStyle w:val="Compact"/>
-              <w:jc w:val="left"/>
-            </w:pPr>
-            <w:r>
-              <w:rPr>
-                <w:rStyle w:val="VerbatimChar"/>
-              </w:rPr>
-              <w:t xml:space="preserve">GET /api/reportes/exportar/pdf</w:t>
-            </w:r>
-          </w:p>
-        </w:tc>
-      </w:tr>
-      <w:tr>
-        <w:tc>
-          <w:tcPr/>
-          <w:p>
-            <w:pPr>
-              <w:pStyle w:val="Compact"/>
-              <w:jc w:val="left"/>
-            </w:pPr>
-            <w:r>
-              <w:t xml:space="preserve">Acta de servicio</w:t>
-            </w:r>
-          </w:p>
-        </w:tc>
-        <w:tc>
-          <w:tcPr/>
-          <w:p>
-            <w:pPr>
-              <w:pStyle w:val="Compact"/>
-              <w:jc w:val="left"/>
-            </w:pPr>
-            <w:r>
-              <w:rPr>
-                <w:rStyle w:val="VerbatimChar"/>
-              </w:rPr>
-              <w:t xml:space="preserve">GET /api/reservas/reserva/:id/acta.pdf</w:t>
+              <w:t xml:space="preserve">2026-09-27_tipos_vehiculo_y_adicionales.sql</w:t>
+            </w:r>
+          </w:p>
+        </w:tc>
+        <w:tc>
+          <w:tcPr/>
+          <w:p>
+            <w:pPr>
+              <w:pStyle w:val="Compact"/>
+              <w:jc w:val="left"/>
+            </w:pPr>
+            <w:r>
+              <w:t xml:space="preserve">2026-09-27 12:26</w:t>
             </w:r>
           </w:p>
         </w:tc>
       </w:tr>
     </w:tbl>
-    <w:bookmarkEnd w:id="24"/>
-    <w:bookmarkStart w:id="25" w:name="parametros-del-sistema"/>
-    <w:p>
-      <w:pPr>
-        <w:pStyle w:val="Heading2"/>
-      </w:pPr>
-      <w:r>
-        <w:rPr>
-          <w:rStyle w:val="SectionNumber"/>
-        </w:rPr>
-        <w:t xml:space="preserve">0.6</w:t>
-      </w:r>
-      <w:r>
-        <w:tab/>
-      </w:r>
-      <w:r>
-        <w:t xml:space="preserve">6. Parametros del sistema</w:t>
+    <w:p>
+      <w:pPr>
+        <w:pStyle w:val="BodyText"/>
+      </w:pPr>
+      <w:r>
+        <w:t xml:space="preserve">Procedimiento de despliegue (el usado el 2026-09-27, con un corte de unos 30 s):</w:t>
+      </w:r>
+    </w:p>
+    <w:p>
+      <w:pPr>
+        <w:pStyle w:val="SourceCode"/>
+      </w:pPr>
+      <w:r>
+        <w:rPr>
+          <w:rStyle w:val="VerbatimChar"/>
+        </w:rPr>
+        <w:t xml:space="preserve">cd /home/server-dt/Documentos/lavado_de_carros</w:t>
+      </w:r>
+      <w:r>
+        <w:br/>
+      </w:r>
+      <w:r>
+        <w:rPr>
+          <w:rStyle w:val="VerbatimChar"/>
+        </w:rPr>
+        <w:t xml:space="preserve"># 1. Respaldo de base, archivos subidos y .env (ver sección 13)</w:t>
+      </w:r>
+      <w:r>
+        <w:br/>
+      </w:r>
+      <w:r>
+        <w:rPr>
+          <w:rStyle w:val="VerbatimChar"/>
+        </w:rPr>
+        <w:t xml:space="preserve"># 2. Compilar las imágenes con el servicio aún en marcha</w:t>
+      </w:r>
+      <w:r>
+        <w:br/>
+      </w:r>
+      <w:r>
+        <w:rPr>
+          <w:rStyle w:val="VerbatimChar"/>
+        </w:rPr>
+        <w:t xml:space="preserve">docker compose build backend frontend</w:t>
+      </w:r>
+      <w:r>
+        <w:br/>
+      </w:r>
+      <w:r>
+        <w:rPr>
+          <w:rStyle w:val="VerbatimChar"/>
+        </w:rPr>
+        <w:t xml:space="preserve"># 3. Solo si hay migración: detener el backend y aplicarla</w:t>
+      </w:r>
+      <w:r>
+        <w:br/>
+      </w:r>
+      <w:r>
+        <w:rPr>
+          <w:rStyle w:val="VerbatimChar"/>
+        </w:rPr>
+        <w:t xml:space="preserve">docker compose stop backend</w:t>
+      </w:r>
+      <w:r>
+        <w:br/>
+      </w:r>
+      <w:r>
+        <w:rPr>
+          <w:rStyle w:val="VerbatimChar"/>
+        </w:rPr>
+        <w:t xml:space="preserve">docker exec -i lavado_de_carros-postgres-1 psql -U lavado_user -d lavado_db \</w:t>
+      </w:r>
+      <w:r>
+        <w:br/>
+      </w:r>
+      <w:r>
+        <w:rPr>
+          <w:rStyle w:val="VerbatimChar"/>
+        </w:rPr>
+        <w:t xml:space="preserve">  -v ON_ERROR_STOP=1 &lt; backend/prisma/migraciones/&lt;archivo&gt;.sql</w:t>
+      </w:r>
+      <w:r>
+        <w:br/>
+      </w:r>
+      <w:r>
+        <w:rPr>
+          <w:rStyle w:val="VerbatimChar"/>
+        </w:rPr>
+        <w:t xml:space="preserve"># 4. Levantar y verificar</w:t>
+      </w:r>
+      <w:r>
+        <w:br/>
+      </w:r>
+      <w:r>
+        <w:rPr>
+          <w:rStyle w:val="VerbatimChar"/>
+        </w:rPr>
+        <w:t xml:space="preserve">docker compose up -d backend frontend</w:t>
+      </w:r>
+      <w:r>
+        <w:br/>
+      </w:r>
+      <w:r>
+        <w:rPr>
+          <w:rStyle w:val="VerbatimChar"/>
+        </w:rPr>
+        <w:t xml:space="preserve">curl -s http://127.0.0.1:3041/api/health</w:t>
+      </w:r>
+      <w:r>
+        <w:br/>
+      </w:r>
+      <w:r>
+        <w:rPr>
+          <w:rStyle w:val="VerbatimChar"/>
+        </w:rPr>
+        <w:t xml:space="preserve">docker exec lavado_de_carros-backend-1 sh -c \</w:t>
+      </w:r>
+      <w:r>
+        <w:br/>
+      </w:r>
+      <w:r>
+        <w:rPr>
+          <w:rStyle w:val="VerbatimChar"/>
+        </w:rPr>
+        <w:t xml:space="preserve">  'npx prisma migrate diff --from-url "$DATABASE_URL" --to-schema-datamodel prisma/schema.prisma --exit-code'</w:t>
+      </w:r>
+      <w:r>
+        <w:br/>
+      </w:r>
+      <w:r>
+        <w:rPr>
+          <w:rStyle w:val="VerbatimChar"/>
+        </w:rPr>
+        <w:t xml:space="preserve"># debe responder "No difference detected"</w:t>
       </w:r>
     </w:p>
     <w:p>
@@ -1294,221 +4152,49 @@
         <w:pStyle w:val="FirstParagraph"/>
       </w:pPr>
       <w:r>
-        <w:t xml:space="preserve">Todo en</w:t>
-      </w:r>
-      <w:r>
-        <w:t xml:space="preserve"> </w:t>
-      </w:r>
-      <w:r>
-        <w:rPr>
-          <w:rStyle w:val="VerbatimChar"/>
-        </w:rPr>
-        <w:t xml:space="preserve">.env</w:t>
-      </w:r>
-      <w:r>
-        <w:t xml:space="preserve"> </w:t>
-      </w:r>
-      <w:r>
-        <w:t xml:space="preserve">(requiere reiniciar el backend tras cambiarlo):</w:t>
-      </w:r>
-    </w:p>
-    <w:tbl>
-      <w:tblPr>
-        <w:tblStyle w:val="Table"/>
-        <w:tblW w:type="auto" w:w="0"/>
-        <w:jc w:val="left"/>
-        <w:tblLook w:firstRow="1" w:lastRow="0" w:firstColumn="0" w:lastColumn="0" w:noHBand="0" w:noVBand="0" w:val="0020"/>
-      </w:tblPr>
-      <w:tblGrid>
-        <w:gridCol w:w="3960"/>
-        <w:gridCol w:w="3960"/>
-      </w:tblGrid>
-      <w:tr>
-        <w:trPr>
-          <w:tblHeader w:val="on"/>
-        </w:trPr>
-        <w:tc>
-          <w:tcPr/>
-          <w:p>
-            <w:pPr>
-              <w:pStyle w:val="Compact"/>
-              <w:jc w:val="left"/>
-            </w:pPr>
-            <w:r>
-              <w:t xml:space="preserve">Variable</w:t>
-            </w:r>
-          </w:p>
-        </w:tc>
-        <w:tc>
-          <w:tcPr/>
-          <w:p>
-            <w:pPr>
-              <w:pStyle w:val="Compact"/>
-              <w:jc w:val="left"/>
-            </w:pPr>
-            <w:r>
-              <w:t xml:space="preserve">Efecto</w:t>
-            </w:r>
-          </w:p>
-        </w:tc>
-      </w:tr>
-      <w:tr>
-        <w:tc>
-          <w:tcPr/>
-          <w:p>
-            <w:pPr>
-              <w:pStyle w:val="Compact"/>
-              <w:jc w:val="left"/>
-            </w:pPr>
-            <w:r>
-              <w:rPr>
-                <w:rStyle w:val="VerbatimChar"/>
-              </w:rPr>
-              <w:t xml:space="preserve">JWT_EXPIRES_IN</w:t>
-            </w:r>
-          </w:p>
-        </w:tc>
-        <w:tc>
-          <w:tcPr/>
-          <w:p>
-            <w:pPr>
-              <w:pStyle w:val="Compact"/>
-              <w:jc w:val="left"/>
-            </w:pPr>
-            <w:r>
-              <w:t xml:space="preserve">duracion de la sesion</w:t>
-            </w:r>
-          </w:p>
-        </w:tc>
-      </w:tr>
-      <w:tr>
-        <w:tc>
-          <w:tcPr/>
-          <w:p>
-            <w:pPr>
-              <w:pStyle w:val="Compact"/>
-              <w:jc w:val="left"/>
-            </w:pPr>
-            <w:r>
-              <w:rPr>
-                <w:rStyle w:val="VerbatimChar"/>
-              </w:rPr>
-              <w:t xml:space="preserve">RATE_LIMIT_GENERAL</w:t>
-            </w:r>
-          </w:p>
-        </w:tc>
-        <w:tc>
-          <w:tcPr/>
-          <w:p>
-            <w:pPr>
-              <w:pStyle w:val="Compact"/>
-              <w:jc w:val="left"/>
-            </w:pPr>
-            <w:r>
-              <w:t xml:space="preserve">limite de peticiones general</w:t>
-            </w:r>
-          </w:p>
-        </w:tc>
-      </w:tr>
-      <w:tr>
-        <w:tc>
-          <w:tcPr/>
-          <w:p>
-            <w:pPr>
-              <w:pStyle w:val="Compact"/>
-              <w:jc w:val="left"/>
-            </w:pPr>
-            <w:r>
-              <w:rPr>
-                <w:rStyle w:val="VerbatimChar"/>
-              </w:rPr>
-              <w:t xml:space="preserve">RATE_LIMIT_OFF</w:t>
-            </w:r>
-          </w:p>
-        </w:tc>
-        <w:tc>
-          <w:tcPr/>
-          <w:p>
-            <w:pPr>
-              <w:pStyle w:val="Compact"/>
-              <w:jc w:val="left"/>
-            </w:pPr>
-            <w:r>
-              <w:t xml:space="preserve">desactiva los limites</w:t>
-            </w:r>
-          </w:p>
-        </w:tc>
-      </w:tr>
-      <w:tr>
-        <w:tc>
-          <w:tcPr/>
-          <w:p>
-            <w:pPr>
-              <w:pStyle w:val="Compact"/>
-              <w:jc w:val="left"/>
-            </w:pPr>
-            <w:r>
-              <w:rPr>
-                <w:rStyle w:val="VerbatimChar"/>
-              </w:rPr>
-              <w:t xml:space="preserve">SMTP_*</w:t>
-            </w:r>
-          </w:p>
-        </w:tc>
-        <w:tc>
-          <w:tcPr/>
-          <w:p>
-            <w:pPr>
-              <w:pStyle w:val="Compact"/>
-              <w:jc w:val="left"/>
-            </w:pPr>
-            <w:r>
-              <w:t xml:space="preserve">envio de correo</w:t>
-            </w:r>
-          </w:p>
-        </w:tc>
-      </w:tr>
-      <w:tr>
-        <w:tc>
-          <w:tcPr/>
-          <w:p>
-            <w:pPr>
-              <w:pStyle w:val="Compact"/>
-              <w:jc w:val="left"/>
-            </w:pPr>
-            <w:r>
-              <w:rPr>
-                <w:rStyle w:val="VerbatimChar"/>
-              </w:rPr>
-              <w:t xml:space="preserve">TWILIO_*</w:t>
-            </w:r>
-          </w:p>
-        </w:tc>
-        <w:tc>
-          <w:tcPr/>
-          <w:p>
-            <w:pPr>
-              <w:pStyle w:val="Compact"/>
-              <w:jc w:val="left"/>
-            </w:pPr>
-            <w:r>
-              <w:t xml:space="preserve">WhatsApp y SMS</w:t>
-            </w:r>
-          </w:p>
-        </w:tc>
-      </w:tr>
-    </w:tbl>
-    <w:p>
-      <w:pPr>
-        <w:pStyle w:val="BlockText"/>
-      </w:pPr>
-      <w:r>
-        <w:rPr>
-          <w:rStyle w:val="VerbatimChar"/>
+        <w:t xml:space="preserve">Para probar una migración antes de aplicarla:</w:t>
+      </w:r>
+      <w:r>
+        <w:t xml:space="preserve"> </w:t>
+      </w:r>
+      <w:r>
+        <w:rPr>
+          <w:rStyle w:val="VerbatimChar"/>
+        </w:rPr>
+        <w:t xml:space="preserve">pg_dump -Fc</w:t>
+      </w:r>
+      <w:r>
+        <w:t xml:space="preserve"> </w:t>
+      </w:r>
+      <w:r>
+        <w:t xml:space="preserve">de producción,</w:t>
+      </w:r>
+      <w:r>
+        <w:t xml:space="preserve"> </w:t>
+      </w:r>
+      <w:r>
+        <w:rPr>
+          <w:rStyle w:val="VerbatimChar"/>
+        </w:rPr>
+        <w:t xml:space="preserve">pg_restore</w:t>
+      </w:r>
+      <w:r>
+        <w:t xml:space="preserve"> </w:t>
+      </w:r>
+      <w:r>
+        <w:t xml:space="preserve">en un Postgres temporal y correr el SQL ahí.</w:t>
+      </w:r>
+    </w:p>
+    <w:p>
+      <w:pPr>
+        <w:pStyle w:val="BodyText"/>
+      </w:pPr>
+      <w:r>
+        <w:rPr>
           <w:b/>
           <w:bCs/>
         </w:rPr>
-        <w:t xml:space="preserve">RATE_LIMIT_OFF</w:t>
+        <w:t xml:space="preserve">Commits y push como</w:t>
       </w:r>
       <w:r>
         <w:rPr>
@@ -1519,26 +4205,48 @@
       </w:r>
       <w:r>
         <w:rPr>
+          <w:rStyle w:val="VerbatimChar"/>
           <w:b/>
           <w:bCs/>
         </w:rPr>
-        <w:t xml:space="preserve">desactiva la proteccion contra fuerza bruta.</w:t>
-      </w:r>
-      <w:r>
-        <w:t xml:space="preserve"> </w:t>
-      </w:r>
-      <w:r>
-        <w:t xml:space="preserve">Usarlo</w:t>
-      </w:r>
-      <w:r>
-        <w:t xml:space="preserve"> </w:t>
-      </w:r>
-      <w:r>
-        <w:t xml:space="preserve">solo en pruebas y nunca dejarlo activo en produccion.</w:t>
-      </w:r>
-    </w:p>
-    <w:bookmarkEnd w:id="25"/>
-    <w:bookmarkStart w:id="26" w:name="mantenimiento"/>
+        <w:t xml:space="preserve">server-dt</w:t>
+      </w:r>
+      <w:r>
+        <w:t xml:space="preserve">, no como root (</w:t>
+      </w:r>
+      <w:r>
+        <w:rPr>
+          <w:rStyle w:val="VerbatimChar"/>
+        </w:rPr>
+        <w:t xml:space="preserve">sudo -u server-dt -H git …</w:t>
+      </w:r>
+      <w:r>
+        <w:t xml:space="preserve">):</w:t>
+      </w:r>
+      <w:r>
+        <w:t xml:space="preserve"> </w:t>
+      </w:r>
+      <w:r>
+        <w:t xml:space="preserve">el repositorio tiene identidad local</w:t>
+      </w:r>
+      <w:r>
+        <w:t xml:space="preserve"> </w:t>
+      </w:r>
+      <w:r>
+        <w:rPr>
+          <w:rStyle w:val="VerbatimChar"/>
+        </w:rPr>
+        <w:t xml:space="preserve">megaman0012</w:t>
+      </w:r>
+      <w:r>
+        <w:t xml:space="preserve"> </w:t>
+      </w:r>
+      <w:r>
+        <w:t xml:space="preserve">y su remoto usa la clave personal.</w:t>
+      </w:r>
+    </w:p>
+    <w:bookmarkEnd w:id="31"/>
+    <w:bookmarkStart w:id="32" w:name="app-android"/>
     <w:p>
       <w:pPr>
         <w:pStyle w:val="Heading2"/>
@@ -1547,13 +4255,329 @@
         <w:rPr>
           <w:rStyle w:val="SectionNumber"/>
         </w:rPr>
-        <w:t xml:space="preserve">0.7</w:t>
+        <w:t xml:space="preserve">0.12</w:t>
       </w:r>
       <w:r>
         <w:tab/>
       </w:r>
       <w:r>
-        <w:t xml:space="preserve">7. Mantenimiento</w:t>
+        <w:t xml:space="preserve">12. App Android</w:t>
+      </w:r>
+    </w:p>
+    <w:p>
+      <w:pPr>
+        <w:pStyle w:val="FirstParagraph"/>
+      </w:pPr>
+      <w:r>
+        <w:t xml:space="preserve">Ver</w:t>
+      </w:r>
+      <w:r>
+        <w:t xml:space="preserve"> </w:t>
+      </w:r>
+      <w:r>
+        <w:rPr>
+          <w:rStyle w:val="VerbatimChar"/>
+        </w:rPr>
+        <w:t xml:space="preserve">15_APK/Preparacion_APK.md</w:t>
+      </w:r>
+      <w:r>
+        <w:t xml:space="preserve">. Estado al 2026-09-27: APK de</w:t>
+      </w:r>
+      <w:r>
+        <w:t xml:space="preserve"> </w:t>
+      </w:r>
+      <w:r>
+        <w:rPr>
+          <w:b/>
+          <w:bCs/>
+        </w:rPr>
+        <w:t xml:space="preserve">prueba</w:t>
+      </w:r>
+      <w:r>
+        <w:t xml:space="preserve"> </w:t>
+      </w:r>
+      <w:r>
+        <w:t xml:space="preserve">(</w:t>
+      </w:r>
+      <w:r>
+        <w:rPr>
+          <w:rStyle w:val="VerbatimChar"/>
+        </w:rPr>
+        <w:t xml:space="preserve">/home/server-dt/apk/TotalCleanCar-1.0-prueba.apk</w:t>
+      </w:r>
+      <w:r>
+        <w:t xml:space="preserve">), firmada con la clave de</w:t>
+      </w:r>
+      <w:r>
+        <w:t xml:space="preserve"> </w:t>
+      </w:r>
+      <w:r>
+        <w:t xml:space="preserve">depuración, contra</w:t>
+      </w:r>
+      <w:r>
+        <w:t xml:space="preserve"> </w:t>
+      </w:r>
+      <w:r>
+        <w:rPr>
+          <w:rStyle w:val="VerbatimChar"/>
+        </w:rPr>
+        <w:t xml:space="preserve">http://181.188.232.50:3041</w:t>
+      </w:r>
+      <w:r>
+        <w:t xml:space="preserve"> </w:t>
+      </w:r>
+      <w:r>
+        <w:rPr>
+          <w:b/>
+          <w:bCs/>
+        </w:rPr>
+        <w:t xml:space="preserve">sin cifrar</w:t>
+      </w:r>
+      <w:r>
+        <w:t xml:space="preserve">. Para publicarla en</w:t>
+      </w:r>
+      <w:r>
+        <w:t xml:space="preserve"> </w:t>
+      </w:r>
+      <w:r>
+        <w:t xml:space="preserve">Google Play faltan un dominio con HTTPS y un keystore propio.</w:t>
+      </w:r>
+    </w:p>
+    <w:p>
+      <w:pPr>
+        <w:pStyle w:val="BodyText"/>
+      </w:pPr>
+      <w:r>
+        <w:t xml:space="preserve">La APK trae su propia copia del frontend:</w:t>
+      </w:r>
+      <w:r>
+        <w:t xml:space="preserve"> </w:t>
+      </w:r>
+      <w:r>
+        <w:rPr>
+          <w:b/>
+          <w:bCs/>
+        </w:rPr>
+        <w:t xml:space="preserve">un cambio en la web no llega a la app</w:t>
+      </w:r>
+      <w:r>
+        <w:rPr>
+          <w:b/>
+          <w:bCs/>
+        </w:rPr>
+        <w:t xml:space="preserve"> </w:t>
+      </w:r>
+      <w:r>
+        <w:rPr>
+          <w:b/>
+          <w:bCs/>
+        </w:rPr>
+        <w:t xml:space="preserve">hasta recompilarla</w:t>
+      </w:r>
+      <w:r>
+        <w:t xml:space="preserve"> </w:t>
+      </w:r>
+      <w:r>
+        <w:t xml:space="preserve">y reinstalarla.</w:t>
+      </w:r>
+    </w:p>
+    <w:bookmarkEnd w:id="32"/>
+    <w:bookmarkStart w:id="33" w:name="respaldos-y-recuperación"/>
+    <w:p>
+      <w:pPr>
+        <w:pStyle w:val="Heading2"/>
+      </w:pPr>
+      <w:r>
+        <w:rPr>
+          <w:rStyle w:val="SectionNumber"/>
+        </w:rPr>
+        <w:t xml:space="preserve">0.13</w:t>
+      </w:r>
+      <w:r>
+        <w:tab/>
+      </w:r>
+      <w:r>
+        <w:t xml:space="preserve">13. Respaldos y recuperación</w:t>
+      </w:r>
+    </w:p>
+    <w:p>
+      <w:pPr>
+        <w:pStyle w:val="FirstParagraph"/>
+      </w:pPr>
+      <w:r>
+        <w:t xml:space="preserve">Ver</w:t>
+      </w:r>
+      <w:r>
+        <w:t xml:space="preserve"> </w:t>
+      </w:r>
+      <w:r>
+        <w:rPr>
+          <w:rStyle w:val="VerbatimChar"/>
+        </w:rPr>
+        <w:t xml:space="preserve">12_CONTINUIDAD/Backup_Recuperacion.md</w:t>
+      </w:r>
+      <w:r>
+        <w:t xml:space="preserve">.</w:t>
+      </w:r>
+      <w:r>
+        <w:t xml:space="preserve"> </w:t>
+      </w:r>
+      <w:r>
+        <w:rPr>
+          <w:b/>
+          <w:bCs/>
+        </w:rPr>
+        <w:t xml:space="preserve">Sigue sin haber respaldo</w:t>
+      </w:r>
+      <w:r>
+        <w:rPr>
+          <w:b/>
+          <w:bCs/>
+        </w:rPr>
+        <w:t xml:space="preserve"> </w:t>
+      </w:r>
+      <w:r>
+        <w:rPr>
+          <w:b/>
+          <w:bCs/>
+        </w:rPr>
+        <w:t xml:space="preserve">automático</w:t>
+      </w:r>
+      <w:r>
+        <w:t xml:space="preserve"> </w:t>
+      </w:r>
+      <w:r>
+        <w:t xml:space="preserve">(CONT-01).</w:t>
+      </w:r>
+    </w:p>
+    <w:p>
+      <w:pPr>
+        <w:pStyle w:val="BodyText"/>
+      </w:pPr>
+      <w:r>
+        <w:t xml:space="preserve">Existe un respaldo manual, previo al cambio a Total Clean Car:</w:t>
+      </w:r>
+    </w:p>
+    <w:p>
+      <w:pPr>
+        <w:pStyle w:val="SourceCode"/>
+      </w:pPr>
+      <w:r>
+        <w:rPr>
+          <w:rStyle w:val="VerbatimChar"/>
+        </w:rPr>
+        <w:t xml:space="preserve">/home/server-dt/respaldos/lavado_de_carros/2026-09-27_pre-total-clean-car/</w:t>
+      </w:r>
+      <w:r>
+        <w:br/>
+      </w:r>
+      <w:r>
+        <w:rPr>
+          <w:rStyle w:val="VerbatimChar"/>
+        </w:rPr>
+        <w:t xml:space="preserve">  lavado_db.dump       pg_dump -Fc de la base</w:t>
+      </w:r>
+      <w:r>
+        <w:br/>
+      </w:r>
+      <w:r>
+        <w:rPr>
+          <w:rStyle w:val="VerbatimChar"/>
+        </w:rPr>
+        <w:t xml:space="preserve">  uploads_data.tgz     evidencias y comprobantes</w:t>
+      </w:r>
+      <w:r>
+        <w:br/>
+      </w:r>
+      <w:r>
+        <w:rPr>
+          <w:rStyle w:val="VerbatimChar"/>
+        </w:rPr>
+        <w:t xml:space="preserve">  env.backup           copia del .env (permisos 600)</w:t>
+      </w:r>
+      <w:r>
+        <w:br/>
+      </w:r>
+      <w:r>
+        <w:rPr>
+          <w:rStyle w:val="VerbatimChar"/>
+        </w:rPr>
+        <w:t xml:space="preserve">  git_head.txt         commit desplegado en ese momento</w:t>
+      </w:r>
+    </w:p>
+    <w:p>
+      <w:pPr>
+        <w:pStyle w:val="FirstParagraph"/>
+      </w:pPr>
+      <w:r>
+        <w:t xml:space="preserve">Para volver a ese estado: restaurar</w:t>
+      </w:r>
+      <w:r>
+        <w:t xml:space="preserve"> </w:t>
+      </w:r>
+      <w:r>
+        <w:rPr>
+          <w:rStyle w:val="VerbatimChar"/>
+        </w:rPr>
+        <w:t xml:space="preserve">lavado_db.dump</w:t>
+      </w:r>
+      <w:r>
+        <w:t xml:space="preserve"> </w:t>
+      </w:r>
+      <w:r>
+        <w:t xml:space="preserve">con</w:t>
+      </w:r>
+      <w:r>
+        <w:t xml:space="preserve"> </w:t>
+      </w:r>
+      <w:r>
+        <w:rPr>
+          <w:rStyle w:val="VerbatimChar"/>
+        </w:rPr>
+        <w:t xml:space="preserve">pg_restore --clean</w:t>
+      </w:r>
+      <w:r>
+        <w:t xml:space="preserve">,</w:t>
+      </w:r>
+      <w:r>
+        <w:t xml:space="preserve"> </w:t>
+      </w:r>
+      <w:r>
+        <w:t xml:space="preserve">volver el código al commit de</w:t>
+      </w:r>
+      <w:r>
+        <w:t xml:space="preserve"> </w:t>
+      </w:r>
+      <w:r>
+        <w:rPr>
+          <w:rStyle w:val="VerbatimChar"/>
+        </w:rPr>
+        <w:t xml:space="preserve">git_head.txt</w:t>
+      </w:r>
+      <w:r>
+        <w:t xml:space="preserve"> </w:t>
+      </w:r>
+      <w:r>
+        <w:t xml:space="preserve">y reconstruir los contenedores.</w:t>
+      </w:r>
+    </w:p>
+    <w:bookmarkEnd w:id="33"/>
+    <w:bookmarkStart w:id="34" w:name="mantenimiento"/>
+    <w:p>
+      <w:pPr>
+        <w:pStyle w:val="Heading2"/>
+      </w:pPr>
+      <w:r>
+        <w:rPr>
+          <w:rStyle w:val="SectionNumber"/>
+        </w:rPr>
+        <w:t xml:space="preserve">0.14</w:t>
+      </w:r>
+      <w:r>
+        <w:tab/>
+      </w:r>
+      <w:r>
+        <w:t xml:space="preserve">14. Mantenimiento</w:t>
       </w:r>
     </w:p>
     <w:p>
@@ -1561,7 +4585,7 @@
         <w:pStyle w:val="Compact"/>
         <w:numPr>
           <w:ilvl w:val="0"/>
-          <w:numId w:val="1002"/>
+          <w:numId w:val="1004"/>
         </w:numPr>
       </w:pPr>
       <w:r>
@@ -1589,7 +4613,7 @@
         <w:pStyle w:val="Compact"/>
         <w:numPr>
           <w:ilvl w:val="0"/>
-          <w:numId w:val="1002"/>
+          <w:numId w:val="1004"/>
         </w:numPr>
       </w:pPr>
       <w:r>
@@ -1618,96 +4642,129 @@
         <w:t xml:space="preserve"> </w:t>
       </w:r>
       <w:r>
+        <w:t xml:space="preserve">(884 KB al 2026-09-27)</w:t>
+      </w:r>
+      <w:r>
+        <w:t xml:space="preserve"> </w:t>
+      </w:r>
+      <w:r>
         <w:rPr>
           <w:b/>
           <w:bCs/>
         </w:rPr>
-        <w:t xml:space="preserve">crece sin limite</w:t>
-      </w:r>
-      <w:r>
-        <w:t xml:space="preserve">. No hay</w:t>
-      </w:r>
-      <w:r>
-        <w:t xml:space="preserve"> </w:t>
-      </w:r>
-      <w:r>
-        <w:t xml:space="preserve">politica de purga. Con 4 registros de lavado hoy no es problema; conviene</w:t>
-      </w:r>
-      <w:r>
-        <w:t xml:space="preserve"> </w:t>
-      </w:r>
-      <w:r>
-        <w:t xml:space="preserve">definir retencion antes de que escale.</w:t>
-      </w:r>
-    </w:p>
-    <w:bookmarkEnd w:id="26"/>
-    <w:bookmarkStart w:id="27" w:name="respaldos-y-recuperacion"/>
-    <w:p>
-      <w:pPr>
-        <w:pStyle w:val="Heading2"/>
-      </w:pPr>
-      <w:r>
-        <w:rPr>
-          <w:rStyle w:val="SectionNumber"/>
-        </w:rPr>
-        <w:t xml:space="preserve">0.8</w:t>
-      </w:r>
-      <w:r>
-        <w:tab/>
-      </w:r>
-      <w:r>
-        <w:t xml:space="preserve">8. Respaldos y recuperacion</w:t>
-      </w:r>
-    </w:p>
-    <w:p>
-      <w:pPr>
-        <w:pStyle w:val="FirstParagraph"/>
-      </w:pPr>
-      <w:r>
-        <w:t xml:space="preserve">Ver</w:t>
-      </w:r>
-      <w:r>
-        <w:t xml:space="preserve"> </w:t>
-      </w:r>
-      <w:r>
-        <w:rPr>
-          <w:rStyle w:val="VerbatimChar"/>
-        </w:rPr>
-        <w:t xml:space="preserve">12_CONTINUIDAD/Backup_Recuperacion.md</w:t>
-      </w:r>
-      <w:r>
-        <w:t xml:space="preserve">.</w:t>
-      </w:r>
-      <w:r>
-        <w:t xml:space="preserve"> </w:t>
+        <w:t xml:space="preserve">crece</w:t>
       </w:r>
       <w:r>
         <w:rPr>
           <w:b/>
           <w:bCs/>
         </w:rPr>
-        <w:t xml:space="preserve">Hoy no hay respaldo</w:t>
+        <w:t xml:space="preserve"> </w:t>
       </w:r>
       <w:r>
         <w:rPr>
           <w:b/>
           <w:bCs/>
         </w:rPr>
-        <w:t xml:space="preserve"> </w:t>
-      </w:r>
+        <w:t xml:space="preserve">sin límite</w:t>
+      </w:r>
+      <w:r>
+        <w:t xml:space="preserve">. No hay política de purga; conviene definir una retención antes de</w:t>
+      </w:r>
+      <w:r>
+        <w:t xml:space="preserve"> </w:t>
+      </w:r>
+      <w:r>
+        <w:t xml:space="preserve">que escale.</w:t>
+      </w:r>
+    </w:p>
+    <w:p>
+      <w:pPr>
+        <w:pStyle w:val="Compact"/>
+        <w:numPr>
+          <w:ilvl w:val="0"/>
+          <w:numId w:val="1004"/>
+        </w:numPr>
+      </w:pPr>
       <w:r>
         <w:rPr>
           <w:b/>
           <w:bCs/>
         </w:rPr>
-        <w:t xml:space="preserve">automatico</w:t>
-      </w:r>
-      <w:r>
-        <w:t xml:space="preserve">; es la recomendacion mas urgente junto con SEC-01.</w:t>
-      </w:r>
-    </w:p>
-    <w:bookmarkEnd w:id="27"/>
-    <w:bookmarkStart w:id="28" w:name="monitoreo-y-logs"/>
+        <w:t xml:space="preserve">Caché de la web:</w:t>
+      </w:r>
+      <w:r>
+        <w:t xml:space="preserve"> </w:t>
+      </w:r>
+      <w:r>
+        <w:t xml:space="preserve">el service worker pide</w:t>
+      </w:r>
+      <w:r>
+        <w:t xml:space="preserve"> </w:t>
+      </w:r>
+      <w:r>
+        <w:rPr>
+          <w:rStyle w:val="VerbatimChar"/>
+        </w:rPr>
+        <w:t xml:space="preserve">index.html</w:t>
+      </w:r>
+      <w:r>
+        <w:t xml:space="preserve"> </w:t>
+      </w:r>
+      <w:r>
+        <w:t xml:space="preserve">a la red primero y nginx</w:t>
+      </w:r>
+      <w:r>
+        <w:t xml:space="preserve"> </w:t>
+      </w:r>
+      <w:r>
+        <w:t xml:space="preserve">lo sirve con</w:t>
+      </w:r>
+      <w:r>
+        <w:t xml:space="preserve"> </w:t>
+      </w:r>
+      <w:r>
+        <w:rPr>
+          <w:rStyle w:val="VerbatimChar"/>
+        </w:rPr>
+        <w:t xml:space="preserve">no-cache</w:t>
+      </w:r>
+      <w:r>
+        <w:t xml:space="preserve">, así que una versión nueva llega al recargar. Si se</w:t>
+      </w:r>
+      <w:r>
+        <w:t xml:space="preserve"> </w:t>
+      </w:r>
+      <w:r>
+        <w:t xml:space="preserve">cambia</w:t>
+      </w:r>
+      <w:r>
+        <w:t xml:space="preserve"> </w:t>
+      </w:r>
+      <w:r>
+        <w:rPr>
+          <w:rStyle w:val="VerbatimChar"/>
+        </w:rPr>
+        <w:t xml:space="preserve">public/service-worker.js</w:t>
+      </w:r>
+      <w:r>
+        <w:t xml:space="preserve">, subir su</w:t>
+      </w:r>
+      <w:r>
+        <w:t xml:space="preserve"> </w:t>
+      </w:r>
+      <w:r>
+        <w:rPr>
+          <w:rStyle w:val="VerbatimChar"/>
+        </w:rPr>
+        <w:t xml:space="preserve">CACHE_NAME</w:t>
+      </w:r>
+      <w:r>
+        <w:t xml:space="preserve">.</w:t>
+      </w:r>
+    </w:p>
+    <w:bookmarkEnd w:id="34"/>
+    <w:bookmarkStart w:id="35" w:name="monitoreo-y-logs"/>
     <w:p>
       <w:pPr>
         <w:pStyle w:val="Heading2"/>
@@ -1716,13 +4773,13 @@
         <w:rPr>
           <w:rStyle w:val="SectionNumber"/>
         </w:rPr>
-        <w:t xml:space="preserve">0.9</w:t>
+        <w:t xml:space="preserve">0.15</w:t>
       </w:r>
       <w:r>
         <w:tab/>
       </w:r>
       <w:r>
-        <w:t xml:space="preserve">9. Monitoreo y logs</w:t>
+        <w:t xml:space="preserve">15. Monitoreo y logs</w:t>
       </w:r>
     </w:p>
     <w:p>
@@ -1759,7 +4816,13 @@
         <w:pStyle w:val="FirstParagraph"/>
       </w:pPr>
       <w:r>
-        <w:t xml:space="preserve">Sin monitoreo automatico. El backend no tiene healthcheck.</w:t>
+        <w:t xml:space="preserve">Sin monitoreo automático. El backend y el frontend no tienen healthcheck; solo</w:t>
+      </w:r>
+      <w:r>
+        <w:t xml:space="preserve"> </w:t>
+      </w:r>
+      <w:r>
+        <w:t xml:space="preserve">PostgreSQL lo tiene.</w:t>
       </w:r>
     </w:p>
     <w:p>
@@ -1769,8 +4832,8 @@
         </w:pict>
       </w:r>
     </w:p>
-    <w:bookmarkEnd w:id="28"/>
-    <w:bookmarkStart w:id="29" w:name="control-de-versiones"/>
+    <w:bookmarkEnd w:id="35"/>
+    <w:bookmarkStart w:id="36" w:name="control-de-versiones"/>
     <w:p>
       <w:pPr>
         <w:pStyle w:val="Heading2"/>
@@ -1779,7 +4842,7 @@
         <w:rPr>
           <w:rStyle w:val="SectionNumber"/>
         </w:rPr>
-        <w:t xml:space="preserve">0.10</w:t>
+        <w:t xml:space="preserve">0.16</w:t>
       </w:r>
       <w:r>
         <w:tab/>
@@ -1864,19 +4927,19 @@
               <w:jc w:val="left"/>
             </w:pPr>
             <w:r>
-              <w:t xml:space="preserve">1.0</w:t>
-            </w:r>
-          </w:p>
-        </w:tc>
-        <w:tc>
-          <w:tcPr/>
-          <w:p>
-            <w:pPr>
-              <w:pStyle w:val="Compact"/>
-              <w:jc w:val="left"/>
-            </w:pPr>
-            <w:r>
-              <w:t xml:space="preserve">2026-09-15</w:t>
+              <w:t xml:space="preserve">2.0</w:t>
+            </w:r>
+          </w:p>
+        </w:tc>
+        <w:tc>
+          <w:tcPr/>
+          <w:p>
+            <w:pPr>
+              <w:pStyle w:val="Compact"/>
+              <w:jc w:val="left"/>
+            </w:pPr>
+            <w:r>
+              <w:t xml:space="preserve">2026-09-27</w:t>
             </w:r>
           </w:p>
         </w:tc>
@@ -1932,7 +4995,7 @@
         <w:t xml:space="preserve">repositorio; la fuente es el archivo Markdown correspondiente.</w:t>
       </w:r>
     </w:p>
-    <w:bookmarkEnd w:id="29"/>
+    <w:bookmarkEnd w:id="36"/>
     <w:sectPr/>
   </w:body>
 </w:document>
@@ -2122,6 +5185,12 @@
     <w:abstractNumId w:val="991"/>
   </w:num>
   <w:num w:numId="1002">
+    <w:abstractNumId w:val="991"/>
+  </w:num>
+  <w:num w:numId="1003">
+    <w:abstractNumId w:val="991"/>
+  </w:num>
+  <w:num w:numId="1004">
     <w:abstractNumId w:val="991"/>
   </w:num>
 </w:numbering>

--- a/docs/08_MANUAL_ADMINISTRADOR/Manual_Administrador.docx
+++ b/docs/08_MANUAL_ADMINISTRADOR/Manual_Administrador.docx
@@ -115,7 +115,7 @@
         <w:t xml:space="preserve"> </w:t>
       </w:r>
       <w:r>
-        <w:t xml:space="preserve">2.0</w:t>
+        <w:t xml:space="preserve">2.1</w:t>
       </w:r>
       <w:r>
         <w:t xml:space="preserve"> </w:t>
@@ -127,7 +127,7 @@
         <w:t xml:space="preserve"> </w:t>
       </w:r>
       <w:r>
-        <w:t xml:space="preserve">27</w:t>
+        <w:t xml:space="preserve">11</w:t>
       </w:r>
       <w:r>
         <w:t xml:space="preserve"> </w:t>
@@ -139,7 +139,7 @@
         <w:t xml:space="preserve"> </w:t>
       </w:r>
       <w:r>
-        <w:t xml:space="preserve">septiembre</w:t>
+        <w:t xml:space="preserve">octubre</w:t>
       </w:r>
       <w:r>
         <w:t xml:space="preserve"> </w:t>
@@ -185,7 +185,7 @@
         <w:pStyle w:val="FirstParagraph"/>
       </w:pPr>
       <w:r>
-        <w:t xml:space="preserve">Versión 2.0 · 2026-09-27 · Reemplaza a la versión 1.0 (2026-09-15,</w:t>
+        <w:t xml:space="preserve">Versión 2.1 · 2026-10-08 · Reemplaza a la 2.0 (2026-09-27) y a la 1.0 (2026-09-15,</w:t>
       </w:r>
       <w:r>
         <w:t xml:space="preserve"> </w:t>
@@ -201,6 +201,67 @@
       </w:r>
       <w:r>
         <w:t xml:space="preserve">)</w:t>
+      </w:r>
+    </w:p>
+    <w:p>
+      <w:pPr>
+        <w:pStyle w:val="BodyText"/>
+      </w:pPr>
+      <w:r>
+        <w:rPr>
+          <w:b/>
+          <w:bCs/>
+        </w:rPr>
+        <w:t xml:space="preserve">Novedades de la 2.1:</w:t>
+      </w:r>
+      <w:r>
+        <w:t xml:space="preserve"> </w:t>
+      </w:r>
+      <w:r>
+        <w:t xml:space="preserve">vehículos de cada cliente visibles desde Clientes</w:t>
+      </w:r>
+      <w:r>
+        <w:t xml:space="preserve"> </w:t>
+      </w:r>
+      <w:r>
+        <w:t xml:space="preserve">(sección 2.1), Dashboard y Reportes ahora distintos y con filtro por mes</w:t>
+      </w:r>
+      <w:r>
+        <w:t xml:space="preserve"> </w:t>
+      </w:r>
+      <w:r>
+        <w:t xml:space="preserve">(sección 9), sesión con renovación automática (sección 10.1), despliegue con</w:t>
+      </w:r>
+      <w:r>
+        <w:t xml:space="preserve"> </w:t>
+      </w:r>
+      <w:r>
+        <w:rPr>
+          <w:rStyle w:val="VerbatimChar"/>
+        </w:rPr>
+        <w:t xml:space="preserve">scripts/desplegar.sh</w:t>
+      </w:r>
+      <w:r>
+        <w:t xml:space="preserve"> </w:t>
+      </w:r>
+      <w:r>
+        <w:t xml:space="preserve">(sección 11) y</w:t>
+      </w:r>
+      <w:r>
+        <w:t xml:space="preserve"> </w:t>
+      </w:r>
+      <w:r>
+        <w:rPr>
+          <w:b/>
+          <w:bCs/>
+        </w:rPr>
+        <w:t xml:space="preserve">respaldo automático diario</w:t>
+      </w:r>
+      <w:r>
+        <w:t xml:space="preserve"> </w:t>
+      </w:r>
+      <w:r>
+        <w:t xml:space="preserve">(sección 13).</w:t>
       </w:r>
     </w:p>
     <w:p>
@@ -1082,7 +1143,7 @@
     </w:p>
     <w:bookmarkEnd w:id="20"/>
     <w:bookmarkEnd w:id="21"/>
-    <w:bookmarkStart w:id="22" w:name="catálogos"/>
+    <w:bookmarkStart w:id="23" w:name="catálogos"/>
     <w:p>
       <w:pPr>
         <w:pStyle w:val="Heading2"/>
@@ -1507,23 +1568,22 @@
         <w:t xml:space="preserve">.</w:t>
       </w:r>
     </w:p>
-    <w:bookmarkEnd w:id="22"/>
-    <w:bookmarkStart w:id="23" w:name="precios-por-tipo-de-vehículo"/>
-    <w:p>
-      <w:pPr>
-        <w:pStyle w:val="Heading2"/>
+    <w:bookmarkStart w:id="22" w:name="vehículos-de-cada-cliente"/>
+    <w:p>
+      <w:pPr>
+        <w:pStyle w:val="Heading3"/>
       </w:pPr>
       <w:r>
         <w:rPr>
           <w:rStyle w:val="SectionNumber"/>
         </w:rPr>
-        <w:t xml:space="preserve">0.3</w:t>
+        <w:t xml:space="preserve">0.2.1</w:t>
       </w:r>
       <w:r>
         <w:tab/>
       </w:r>
       <w:r>
-        <w:t xml:space="preserve">3. Precios por tipo de vehículo</w:t>
+        <w:t xml:space="preserve">2.1 Vehículos de cada cliente</w:t>
       </w:r>
     </w:p>
     <w:p>
@@ -1531,463 +1591,48 @@
         <w:pStyle w:val="FirstParagraph"/>
       </w:pPr>
       <w:r>
-        <w:t xml:space="preserve">El precio y la duración</w:t>
-      </w:r>
-      <w:r>
-        <w:t xml:space="preserve"> </w:t>
-      </w:r>
-      <w:r>
-        <w:rPr>
-          <w:b/>
-          <w:bCs/>
-        </w:rPr>
-        <w:t xml:space="preserve">no</w:t>
-      </w:r>
-      <w:r>
-        <w:t xml:space="preserve"> </w:t>
-      </w:r>
-      <w:r>
-        <w:t xml:space="preserve">están en</w:t>
-      </w:r>
-      <w:r>
-        <w:t xml:space="preserve"> </w:t>
-      </w:r>
-      <w:r>
-        <w:rPr>
-          <w:rStyle w:val="VerbatimChar"/>
-        </w:rPr>
-        <w:t xml:space="preserve">TipoServicio</w:t>
-      </w:r>
-      <w:r>
-        <w:t xml:space="preserve">: están en</w:t>
-      </w:r>
-      <w:r>
-        <w:t xml:space="preserve"> </w:t>
-      </w:r>
-      <w:r>
-        <w:rPr>
-          <w:rStyle w:val="VerbatimChar"/>
-        </w:rPr>
-        <w:t xml:space="preserve">PrecioServicio</w:t>
-      </w:r>
-      <w:r>
-        <w:t xml:space="preserve">,</w:t>
-      </w:r>
-      <w:r>
-        <w:t xml:space="preserve"> </w:t>
-      </w:r>
-      <w:r>
-        <w:t xml:space="preserve">una fila por servicio y tipo de vehículo (única por</w:t>
-      </w:r>
-      <w:r>
-        <w:t xml:space="preserve"> </w:t>
-      </w:r>
-      <w:r>
-        <w:rPr>
-          <w:rStyle w:val="VerbatimChar"/>
-        </w:rPr>
-        <w:t xml:space="preserve">id_tipo_servicio</w:t>
-      </w:r>
-      <w:r>
-        <w:t xml:space="preserve"> </w:t>
-      </w:r>
-      <w:r>
-        <w:t xml:space="preserve">+</w:t>
-      </w:r>
-      <w:r>
-        <w:t xml:space="preserve"> </w:t>
-      </w:r>
-      <w:r>
-        <w:rPr>
-          <w:rStyle w:val="VerbatimChar"/>
-        </w:rPr>
-        <w:t xml:space="preserve">id_tipo_vehiculo</w:t>
-      </w:r>
-      <w:r>
-        <w:t xml:space="preserve">).</w:t>
-      </w:r>
-    </w:p>
-    <w:p>
-      <w:pPr>
-        <w:pStyle w:val="Compact"/>
-        <w:numPr>
-          <w:ilvl w:val="0"/>
-          <w:numId w:val="1001"/>
-        </w:numPr>
-      </w:pPr>
-      <w:r>
-        <w:t xml:space="preserve">Un servicio se ofrece a un tipo solo si existe esa fila, con</w:t>
-      </w:r>
-      <w:r>
-        <w:t xml:space="preserve"> </w:t>
-      </w:r>
-      <w:r>
-        <w:rPr>
-          <w:rStyle w:val="VerbatimChar"/>
-        </w:rPr>
-        <w:t xml:space="preserve">activo = true</w:t>
-      </w:r>
-      <w:r>
-        <w:t xml:space="preserve">, y el tipo está activo.</w:t>
-      </w:r>
-    </w:p>
-    <w:p>
-      <w:pPr>
-        <w:pStyle w:val="Compact"/>
-        <w:numPr>
-          <w:ilvl w:val="0"/>
-          <w:numId w:val="1001"/>
-        </w:numPr>
-      </w:pPr>
-      <w:r>
-        <w:t xml:space="preserve">La duración de la fila define cuánto se bloquea en la agenda.</w:t>
-      </w:r>
-    </w:p>
-    <w:p>
-      <w:pPr>
-        <w:pStyle w:val="Compact"/>
-        <w:numPr>
-          <w:ilvl w:val="0"/>
-          <w:numId w:val="1001"/>
-        </w:numPr>
-      </w:pPr>
-      <w:r>
-        <w:rPr>
-          <w:rStyle w:val="VerbatimChar"/>
-        </w:rPr>
-        <w:t xml:space="preserve">GET /api/public/servicios</w:t>
-      </w:r>
-      <w:r>
-        <w:t xml:space="preserve"> </w:t>
-      </w:r>
-      <w:r>
-        <w:t xml:space="preserve">devuelve cada servicio con sus precios y</w:t>
-      </w:r>
-      <w:r>
-        <w:t xml:space="preserve"> </w:t>
-      </w:r>
-      <w:r>
-        <w:rPr>
-          <w:rStyle w:val="VerbatimChar"/>
-        </w:rPr>
-        <w:t xml:space="preserve">precio_desde</w:t>
-      </w:r>
-      <w:r>
-        <w:t xml:space="preserve">; omite los que no tienen ningún precio.</w:t>
-      </w:r>
-    </w:p>
-    <w:p>
-      <w:pPr>
-        <w:pStyle w:val="Compact"/>
-        <w:numPr>
-          <w:ilvl w:val="0"/>
-          <w:numId w:val="1001"/>
-        </w:numPr>
-      </w:pPr>
-      <w:r>
-        <w:rPr>
-          <w:rStyle w:val="VerbatimChar"/>
-        </w:rPr>
-        <w:t xml:space="preserve">POST</w:t>
-      </w:r>
-      <w:r>
-        <w:t xml:space="preserve"> </w:t>
-      </w:r>
-      <w:r>
-        <w:t xml:space="preserve">y</w:t>
-      </w:r>
-      <w:r>
-        <w:t xml:space="preserve"> </w:t>
-      </w:r>
-      <w:r>
-        <w:rPr>
-          <w:rStyle w:val="VerbatimChar"/>
-        </w:rPr>
-        <w:t xml:space="preserve">PUT /api/servicios</w:t>
-      </w:r>
-      <w:r>
-        <w:t xml:space="preserve"> </w:t>
-      </w:r>
-      <w:r>
-        <w:t xml:space="preserve">reciben</w:t>
-      </w:r>
-      <w:r>
-        <w:t xml:space="preserve"> </w:t>
-      </w:r>
-      <w:r>
-        <w:rPr>
-          <w:rStyle w:val="VerbatimChar"/>
-        </w:rPr>
-        <w:t xml:space="preserve">precios: [{ id_tipo_vehiculo, precio, duracion_min }]</w:t>
-      </w:r>
-      <w:r>
-        <w:t xml:space="preserve">. Un tipo que deja de venir queda desactivado, no borrado. No se acepta un servicio sin ningún precio.</w:t>
-      </w:r>
-    </w:p>
-    <w:p>
-      <w:pPr>
-        <w:pStyle w:val="Compact"/>
-        <w:numPr>
-          <w:ilvl w:val="0"/>
-          <w:numId w:val="1001"/>
-        </w:numPr>
-      </w:pPr>
-      <w:r>
-        <w:t xml:space="preserve">Tipos de vehículo:</w:t>
-      </w:r>
-      <w:r>
-        <w:t xml:space="preserve"> </w:t>
-      </w:r>
-      <w:r>
-        <w:rPr>
-          <w:rStyle w:val="VerbatimChar"/>
-        </w:rPr>
-        <w:t xml:space="preserve">GET/POST/PUT /api/tipos-vehiculo</w:t>
-      </w:r>
-      <w:r>
-        <w:t xml:space="preserve"> </w:t>
-      </w:r>
-      <w:r>
-        <w:t xml:space="preserve">(interno) y</w:t>
-      </w:r>
-      <w:r>
-        <w:t xml:space="preserve"> </w:t>
-      </w:r>
-      <w:r>
-        <w:rPr>
-          <w:rStyle w:val="VerbatimChar"/>
-        </w:rPr>
-        <w:t xml:space="preserve">GET /api/public/tipos-vehiculo</w:t>
-      </w:r>
-      <w:r>
-        <w:t xml:space="preserve">. El</w:t>
-      </w:r>
-      <w:r>
-        <w:t xml:space="preserve"> </w:t>
-      </w:r>
-      <w:r>
-        <w:rPr>
-          <w:rStyle w:val="VerbatimChar"/>
-        </w:rPr>
-        <w:t xml:space="preserve">codigo</w:t>
-      </w:r>
-      <w:r>
-        <w:t xml:space="preserve"> </w:t>
-      </w:r>
-      <w:r>
-        <w:t xml:space="preserve">se genera a partir del nombre.</w:t>
-      </w:r>
-    </w:p>
-    <w:p>
-      <w:pPr>
-        <w:pStyle w:val="FirstParagraph"/>
-      </w:pPr>
-      <w:r>
-        <w:rPr>
-          <w:rStyle w:val="VerbatimChar"/>
-        </w:rPr>
-        <w:t xml:space="preserve">Vehiculo.id_tipo_vehiculo</w:t>
-      </w:r>
-      <w:r>
-        <w:t xml:space="preserve"> </w:t>
-      </w:r>
-      <w:r>
-        <w:t xml:space="preserve">es obligatorio al registrar (</w:t>
-      </w:r>
-      <w:r>
-        <w:rPr>
-          <w:rStyle w:val="VerbatimChar"/>
-        </w:rPr>
-        <w:t xml:space="preserve">POST /api/vehiculos</w:t>
-      </w:r>
-      <w:r>
-        <w:t xml:space="preserve">).</w:t>
-      </w:r>
-      <w:r>
-        <w:t xml:space="preserve"> </w:t>
-      </w:r>
-      <w:r>
-        <w:t xml:space="preserve">Admite</w:t>
-      </w:r>
-      <w:r>
-        <w:t xml:space="preserve"> </w:t>
-      </w:r>
-      <w:r>
-        <w:rPr>
-          <w:rStyle w:val="VerbatimChar"/>
-        </w:rPr>
-        <w:t xml:space="preserve">null</w:t>
-      </w:r>
-      <w:r>
-        <w:t xml:space="preserve"> </w:t>
-      </w:r>
-      <w:r>
-        <w:t xml:space="preserve">solo por los vehículos anteriores al catálogo:</w:t>
-      </w:r>
-      <w:r>
-        <w:t xml:space="preserve"> </w:t>
-      </w:r>
-      <w:r>
-        <w:rPr>
-          <w:b/>
-          <w:bCs/>
-        </w:rPr>
-        <w:t xml:space="preserve">3 vehículos</w:t>
-      </w:r>
-      <w:r>
-        <w:t xml:space="preserve"> </w:t>
-      </w:r>
-      <w:r>
-        <w:t xml:space="preserve">siguen</w:t>
-      </w:r>
-      <w:r>
-        <w:t xml:space="preserve"> </w:t>
-      </w:r>
-      <w:r>
-        <w:t xml:space="preserve">sin tipo y no pueden reservar hasta que su dueño o el operador lo complete. El</w:t>
-      </w:r>
-      <w:r>
-        <w:t xml:space="preserve"> </w:t>
-      </w:r>
-      <w:r>
-        <w:t xml:space="preserve">cliente puede editar sus propios vehículos (</w:t>
-      </w:r>
-      <w:r>
-        <w:rPr>
-          <w:rStyle w:val="VerbatimChar"/>
-        </w:rPr>
-        <w:t xml:space="preserve">PUT /api/vehiculos/:id</w:t>
-      </w:r>
-      <w:r>
-        <w:t xml:space="preserve">), pero no su estado.</w:t>
-      </w:r>
-    </w:p>
-    <w:p>
-      <w:pPr>
-        <w:pStyle w:val="BlockText"/>
-      </w:pPr>
-      <w:r>
-        <w:rPr>
-          <w:b/>
-          <w:bCs/>
-        </w:rPr>
-        <w:t xml:space="preserve">Pendiente (2026-09-27):</w:t>
-      </w:r>
-      <w:r>
-        <w:t xml:space="preserve"> </w:t>
-      </w:r>
-      <w:r>
-        <w:t xml:space="preserve">el tipo</w:t>
-      </w:r>
-      <w:r>
-        <w:t xml:space="preserve"> </w:t>
-      </w:r>
-      <w:r>
-        <w:rPr>
-          <w:b/>
-          <w:bCs/>
-        </w:rPr>
-        <w:t xml:space="preserve">moto</w:t>
-      </w:r>
-      <w:r>
-        <w:t xml:space="preserve"> </w:t>
-      </w:r>
-      <w:r>
-        <w:t xml:space="preserve">no tiene ningún precio, así que</w:t>
-      </w:r>
-      <w:r>
-        <w:t xml:space="preserve"> </w:t>
-      </w:r>
-      <w:r>
-        <w:t xml:space="preserve">ningún servicio se le ofrece. La migración no inventó tarifas: se cargan desde</w:t>
-      </w:r>
-      <w:r>
-        <w:t xml:space="preserve"> </w:t>
-      </w:r>
-      <w:r>
-        <w:rPr>
-          <w:b/>
-          <w:bCs/>
-        </w:rPr>
-        <w:t xml:space="preserve">Servicios → Servicios y precios</w:t>
-      </w:r>
-      <w:r>
-        <w:t xml:space="preserve">.</w:t>
-      </w:r>
-    </w:p>
-    <w:bookmarkEnd w:id="23"/>
-    <w:bookmarkStart w:id="24" w:name="servicios-adicionales"/>
-    <w:p>
-      <w:pPr>
-        <w:pStyle w:val="Heading2"/>
-      </w:pPr>
-      <w:r>
-        <w:rPr>
-          <w:rStyle w:val="SectionNumber"/>
-        </w:rPr>
-        <w:t xml:space="preserve">0.4</w:t>
-      </w:r>
-      <w:r>
-        <w:tab/>
-      </w:r>
-      <w:r>
-        <w:t xml:space="preserve">4. Servicios adicionales</w:t>
-      </w:r>
-    </w:p>
-    <w:p>
-      <w:pPr>
-        <w:pStyle w:val="FirstParagraph"/>
-      </w:pPr>
-      <w:r>
-        <w:rPr>
-          <w:rStyle w:val="VerbatimChar"/>
-        </w:rPr>
-        <w:t xml:space="preserve">ServicioAdicional</w:t>
-      </w:r>
-      <w:r>
-        <w:t xml:space="preserve"> </w:t>
-      </w:r>
-      <w:r>
-        <w:t xml:space="preserve">(nombre, precio,</w:t>
-      </w:r>
-      <w:r>
-        <w:t xml:space="preserve"> </w:t>
-      </w:r>
-      <w:r>
-        <w:rPr>
-          <w:rStyle w:val="VerbatimChar"/>
-        </w:rPr>
-        <w:t xml:space="preserve">duracion_min</w:t>
-      </w:r>
-      <w:r>
-        <w:t xml:space="preserve"> </w:t>
-      </w:r>
-      <w:r>
-        <w:t xml:space="preserve">extra). CRUD interno en</w:t>
-      </w:r>
-      <w:r>
-        <w:t xml:space="preserve"> </w:t>
-      </w:r>
-      <w:r>
-        <w:rPr>
-          <w:rStyle w:val="VerbatimChar"/>
-        </w:rPr>
-        <w:t xml:space="preserve">/api/adicionales</w:t>
-      </w:r>
-      <w:r>
-        <w:t xml:space="preserve">; lectura pública en</w:t>
-      </w:r>
-      <w:r>
-        <w:t xml:space="preserve"> </w:t>
-      </w:r>
-      <w:r>
-        <w:rPr>
-          <w:rStyle w:val="VerbatimChar"/>
-        </w:rPr>
-        <w:t xml:space="preserve">/api/public/adicionales</w:t>
-      </w:r>
-      <w:r>
-        <w:t xml:space="preserve">.</w:t>
+        <w:t xml:space="preserve">En</w:t>
+      </w:r>
+      <w:r>
+        <w:t xml:space="preserve"> </w:t>
+      </w:r>
+      <w:r>
+        <w:rPr>
+          <w:b/>
+          <w:bCs/>
+        </w:rPr>
+        <w:t xml:space="preserve">Clientes</w:t>
+      </w:r>
+      <w:r>
+        <w:t xml:space="preserve">, la columna</w:t>
+      </w:r>
+      <w:r>
+        <w:t xml:space="preserve"> </w:t>
+      </w:r>
+      <w:r>
+        <w:rPr>
+          <w:i/>
+          <w:iCs/>
+        </w:rPr>
+        <w:t xml:space="preserve">Vehículos</w:t>
+      </w:r>
+      <w:r>
+        <w:t xml:space="preserve"> </w:t>
+      </w:r>
+      <w:r>
+        <w:t xml:space="preserve">es un botón: el número abre la lista del</w:t>
+      </w:r>
+      <w:r>
+        <w:t xml:space="preserve"> </w:t>
+      </w:r>
+      <w:r>
+        <w:t xml:space="preserve">cliente debajo de su fila. De cada vehículo se ve la placa, el tipo, la marca y</w:t>
+      </w:r>
+      <w:r>
+        <w:t xml:space="preserve"> </w:t>
+      </w:r>
+      <w:r>
+        <w:t xml:space="preserve">modelo, el color y si está de baja.</w:t>
       </w:r>
     </w:p>
     <w:p>
@@ -1995,262 +1640,7 @@
         <w:pStyle w:val="BodyText"/>
       </w:pPr>
       <w:r>
-        <w:t xml:space="preserve">Al reservar, cada adicional elegido se copia a</w:t>
-      </w:r>
-      <w:r>
-        <w:t xml:space="preserve"> </w:t>
-      </w:r>
-      <w:r>
-        <w:rPr>
-          <w:rStyle w:val="VerbatimChar"/>
-        </w:rPr>
-        <w:t xml:space="preserve">ReservaAdicional</w:t>
-      </w:r>
-      <w:r>
-        <w:t xml:space="preserve"> </w:t>
-      </w:r>
-      <w:r>
-        <w:t xml:space="preserve">(nombre, precio</w:t>
-      </w:r>
-      <w:r>
-        <w:t xml:space="preserve"> </w:t>
-      </w:r>
-      <w:r>
-        <w:t xml:space="preserve">y minutos): cambiar el catálogo después no altera reservas ya hechas.</w:t>
-      </w:r>
-      <w:r>
-        <w:t xml:space="preserve"> </w:t>
-      </w:r>
-      <w:r>
-        <w:rPr>
-          <w:rStyle w:val="VerbatimChar"/>
-        </w:rPr>
-        <w:t xml:space="preserve">Reserva.precio_final</w:t>
-      </w:r>
-      <w:r>
-        <w:t xml:space="preserve"> </w:t>
-      </w:r>
-      <w:r>
-        <w:t xml:space="preserve">= precio del servicio para el tipo de vehículo (0 si lo cubre</w:t>
-      </w:r>
-      <w:r>
-        <w:t xml:space="preserve"> </w:t>
-      </w:r>
-      <w:r>
-        <w:t xml:space="preserve">un plan) + adicionales.</w:t>
-      </w:r>
-      <w:r>
-        <w:t xml:space="preserve"> </w:t>
-      </w:r>
-      <w:r>
-        <w:rPr>
-          <w:b/>
-          <w:bCs/>
-        </w:rPr>
-        <w:t xml:space="preserve">Los planes no cubren adicionales.</w:t>
-      </w:r>
-    </w:p>
-    <w:bookmarkEnd w:id="24"/>
-    <w:bookmarkStart w:id="25" w:name="cotización-y-creación-de-reservas"/>
-    <w:p>
-      <w:pPr>
-        <w:pStyle w:val="Heading2"/>
-      </w:pPr>
-      <w:r>
-        <w:rPr>
-          <w:rStyle w:val="SectionNumber"/>
-        </w:rPr>
-        <w:t xml:space="preserve">0.5</w:t>
-      </w:r>
-      <w:r>
-        <w:tab/>
-      </w:r>
-      <w:r>
-        <w:t xml:space="preserve">5. Cotización y creación de reservas</w:t>
-      </w:r>
-    </w:p>
-    <w:p>
-      <w:pPr>
-        <w:pStyle w:val="FirstParagraph"/>
-      </w:pPr>
-      <w:r>
-        <w:t xml:space="preserve">El precio y la duración los calcula siempre el backend (</w:t>
-      </w:r>
-      <w:r>
-        <w:rPr>
-          <w:rStyle w:val="VerbatimChar"/>
-        </w:rPr>
-        <w:t xml:space="preserve">services/cotizacion.service.js</w:t>
-      </w:r>
-      <w:r>
-        <w:t xml:space="preserve">);</w:t>
-      </w:r>
-      <w:r>
-        <w:t xml:space="preserve"> </w:t>
-      </w:r>
-      <w:r>
-        <w:t xml:space="preserve">lo que muestra la pantalla sale de la misma cuenta.</w:t>
-      </w:r>
-    </w:p>
-    <w:p>
-      <w:pPr>
-        <w:pStyle w:val="Compact"/>
-        <w:numPr>
-          <w:ilvl w:val="0"/>
-          <w:numId w:val="1002"/>
-        </w:numPr>
-      </w:pPr>
-      <w:r>
-        <w:rPr>
-          <w:rStyle w:val="VerbatimChar"/>
-        </w:rPr>
-        <w:t xml:space="preserve">POST /api/reservas/cotizar</w:t>
-      </w:r>
-      <w:r>
-        <w:t xml:space="preserve"> </w:t>
-      </w:r>
-      <w:r>
-        <w:t xml:space="preserve">— vista previa:</w:t>
-      </w:r>
-      <w:r>
-        <w:t xml:space="preserve"> </w:t>
-      </w:r>
-      <w:r>
-        <w:rPr>
-          <w:rStyle w:val="VerbatimChar"/>
-        </w:rPr>
-        <w:t xml:space="preserve">{ id_vehiculo, id_tipo_servicio, adicionales }</w:t>
-      </w:r>
-      <w:r>
-        <w:t xml:space="preserve">.</w:t>
-      </w:r>
-    </w:p>
-    <w:p>
-      <w:pPr>
-        <w:pStyle w:val="Compact"/>
-        <w:numPr>
-          <w:ilvl w:val="0"/>
-          <w:numId w:val="1002"/>
-        </w:numPr>
-      </w:pPr>
-      <w:r>
-        <w:rPr>
-          <w:rStyle w:val="VerbatimChar"/>
-        </w:rPr>
-        <w:t xml:space="preserve">POST /api/reservas</w:t>
-      </w:r>
-      <w:r>
-        <w:t xml:space="preserve"> </w:t>
-      </w:r>
-      <w:r>
-        <w:t xml:space="preserve">— crea la reserva, con</w:t>
-      </w:r>
-      <w:r>
-        <w:t xml:space="preserve"> </w:t>
-      </w:r>
-      <w:r>
-        <w:rPr>
-          <w:rStyle w:val="VerbatimChar"/>
-        </w:rPr>
-        <w:t xml:space="preserve">adicionales: [ids]</w:t>
-      </w:r>
-      <w:r>
-        <w:t xml:space="preserve"> </w:t>
-      </w:r>
-      <w:r>
-        <w:t xml:space="preserve">opcional.</w:t>
-      </w:r>
-    </w:p>
-    <w:p>
-      <w:pPr>
-        <w:pStyle w:val="FirstParagraph"/>
-      </w:pPr>
-      <w:r>
-        <w:t xml:space="preserve">Validaciones al crear, en este orden: cliente activo, vehículo del cliente y</w:t>
-      </w:r>
-      <w:r>
-        <w:t xml:space="preserve"> </w:t>
-      </w:r>
-      <w:r>
-        <w:t xml:space="preserve">activo, servicio ofrecido para el tipo de vehículo, estacionamiento (en expreso),</w:t>
-      </w:r>
-      <w:r>
-        <w:t xml:space="preserve"> </w:t>
-      </w:r>
-      <w:r>
-        <w:t xml:space="preserve">fecha no pasada,</w:t>
-      </w:r>
-      <w:r>
-        <w:t xml:space="preserve"> </w:t>
-      </w:r>
-      <w:r>
-        <w:rPr>
-          <w:b/>
-          <w:bCs/>
-        </w:rPr>
-        <w:t xml:space="preserve">hora no empezada</w:t>
-      </w:r>
-      <w:r>
-        <w:t xml:space="preserve"> </w:t>
-      </w:r>
-      <w:r>
-        <w:t xml:space="preserve">(si es hoy), dentro del horario de atención</w:t>
-      </w:r>
-      <w:r>
-        <w:t xml:space="preserve"> </w:t>
-      </w:r>
-      <w:r>
-        <w:t xml:space="preserve">del sitio, y cupo disponible. El cupo se verifica en una transacción</w:t>
-      </w:r>
-      <w:r>
-        <w:t xml:space="preserve"> </w:t>
-      </w:r>
-      <w:r>
-        <w:rPr>
-          <w:b/>
-          <w:bCs/>
-        </w:rPr>
-        <w:t xml:space="preserve">serializable</w:t>
-      </w:r>
-      <w:r>
-        <w:t xml:space="preserve">: si dos clientes piden el último cupo a la vez, uno lo obtiene y el</w:t>
-      </w:r>
-      <w:r>
-        <w:t xml:space="preserve"> </w:t>
-      </w:r>
-      <w:r>
-        <w:t xml:space="preserve">otro recibe</w:t>
-      </w:r>
-      <w:r>
-        <w:t xml:space="preserve"> </w:t>
-      </w:r>
-      <w:r>
-        <w:rPr>
-          <w:rStyle w:val="VerbatimChar"/>
-        </w:rPr>
-        <w:t xml:space="preserve">409</w:t>
-      </w:r>
-      <w:r>
-        <w:t xml:space="preserve">.</w:t>
-      </w:r>
-    </w:p>
-    <w:bookmarkEnd w:id="25"/>
-    <w:bookmarkStart w:id="26" w:name="agenda-y-capacidad"/>
-    <w:p>
-      <w:pPr>
-        <w:pStyle w:val="Heading2"/>
-      </w:pPr>
-      <w:r>
-        <w:rPr>
-          <w:rStyle w:val="SectionNumber"/>
-        </w:rPr>
-        <w:t xml:space="preserve">0.6</w:t>
-      </w:r>
-      <w:r>
-        <w:tab/>
-      </w:r>
-      <w:r>
-        <w:t xml:space="preserve">6. Agenda y capacidad</w:t>
+        <w:t xml:space="preserve">Desde ahí mismo, sin cambiar de pantalla:</w:t>
       </w:r>
     </w:p>
     <w:tbl>
@@ -2277,19 +1667,19 @@
               <w:jc w:val="left"/>
             </w:pPr>
             <w:r>
-              <w:t xml:space="preserve">Modalidad</w:t>
-            </w:r>
-          </w:p>
-        </w:tc>
-        <w:tc>
-          <w:tcPr/>
-          <w:p>
-            <w:pPr>
-              <w:pStyle w:val="Compact"/>
-              <w:jc w:val="left"/>
-            </w:pPr>
-            <w:r>
-              <w:t xml:space="preserve">Capacidad por franja</w:t>
+              <w:t xml:space="preserve">Acción</w:t>
+            </w:r>
+          </w:p>
+        </w:tc>
+        <w:tc>
+          <w:tcPr/>
+          <w:p>
+            <w:pPr>
+              <w:pStyle w:val="Compact"/>
+              <w:jc w:val="left"/>
+            </w:pPr>
+            <w:r>
+              <w:t xml:space="preserve">Para qué sirve</w:t>
             </w:r>
           </w:p>
         </w:tc>
@@ -2303,28 +1693,23 @@
               <w:jc w:val="left"/>
             </w:pPr>
             <w:r>
-              <w:t xml:space="preserve">Expreso</w:t>
-            </w:r>
-          </w:p>
-        </w:tc>
-        <w:tc>
-          <w:tcPr/>
-          <w:p>
-            <w:pPr>
-              <w:pStyle w:val="Compact"/>
-              <w:jc w:val="left"/>
-            </w:pPr>
-            <w:r>
               <w:rPr>
-                <w:rStyle w:val="VerbatimChar"/>
+                <w:b/>
+                <w:bCs/>
               </w:rPr>
-              <w:t xml:space="preserve">Estacionamiento.capacidad_expreso</w:t>
-            </w:r>
-            <w:r>
-              <w:t xml:space="preserve"> </w:t>
-            </w:r>
-            <w:r>
-              <w:t xml:space="preserve">del sitio; si es 0, la cantidad de lavadores activos</w:t>
+              <w:t xml:space="preserve">Agregar vehículo</w:t>
+            </w:r>
+          </w:p>
+        </w:tc>
+        <w:tc>
+          <w:tcPr/>
+          <w:p>
+            <w:pPr>
+              <w:pStyle w:val="Compact"/>
+              <w:jc w:val="left"/>
+            </w:pPr>
+            <w:r>
+              <w:t xml:space="preserve">el cliente que llega sin tener el carro cargado; evita tener que pedirle que lo registre él</w:t>
             </w:r>
           </w:p>
         </w:tc>
@@ -2338,74 +1723,337 @@
               <w:jc w:val="left"/>
             </w:pPr>
             <w:r>
-              <w:t xml:space="preserve">Profunda</w:t>
-            </w:r>
-          </w:p>
-        </w:tc>
-        <w:tc>
-          <w:tcPr/>
-          <w:p>
-            <w:pPr>
-              <w:pStyle w:val="Compact"/>
-              <w:jc w:val="left"/>
-            </w:pPr>
-            <w:r>
-              <w:t xml:space="preserve">bahías (</w:t>
-            </w:r>
-            <w:r>
               <w:rPr>
-                <w:rStyle w:val="VerbatimChar"/>
+                <w:b/>
+                <w:bCs/>
               </w:rPr>
-              <w:t xml:space="preserve">Plaza.tipo = 'bahia_lavado'</w:t>
-            </w:r>
-            <w:r>
-              <w:t xml:space="preserve">) disponibles</w:t>
+              <w:t xml:space="preserve">Lápiz</w:t>
+            </w:r>
+            <w:r>
+              <w:t xml:space="preserve"> </w:t>
+            </w:r>
+            <w:r>
+              <w:t xml:space="preserve">(cambiar el tipo)</w:t>
+            </w:r>
+          </w:p>
+        </w:tc>
+        <w:tc>
+          <w:tcPr/>
+          <w:p>
+            <w:pPr>
+              <w:pStyle w:val="Compact"/>
+              <w:jc w:val="left"/>
+            </w:pPr>
+            <w:r>
+              <w:t xml:space="preserve">corregir un tipo mal puesto o</w:t>
+            </w:r>
+            <w:r>
+              <w:t xml:space="preserve"> </w:t>
+            </w:r>
+            <w:r>
+              <w:rPr>
+                <w:b/>
+                <w:bCs/>
+              </w:rPr>
+              <w:t xml:space="preserve">completar el que falta</w:t>
+            </w:r>
+          </w:p>
+        </w:tc>
+      </w:tr>
+      <w:tr>
+        <w:tc>
+          <w:tcPr/>
+          <w:p>
+            <w:pPr>
+              <w:pStyle w:val="Compact"/>
+              <w:jc w:val="left"/>
+            </w:pPr>
+            <w:r>
+              <w:rPr>
+                <w:b/>
+                <w:bCs/>
+              </w:rPr>
+              <w:t xml:space="preserve">Prohibido / flecha</w:t>
+            </w:r>
+          </w:p>
+        </w:tc>
+        <w:tc>
+          <w:tcPr/>
+          <w:p>
+            <w:pPr>
+              <w:pStyle w:val="Compact"/>
+              <w:jc w:val="left"/>
+            </w:pPr>
+            <w:r>
+              <w:t xml:space="preserve">dar de baja o reactivar. No se borra: las reservas anteriores lo siguen mostrando</w:t>
             </w:r>
           </w:p>
         </w:tc>
       </w:tr>
     </w:tbl>
+    <w:p>
+      <w:pPr>
+        <w:pStyle w:val="BlockText"/>
+      </w:pPr>
+      <w:r>
+        <w:rPr>
+          <w:b/>
+          <w:bCs/>
+        </w:rPr>
+        <w:t xml:space="preserve">Un vehículo</w:t>
+      </w:r>
+      <w:r>
+        <w:rPr>
+          <w:b/>
+          <w:bCs/>
+        </w:rPr>
+        <w:t xml:space="preserve"> </w:t>
+      </w:r>
+      <w:r>
+        <w:rPr>
+          <w:b/>
+          <w:bCs/>
+        </w:rPr>
+        <w:t xml:space="preserve">“</w:t>
+      </w:r>
+      <w:r>
+        <w:rPr>
+          <w:b/>
+          <w:bCs/>
+        </w:rPr>
+        <w:t xml:space="preserve">sin tipo</w:t>
+      </w:r>
+      <w:r>
+        <w:rPr>
+          <w:b/>
+          <w:bCs/>
+        </w:rPr>
+        <w:t xml:space="preserve">”</w:t>
+      </w:r>
+      <w:r>
+        <w:rPr>
+          <w:b/>
+          <w:bCs/>
+        </w:rPr>
+        <w:t xml:space="preserve"> </w:t>
+      </w:r>
+      <w:r>
+        <w:rPr>
+          <w:b/>
+          <w:bCs/>
+        </w:rPr>
+        <w:t xml:space="preserve">aparece marcado en ámbar y con un aviso.</w:t>
+      </w:r>
+      <w:r>
+        <w:t xml:space="preserve"> </w:t>
+      </w:r>
+      <w:r>
+        <w:t xml:space="preserve">No es un</w:t>
+      </w:r>
+      <w:r>
+        <w:t xml:space="preserve"> </w:t>
+      </w:r>
+      <w:r>
+        <w:t xml:space="preserve">detalle estético: sin tipo no hay precio (sección 3) y</w:t>
+      </w:r>
+      <w:r>
+        <w:t xml:space="preserve"> </w:t>
+      </w:r>
+      <w:r>
+        <w:rPr>
+          <w:b/>
+          <w:bCs/>
+        </w:rPr>
+        <w:t xml:space="preserve">ese cliente no puede</w:t>
+      </w:r>
+      <w:r>
+        <w:rPr>
+          <w:b/>
+          <w:bCs/>
+        </w:rPr>
+        <w:t xml:space="preserve"> </w:t>
+      </w:r>
+      <w:r>
+        <w:rPr>
+          <w:b/>
+          <w:bCs/>
+        </w:rPr>
+        <w:t xml:space="preserve">reservar con ese vehículo</w:t>
+      </w:r>
+      <w:r>
+        <w:t xml:space="preserve">. Son los que se cargaron antes de que existiera el</w:t>
+      </w:r>
+      <w:r>
+        <w:t xml:space="preserve"> </w:t>
+      </w:r>
+      <w:r>
+        <w:t xml:space="preserve">catálogo de tipos, en septiembre de 2026. Es la primera causa de la llamada</w:t>
+      </w:r>
+      <w:r>
+        <w:t xml:space="preserve"> </w:t>
+      </w:r>
+      <w:r>
+        <w:rPr>
+          <w:i/>
+          <w:iCs/>
+        </w:rPr>
+        <w:t xml:space="preserve">“</w:t>
+      </w:r>
+      <w:r>
+        <w:rPr>
+          <w:i/>
+          <w:iCs/>
+        </w:rPr>
+        <w:t xml:space="preserve">no me deja reservar</w:t>
+      </w:r>
+      <w:r>
+        <w:rPr>
+          <w:i/>
+          <w:iCs/>
+        </w:rPr>
+        <w:t xml:space="preserve">”</w:t>
+      </w:r>
+      <w:r>
+        <w:t xml:space="preserve">: abrir su fila y ponerle el tipo lo resuelve en el acto.</w:t>
+      </w:r>
+    </w:p>
+    <w:p>
+      <w:pPr>
+        <w:pStyle w:val="FirstParagraph"/>
+      </w:pPr>
+      <w:r>
+        <w:t xml:space="preserve">Los vehículos vienen en la misma respuesta que la lista de clientes, así que</w:t>
+      </w:r>
+      <w:r>
+        <w:t xml:space="preserve"> </w:t>
+      </w:r>
+      <w:r>
+        <w:t xml:space="preserve">abrir la fila no consulta nada: es instantáneo.</w:t>
+      </w:r>
+    </w:p>
+    <w:bookmarkEnd w:id="22"/>
+    <w:bookmarkEnd w:id="23"/>
+    <w:bookmarkStart w:id="24" w:name="precios-por-tipo-de-vehículo"/>
+    <w:p>
+      <w:pPr>
+        <w:pStyle w:val="Heading2"/>
+      </w:pPr>
+      <w:r>
+        <w:rPr>
+          <w:rStyle w:val="SectionNumber"/>
+        </w:rPr>
+        <w:t xml:space="preserve">0.3</w:t>
+      </w:r>
+      <w:r>
+        <w:tab/>
+      </w:r>
+      <w:r>
+        <w:t xml:space="preserve">3. Precios por tipo de vehículo</w:t>
+      </w:r>
+    </w:p>
+    <w:p>
+      <w:pPr>
+        <w:pStyle w:val="FirstParagraph"/>
+      </w:pPr>
+      <w:r>
+        <w:t xml:space="preserve">El precio y la duración</w:t>
+      </w:r>
+      <w:r>
+        <w:t xml:space="preserve"> </w:t>
+      </w:r>
+      <w:r>
+        <w:rPr>
+          <w:b/>
+          <w:bCs/>
+        </w:rPr>
+        <w:t xml:space="preserve">no</w:t>
+      </w:r>
+      <w:r>
+        <w:t xml:space="preserve"> </w:t>
+      </w:r>
+      <w:r>
+        <w:t xml:space="preserve">están en</w:t>
+      </w:r>
+      <w:r>
+        <w:t xml:space="preserve"> </w:t>
+      </w:r>
+      <w:r>
+        <w:rPr>
+          <w:rStyle w:val="VerbatimChar"/>
+        </w:rPr>
+        <w:t xml:space="preserve">TipoServicio</w:t>
+      </w:r>
+      <w:r>
+        <w:t xml:space="preserve">: están en</w:t>
+      </w:r>
+      <w:r>
+        <w:t xml:space="preserve"> </w:t>
+      </w:r>
+      <w:r>
+        <w:rPr>
+          <w:rStyle w:val="VerbatimChar"/>
+        </w:rPr>
+        <w:t xml:space="preserve">PrecioServicio</w:t>
+      </w:r>
+      <w:r>
+        <w:t xml:space="preserve">,</w:t>
+      </w:r>
+      <w:r>
+        <w:t xml:space="preserve"> </w:t>
+      </w:r>
+      <w:r>
+        <w:t xml:space="preserve">una fila por servicio y tipo de vehículo (única por</w:t>
+      </w:r>
+      <w:r>
+        <w:t xml:space="preserve"> </w:t>
+      </w:r>
+      <w:r>
+        <w:rPr>
+          <w:rStyle w:val="VerbatimChar"/>
+        </w:rPr>
+        <w:t xml:space="preserve">id_tipo_servicio</w:t>
+      </w:r>
+      <w:r>
+        <w:t xml:space="preserve"> </w:t>
+      </w:r>
+      <w:r>
+        <w:t xml:space="preserve">+</w:t>
+      </w:r>
+      <w:r>
+        <w:t xml:space="preserve"> </w:t>
+      </w:r>
+      <w:r>
+        <w:rPr>
+          <w:rStyle w:val="VerbatimChar"/>
+        </w:rPr>
+        <w:t xml:space="preserve">id_tipo_vehiculo</w:t>
+      </w:r>
+      <w:r>
+        <w:t xml:space="preserve">).</w:t>
+      </w:r>
+    </w:p>
     <w:p>
       <w:pPr>
         <w:pStyle w:val="Compact"/>
         <w:numPr>
           <w:ilvl w:val="0"/>
-          <w:numId w:val="1003"/>
+          <w:numId w:val="1001"/>
         </w:numPr>
       </w:pPr>
       <w:r>
-        <w:rPr>
-          <w:b/>
-          <w:bCs/>
-        </w:rPr>
-        <w:t xml:space="preserve">Horarios ofrecidos:</w:t>
-      </w:r>
-      <w:r>
-        <w:t xml:space="preserve"> </w:t>
-      </w:r>
-      <w:r>
-        <w:t xml:space="preserve">empiezan en la apertura del sitio y avanzan cada</w:t>
-      </w:r>
-      <w:r>
-        <w:t xml:space="preserve"> </w:t>
-      </w:r>
-      <w:r>
-        <w:rPr>
-          <w:rStyle w:val="VerbatimChar"/>
-        </w:rPr>
-        <w:t xml:space="preserve">duracion_franja_min</w:t>
-      </w:r>
-      <w:r>
-        <w:t xml:space="preserve"> </w:t>
-      </w:r>
-      <w:r>
-        <w:t xml:space="preserve">(60 por defecto) para servicios que duran eso o más; los</w:t>
-      </w:r>
-      <w:r>
-        <w:t xml:space="preserve"> </w:t>
-      </w:r>
-      <w:r>
-        <w:t xml:space="preserve">más cortos, cada 30 minutos. Así los horarios caen en :00 y :30.</w:t>
+        <w:t xml:space="preserve">Un servicio se ofrece a un tipo solo si existe esa fila, con</w:t>
+      </w:r>
+      <w:r>
+        <w:t xml:space="preserve"> </w:t>
+      </w:r>
+      <w:r>
+        <w:rPr>
+          <w:rStyle w:val="VerbatimChar"/>
+        </w:rPr>
+        <w:t xml:space="preserve">activo = true</w:t>
+      </w:r>
+      <w:r>
+        <w:t xml:space="preserve">, y el tipo está activo.</w:t>
       </w:r>
     </w:p>
     <w:p>
@@ -2413,33 +2061,11 @@
         <w:pStyle w:val="Compact"/>
         <w:numPr>
           <w:ilvl w:val="0"/>
-          <w:numId w:val="1003"/>
+          <w:numId w:val="1001"/>
         </w:numPr>
       </w:pPr>
       <w:r>
-        <w:rPr>
-          <w:b/>
-          <w:bCs/>
-        </w:rPr>
-        <w:t xml:space="preserve">Franjas pasadas:</w:t>
-      </w:r>
-      <w:r>
-        <w:t xml:space="preserve"> </w:t>
-      </w:r>
-      <w:r>
-        <w:t xml:space="preserve">hoy, las que ya empezaron salen con</w:t>
-      </w:r>
-      <w:r>
-        <w:t xml:space="preserve"> </w:t>
-      </w:r>
-      <w:r>
-        <w:rPr>
-          <w:rStyle w:val="VerbatimChar"/>
-        </w:rPr>
-        <w:t xml:space="preserve">pasada: true</w:t>
-      </w:r>
-      <w:r>
-        <w:t xml:space="preserve">, sin cupos, y no se pueden reservar.</w:t>
+        <w:t xml:space="preserve">La duración de la fila define cuánto se bloquea en la agenda.</w:t>
       </w:r>
     </w:p>
     <w:p>
@@ -2447,42 +2073,32 @@
         <w:pStyle w:val="Compact"/>
         <w:numPr>
           <w:ilvl w:val="0"/>
-          <w:numId w:val="1003"/>
+          <w:numId w:val="1001"/>
         </w:numPr>
       </w:pPr>
       <w:r>
         <w:rPr>
-          <w:b/>
-          <w:bCs/>
-        </w:rPr>
-        <w:t xml:space="preserve">La disponibilidad y la creación usan la misma regla</w:t>
-      </w:r>
-      <w:r>
-        <w:t xml:space="preserve"> </w:t>
-      </w:r>
-      <w:r>
-        <w:t xml:space="preserve">(</w:t>
-      </w:r>
-      <w:r>
-        <w:rPr>
-          <w:rStyle w:val="VerbatimChar"/>
-        </w:rPr>
-        <w:t xml:space="preserve">services/agenda.service.js</w:t>
-      </w:r>
-      <w:r>
-        <w:t xml:space="preserve">).</w:t>
-      </w:r>
-      <w:r>
-        <w:t xml:space="preserve"> </w:t>
-      </w:r>
-      <w:r>
-        <w:t xml:space="preserve">Hasta el 2026-09-27, crear contaba la capacidad global y un sitio con capacidad</w:t>
-      </w:r>
-      <w:r>
-        <w:t xml:space="preserve"> </w:t>
-      </w:r>
-      <w:r>
-        <w:t xml:space="preserve">propia podía aceptar reservas encimadas.</w:t>
+          <w:rStyle w:val="VerbatimChar"/>
+        </w:rPr>
+        <w:t xml:space="preserve">GET /api/public/servicios</w:t>
+      </w:r>
+      <w:r>
+        <w:t xml:space="preserve"> </w:t>
+      </w:r>
+      <w:r>
+        <w:t xml:space="preserve">devuelve cada servicio con sus precios y</w:t>
+      </w:r>
+      <w:r>
+        <w:t xml:space="preserve"> </w:t>
+      </w:r>
+      <w:r>
+        <w:rPr>
+          <w:rStyle w:val="VerbatimChar"/>
+        </w:rPr>
+        <w:t xml:space="preserve">precio_desde</w:t>
+      </w:r>
+      <w:r>
+        <w:t xml:space="preserve">; omite los que no tienen ningún precio.</w:t>
       </w:r>
     </w:p>
     <w:p>
@@ -2490,24 +2106,14 @@
         <w:pStyle w:val="Compact"/>
         <w:numPr>
           <w:ilvl w:val="0"/>
-          <w:numId w:val="1003"/>
+          <w:numId w:val="1001"/>
         </w:numPr>
       </w:pPr>
       <w:r>
         <w:rPr>
-          <w:b/>
-          <w:bCs/>
-        </w:rPr>
-        <w:t xml:space="preserve">Bloqueos manuales:</w:t>
-      </w:r>
-      <w:r>
-        <w:t xml:space="preserve"> </w:t>
-      </w:r>
-      <w:r>
-        <w:rPr>
-          <w:rStyle w:val="VerbatimChar"/>
-        </w:rPr>
-        <w:t xml:space="preserve">POST /api/agenda/bloqueos</w:t>
+          <w:rStyle w:val="VerbatimChar"/>
+        </w:rPr>
+        <w:t xml:space="preserve">POST</w:t>
       </w:r>
       <w:r>
         <w:t xml:space="preserve"> </w:t>
@@ -2522,16 +2128,25 @@
         <w:rPr>
           <w:rStyle w:val="VerbatimChar"/>
         </w:rPr>
-        <w:t xml:space="preserve">DELETE /api/agenda/bloqueos/:id</w:t>
-      </w:r>
-      <w:r>
-        <w:t xml:space="preserve">.</w:t>
-      </w:r>
-      <w:r>
-        <w:t xml:space="preserve"> </w:t>
-      </w:r>
-      <w:r>
-        <w:t xml:space="preserve">Bloquean ambas modalidades en todos los sitios.</w:t>
+        <w:t xml:space="preserve">PUT /api/servicios</w:t>
+      </w:r>
+      <w:r>
+        <w:t xml:space="preserve"> </w:t>
+      </w:r>
+      <w:r>
+        <w:t xml:space="preserve">reciben</w:t>
+      </w:r>
+      <w:r>
+        <w:t xml:space="preserve"> </w:t>
+      </w:r>
+      <w:r>
+        <w:rPr>
+          <w:rStyle w:val="VerbatimChar"/>
+        </w:rPr>
+        <w:t xml:space="preserve">precios: [{ id_tipo_vehiculo, precio, duracion_min }]</w:t>
+      </w:r>
+      <w:r>
+        <w:t xml:space="preserve">. Un tipo que deja de venir queda desactivado, no borrado. No se acepta un servicio sin ningún precio.</w:t>
       </w:r>
     </w:p>
     <w:p>
@@ -2539,48 +2154,367 @@
         <w:pStyle w:val="Compact"/>
         <w:numPr>
           <w:ilvl w:val="0"/>
-          <w:numId w:val="1003"/>
+          <w:numId w:val="1001"/>
         </w:numPr>
       </w:pPr>
       <w:r>
-        <w:rPr>
-          <w:b/>
-          <w:bCs/>
-        </w:rPr>
-        <w:t xml:space="preserve">Asignar lavador:</w:t>
-      </w:r>
-      <w:r>
-        <w:t xml:space="preserve"> </w:t>
-      </w:r>
-      <w:r>
-        <w:rPr>
-          <w:rStyle w:val="VerbatimChar"/>
-        </w:rPr>
-        <w:t xml:space="preserve">PUT /api/reservas/:id/asignar-lavador</w:t>
-      </w:r>
-      <w:r>
-        <w:t xml:space="preserve">. Rechaza con</w:t>
-      </w:r>
-      <w:r>
-        <w:t xml:space="preserve"> </w:t>
-      </w:r>
-      <w:r>
-        <w:rPr>
-          <w:rStyle w:val="VerbatimChar"/>
-        </w:rPr>
-        <w:t xml:space="preserve">409</w:t>
-      </w:r>
-      <w:r>
-        <w:t xml:space="preserve"> </w:t>
-      </w:r>
-      <w:r>
-        <w:t xml:space="preserve">si</w:t>
-      </w:r>
-      <w:r>
-        <w:t xml:space="preserve"> </w:t>
-      </w:r>
-      <w:r>
-        <w:t xml:space="preserve">el lavador ya tiene otro trabajo solapado ese día.</w:t>
+        <w:t xml:space="preserve">Tipos de vehículo:</w:t>
+      </w:r>
+      <w:r>
+        <w:t xml:space="preserve"> </w:t>
+      </w:r>
+      <w:r>
+        <w:rPr>
+          <w:rStyle w:val="VerbatimChar"/>
+        </w:rPr>
+        <w:t xml:space="preserve">GET/POST/PUT /api/tipos-vehiculo</w:t>
+      </w:r>
+      <w:r>
+        <w:t xml:space="preserve"> </w:t>
+      </w:r>
+      <w:r>
+        <w:t xml:space="preserve">(interno) y</w:t>
+      </w:r>
+      <w:r>
+        <w:t xml:space="preserve"> </w:t>
+      </w:r>
+      <w:r>
+        <w:rPr>
+          <w:rStyle w:val="VerbatimChar"/>
+        </w:rPr>
+        <w:t xml:space="preserve">GET /api/public/tipos-vehiculo</w:t>
+      </w:r>
+      <w:r>
+        <w:t xml:space="preserve">. El</w:t>
+      </w:r>
+      <w:r>
+        <w:t xml:space="preserve"> </w:t>
+      </w:r>
+      <w:r>
+        <w:rPr>
+          <w:rStyle w:val="VerbatimChar"/>
+        </w:rPr>
+        <w:t xml:space="preserve">codigo</w:t>
+      </w:r>
+      <w:r>
+        <w:t xml:space="preserve"> </w:t>
+      </w:r>
+      <w:r>
+        <w:t xml:space="preserve">se genera a partir del nombre.</w:t>
+      </w:r>
+    </w:p>
+    <w:p>
+      <w:pPr>
+        <w:pStyle w:val="FirstParagraph"/>
+      </w:pPr>
+      <w:r>
+        <w:rPr>
+          <w:rStyle w:val="VerbatimChar"/>
+        </w:rPr>
+        <w:t xml:space="preserve">Vehiculo.id_tipo_vehiculo</w:t>
+      </w:r>
+      <w:r>
+        <w:t xml:space="preserve"> </w:t>
+      </w:r>
+      <w:r>
+        <w:t xml:space="preserve">es obligatorio al registrar (</w:t>
+      </w:r>
+      <w:r>
+        <w:rPr>
+          <w:rStyle w:val="VerbatimChar"/>
+        </w:rPr>
+        <w:t xml:space="preserve">POST /api/vehiculos</w:t>
+      </w:r>
+      <w:r>
+        <w:t xml:space="preserve">).</w:t>
+      </w:r>
+      <w:r>
+        <w:t xml:space="preserve"> </w:t>
+      </w:r>
+      <w:r>
+        <w:t xml:space="preserve">Admite</w:t>
+      </w:r>
+      <w:r>
+        <w:t xml:space="preserve"> </w:t>
+      </w:r>
+      <w:r>
+        <w:rPr>
+          <w:rStyle w:val="VerbatimChar"/>
+        </w:rPr>
+        <w:t xml:space="preserve">null</w:t>
+      </w:r>
+      <w:r>
+        <w:t xml:space="preserve"> </w:t>
+      </w:r>
+      <w:r>
+        <w:t xml:space="preserve">solo por los vehículos anteriores al catálogo:</w:t>
+      </w:r>
+      <w:r>
+        <w:t xml:space="preserve"> </w:t>
+      </w:r>
+      <w:r>
+        <w:rPr>
+          <w:b/>
+          <w:bCs/>
+        </w:rPr>
+        <w:t xml:space="preserve">3 vehículos</w:t>
+      </w:r>
+      <w:r>
+        <w:t xml:space="preserve"> </w:t>
+      </w:r>
+      <w:r>
+        <w:t xml:space="preserve">siguen</w:t>
+      </w:r>
+      <w:r>
+        <w:t xml:space="preserve"> </w:t>
+      </w:r>
+      <w:r>
+        <w:t xml:space="preserve">sin tipo y no pueden reservar hasta que su dueño o el operador lo complete. El</w:t>
+      </w:r>
+      <w:r>
+        <w:t xml:space="preserve"> </w:t>
+      </w:r>
+      <w:r>
+        <w:t xml:space="preserve">cliente puede editar sus propios vehículos (</w:t>
+      </w:r>
+      <w:r>
+        <w:rPr>
+          <w:rStyle w:val="VerbatimChar"/>
+        </w:rPr>
+        <w:t xml:space="preserve">PUT /api/vehiculos/:id</w:t>
+      </w:r>
+      <w:r>
+        <w:t xml:space="preserve">), pero no su estado.</w:t>
+      </w:r>
+    </w:p>
+    <w:p>
+      <w:pPr>
+        <w:pStyle w:val="BlockText"/>
+      </w:pPr>
+      <w:r>
+        <w:rPr>
+          <w:b/>
+          <w:bCs/>
+        </w:rPr>
+        <w:t xml:space="preserve">Pendiente (2026-09-27):</w:t>
+      </w:r>
+      <w:r>
+        <w:t xml:space="preserve"> </w:t>
+      </w:r>
+      <w:r>
+        <w:t xml:space="preserve">el tipo</w:t>
+      </w:r>
+      <w:r>
+        <w:t xml:space="preserve"> </w:t>
+      </w:r>
+      <w:r>
+        <w:rPr>
+          <w:b/>
+          <w:bCs/>
+        </w:rPr>
+        <w:t xml:space="preserve">moto</w:t>
+      </w:r>
+      <w:r>
+        <w:t xml:space="preserve"> </w:t>
+      </w:r>
+      <w:r>
+        <w:t xml:space="preserve">no tiene ningún precio, así que</w:t>
+      </w:r>
+      <w:r>
+        <w:t xml:space="preserve"> </w:t>
+      </w:r>
+      <w:r>
+        <w:t xml:space="preserve">ningún servicio se le ofrece. La migración no inventó tarifas: se cargan desde</w:t>
+      </w:r>
+      <w:r>
+        <w:t xml:space="preserve"> </w:t>
+      </w:r>
+      <w:r>
+        <w:rPr>
+          <w:b/>
+          <w:bCs/>
+        </w:rPr>
+        <w:t xml:space="preserve">Servicios → Servicios y precios</w:t>
+      </w:r>
+      <w:r>
+        <w:t xml:space="preserve">.</w:t>
+      </w:r>
+    </w:p>
+    <w:bookmarkEnd w:id="24"/>
+    <w:bookmarkStart w:id="25" w:name="servicios-adicionales"/>
+    <w:p>
+      <w:pPr>
+        <w:pStyle w:val="Heading2"/>
+      </w:pPr>
+      <w:r>
+        <w:rPr>
+          <w:rStyle w:val="SectionNumber"/>
+        </w:rPr>
+        <w:t xml:space="preserve">0.4</w:t>
+      </w:r>
+      <w:r>
+        <w:tab/>
+      </w:r>
+      <w:r>
+        <w:t xml:space="preserve">4. Servicios adicionales</w:t>
+      </w:r>
+    </w:p>
+    <w:p>
+      <w:pPr>
+        <w:pStyle w:val="FirstParagraph"/>
+      </w:pPr>
+      <w:r>
+        <w:rPr>
+          <w:rStyle w:val="VerbatimChar"/>
+        </w:rPr>
+        <w:t xml:space="preserve">ServicioAdicional</w:t>
+      </w:r>
+      <w:r>
+        <w:t xml:space="preserve"> </w:t>
+      </w:r>
+      <w:r>
+        <w:t xml:space="preserve">(nombre, precio,</w:t>
+      </w:r>
+      <w:r>
+        <w:t xml:space="preserve"> </w:t>
+      </w:r>
+      <w:r>
+        <w:rPr>
+          <w:rStyle w:val="VerbatimChar"/>
+        </w:rPr>
+        <w:t xml:space="preserve">duracion_min</w:t>
+      </w:r>
+      <w:r>
+        <w:t xml:space="preserve"> </w:t>
+      </w:r>
+      <w:r>
+        <w:t xml:space="preserve">extra). CRUD interno en</w:t>
+      </w:r>
+      <w:r>
+        <w:t xml:space="preserve"> </w:t>
+      </w:r>
+      <w:r>
+        <w:rPr>
+          <w:rStyle w:val="VerbatimChar"/>
+        </w:rPr>
+        <w:t xml:space="preserve">/api/adicionales</w:t>
+      </w:r>
+      <w:r>
+        <w:t xml:space="preserve">; lectura pública en</w:t>
+      </w:r>
+      <w:r>
+        <w:t xml:space="preserve"> </w:t>
+      </w:r>
+      <w:r>
+        <w:rPr>
+          <w:rStyle w:val="VerbatimChar"/>
+        </w:rPr>
+        <w:t xml:space="preserve">/api/public/adicionales</w:t>
+      </w:r>
+      <w:r>
+        <w:t xml:space="preserve">.</w:t>
+      </w:r>
+    </w:p>
+    <w:p>
+      <w:pPr>
+        <w:pStyle w:val="BodyText"/>
+      </w:pPr>
+      <w:r>
+        <w:t xml:space="preserve">Al reservar, cada adicional elegido se copia a</w:t>
+      </w:r>
+      <w:r>
+        <w:t xml:space="preserve"> </w:t>
+      </w:r>
+      <w:r>
+        <w:rPr>
+          <w:rStyle w:val="VerbatimChar"/>
+        </w:rPr>
+        <w:t xml:space="preserve">ReservaAdicional</w:t>
+      </w:r>
+      <w:r>
+        <w:t xml:space="preserve"> </w:t>
+      </w:r>
+      <w:r>
+        <w:t xml:space="preserve">(nombre, precio</w:t>
+      </w:r>
+      <w:r>
+        <w:t xml:space="preserve"> </w:t>
+      </w:r>
+      <w:r>
+        <w:t xml:space="preserve">y minutos): cambiar el catálogo después no altera reservas ya hechas.</w:t>
+      </w:r>
+      <w:r>
+        <w:t xml:space="preserve"> </w:t>
+      </w:r>
+      <w:r>
+        <w:rPr>
+          <w:rStyle w:val="VerbatimChar"/>
+        </w:rPr>
+        <w:t xml:space="preserve">Reserva.precio_final</w:t>
+      </w:r>
+      <w:r>
+        <w:t xml:space="preserve"> </w:t>
+      </w:r>
+      <w:r>
+        <w:t xml:space="preserve">= precio del servicio para el tipo de vehículo (0 si lo cubre</w:t>
+      </w:r>
+      <w:r>
+        <w:t xml:space="preserve"> </w:t>
+      </w:r>
+      <w:r>
+        <w:t xml:space="preserve">un plan) + adicionales.</w:t>
+      </w:r>
+      <w:r>
+        <w:t xml:space="preserve"> </w:t>
+      </w:r>
+      <w:r>
+        <w:rPr>
+          <w:b/>
+          <w:bCs/>
+        </w:rPr>
+        <w:t xml:space="preserve">Los planes no cubren adicionales.</w:t>
+      </w:r>
+    </w:p>
+    <w:bookmarkEnd w:id="25"/>
+    <w:bookmarkStart w:id="26" w:name="cotización-y-creación-de-reservas"/>
+    <w:p>
+      <w:pPr>
+        <w:pStyle w:val="Heading2"/>
+      </w:pPr>
+      <w:r>
+        <w:rPr>
+          <w:rStyle w:val="SectionNumber"/>
+        </w:rPr>
+        <w:t xml:space="preserve">0.5</w:t>
+      </w:r>
+      <w:r>
+        <w:tab/>
+      </w:r>
+      <w:r>
+        <w:t xml:space="preserve">5. Cotización y creación de reservas</w:t>
+      </w:r>
+    </w:p>
+    <w:p>
+      <w:pPr>
+        <w:pStyle w:val="FirstParagraph"/>
+      </w:pPr>
+      <w:r>
+        <w:t xml:space="preserve">El precio y la duración los calcula siempre el backend (</w:t>
+      </w:r>
+      <w:r>
+        <w:rPr>
+          <w:rStyle w:val="VerbatimChar"/>
+        </w:rPr>
+        <w:t xml:space="preserve">services/cotizacion.service.js</w:t>
+      </w:r>
+      <w:r>
+        <w:t xml:space="preserve">);</w:t>
+      </w:r>
+      <w:r>
+        <w:t xml:space="preserve"> </w:t>
+      </w:r>
+      <w:r>
+        <w:t xml:space="preserve">lo que muestra la pantalla sale de la misma cuenta.</w:t>
       </w:r>
     </w:p>
     <w:p>
@@ -2588,112 +2522,145 @@
         <w:pStyle w:val="Compact"/>
         <w:numPr>
           <w:ilvl w:val="0"/>
-          <w:numId w:val="1003"/>
+          <w:numId w:val="1002"/>
         </w:numPr>
       </w:pPr>
       <w:r>
         <w:rPr>
-          <w:b/>
-          <w:bCs/>
-        </w:rPr>
-        <w:t xml:space="preserve">Estados:</w:t>
-      </w:r>
-      <w:r>
-        <w:t xml:space="preserve"> </w:t>
-      </w:r>
-      <w:r>
-        <w:rPr>
-          <w:rStyle w:val="VerbatimChar"/>
-        </w:rPr>
-        <w:t xml:space="preserve">solicitada → confirmada → en_proceso → completada</w:t>
-      </w:r>
-      <w:r>
-        <w:t xml:space="preserve">, con salidas a</w:t>
-      </w:r>
-      <w:r>
-        <w:t xml:space="preserve"> </w:t>
-      </w:r>
-      <w:r>
-        <w:rPr>
-          <w:rStyle w:val="VerbatimChar"/>
-        </w:rPr>
-        <w:t xml:space="preserve">cancelada</w:t>
-      </w:r>
-      <w:r>
-        <w:t xml:space="preserve"> </w:t>
-      </w:r>
-      <w:r>
-        <w:t xml:space="preserve">(desde solicitada o confirmada) y</w:t>
-      </w:r>
-      <w:r>
-        <w:t xml:space="preserve"> </w:t>
-      </w:r>
-      <w:r>
-        <w:rPr>
-          <w:rStyle w:val="VerbatimChar"/>
-        </w:rPr>
-        <w:t xml:space="preserve">no_asistio</w:t>
-      </w:r>
-      <w:r>
-        <w:t xml:space="preserve"> </w:t>
-      </w:r>
-      <w:r>
-        <w:t xml:space="preserve">(desde confirmada o en</w:t>
-      </w:r>
-      <w:r>
-        <w:t xml:space="preserve"> </w:t>
-      </w:r>
-      <w:r>
-        <w:t xml:space="preserve">proceso).</w:t>
-      </w:r>
-      <w:r>
-        <w:t xml:space="preserve"> </w:t>
-      </w:r>
-      <w:r>
-        <w:rPr>
-          <w:rStyle w:val="VerbatimChar"/>
-        </w:rPr>
-        <w:t xml:space="preserve">PUT /api/reservas/:id/no-asistio</w:t>
-      </w:r>
-      <w:r>
-        <w:t xml:space="preserve"> </w:t>
-      </w:r>
-      <w:r>
-        <w:t xml:space="preserve">existe, pero</w:t>
-      </w:r>
-      <w:r>
-        <w:t xml:space="preserve"> </w:t>
-      </w:r>
-      <w:r>
-        <w:rPr>
-          <w:b/>
-          <w:bCs/>
-        </w:rPr>
-        <w:t xml:space="preserve">el panel no tiene</w:t>
-      </w:r>
-      <w:r>
-        <w:rPr>
-          <w:b/>
-          <w:bCs/>
-        </w:rPr>
-        <w:t xml:space="preserve"> </w:t>
-      </w:r>
-      <w:r>
-        <w:rPr>
-          <w:b/>
-          <w:bCs/>
-        </w:rPr>
-        <w:t xml:space="preserve">botón</w:t>
-      </w:r>
-      <w:r>
-        <w:t xml:space="preserve"> </w:t>
-      </w:r>
-      <w:r>
-        <w:t xml:space="preserve">para marcarlo.</w:t>
+          <w:rStyle w:val="VerbatimChar"/>
+        </w:rPr>
+        <w:t xml:space="preserve">POST /api/reservas/cotizar</w:t>
+      </w:r>
+      <w:r>
+        <w:t xml:space="preserve"> </w:t>
+      </w:r>
+      <w:r>
+        <w:t xml:space="preserve">— vista previa:</w:t>
+      </w:r>
+      <w:r>
+        <w:t xml:space="preserve"> </w:t>
+      </w:r>
+      <w:r>
+        <w:rPr>
+          <w:rStyle w:val="VerbatimChar"/>
+        </w:rPr>
+        <w:t xml:space="preserve">{ id_vehiculo, id_tipo_servicio, adicionales }</w:t>
+      </w:r>
+      <w:r>
+        <w:t xml:space="preserve">.</w:t>
+      </w:r>
+    </w:p>
+    <w:p>
+      <w:pPr>
+        <w:pStyle w:val="Compact"/>
+        <w:numPr>
+          <w:ilvl w:val="0"/>
+          <w:numId w:val="1002"/>
+        </w:numPr>
+      </w:pPr>
+      <w:r>
+        <w:rPr>
+          <w:rStyle w:val="VerbatimChar"/>
+        </w:rPr>
+        <w:t xml:space="preserve">POST /api/reservas</w:t>
+      </w:r>
+      <w:r>
+        <w:t xml:space="preserve"> </w:t>
+      </w:r>
+      <w:r>
+        <w:t xml:space="preserve">— crea la reserva, con</w:t>
+      </w:r>
+      <w:r>
+        <w:t xml:space="preserve"> </w:t>
+      </w:r>
+      <w:r>
+        <w:rPr>
+          <w:rStyle w:val="VerbatimChar"/>
+        </w:rPr>
+        <w:t xml:space="preserve">adicionales: [ids]</w:t>
+      </w:r>
+      <w:r>
+        <w:t xml:space="preserve"> </w:t>
+      </w:r>
+      <w:r>
+        <w:t xml:space="preserve">opcional.</w:t>
+      </w:r>
+    </w:p>
+    <w:p>
+      <w:pPr>
+        <w:pStyle w:val="FirstParagraph"/>
+      </w:pPr>
+      <w:r>
+        <w:t xml:space="preserve">Validaciones al crear, en este orden: cliente activo, vehículo del cliente y</w:t>
+      </w:r>
+      <w:r>
+        <w:t xml:space="preserve"> </w:t>
+      </w:r>
+      <w:r>
+        <w:t xml:space="preserve">activo, servicio ofrecido para el tipo de vehículo, estacionamiento (en expreso),</w:t>
+      </w:r>
+      <w:r>
+        <w:t xml:space="preserve"> </w:t>
+      </w:r>
+      <w:r>
+        <w:t xml:space="preserve">fecha no pasada,</w:t>
+      </w:r>
+      <w:r>
+        <w:t xml:space="preserve"> </w:t>
+      </w:r>
+      <w:r>
+        <w:rPr>
+          <w:b/>
+          <w:bCs/>
+        </w:rPr>
+        <w:t xml:space="preserve">hora no empezada</w:t>
+      </w:r>
+      <w:r>
+        <w:t xml:space="preserve"> </w:t>
+      </w:r>
+      <w:r>
+        <w:t xml:space="preserve">(si es hoy), dentro del horario de atención</w:t>
+      </w:r>
+      <w:r>
+        <w:t xml:space="preserve"> </w:t>
+      </w:r>
+      <w:r>
+        <w:t xml:space="preserve">del sitio, y cupo disponible. El cupo se verifica en una transacción</w:t>
+      </w:r>
+      <w:r>
+        <w:t xml:space="preserve"> </w:t>
+      </w:r>
+      <w:r>
+        <w:rPr>
+          <w:b/>
+          <w:bCs/>
+        </w:rPr>
+        <w:t xml:space="preserve">serializable</w:t>
+      </w:r>
+      <w:r>
+        <w:t xml:space="preserve">: si dos clientes piden el último cupo a la vez, uno lo obtiene y el</w:t>
+      </w:r>
+      <w:r>
+        <w:t xml:space="preserve"> </w:t>
+      </w:r>
+      <w:r>
+        <w:t xml:space="preserve">otro recibe</w:t>
+      </w:r>
+      <w:r>
+        <w:t xml:space="preserve"> </w:t>
+      </w:r>
+      <w:r>
+        <w:rPr>
+          <w:rStyle w:val="VerbatimChar"/>
+        </w:rPr>
+        <w:t xml:space="preserve">409</w:t>
+      </w:r>
+      <w:r>
+        <w:t xml:space="preserve">.</w:t>
       </w:r>
     </w:p>
     <w:bookmarkEnd w:id="26"/>
-    <w:bookmarkStart w:id="27" w:name="fechas-y-zona-horaria"/>
+    <w:bookmarkStart w:id="27" w:name="agenda-y-capacidad"/>
     <w:p>
       <w:pPr>
         <w:pStyle w:val="Heading2"/>
@@ -2702,772 +2669,13 @@
         <w:rPr>
           <w:rStyle w:val="SectionNumber"/>
         </w:rPr>
-        <w:t xml:space="preserve">0.7</w:t>
+        <w:t xml:space="preserve">0.6</w:t>
       </w:r>
       <w:r>
         <w:tab/>
       </w:r>
       <w:r>
-        <w:t xml:space="preserve">7. Fechas y zona horaria</w:t>
-      </w:r>
-    </w:p>
-    <w:p>
-      <w:pPr>
-        <w:pStyle w:val="FirstParagraph"/>
-      </w:pPr>
-      <w:r>
-        <w:rPr>
-          <w:rStyle w:val="VerbatimChar"/>
-        </w:rPr>
-        <w:t xml:space="preserve">Reserva.fecha</w:t>
-      </w:r>
-      <w:r>
-        <w:t xml:space="preserve"> </w:t>
-      </w:r>
-      <w:r>
-        <w:t xml:space="preserve">es un día, guardado como</w:t>
-      </w:r>
-      <w:r>
-        <w:t xml:space="preserve"> </w:t>
-      </w:r>
-      <w:r>
-        <w:rPr>
-          <w:b/>
-          <w:bCs/>
-        </w:rPr>
-        <w:t xml:space="preserve">medianoche UTC</w:t>
-      </w:r>
-      <w:r>
-        <w:t xml:space="preserve"> </w:t>
-      </w:r>
-      <w:r>
-        <w:t xml:space="preserve">(</w:t>
-      </w:r>
-      <w:r>
-        <w:rPr>
-          <w:rStyle w:val="VerbatimChar"/>
-        </w:rPr>
-        <w:t xml:space="preserve">2026-09-27T00:00:00Z</w:t>
-      </w:r>
-      <w:r>
-        <w:t xml:space="preserve">).</w:t>
-      </w:r>
-      <w:r>
-        <w:t xml:space="preserve"> </w:t>
-      </w:r>
-      <w:r>
-        <w:t xml:space="preserve">El contenedor corre en UTC;</w:t>
-      </w:r>
-      <w:r>
-        <w:t xml:space="preserve"> </w:t>
-      </w:r>
-      <w:r>
-        <w:t xml:space="preserve">“</w:t>
-      </w:r>
-      <w:r>
-        <w:t xml:space="preserve">hoy</w:t>
-      </w:r>
-      <w:r>
-        <w:t xml:space="preserve">”</w:t>
-      </w:r>
-      <w:r>
-        <w:t xml:space="preserve">,</w:t>
-      </w:r>
-      <w:r>
-        <w:t xml:space="preserve"> </w:t>
-      </w:r>
-      <w:r>
-        <w:t xml:space="preserve">“</w:t>
-      </w:r>
-      <w:r>
-        <w:t xml:space="preserve">ahora</w:t>
-      </w:r>
-      <w:r>
-        <w:t xml:space="preserve">”</w:t>
-      </w:r>
-      <w:r>
-        <w:t xml:space="preserve">, los KPIs del día y los recordatorios</w:t>
-      </w:r>
-      <w:r>
-        <w:t xml:space="preserve"> </w:t>
-      </w:r>
-      <w:r>
-        <w:t xml:space="preserve">se calculan en</w:t>
-      </w:r>
-      <w:r>
-        <w:t xml:space="preserve"> </w:t>
-      </w:r>
-      <w:r>
-        <w:rPr>
-          <w:rStyle w:val="VerbatimChar"/>
-        </w:rPr>
-        <w:t xml:space="preserve">APP_TZ</w:t>
-      </w:r>
-      <w:r>
-        <w:t xml:space="preserve"> </w:t>
-      </w:r>
-      <w:r>
-        <w:t xml:space="preserve">(por defecto</w:t>
-      </w:r>
-      <w:r>
-        <w:t xml:space="preserve"> </w:t>
-      </w:r>
-      <w:r>
-        <w:rPr>
-          <w:rStyle w:val="VerbatimChar"/>
-        </w:rPr>
-        <w:t xml:space="preserve">America/Guayaquil</w:t>
-      </w:r>
-      <w:r>
-        <w:t xml:space="preserve">). Todo pasa por</w:t>
-      </w:r>
-      <w:r>
-        <w:t xml:space="preserve"> </w:t>
-      </w:r>
-      <w:r>
-        <w:rPr>
-          <w:rStyle w:val="VerbatimChar"/>
-        </w:rPr>
-        <w:t xml:space="preserve">backend/src/utils/fechas.js</w:t>
-      </w:r>
-      <w:r>
-        <w:t xml:space="preserve"> </w:t>
-      </w:r>
-      <w:r>
-        <w:t xml:space="preserve">y</w:t>
-      </w:r>
-      <w:r>
-        <w:t xml:space="preserve"> </w:t>
-      </w:r>
-      <w:r>
-        <w:rPr>
-          <w:rStyle w:val="VerbatimChar"/>
-        </w:rPr>
-        <w:t xml:space="preserve">frontend/src/utils/fechas.ts</w:t>
-      </w:r>
-      <w:r>
-        <w:t xml:space="preserve">.</w:t>
-      </w:r>
-    </w:p>
-    <w:p>
-      <w:pPr>
-        <w:pStyle w:val="BlockText"/>
-      </w:pPr>
-      <w:r>
-        <w:t xml:space="preserve">Antes del 2026-09-27 el navegador (UTC−5) mostraba cada reserva un día antes, y</w:t>
-      </w:r>
-      <w:r>
-        <w:t xml:space="preserve"> </w:t>
-      </w:r>
-      <w:r>
-        <w:t xml:space="preserve">desde las 19:00 el servidor ya contaba el día siguiente. No volver a usar</w:t>
-      </w:r>
-      <w:r>
-        <w:t xml:space="preserve"> </w:t>
-      </w:r>
-      <w:r>
-        <w:rPr>
-          <w:rStyle w:val="VerbatimChar"/>
-        </w:rPr>
-        <w:t xml:space="preserve">new Date(fecha)</w:t>
-      </w:r>
-      <w:r>
-        <w:t xml:space="preserve"> </w:t>
-      </w:r>
-      <w:r>
-        <w:t xml:space="preserve">con</w:t>
-      </w:r>
-      <w:r>
-        <w:t xml:space="preserve"> </w:t>
-      </w:r>
-      <w:r>
-        <w:rPr>
-          <w:rStyle w:val="VerbatimChar"/>
-        </w:rPr>
-        <w:t xml:space="preserve">setHours</w:t>
-      </w:r>
-      <w:r>
-        <w:t xml:space="preserve">, ni</w:t>
-      </w:r>
-      <w:r>
-        <w:t xml:space="preserve"> </w:t>
-      </w:r>
-      <w:r>
-        <w:rPr>
-          <w:rStyle w:val="VerbatimChar"/>
-        </w:rPr>
-        <w:t xml:space="preserve">toLocaleDateString()</w:t>
-      </w:r>
-      <w:r>
-        <w:t xml:space="preserve"> </w:t>
-      </w:r>
-      <w:r>
-        <w:t xml:space="preserve">sobre</w:t>
-      </w:r>
-      <w:r>
-        <w:t xml:space="preserve"> </w:t>
-      </w:r>
-      <w:r>
-        <w:rPr>
-          <w:rStyle w:val="VerbatimChar"/>
-        </w:rPr>
-        <w:t xml:space="preserve">Reserva.fecha</w:t>
-      </w:r>
-      <w:r>
-        <w:t xml:space="preserve">.</w:t>
-      </w:r>
-    </w:p>
-    <w:bookmarkEnd w:id="27"/>
-    <w:bookmarkStart w:id="28" w:name="validación-de-pagos"/>
-    <w:p>
-      <w:pPr>
-        <w:pStyle w:val="Heading2"/>
-      </w:pPr>
-      <w:r>
-        <w:rPr>
-          <w:rStyle w:val="SectionNumber"/>
-        </w:rPr>
-        <w:t xml:space="preserve">0.8</w:t>
-      </w:r>
-      <w:r>
-        <w:tab/>
-      </w:r>
-      <w:r>
-        <w:t xml:space="preserve">8. Validación de pagos</w:t>
-      </w:r>
-    </w:p>
-    <w:p>
-      <w:pPr>
-        <w:pStyle w:val="FirstParagraph"/>
-      </w:pPr>
-      <w:r>
-        <w:t xml:space="preserve">Los comprobantes que sube el cliente quedan</w:t>
-      </w:r>
-      <w:r>
-        <w:t xml:space="preserve"> </w:t>
-      </w:r>
-      <w:r>
-        <w:rPr>
-          <w:rStyle w:val="VerbatimChar"/>
-        </w:rPr>
-        <w:t xml:space="preserve">en_verificacion</w:t>
-      </w:r>
-      <w:r>
-        <w:t xml:space="preserve"> </w:t>
-      </w:r>
-      <w:r>
-        <w:t xml:space="preserve">y no cuentan como</w:t>
-      </w:r>
-      <w:r>
-        <w:t xml:space="preserve"> </w:t>
-      </w:r>
-      <w:r>
-        <w:t xml:space="preserve">ingreso. Se listan con</w:t>
-      </w:r>
-      <w:r>
-        <w:t xml:space="preserve"> </w:t>
-      </w:r>
-      <w:r>
-        <w:rPr>
-          <w:rStyle w:val="VerbatimChar"/>
-        </w:rPr>
-        <w:t xml:space="preserve">GET /api/pagos/pendientes</w:t>
-      </w:r>
-      <w:r>
-        <w:t xml:space="preserve"> </w:t>
-      </w:r>
-      <w:r>
-        <w:t xml:space="preserve">y se resuelven con</w:t>
-      </w:r>
-      <w:r>
-        <w:t xml:space="preserve"> </w:t>
-      </w:r>
-      <w:r>
-        <w:rPr>
-          <w:rStyle w:val="VerbatimChar"/>
-        </w:rPr>
-        <w:t xml:space="preserve">PUT /api/reservas/:id/pagos/:pagoId/verificar</w:t>
-      </w:r>
-      <w:r>
-        <w:t xml:space="preserve">. Un comprobante es un archivo de</w:t>
-      </w:r>
-      <w:r>
-        <w:t xml:space="preserve"> </w:t>
-      </w:r>
-      <w:r>
-        <w:t xml:space="preserve">hasta 5 MB (JPG, PNG, WEBP, GIF o PDF).</w:t>
-      </w:r>
-    </w:p>
-    <w:p>
-      <w:pPr>
-        <w:pStyle w:val="BlockText"/>
-      </w:pPr>
-      <w:r>
-        <w:t xml:space="preserve">La</w:t>
-      </w:r>
-      <w:r>
-        <w:t xml:space="preserve"> </w:t>
-      </w:r>
-      <w:r>
-        <w:rPr>
-          <w:b/>
-          <w:bCs/>
-        </w:rPr>
-        <w:t xml:space="preserve">pasarela de tarjeta no está conectada</w:t>
-      </w:r>
-      <w:r>
-        <w:t xml:space="preserve">:</w:t>
-      </w:r>
-      <w:r>
-        <w:t xml:space="preserve"> </w:t>
-      </w:r>
-      <w:r>
-        <w:rPr>
-          <w:rStyle w:val="VerbatimChar"/>
-        </w:rPr>
-        <w:t xml:space="preserve">POST /api/reservas/:id/pagos/tarjeta</w:t>
-      </w:r>
-      <w:r>
-        <w:t xml:space="preserve"> </w:t>
-      </w:r>
-      <w:r>
-        <w:t xml:space="preserve">deja el pago pendiente, y la pantalla del cliente no ofrece tarjeta. Antes de</w:t>
-      </w:r>
-      <w:r>
-        <w:t xml:space="preserve"> </w:t>
-      </w:r>
-      <w:r>
-        <w:t xml:space="preserve">conectarla, resolver SEC-02: el webhook no valida firma.</w:t>
-      </w:r>
-    </w:p>
-    <w:bookmarkEnd w:id="28"/>
-    <w:bookmarkStart w:id="29" w:name="reportes"/>
-    <w:p>
-      <w:pPr>
-        <w:pStyle w:val="Heading2"/>
-      </w:pPr>
-      <w:r>
-        <w:rPr>
-          <w:rStyle w:val="SectionNumber"/>
-        </w:rPr>
-        <w:t xml:space="preserve">0.9</w:t>
-      </w:r>
-      <w:r>
-        <w:tab/>
-      </w:r>
-      <w:r>
-        <w:t xml:space="preserve">9. Reportes</w:t>
-      </w:r>
-    </w:p>
-    <w:tbl>
-      <w:tblPr>
-        <w:tblStyle w:val="Table"/>
-        <w:tblW w:type="auto" w:w="0"/>
-        <w:jc w:val="left"/>
-        <w:tblLook w:firstRow="1" w:lastRow="0" w:firstColumn="0" w:lastColumn="0" w:noHBand="0" w:noVBand="0" w:val="0020"/>
-      </w:tblPr>
-      <w:tblGrid>
-        <w:gridCol w:w="3960"/>
-        <w:gridCol w:w="3960"/>
-      </w:tblGrid>
-      <w:tr>
-        <w:trPr>
-          <w:tblHeader w:val="on"/>
-        </w:trPr>
-        <w:tc>
-          <w:tcPr/>
-          <w:p>
-            <w:pPr>
-              <w:pStyle w:val="Compact"/>
-              <w:jc w:val="left"/>
-            </w:pPr>
-            <w:r>
-              <w:t xml:space="preserve">Reporte</w:t>
-            </w:r>
-          </w:p>
-        </w:tc>
-        <w:tc>
-          <w:tcPr/>
-          <w:p>
-            <w:pPr>
-              <w:pStyle w:val="Compact"/>
-              <w:jc w:val="left"/>
-            </w:pPr>
-            <w:r>
-              <w:t xml:space="preserve">Endpoint</w:t>
-            </w:r>
-          </w:p>
-        </w:tc>
-      </w:tr>
-      <w:tr>
-        <w:tc>
-          <w:tcPr/>
-          <w:p>
-            <w:pPr>
-              <w:pStyle w:val="Compact"/>
-              <w:jc w:val="left"/>
-            </w:pPr>
-            <w:r>
-              <w:t xml:space="preserve">KPIs</w:t>
-            </w:r>
-          </w:p>
-        </w:tc>
-        <w:tc>
-          <w:tcPr/>
-          <w:p>
-            <w:pPr>
-              <w:pStyle w:val="Compact"/>
-              <w:jc w:val="left"/>
-            </w:pPr>
-            <w:r>
-              <w:rPr>
-                <w:rStyle w:val="VerbatimChar"/>
-              </w:rPr>
-              <w:t xml:space="preserve">GET /api/reportes/kpis</w:t>
-            </w:r>
-          </w:p>
-        </w:tc>
-      </w:tr>
-      <w:tr>
-        <w:tc>
-          <w:tcPr/>
-          <w:p>
-            <w:pPr>
-              <w:pStyle w:val="Compact"/>
-              <w:jc w:val="left"/>
-            </w:pPr>
-            <w:r>
-              <w:t xml:space="preserve">Ingresos</w:t>
-            </w:r>
-          </w:p>
-        </w:tc>
-        <w:tc>
-          <w:tcPr/>
-          <w:p>
-            <w:pPr>
-              <w:pStyle w:val="Compact"/>
-              <w:jc w:val="left"/>
-            </w:pPr>
-            <w:r>
-              <w:rPr>
-                <w:rStyle w:val="VerbatimChar"/>
-              </w:rPr>
-              <w:t xml:space="preserve">GET /api/reportes/ingresos</w:t>
-            </w:r>
-          </w:p>
-        </w:tc>
-      </w:tr>
-      <w:tr>
-        <w:tc>
-          <w:tcPr/>
-          <w:p>
-            <w:pPr>
-              <w:pStyle w:val="Compact"/>
-              <w:jc w:val="left"/>
-            </w:pPr>
-            <w:r>
-              <w:t xml:space="preserve">Por estacionamiento</w:t>
-            </w:r>
-          </w:p>
-        </w:tc>
-        <w:tc>
-          <w:tcPr/>
-          <w:p>
-            <w:pPr>
-              <w:pStyle w:val="Compact"/>
-              <w:jc w:val="left"/>
-            </w:pPr>
-            <w:r>
-              <w:rPr>
-                <w:rStyle w:val="VerbatimChar"/>
-              </w:rPr>
-              <w:t xml:space="preserve">GET /api/reportes/por-estacionamiento</w:t>
-            </w:r>
-          </w:p>
-        </w:tc>
-      </w:tr>
-      <w:tr>
-        <w:tc>
-          <w:tcPr/>
-          <w:p>
-            <w:pPr>
-              <w:pStyle w:val="Compact"/>
-              <w:jc w:val="left"/>
-            </w:pPr>
-            <w:r>
-              <w:t xml:space="preserve">Por servicio</w:t>
-            </w:r>
-          </w:p>
-        </w:tc>
-        <w:tc>
-          <w:tcPr/>
-          <w:p>
-            <w:pPr>
-              <w:pStyle w:val="Compact"/>
-              <w:jc w:val="left"/>
-            </w:pPr>
-            <w:r>
-              <w:rPr>
-                <w:rStyle w:val="VerbatimChar"/>
-              </w:rPr>
-              <w:t xml:space="preserve">GET /api/reportes/por-servicio</w:t>
-            </w:r>
-          </w:p>
-        </w:tc>
-      </w:tr>
-      <w:tr>
-        <w:tc>
-          <w:tcPr/>
-          <w:p>
-            <w:pPr>
-              <w:pStyle w:val="Compact"/>
-              <w:jc w:val="left"/>
-            </w:pPr>
-            <w:r>
-              <w:t xml:space="preserve">Exportar Excel</w:t>
-            </w:r>
-          </w:p>
-        </w:tc>
-        <w:tc>
-          <w:tcPr/>
-          <w:p>
-            <w:pPr>
-              <w:pStyle w:val="Compact"/>
-              <w:jc w:val="left"/>
-            </w:pPr>
-            <w:r>
-              <w:rPr>
-                <w:rStyle w:val="VerbatimChar"/>
-              </w:rPr>
-              <w:t xml:space="preserve">GET /api/reportes/exportar/excel</w:t>
-            </w:r>
-          </w:p>
-        </w:tc>
-      </w:tr>
-      <w:tr>
-        <w:tc>
-          <w:tcPr/>
-          <w:p>
-            <w:pPr>
-              <w:pStyle w:val="Compact"/>
-              <w:jc w:val="left"/>
-            </w:pPr>
-            <w:r>
-              <w:t xml:space="preserve">Exportar PDF</w:t>
-            </w:r>
-          </w:p>
-        </w:tc>
-        <w:tc>
-          <w:tcPr/>
-          <w:p>
-            <w:pPr>
-              <w:pStyle w:val="Compact"/>
-              <w:jc w:val="left"/>
-            </w:pPr>
-            <w:r>
-              <w:rPr>
-                <w:rStyle w:val="VerbatimChar"/>
-              </w:rPr>
-              <w:t xml:space="preserve">GET /api/reportes/exportar/pdf</w:t>
-            </w:r>
-          </w:p>
-        </w:tc>
-      </w:tr>
-      <w:tr>
-        <w:tc>
-          <w:tcPr/>
-          <w:p>
-            <w:pPr>
-              <w:pStyle w:val="Compact"/>
-              <w:jc w:val="left"/>
-            </w:pPr>
-            <w:r>
-              <w:t xml:space="preserve">Acta de servicio</w:t>
-            </w:r>
-          </w:p>
-        </w:tc>
-        <w:tc>
-          <w:tcPr/>
-          <w:p>
-            <w:pPr>
-              <w:pStyle w:val="Compact"/>
-              <w:jc w:val="left"/>
-            </w:pPr>
-            <w:r>
-              <w:rPr>
-                <w:rStyle w:val="VerbatimChar"/>
-              </w:rPr>
-              <w:t xml:space="preserve">GET /api/reportes/reserva/:id/acta.pdf</w:t>
-            </w:r>
-          </w:p>
-        </w:tc>
-      </w:tr>
-    </w:tbl>
-    <w:p>
-      <w:pPr>
-        <w:pStyle w:val="BodyText"/>
-      </w:pPr>
-      <w:r>
-        <w:t xml:space="preserve">El acta incluye el tipo de vehículo y los adicionales con su precio. Los PDF llevan</w:t>
-      </w:r>
-      <w:r>
-        <w:t xml:space="preserve"> </w:t>
-      </w:r>
-      <w:r>
-        <w:t xml:space="preserve">el logo desde</w:t>
-      </w:r>
-      <w:r>
-        <w:t xml:space="preserve"> </w:t>
-      </w:r>
-      <w:r>
-        <w:rPr>
-          <w:rStyle w:val="VerbatimChar"/>
-        </w:rPr>
-        <w:t xml:space="preserve">backend/assets/logo-mark.png</w:t>
-      </w:r>
-      <w:r>
-        <w:t xml:space="preserve">.</w:t>
-      </w:r>
-    </w:p>
-    <w:bookmarkEnd w:id="29"/>
-    <w:bookmarkStart w:id="30" w:name="parámetros-del-sistema"/>
-    <w:p>
-      <w:pPr>
-        <w:pStyle w:val="Heading2"/>
-      </w:pPr>
-      <w:r>
-        <w:rPr>
-          <w:rStyle w:val="SectionNumber"/>
-        </w:rPr>
-        <w:t xml:space="preserve">0.10</w:t>
-      </w:r>
-      <w:r>
-        <w:tab/>
-      </w:r>
-      <w:r>
-        <w:t xml:space="preserve">10. Parámetros del sistema</w:t>
-      </w:r>
-    </w:p>
-    <w:p>
-      <w:pPr>
-        <w:pStyle w:val="FirstParagraph"/>
-      </w:pPr>
-      <w:r>
-        <w:t xml:space="preserve">Todo en</w:t>
-      </w:r>
-      <w:r>
-        <w:t xml:space="preserve"> </w:t>
-      </w:r>
-      <w:r>
-        <w:rPr>
-          <w:rStyle w:val="VerbatimChar"/>
-        </w:rPr>
-        <w:t xml:space="preserve">.env</w:t>
-      </w:r>
-      <w:r>
-        <w:t xml:space="preserve">, junto a</w:t>
-      </w:r>
-      <w:r>
-        <w:t xml:space="preserve"> </w:t>
-      </w:r>
-      <w:r>
-        <w:rPr>
-          <w:rStyle w:val="VerbatimChar"/>
-        </w:rPr>
-        <w:t xml:space="preserve">docker-compose.yml</w:t>
-      </w:r>
-      <w:r>
-        <w:t xml:space="preserve">.</w:t>
-      </w:r>
-      <w:r>
-        <w:t xml:space="preserve"> </w:t>
-      </w:r>
-      <w:r>
-        <w:rPr>
-          <w:b/>
-          <w:bCs/>
-        </w:rPr>
-        <w:t xml:space="preserve">Es de</w:t>
-      </w:r>
-      <w:r>
-        <w:rPr>
-          <w:b/>
-          <w:bCs/>
-        </w:rPr>
-        <w:t xml:space="preserve"> </w:t>
-      </w:r>
-      <w:r>
-        <w:rPr>
-          <w:rStyle w:val="VerbatimChar"/>
-          <w:b/>
-          <w:bCs/>
-        </w:rPr>
-        <w:t xml:space="preserve">server-dt</w:t>
-      </w:r>
-      <w:r>
-        <w:rPr>
-          <w:b/>
-          <w:bCs/>
-        </w:rPr>
-        <w:t xml:space="preserve"> </w:t>
-      </w:r>
-      <w:r>
-        <w:rPr>
-          <w:b/>
-          <w:bCs/>
-        </w:rPr>
-        <w:t xml:space="preserve">con permisos</w:t>
-      </w:r>
-      <w:r>
-        <w:rPr>
-          <w:b/>
-          <w:bCs/>
-        </w:rPr>
-        <w:t xml:space="preserve"> </w:t>
-      </w:r>
-      <w:r>
-        <w:rPr>
-          <w:rStyle w:val="VerbatimChar"/>
-          <w:b/>
-          <w:bCs/>
-        </w:rPr>
-        <w:t xml:space="preserve">600</w:t>
-      </w:r>
-      <w:r>
-        <w:t xml:space="preserve">: no volver a dejarlo legible por todos (hasta el 2026-09-27 era</w:t>
-      </w:r>
-      <w:r>
-        <w:t xml:space="preserve"> </w:t>
-      </w:r>
-      <w:r>
-        <w:rPr>
-          <w:rStyle w:val="VerbatimChar"/>
-        </w:rPr>
-        <w:t xml:space="preserve">644</w:t>
-      </w:r>
-      <w:r>
-        <w:t xml:space="preserve"> </w:t>
-      </w:r>
-      <w:r>
-        <w:t xml:space="preserve">de root).</w:t>
-      </w:r>
-      <w:r>
-        <w:t xml:space="preserve"> </w:t>
-      </w:r>
-      <w:r>
-        <w:t xml:space="preserve">Un cambio requiere recrear el contenedor:</w:t>
-      </w:r>
-      <w:r>
-        <w:t xml:space="preserve"> </w:t>
-      </w:r>
-      <w:r>
-        <w:rPr>
-          <w:rStyle w:val="VerbatimChar"/>
-        </w:rPr>
-        <w:t xml:space="preserve">docker compose up -d backend</w:t>
-      </w:r>
-      <w:r>
-        <w:t xml:space="preserve">.</w:t>
+        <w:t xml:space="preserve">6. Agenda y capacidad</w:t>
       </w:r>
     </w:p>
     <w:tbl>
@@ -3494,24 +2702,36 @@
               <w:jc w:val="left"/>
             </w:pPr>
             <w:r>
-              <w:t xml:space="preserve">Variable</w:t>
-            </w:r>
-          </w:p>
-        </w:tc>
-        <w:tc>
-          <w:tcPr/>
-          <w:p>
-            <w:pPr>
-              <w:pStyle w:val="Compact"/>
-              <w:jc w:val="left"/>
-            </w:pPr>
-            <w:r>
-              <w:t xml:space="preserve">Efecto</w:t>
+              <w:t xml:space="preserve">Modalidad</w:t>
+            </w:r>
+          </w:p>
+        </w:tc>
+        <w:tc>
+          <w:tcPr/>
+          <w:p>
+            <w:pPr>
+              <w:pStyle w:val="Compact"/>
+              <w:jc w:val="left"/>
+            </w:pPr>
+            <w:r>
+              <w:t xml:space="preserve">Capacidad por franja</w:t>
             </w:r>
           </w:p>
         </w:tc>
       </w:tr>
       <w:tr>
+        <w:tc>
+          <w:tcPr/>
+          <w:p>
+            <w:pPr>
+              <w:pStyle w:val="Compact"/>
+              <w:jc w:val="left"/>
+            </w:pPr>
+            <w:r>
+              <w:t xml:space="preserve">Expreso</w:t>
+            </w:r>
+          </w:p>
+        </w:tc>
         <w:tc>
           <w:tcPr/>
           <w:p>
@@ -3523,31 +2743,821 @@
               <w:rPr>
                 <w:rStyle w:val="VerbatimChar"/>
               </w:rPr>
-              <w:t xml:space="preserve">JWT_EXPIRES_IN</w:t>
-            </w:r>
-          </w:p>
-        </w:tc>
-        <w:tc>
-          <w:tcPr/>
-          <w:p>
-            <w:pPr>
-              <w:pStyle w:val="Compact"/>
-              <w:jc w:val="left"/>
-            </w:pPr>
-            <w:r>
-              <w:t xml:space="preserve">duración de la sesión (hoy</w:t>
+              <w:t xml:space="preserve">Estacionamiento.capacidad_expreso</w:t>
             </w:r>
             <w:r>
               <w:t xml:space="preserve"> </w:t>
+            </w:r>
+            <w:r>
+              <w:t xml:space="preserve">del sitio; si es 0, la cantidad de lavadores activos</w:t>
+            </w:r>
+          </w:p>
+        </w:tc>
+      </w:tr>
+      <w:tr>
+        <w:tc>
+          <w:tcPr/>
+          <w:p>
+            <w:pPr>
+              <w:pStyle w:val="Compact"/>
+              <w:jc w:val="left"/>
+            </w:pPr>
+            <w:r>
+              <w:t xml:space="preserve">Profunda</w:t>
+            </w:r>
+          </w:p>
+        </w:tc>
+        <w:tc>
+          <w:tcPr/>
+          <w:p>
+            <w:pPr>
+              <w:pStyle w:val="Compact"/>
+              <w:jc w:val="left"/>
+            </w:pPr>
+            <w:r>
+              <w:t xml:space="preserve">bahías (</w:t>
             </w:r>
             <w:r>
               <w:rPr>
                 <w:rStyle w:val="VerbatimChar"/>
               </w:rPr>
-              <w:t xml:space="preserve">24h</w:t>
-            </w:r>
-            <w:r>
-              <w:t xml:space="preserve">)</w:t>
+              <w:t xml:space="preserve">Plaza.tipo = 'bahia_lavado'</w:t>
+            </w:r>
+            <w:r>
+              <w:t xml:space="preserve">) disponibles</w:t>
+            </w:r>
+          </w:p>
+        </w:tc>
+      </w:tr>
+    </w:tbl>
+    <w:p>
+      <w:pPr>
+        <w:pStyle w:val="Compact"/>
+        <w:numPr>
+          <w:ilvl w:val="0"/>
+          <w:numId w:val="1003"/>
+        </w:numPr>
+      </w:pPr>
+      <w:r>
+        <w:rPr>
+          <w:b/>
+          <w:bCs/>
+        </w:rPr>
+        <w:t xml:space="preserve">Horarios ofrecidos:</w:t>
+      </w:r>
+      <w:r>
+        <w:t xml:space="preserve"> </w:t>
+      </w:r>
+      <w:r>
+        <w:t xml:space="preserve">empiezan en la apertura del sitio y avanzan cada</w:t>
+      </w:r>
+      <w:r>
+        <w:t xml:space="preserve"> </w:t>
+      </w:r>
+      <w:r>
+        <w:rPr>
+          <w:rStyle w:val="VerbatimChar"/>
+        </w:rPr>
+        <w:t xml:space="preserve">duracion_franja_min</w:t>
+      </w:r>
+      <w:r>
+        <w:t xml:space="preserve"> </w:t>
+      </w:r>
+      <w:r>
+        <w:t xml:space="preserve">(60 por defecto) para servicios que duran eso o más; los</w:t>
+      </w:r>
+      <w:r>
+        <w:t xml:space="preserve"> </w:t>
+      </w:r>
+      <w:r>
+        <w:t xml:space="preserve">más cortos, cada 30 minutos. Así los horarios caen en :00 y :30.</w:t>
+      </w:r>
+    </w:p>
+    <w:p>
+      <w:pPr>
+        <w:pStyle w:val="Compact"/>
+        <w:numPr>
+          <w:ilvl w:val="0"/>
+          <w:numId w:val="1003"/>
+        </w:numPr>
+      </w:pPr>
+      <w:r>
+        <w:rPr>
+          <w:b/>
+          <w:bCs/>
+        </w:rPr>
+        <w:t xml:space="preserve">Franjas pasadas:</w:t>
+      </w:r>
+      <w:r>
+        <w:t xml:space="preserve"> </w:t>
+      </w:r>
+      <w:r>
+        <w:t xml:space="preserve">hoy, las que ya empezaron salen con</w:t>
+      </w:r>
+      <w:r>
+        <w:t xml:space="preserve"> </w:t>
+      </w:r>
+      <w:r>
+        <w:rPr>
+          <w:rStyle w:val="VerbatimChar"/>
+        </w:rPr>
+        <w:t xml:space="preserve">pasada: true</w:t>
+      </w:r>
+      <w:r>
+        <w:t xml:space="preserve">, sin cupos, y no se pueden reservar.</w:t>
+      </w:r>
+    </w:p>
+    <w:p>
+      <w:pPr>
+        <w:pStyle w:val="Compact"/>
+        <w:numPr>
+          <w:ilvl w:val="0"/>
+          <w:numId w:val="1003"/>
+        </w:numPr>
+      </w:pPr>
+      <w:r>
+        <w:rPr>
+          <w:b/>
+          <w:bCs/>
+        </w:rPr>
+        <w:t xml:space="preserve">La disponibilidad y la creación usan la misma regla</w:t>
+      </w:r>
+      <w:r>
+        <w:t xml:space="preserve"> </w:t>
+      </w:r>
+      <w:r>
+        <w:t xml:space="preserve">(</w:t>
+      </w:r>
+      <w:r>
+        <w:rPr>
+          <w:rStyle w:val="VerbatimChar"/>
+        </w:rPr>
+        <w:t xml:space="preserve">services/agenda.service.js</w:t>
+      </w:r>
+      <w:r>
+        <w:t xml:space="preserve">).</w:t>
+      </w:r>
+      <w:r>
+        <w:t xml:space="preserve"> </w:t>
+      </w:r>
+      <w:r>
+        <w:t xml:space="preserve">Hasta el 2026-09-27, crear contaba la capacidad global y un sitio con capacidad</w:t>
+      </w:r>
+      <w:r>
+        <w:t xml:space="preserve"> </w:t>
+      </w:r>
+      <w:r>
+        <w:t xml:space="preserve">propia podía aceptar reservas encimadas.</w:t>
+      </w:r>
+    </w:p>
+    <w:p>
+      <w:pPr>
+        <w:pStyle w:val="Compact"/>
+        <w:numPr>
+          <w:ilvl w:val="0"/>
+          <w:numId w:val="1003"/>
+        </w:numPr>
+      </w:pPr>
+      <w:r>
+        <w:rPr>
+          <w:b/>
+          <w:bCs/>
+        </w:rPr>
+        <w:t xml:space="preserve">Bloqueos manuales:</w:t>
+      </w:r>
+      <w:r>
+        <w:t xml:space="preserve"> </w:t>
+      </w:r>
+      <w:r>
+        <w:rPr>
+          <w:rStyle w:val="VerbatimChar"/>
+        </w:rPr>
+        <w:t xml:space="preserve">POST /api/agenda/bloqueos</w:t>
+      </w:r>
+      <w:r>
+        <w:t xml:space="preserve"> </w:t>
+      </w:r>
+      <w:r>
+        <w:t xml:space="preserve">y</w:t>
+      </w:r>
+      <w:r>
+        <w:t xml:space="preserve"> </w:t>
+      </w:r>
+      <w:r>
+        <w:rPr>
+          <w:rStyle w:val="VerbatimChar"/>
+        </w:rPr>
+        <w:t xml:space="preserve">DELETE /api/agenda/bloqueos/:id</w:t>
+      </w:r>
+      <w:r>
+        <w:t xml:space="preserve">.</w:t>
+      </w:r>
+      <w:r>
+        <w:t xml:space="preserve"> </w:t>
+      </w:r>
+      <w:r>
+        <w:t xml:space="preserve">Bloquean ambas modalidades en todos los sitios.</w:t>
+      </w:r>
+    </w:p>
+    <w:p>
+      <w:pPr>
+        <w:pStyle w:val="Compact"/>
+        <w:numPr>
+          <w:ilvl w:val="0"/>
+          <w:numId w:val="1003"/>
+        </w:numPr>
+      </w:pPr>
+      <w:r>
+        <w:rPr>
+          <w:b/>
+          <w:bCs/>
+        </w:rPr>
+        <w:t xml:space="preserve">Asignar lavador:</w:t>
+      </w:r>
+      <w:r>
+        <w:t xml:space="preserve"> </w:t>
+      </w:r>
+      <w:r>
+        <w:rPr>
+          <w:rStyle w:val="VerbatimChar"/>
+        </w:rPr>
+        <w:t xml:space="preserve">PUT /api/reservas/:id/asignar-lavador</w:t>
+      </w:r>
+      <w:r>
+        <w:t xml:space="preserve">. Rechaza con</w:t>
+      </w:r>
+      <w:r>
+        <w:t xml:space="preserve"> </w:t>
+      </w:r>
+      <w:r>
+        <w:rPr>
+          <w:rStyle w:val="VerbatimChar"/>
+        </w:rPr>
+        <w:t xml:space="preserve">409</w:t>
+      </w:r>
+      <w:r>
+        <w:t xml:space="preserve"> </w:t>
+      </w:r>
+      <w:r>
+        <w:t xml:space="preserve">si</w:t>
+      </w:r>
+      <w:r>
+        <w:t xml:space="preserve"> </w:t>
+      </w:r>
+      <w:r>
+        <w:t xml:space="preserve">el lavador ya tiene otro trabajo solapado ese día.</w:t>
+      </w:r>
+    </w:p>
+    <w:p>
+      <w:pPr>
+        <w:pStyle w:val="Compact"/>
+        <w:numPr>
+          <w:ilvl w:val="0"/>
+          <w:numId w:val="1003"/>
+        </w:numPr>
+      </w:pPr>
+      <w:r>
+        <w:rPr>
+          <w:b/>
+          <w:bCs/>
+        </w:rPr>
+        <w:t xml:space="preserve">Estados:</w:t>
+      </w:r>
+      <w:r>
+        <w:t xml:space="preserve"> </w:t>
+      </w:r>
+      <w:r>
+        <w:rPr>
+          <w:rStyle w:val="VerbatimChar"/>
+        </w:rPr>
+        <w:t xml:space="preserve">solicitada → confirmada → en_proceso → completada</w:t>
+      </w:r>
+      <w:r>
+        <w:t xml:space="preserve">, con salidas a</w:t>
+      </w:r>
+      <w:r>
+        <w:t xml:space="preserve"> </w:t>
+      </w:r>
+      <w:r>
+        <w:rPr>
+          <w:rStyle w:val="VerbatimChar"/>
+        </w:rPr>
+        <w:t xml:space="preserve">cancelada</w:t>
+      </w:r>
+      <w:r>
+        <w:t xml:space="preserve"> </w:t>
+      </w:r>
+      <w:r>
+        <w:t xml:space="preserve">(desde solicitada o confirmada) y</w:t>
+      </w:r>
+      <w:r>
+        <w:t xml:space="preserve"> </w:t>
+      </w:r>
+      <w:r>
+        <w:rPr>
+          <w:rStyle w:val="VerbatimChar"/>
+        </w:rPr>
+        <w:t xml:space="preserve">no_asistio</w:t>
+      </w:r>
+      <w:r>
+        <w:t xml:space="preserve"> </w:t>
+      </w:r>
+      <w:r>
+        <w:t xml:space="preserve">(desde confirmada o en</w:t>
+      </w:r>
+      <w:r>
+        <w:t xml:space="preserve"> </w:t>
+      </w:r>
+      <w:r>
+        <w:t xml:space="preserve">proceso).</w:t>
+      </w:r>
+      <w:r>
+        <w:t xml:space="preserve"> </w:t>
+      </w:r>
+      <w:r>
+        <w:rPr>
+          <w:rStyle w:val="VerbatimChar"/>
+        </w:rPr>
+        <w:t xml:space="preserve">PUT /api/reservas/:id/no-asistio</w:t>
+      </w:r>
+      <w:r>
+        <w:t xml:space="preserve"> </w:t>
+      </w:r>
+      <w:r>
+        <w:t xml:space="preserve">existe, pero</w:t>
+      </w:r>
+      <w:r>
+        <w:t xml:space="preserve"> </w:t>
+      </w:r>
+      <w:r>
+        <w:rPr>
+          <w:b/>
+          <w:bCs/>
+        </w:rPr>
+        <w:t xml:space="preserve">el panel no tiene</w:t>
+      </w:r>
+      <w:r>
+        <w:rPr>
+          <w:b/>
+          <w:bCs/>
+        </w:rPr>
+        <w:t xml:space="preserve"> </w:t>
+      </w:r>
+      <w:r>
+        <w:rPr>
+          <w:b/>
+          <w:bCs/>
+        </w:rPr>
+        <w:t xml:space="preserve">botón</w:t>
+      </w:r>
+      <w:r>
+        <w:t xml:space="preserve"> </w:t>
+      </w:r>
+      <w:r>
+        <w:t xml:space="preserve">para marcarlo.</w:t>
+      </w:r>
+    </w:p>
+    <w:bookmarkEnd w:id="27"/>
+    <w:bookmarkStart w:id="28" w:name="fechas-y-zona-horaria"/>
+    <w:p>
+      <w:pPr>
+        <w:pStyle w:val="Heading2"/>
+      </w:pPr>
+      <w:r>
+        <w:rPr>
+          <w:rStyle w:val="SectionNumber"/>
+        </w:rPr>
+        <w:t xml:space="preserve">0.7</w:t>
+      </w:r>
+      <w:r>
+        <w:tab/>
+      </w:r>
+      <w:r>
+        <w:t xml:space="preserve">7. Fechas y zona horaria</w:t>
+      </w:r>
+    </w:p>
+    <w:p>
+      <w:pPr>
+        <w:pStyle w:val="FirstParagraph"/>
+      </w:pPr>
+      <w:r>
+        <w:rPr>
+          <w:rStyle w:val="VerbatimChar"/>
+        </w:rPr>
+        <w:t xml:space="preserve">Reserva.fecha</w:t>
+      </w:r>
+      <w:r>
+        <w:t xml:space="preserve"> </w:t>
+      </w:r>
+      <w:r>
+        <w:t xml:space="preserve">es un día, guardado como</w:t>
+      </w:r>
+      <w:r>
+        <w:t xml:space="preserve"> </w:t>
+      </w:r>
+      <w:r>
+        <w:rPr>
+          <w:b/>
+          <w:bCs/>
+        </w:rPr>
+        <w:t xml:space="preserve">medianoche UTC</w:t>
+      </w:r>
+      <w:r>
+        <w:t xml:space="preserve"> </w:t>
+      </w:r>
+      <w:r>
+        <w:t xml:space="preserve">(</w:t>
+      </w:r>
+      <w:r>
+        <w:rPr>
+          <w:rStyle w:val="VerbatimChar"/>
+        </w:rPr>
+        <w:t xml:space="preserve">2026-09-27T00:00:00Z</w:t>
+      </w:r>
+      <w:r>
+        <w:t xml:space="preserve">).</w:t>
+      </w:r>
+      <w:r>
+        <w:t xml:space="preserve"> </w:t>
+      </w:r>
+      <w:r>
+        <w:t xml:space="preserve">El contenedor corre en UTC;</w:t>
+      </w:r>
+      <w:r>
+        <w:t xml:space="preserve"> </w:t>
+      </w:r>
+      <w:r>
+        <w:t xml:space="preserve">“</w:t>
+      </w:r>
+      <w:r>
+        <w:t xml:space="preserve">hoy</w:t>
+      </w:r>
+      <w:r>
+        <w:t xml:space="preserve">”</w:t>
+      </w:r>
+      <w:r>
+        <w:t xml:space="preserve">,</w:t>
+      </w:r>
+      <w:r>
+        <w:t xml:space="preserve"> </w:t>
+      </w:r>
+      <w:r>
+        <w:t xml:space="preserve">“</w:t>
+      </w:r>
+      <w:r>
+        <w:t xml:space="preserve">ahora</w:t>
+      </w:r>
+      <w:r>
+        <w:t xml:space="preserve">”</w:t>
+      </w:r>
+      <w:r>
+        <w:t xml:space="preserve">, los KPIs del día y los recordatorios</w:t>
+      </w:r>
+      <w:r>
+        <w:t xml:space="preserve"> </w:t>
+      </w:r>
+      <w:r>
+        <w:t xml:space="preserve">se calculan en</w:t>
+      </w:r>
+      <w:r>
+        <w:t xml:space="preserve"> </w:t>
+      </w:r>
+      <w:r>
+        <w:rPr>
+          <w:rStyle w:val="VerbatimChar"/>
+        </w:rPr>
+        <w:t xml:space="preserve">APP_TZ</w:t>
+      </w:r>
+      <w:r>
+        <w:t xml:space="preserve"> </w:t>
+      </w:r>
+      <w:r>
+        <w:t xml:space="preserve">(por defecto</w:t>
+      </w:r>
+      <w:r>
+        <w:t xml:space="preserve"> </w:t>
+      </w:r>
+      <w:r>
+        <w:rPr>
+          <w:rStyle w:val="VerbatimChar"/>
+        </w:rPr>
+        <w:t xml:space="preserve">America/Guayaquil</w:t>
+      </w:r>
+      <w:r>
+        <w:t xml:space="preserve">). Todo pasa por</w:t>
+      </w:r>
+      <w:r>
+        <w:t xml:space="preserve"> </w:t>
+      </w:r>
+      <w:r>
+        <w:rPr>
+          <w:rStyle w:val="VerbatimChar"/>
+        </w:rPr>
+        <w:t xml:space="preserve">backend/src/utils/fechas.js</w:t>
+      </w:r>
+      <w:r>
+        <w:t xml:space="preserve"> </w:t>
+      </w:r>
+      <w:r>
+        <w:t xml:space="preserve">y</w:t>
+      </w:r>
+      <w:r>
+        <w:t xml:space="preserve"> </w:t>
+      </w:r>
+      <w:r>
+        <w:rPr>
+          <w:rStyle w:val="VerbatimChar"/>
+        </w:rPr>
+        <w:t xml:space="preserve">frontend/src/utils/fechas.ts</w:t>
+      </w:r>
+      <w:r>
+        <w:t xml:space="preserve">.</w:t>
+      </w:r>
+    </w:p>
+    <w:p>
+      <w:pPr>
+        <w:pStyle w:val="BlockText"/>
+      </w:pPr>
+      <w:r>
+        <w:t xml:space="preserve">Antes del 2026-09-27 el navegador (UTC−5) mostraba cada reserva un día antes, y</w:t>
+      </w:r>
+      <w:r>
+        <w:t xml:space="preserve"> </w:t>
+      </w:r>
+      <w:r>
+        <w:t xml:space="preserve">desde las 19:00 el servidor ya contaba el día siguiente. No volver a usar</w:t>
+      </w:r>
+      <w:r>
+        <w:t xml:space="preserve"> </w:t>
+      </w:r>
+      <w:r>
+        <w:rPr>
+          <w:rStyle w:val="VerbatimChar"/>
+        </w:rPr>
+        <w:t xml:space="preserve">new Date(fecha)</w:t>
+      </w:r>
+      <w:r>
+        <w:t xml:space="preserve"> </w:t>
+      </w:r>
+      <w:r>
+        <w:t xml:space="preserve">con</w:t>
+      </w:r>
+      <w:r>
+        <w:t xml:space="preserve"> </w:t>
+      </w:r>
+      <w:r>
+        <w:rPr>
+          <w:rStyle w:val="VerbatimChar"/>
+        </w:rPr>
+        <w:t xml:space="preserve">setHours</w:t>
+      </w:r>
+      <w:r>
+        <w:t xml:space="preserve">, ni</w:t>
+      </w:r>
+      <w:r>
+        <w:t xml:space="preserve"> </w:t>
+      </w:r>
+      <w:r>
+        <w:rPr>
+          <w:rStyle w:val="VerbatimChar"/>
+        </w:rPr>
+        <w:t xml:space="preserve">toLocaleDateString()</w:t>
+      </w:r>
+      <w:r>
+        <w:t xml:space="preserve"> </w:t>
+      </w:r>
+      <w:r>
+        <w:t xml:space="preserve">sobre</w:t>
+      </w:r>
+      <w:r>
+        <w:t xml:space="preserve"> </w:t>
+      </w:r>
+      <w:r>
+        <w:rPr>
+          <w:rStyle w:val="VerbatimChar"/>
+        </w:rPr>
+        <w:t xml:space="preserve">Reserva.fecha</w:t>
+      </w:r>
+      <w:r>
+        <w:t xml:space="preserve">.</w:t>
+      </w:r>
+    </w:p>
+    <w:bookmarkEnd w:id="28"/>
+    <w:bookmarkStart w:id="29" w:name="validación-de-pagos"/>
+    <w:p>
+      <w:pPr>
+        <w:pStyle w:val="Heading2"/>
+      </w:pPr>
+      <w:r>
+        <w:rPr>
+          <w:rStyle w:val="SectionNumber"/>
+        </w:rPr>
+        <w:t xml:space="preserve">0.8</w:t>
+      </w:r>
+      <w:r>
+        <w:tab/>
+      </w:r>
+      <w:r>
+        <w:t xml:space="preserve">8. Validación de pagos</w:t>
+      </w:r>
+    </w:p>
+    <w:p>
+      <w:pPr>
+        <w:pStyle w:val="FirstParagraph"/>
+      </w:pPr>
+      <w:r>
+        <w:t xml:space="preserve">Los comprobantes que sube el cliente quedan</w:t>
+      </w:r>
+      <w:r>
+        <w:t xml:space="preserve"> </w:t>
+      </w:r>
+      <w:r>
+        <w:rPr>
+          <w:rStyle w:val="VerbatimChar"/>
+        </w:rPr>
+        <w:t xml:space="preserve">en_verificacion</w:t>
+      </w:r>
+      <w:r>
+        <w:t xml:space="preserve"> </w:t>
+      </w:r>
+      <w:r>
+        <w:t xml:space="preserve">y no cuentan como</w:t>
+      </w:r>
+      <w:r>
+        <w:t xml:space="preserve"> </w:t>
+      </w:r>
+      <w:r>
+        <w:t xml:space="preserve">ingreso. Se listan con</w:t>
+      </w:r>
+      <w:r>
+        <w:t xml:space="preserve"> </w:t>
+      </w:r>
+      <w:r>
+        <w:rPr>
+          <w:rStyle w:val="VerbatimChar"/>
+        </w:rPr>
+        <w:t xml:space="preserve">GET /api/pagos/pendientes</w:t>
+      </w:r>
+      <w:r>
+        <w:t xml:space="preserve"> </w:t>
+      </w:r>
+      <w:r>
+        <w:t xml:space="preserve">y se resuelven con</w:t>
+      </w:r>
+      <w:r>
+        <w:t xml:space="preserve"> </w:t>
+      </w:r>
+      <w:r>
+        <w:rPr>
+          <w:rStyle w:val="VerbatimChar"/>
+        </w:rPr>
+        <w:t xml:space="preserve">PUT /api/reservas/:id/pagos/:pagoId/verificar</w:t>
+      </w:r>
+      <w:r>
+        <w:t xml:space="preserve">. Un comprobante es un archivo de</w:t>
+      </w:r>
+      <w:r>
+        <w:t xml:space="preserve"> </w:t>
+      </w:r>
+      <w:r>
+        <w:t xml:space="preserve">hasta 5 MB (JPG, PNG, WEBP, GIF o PDF).</w:t>
+      </w:r>
+    </w:p>
+    <w:p>
+      <w:pPr>
+        <w:pStyle w:val="BlockText"/>
+      </w:pPr>
+      <w:r>
+        <w:t xml:space="preserve">La</w:t>
+      </w:r>
+      <w:r>
+        <w:t xml:space="preserve"> </w:t>
+      </w:r>
+      <w:r>
+        <w:rPr>
+          <w:b/>
+          <w:bCs/>
+        </w:rPr>
+        <w:t xml:space="preserve">pasarela de tarjeta no está conectada</w:t>
+      </w:r>
+      <w:r>
+        <w:t xml:space="preserve">:</w:t>
+      </w:r>
+      <w:r>
+        <w:t xml:space="preserve"> </w:t>
+      </w:r>
+      <w:r>
+        <w:rPr>
+          <w:rStyle w:val="VerbatimChar"/>
+        </w:rPr>
+        <w:t xml:space="preserve">POST /api/reservas/:id/pagos/tarjeta</w:t>
+      </w:r>
+      <w:r>
+        <w:t xml:space="preserve"> </w:t>
+      </w:r>
+      <w:r>
+        <w:t xml:space="preserve">deja el pago pendiente, y la pantalla del cliente no ofrece tarjeta. Antes de</w:t>
+      </w:r>
+      <w:r>
+        <w:t xml:space="preserve"> </w:t>
+      </w:r>
+      <w:r>
+        <w:t xml:space="preserve">conectarla, resolver SEC-02: el webhook no valida firma.</w:t>
+      </w:r>
+    </w:p>
+    <w:bookmarkEnd w:id="29"/>
+    <w:bookmarkStart w:id="33" w:name="dashboard-y-reportes"/>
+    <w:p>
+      <w:pPr>
+        <w:pStyle w:val="Heading2"/>
+      </w:pPr>
+      <w:r>
+        <w:rPr>
+          <w:rStyle w:val="SectionNumber"/>
+        </w:rPr>
+        <w:t xml:space="preserve">0.9</w:t>
+      </w:r>
+      <w:r>
+        <w:tab/>
+      </w:r>
+      <w:r>
+        <w:t xml:space="preserve">9. Dashboard y Reportes</w:t>
+      </w:r>
+    </w:p>
+    <w:p>
+      <w:pPr>
+        <w:pStyle w:val="FirstParagraph"/>
+      </w:pPr>
+      <w:r>
+        <w:t xml:space="preserve">Hasta el 2026-10-08 eran casi la misma pantalla: el Dashboard mostraba las</w:t>
+      </w:r>
+      <w:r>
+        <w:t xml:space="preserve"> </w:t>
+      </w:r>
+      <w:r>
+        <w:t xml:space="preserve">tarjetas de Reportes sin las gráficas, o sea un subconjunto. Ahora cada una</w:t>
+      </w:r>
+      <w:r>
+        <w:t xml:space="preserve"> </w:t>
+      </w:r>
+      <w:r>
+        <w:t xml:space="preserve">responde una pregunta distinta.</w:t>
+      </w:r>
+    </w:p>
+    <w:tbl>
+      <w:tblPr>
+        <w:tblStyle w:val="Table"/>
+        <w:tblW w:type="pct" w:w="5000"/>
+        <w:jc w:val="left"/>
+        <w:tblLayout w:type="fixed"/>
+        <w:tblLook w:firstRow="1" w:lastRow="0" w:firstColumn="0" w:lastColumn="0" w:noHBand="0" w:noVBand="0" w:val="0020"/>
+      </w:tblPr>
+      <w:tblGrid>
+        <w:gridCol w:w="2640"/>
+        <w:gridCol w:w="2640"/>
+        <w:gridCol w:w="2640"/>
+      </w:tblGrid>
+      <w:tr>
+        <w:trPr>
+          <w:tblHeader w:val="on"/>
+        </w:trPr>
+        <w:tc>
+          <w:tcPr/>
+          <w:p>
+            <w:pPr>
+              <w:pStyle w:val="Compact"/>
+            </w:pPr>
+          </w:p>
+        </w:tc>
+        <w:tc>
+          <w:tcPr/>
+          <w:p>
+            <w:pPr>
+              <w:pStyle w:val="Compact"/>
+              <w:jc w:val="left"/>
+            </w:pPr>
+            <w:r>
+              <w:rPr>
+                <w:b/>
+                <w:bCs/>
+              </w:rPr>
+              <w:t xml:space="preserve">Dashboard</w:t>
+            </w:r>
+          </w:p>
+        </w:tc>
+        <w:tc>
+          <w:tcPr/>
+          <w:p>
+            <w:pPr>
+              <w:pStyle w:val="Compact"/>
+              <w:jc w:val="left"/>
+            </w:pPr>
+            <w:r>
+              <w:rPr>
+                <w:b/>
+                <w:bCs/>
+              </w:rPr>
+              <w:t xml:space="preserve">Reportes</w:t>
             </w:r>
           </w:p>
         </w:tc>
@@ -3561,34 +3571,57 @@
               <w:jc w:val="left"/>
             </w:pPr>
             <w:r>
+              <w:t xml:space="preserve">Pregunta</w:t>
+            </w:r>
+          </w:p>
+        </w:tc>
+        <w:tc>
+          <w:tcPr/>
+          <w:p>
+            <w:pPr>
+              <w:pStyle w:val="Compact"/>
+              <w:jc w:val="left"/>
+            </w:pPr>
+            <w:r>
+              <w:t xml:space="preserve">¿cómo vamos</w:t>
+            </w:r>
+            <w:r>
+              <w:t xml:space="preserve"> </w:t>
+            </w:r>
+            <w:r>
               <w:rPr>
-                <w:rStyle w:val="VerbatimChar"/>
+                <w:b/>
+                <w:bCs/>
               </w:rPr>
-              <w:t xml:space="preserve">APP_TZ</w:t>
-            </w:r>
-          </w:p>
-        </w:tc>
-        <w:tc>
-          <w:tcPr/>
-          <w:p>
-            <w:pPr>
-              <w:pStyle w:val="Compact"/>
-              <w:jc w:val="left"/>
-            </w:pPr>
-            <w:r>
-              <w:t xml:space="preserve">zona horaria del negocio (por defecto</w:t>
+              <w:t xml:space="preserve">ahora</w:t>
+            </w:r>
+            <w:r>
+              <w:t xml:space="preserve">?</w:t>
+            </w:r>
+          </w:p>
+        </w:tc>
+        <w:tc>
+          <w:tcPr/>
+          <w:p>
+            <w:pPr>
+              <w:pStyle w:val="Compact"/>
+              <w:jc w:val="left"/>
+            </w:pPr>
+            <w:r>
+              <w:t xml:space="preserve">¿cómo nos fue</w:t>
             </w:r>
             <w:r>
               <w:t xml:space="preserve"> </w:t>
             </w:r>
             <w:r>
               <w:rPr>
-                <w:rStyle w:val="VerbatimChar"/>
+                <w:b/>
+                <w:bCs/>
               </w:rPr>
-              <w:t xml:space="preserve">America/Guayaquil</w:t>
-            </w:r>
-            <w:r>
-              <w:t xml:space="preserve">)</w:t>
+              <w:t xml:space="preserve">en este mes</w:t>
+            </w:r>
+            <w:r>
+              <w:t xml:space="preserve">?</w:t>
             </w:r>
           </w:p>
         </w:tc>
@@ -3602,31 +3635,31 @@
               <w:jc w:val="left"/>
             </w:pPr>
             <w:r>
-              <w:rPr>
-                <w:rStyle w:val="VerbatimChar"/>
-              </w:rPr>
-              <w:t xml:space="preserve">CORS_ORIGINS</w:t>
-            </w:r>
-          </w:p>
-        </w:tc>
-        <w:tc>
-          <w:tcPr/>
-          <w:p>
-            <w:pPr>
-              <w:pStyle w:val="Compact"/>
-              <w:jc w:val="left"/>
-            </w:pPr>
-            <w:r>
-              <w:t xml:space="preserve">orígenes permitidos, separados por coma; vacío = abierto. La web no lo necesita; la APK usa el origen</w:t>
-            </w:r>
-            <w:r>
-              <w:t xml:space="preserve"> </w:t>
-            </w:r>
-            <w:r>
-              <w:rPr>
-                <w:rStyle w:val="VerbatimChar"/>
-              </w:rPr>
-              <w:t xml:space="preserve">http://localhost</w:t>
+              <w:t xml:space="preserve">Período</w:t>
+            </w:r>
+          </w:p>
+        </w:tc>
+        <w:tc>
+          <w:tcPr/>
+          <w:p>
+            <w:pPr>
+              <w:pStyle w:val="Compact"/>
+              <w:jc w:val="left"/>
+            </w:pPr>
+            <w:r>
+              <w:t xml:space="preserve">fijo: hoy / esta semana / este mes, y los últimos 30 días en las gráficas</w:t>
+            </w:r>
+          </w:p>
+        </w:tc>
+        <w:tc>
+          <w:tcPr/>
+          <w:p>
+            <w:pPr>
+              <w:pStyle w:val="Compact"/>
+              <w:jc w:val="left"/>
+            </w:pPr>
+            <w:r>
+              <w:t xml:space="preserve">el mes que se elija</w:t>
             </w:r>
           </w:p>
         </w:tc>
@@ -3640,22 +3673,31 @@
               <w:jc w:val="left"/>
             </w:pPr>
             <w:r>
-              <w:rPr>
-                <w:rStyle w:val="VerbatimChar"/>
-              </w:rPr>
-              <w:t xml:space="preserve">RATE_LIMIT_GENERAL</w:t>
-            </w:r>
-          </w:p>
-        </w:tc>
-        <w:tc>
-          <w:tcPr/>
-          <w:p>
-            <w:pPr>
-              <w:pStyle w:val="Compact"/>
-              <w:jc w:val="left"/>
-            </w:pPr>
-            <w:r>
-              <w:t xml:space="preserve">límite de peticiones general</w:t>
+              <w:t xml:space="preserve">Se configura</w:t>
+            </w:r>
+          </w:p>
+        </w:tc>
+        <w:tc>
+          <w:tcPr/>
+          <w:p>
+            <w:pPr>
+              <w:pStyle w:val="Compact"/>
+              <w:jc w:val="left"/>
+            </w:pPr>
+            <w:r>
+              <w:t xml:space="preserve">nada: se abre y se lee</w:t>
+            </w:r>
+          </w:p>
+        </w:tc>
+        <w:tc>
+          <w:tcPr/>
+          <w:p>
+            <w:pPr>
+              <w:pStyle w:val="Compact"/>
+              <w:jc w:val="left"/>
+            </w:pPr>
+            <w:r>
+              <w:t xml:space="preserve">selector de mes</w:t>
             </w:r>
           </w:p>
         </w:tc>
@@ -3669,22 +3711,41 @@
               <w:jc w:val="left"/>
             </w:pPr>
             <w:r>
+              <w:t xml:space="preserve">Exporta</w:t>
+            </w:r>
+          </w:p>
+        </w:tc>
+        <w:tc>
+          <w:tcPr/>
+          <w:p>
+            <w:pPr>
+              <w:pStyle w:val="Compact"/>
+              <w:jc w:val="left"/>
+            </w:pPr>
+            <w:r>
+              <w:t xml:space="preserve">no</w:t>
+            </w:r>
+          </w:p>
+        </w:tc>
+        <w:tc>
+          <w:tcPr/>
+          <w:p>
+            <w:pPr>
+              <w:pStyle w:val="Compact"/>
+              <w:jc w:val="left"/>
+            </w:pPr>
+            <w:r>
+              <w:t xml:space="preserve">Excel y PDF</w:t>
+            </w:r>
+            <w:r>
+              <w:t xml:space="preserve"> </w:t>
+            </w:r>
+            <w:r>
               <w:rPr>
-                <w:rStyle w:val="VerbatimChar"/>
+                <w:b/>
+                <w:bCs/>
               </w:rPr>
-              <w:t xml:space="preserve">RATE_LIMIT_OFF</w:t>
-            </w:r>
-          </w:p>
-        </w:tc>
-        <w:tc>
-          <w:tcPr/>
-          <w:p>
-            <w:pPr>
-              <w:pStyle w:val="Compact"/>
-              <w:jc w:val="left"/>
-            </w:pPr>
-            <w:r>
-              <w:t xml:space="preserve">desactiva los límites</w:t>
+              <w:t xml:space="preserve">del mes que está en pantalla</w:t>
             </w:r>
           </w:p>
         </w:tc>
@@ -3698,105 +3759,52 @@
               <w:jc w:val="left"/>
             </w:pPr>
             <w:r>
-              <w:rPr>
-                <w:rStyle w:val="VerbatimChar"/>
-              </w:rPr>
-              <w:t xml:space="preserve">SMTP_*</w:t>
-            </w:r>
-          </w:p>
-        </w:tc>
-        <w:tc>
-          <w:tcPr/>
-          <w:p>
-            <w:pPr>
-              <w:pStyle w:val="Compact"/>
-              <w:jc w:val="left"/>
-            </w:pPr>
-            <w:r>
-              <w:t xml:space="preserve">envío de correo; el remitente se muestra como</w:t>
-            </w:r>
-            <w:r>
-              <w:t xml:space="preserve"> </w:t>
-            </w:r>
-            <w:r>
-              <w:t xml:space="preserve">“</w:t>
-            </w:r>
-            <w:r>
-              <w:t xml:space="preserve">Total Clean Car</w:t>
-            </w:r>
-            <w:r>
-              <w:t xml:space="preserve">”</w:t>
-            </w:r>
-          </w:p>
-        </w:tc>
-      </w:tr>
-      <w:tr>
-        <w:tc>
-          <w:tcPr/>
-          <w:p>
-            <w:pPr>
-              <w:pStyle w:val="Compact"/>
-              <w:jc w:val="left"/>
-            </w:pPr>
-            <w:r>
-              <w:rPr>
-                <w:rStyle w:val="VerbatimChar"/>
-              </w:rPr>
-              <w:t xml:space="preserve">TWILIO_*</w:t>
-            </w:r>
-          </w:p>
-        </w:tc>
-        <w:tc>
-          <w:tcPr/>
-          <w:p>
-            <w:pPr>
-              <w:pStyle w:val="Compact"/>
-              <w:jc w:val="left"/>
-            </w:pPr>
-            <w:r>
-              <w:t xml:space="preserve">WhatsApp y SMS</w:t>
+              <w:t xml:space="preserve">Para quién</w:t>
+            </w:r>
+          </w:p>
+        </w:tc>
+        <w:tc>
+          <w:tcPr/>
+          <w:p>
+            <w:pPr>
+              <w:pStyle w:val="Compact"/>
+              <w:jc w:val="left"/>
+            </w:pPr>
+            <w:r>
+              <w:t xml:space="preserve">el día a día del operador</w:t>
+            </w:r>
+          </w:p>
+        </w:tc>
+        <w:tc>
+          <w:tcPr/>
+          <w:p>
+            <w:pPr>
+              <w:pStyle w:val="Compact"/>
+              <w:jc w:val="left"/>
+            </w:pPr>
+            <w:r>
+              <w:t xml:space="preserve">revisar, comparar y cerrar el mes</w:t>
             </w:r>
           </w:p>
         </w:tc>
       </w:tr>
     </w:tbl>
-    <w:p>
-      <w:pPr>
-        <w:pStyle w:val="BlockText"/>
-      </w:pPr>
-      <w:r>
-        <w:rPr>
-          <w:rStyle w:val="VerbatimChar"/>
-          <w:b/>
-          <w:bCs/>
-        </w:rPr>
-        <w:t xml:space="preserve">RATE_LIMIT_OFF</w:t>
-      </w:r>
-      <w:r>
-        <w:rPr>
-          <w:b/>
-          <w:bCs/>
-        </w:rPr>
-        <w:t xml:space="preserve"> </w:t>
-      </w:r>
-      <w:r>
-        <w:rPr>
-          <w:b/>
-          <w:bCs/>
-        </w:rPr>
-        <w:t xml:space="preserve">desactiva la protección contra fuerza bruta.</w:t>
-      </w:r>
-      <w:r>
-        <w:t xml:space="preserve"> </w:t>
-      </w:r>
-      <w:r>
-        <w:t xml:space="preserve">Usarlo</w:t>
-      </w:r>
-      <w:r>
-        <w:t xml:space="preserve"> </w:t>
-      </w:r>
-      <w:r>
-        <w:t xml:space="preserve">solo en pruebas y nunca dejarlo activo en producción.</w:t>
+    <w:bookmarkStart w:id="30" w:name="dashboard"/>
+    <w:p>
+      <w:pPr>
+        <w:pStyle w:val="Heading3"/>
+      </w:pPr>
+      <w:r>
+        <w:rPr>
+          <w:rStyle w:val="SectionNumber"/>
+        </w:rPr>
+        <w:t xml:space="preserve">0.9.1</w:t>
+      </w:r>
+      <w:r>
+        <w:tab/>
+      </w:r>
+      <w:r>
+        <w:t xml:space="preserve">9.1 Dashboard</w:t>
       </w:r>
     </w:p>
     <w:p>
@@ -3804,60 +3812,92 @@
         <w:pStyle w:val="FirstParagraph"/>
       </w:pPr>
       <w:r>
-        <w:t xml:space="preserve">Los recordatorios salen todos los días a las</w:t>
-      </w:r>
-      <w:r>
-        <w:t xml:space="preserve"> </w:t>
-      </w:r>
-      <w:r>
-        <w:rPr>
-          <w:b/>
-          <w:bCs/>
-        </w:rPr>
-        <w:t xml:space="preserve">18:00 hora de</w:t>
-      </w:r>
-      <w:r>
-        <w:rPr>
-          <w:b/>
-          <w:bCs/>
-        </w:rPr>
-        <w:t xml:space="preserve"> </w:t>
-      </w:r>
-      <w:r>
-        <w:rPr>
-          <w:rStyle w:val="VerbatimChar"/>
-          <w:b/>
-          <w:bCs/>
-        </w:rPr>
-        <w:t xml:space="preserve">APP_TZ</w:t>
-      </w:r>
-      <w:r>
-        <w:t xml:space="preserve">, para las</w:t>
-      </w:r>
-      <w:r>
-        <w:t xml:space="preserve"> </w:t>
-      </w:r>
-      <w:r>
-        <w:t xml:space="preserve">reservas del día siguiente.</w:t>
+        <w:t xml:space="preserve">Cinco tarjetas (lavados de hoy, del mes, cobrado del mes, ocupación y</w:t>
+      </w:r>
+      <w:r>
+        <w:t xml:space="preserve"> </w:t>
+      </w:r>
+      <w:r>
+        <w:t xml:space="preserve">calificación) y dos gráficas de los</w:t>
+      </w:r>
+      <w:r>
+        <w:t xml:space="preserve"> </w:t>
+      </w:r>
+      <w:r>
+        <w:rPr>
+          <w:b/>
+          <w:bCs/>
+        </w:rPr>
+        <w:t xml:space="preserve">últimos 30 días</w:t>
+      </w:r>
+      <w:r>
+        <w:t xml:space="preserve">: ingresos por día y</w:t>
+      </w:r>
+      <w:r>
+        <w:t xml:space="preserve"> </w:t>
+      </w:r>
+      <w:r>
+        <w:t xml:space="preserve">lavados por servicio. Las dos miran la misma ventana a propósito, para que se</w:t>
+      </w:r>
+      <w:r>
+        <w:t xml:space="preserve"> </w:t>
+      </w:r>
+      <w:r>
+        <w:t xml:space="preserve">lean juntas.</w:t>
+      </w:r>
+    </w:p>
+    <w:p>
+      <w:pPr>
+        <w:pStyle w:val="BodyText"/>
+      </w:pPr>
+      <w:r>
+        <w:t xml:space="preserve">Si hay solicitudes sin confirmar aparece un aviso ámbar que</w:t>
+      </w:r>
+      <w:r>
+        <w:t xml:space="preserve"> </w:t>
+      </w:r>
+      <w:r>
+        <w:rPr>
+          <w:b/>
+          <w:bCs/>
+        </w:rPr>
+        <w:t xml:space="preserve">lleva a Reservas</w:t>
+      </w:r>
+      <w:r>
+        <w:rPr>
+          <w:b/>
+          <w:bCs/>
+        </w:rPr>
+        <w:t xml:space="preserve"> </w:t>
+      </w:r>
+      <w:r>
+        <w:rPr>
+          <w:b/>
+          <w:bCs/>
+        </w:rPr>
+        <w:t xml:space="preserve">ya filtrado</w:t>
+      </w:r>
+      <w:r>
+        <w:t xml:space="preserve">: un aviso que no se puede atender es ruido.</w:t>
       </w:r>
     </w:p>
     <w:bookmarkEnd w:id="30"/>
-    <w:bookmarkStart w:id="31" w:name="despliegue-y-migraciones"/>
-    <w:p>
-      <w:pPr>
-        <w:pStyle w:val="Heading2"/>
+    <w:bookmarkStart w:id="31" w:name="reportes"/>
+    <w:p>
+      <w:pPr>
+        <w:pStyle w:val="Heading3"/>
       </w:pPr>
       <w:r>
         <w:rPr>
           <w:rStyle w:val="SectionNumber"/>
         </w:rPr>
-        <w:t xml:space="preserve">0.11</w:t>
+        <w:t xml:space="preserve">0.9.2</w:t>
       </w:r>
       <w:r>
         <w:tab/>
       </w:r>
       <w:r>
-        <w:t xml:space="preserve">11. Despliegue y migraciones</w:t>
+        <w:t xml:space="preserve">9.2 Reportes</w:t>
       </w:r>
     </w:p>
     <w:p>
@@ -3865,80 +3905,40 @@
         <w:pStyle w:val="FirstParagraph"/>
       </w:pPr>
       <w:r>
-        <w:t xml:space="preserve">El esquema</w:t>
-      </w:r>
-      <w:r>
-        <w:t xml:space="preserve"> </w:t>
-      </w:r>
-      <w:r>
-        <w:rPr>
-          <w:b/>
-          <w:bCs/>
-        </w:rPr>
-        <w:t xml:space="preserve">no</w:t>
-      </w:r>
-      <w:r>
-        <w:t xml:space="preserve"> </w:t>
-      </w:r>
-      <w:r>
-        <w:t xml:space="preserve">usa</w:t>
-      </w:r>
-      <w:r>
-        <w:t xml:space="preserve"> </w:t>
-      </w:r>
-      <w:r>
-        <w:rPr>
-          <w:rStyle w:val="VerbatimChar"/>
-        </w:rPr>
-        <w:t xml:space="preserve">prisma migrate</w:t>
-      </w:r>
-      <w:r>
-        <w:t xml:space="preserve"> </w:t>
-      </w:r>
-      <w:r>
-        <w:t xml:space="preserve">(no hay tabla</w:t>
-      </w:r>
-      <w:r>
-        <w:t xml:space="preserve"> </w:t>
-      </w:r>
-      <w:r>
-        <w:rPr>
-          <w:rStyle w:val="VerbatimChar"/>
-        </w:rPr>
-        <w:t xml:space="preserve">_prisma_migrations</w:t>
-      </w:r>
-      <w:r>
-        <w:t xml:space="preserve">): se</w:t>
-      </w:r>
-      <w:r>
-        <w:t xml:space="preserve"> </w:t>
-      </w:r>
-      <w:r>
-        <w:t xml:space="preserve">aplicó con</w:t>
-      </w:r>
-      <w:r>
-        <w:t xml:space="preserve"> </w:t>
-      </w:r>
-      <w:r>
-        <w:rPr>
-          <w:rStyle w:val="VerbatimChar"/>
-        </w:rPr>
-        <w:t xml:space="preserve">db push</w:t>
-      </w:r>
-      <w:r>
-        <w:t xml:space="preserve">. Los cambios de esquema son SQL a mano en</w:t>
-      </w:r>
-      <w:r>
-        <w:t xml:space="preserve"> </w:t>
-      </w:r>
-      <w:r>
-        <w:rPr>
-          <w:rStyle w:val="VerbatimChar"/>
-        </w:rPr>
-        <w:t xml:space="preserve">backend/prisma/migraciones/</w:t>
-      </w:r>
-      <w:r>
-        <w:t xml:space="preserve">, cada uno dentro de una transacción.</w:t>
+        <w:t xml:space="preserve">El selector de mes está arriba y manda sobre todo lo de abajo. Las flechas se</w:t>
+      </w:r>
+      <w:r>
+        <w:t xml:space="preserve"> </w:t>
+      </w:r>
+      <w:r>
+        <w:t xml:space="preserve">mueven de a un mes; el campo de mes salta a uno lejano. No se puede elegir un mes</w:t>
+      </w:r>
+      <w:r>
+        <w:t xml:space="preserve"> </w:t>
+      </w:r>
+      <w:r>
+        <w:t xml:space="preserve">futuro.</w:t>
+      </w:r>
+    </w:p>
+    <w:p>
+      <w:pPr>
+        <w:pStyle w:val="BodyText"/>
+      </w:pPr>
+      <w:r>
+        <w:rPr>
+          <w:b/>
+          <w:bCs/>
+        </w:rPr>
+        <w:t xml:space="preserve">Facturado y cobrado no son lo mismo</w:t>
+      </w:r>
+      <w:r>
+        <w:t xml:space="preserve">, y es la confusión más común al cerrar el</w:t>
+      </w:r>
+      <w:r>
+        <w:t xml:space="preserve"> </w:t>
+      </w:r>
+      <w:r>
+        <w:t xml:space="preserve">mes:</w:t>
       </w:r>
     </w:p>
     <w:tbl>
@@ -3961,6 +3961,1858 @@
           <w:p>
             <w:pPr>
               <w:pStyle w:val="Compact"/>
+            </w:pPr>
+          </w:p>
+        </w:tc>
+        <w:tc>
+          <w:tcPr/>
+          <w:p>
+            <w:pPr>
+              <w:pStyle w:val="Compact"/>
+              <w:jc w:val="left"/>
+            </w:pPr>
+            <w:r>
+              <w:t xml:space="preserve">Qué suma</w:t>
+            </w:r>
+          </w:p>
+        </w:tc>
+      </w:tr>
+      <w:tr>
+        <w:tc>
+          <w:tcPr/>
+          <w:p>
+            <w:pPr>
+              <w:pStyle w:val="Compact"/>
+              <w:jc w:val="left"/>
+            </w:pPr>
+            <w:r>
+              <w:rPr>
+                <w:b/>
+                <w:bCs/>
+              </w:rPr>
+              <w:t xml:space="preserve">Facturado</w:t>
+            </w:r>
+          </w:p>
+        </w:tc>
+        <w:tc>
+          <w:tcPr/>
+          <w:p>
+            <w:pPr>
+              <w:pStyle w:val="Compact"/>
+              <w:jc w:val="left"/>
+            </w:pPr>
+            <w:r>
+              <w:t xml:space="preserve">el precio de los lavados</w:t>
+            </w:r>
+            <w:r>
+              <w:t xml:space="preserve"> </w:t>
+            </w:r>
+            <w:r>
+              <w:rPr>
+                <w:b/>
+                <w:bCs/>
+              </w:rPr>
+              <w:t xml:space="preserve">hechos</w:t>
+            </w:r>
+            <w:r>
+              <w:t xml:space="preserve"> </w:t>
+            </w:r>
+            <w:r>
+              <w:t xml:space="preserve">en el mes</w:t>
+            </w:r>
+          </w:p>
+        </w:tc>
+      </w:tr>
+      <w:tr>
+        <w:tc>
+          <w:tcPr/>
+          <w:p>
+            <w:pPr>
+              <w:pStyle w:val="Compact"/>
+              <w:jc w:val="left"/>
+            </w:pPr>
+            <w:r>
+              <w:rPr>
+                <w:b/>
+                <w:bCs/>
+              </w:rPr>
+              <w:t xml:space="preserve">Cobrado</w:t>
+            </w:r>
+          </w:p>
+        </w:tc>
+        <w:tc>
+          <w:tcPr/>
+          <w:p>
+            <w:pPr>
+              <w:pStyle w:val="Compact"/>
+              <w:jc w:val="left"/>
+            </w:pPr>
+            <w:r>
+              <w:t xml:space="preserve">los</w:t>
+            </w:r>
+            <w:r>
+              <w:t xml:space="preserve"> </w:t>
+            </w:r>
+            <w:r>
+              <w:rPr>
+                <w:b/>
+                <w:bCs/>
+              </w:rPr>
+              <w:t xml:space="preserve">pagos aprobados</w:t>
+            </w:r>
+            <w:r>
+              <w:t xml:space="preserve"> </w:t>
+            </w:r>
+            <w:r>
+              <w:t xml:space="preserve">con fecha dentro del mes</w:t>
+            </w:r>
+          </w:p>
+        </w:tc>
+      </w:tr>
+    </w:tbl>
+    <w:p>
+      <w:pPr>
+        <w:pStyle w:val="BodyText"/>
+      </w:pPr>
+      <w:r>
+        <w:t xml:space="preserve">Un lavado del 28 de septiembre cobrado el 2 de octubre factura en septiembre y</w:t>
+      </w:r>
+      <w:r>
+        <w:t xml:space="preserve"> </w:t>
+      </w:r>
+      <w:r>
+        <w:t xml:space="preserve">cobra en octubre. Cuando los dos números difieren, la pantalla lo explica sola.</w:t>
+      </w:r>
+    </w:p>
+    <w:p>
+      <w:pPr>
+        <w:pStyle w:val="BodyText"/>
+      </w:pPr>
+      <w:r>
+        <w:t xml:space="preserve">El</w:t>
+      </w:r>
+      <w:r>
+        <w:t xml:space="preserve"> </w:t>
+      </w:r>
+      <w:r>
+        <w:rPr>
+          <w:b/>
+          <w:bCs/>
+        </w:rPr>
+        <w:t xml:space="preserve">ticket promedio</w:t>
+      </w:r>
+      <w:r>
+        <w:t xml:space="preserve"> </w:t>
+      </w:r>
+      <w:r>
+        <w:t xml:space="preserve">es facturado ÷ lavados. Si no hubo lavados muestra</w:t>
+      </w:r>
+      <w:r>
+        <w:t xml:space="preserve"> </w:t>
+      </w:r>
+      <w:r>
+        <w:t xml:space="preserve">“</w:t>
+      </w:r>
+      <w:r>
+        <w:t xml:space="preserve">—</w:t>
+      </w:r>
+      <w:r>
+        <w:t xml:space="preserve">”</w:t>
+      </w:r>
+      <w:r>
+        <w:t xml:space="preserve">, no</w:t>
+      </w:r>
+      <w:r>
+        <w:t xml:space="preserve"> </w:t>
+      </w:r>
+      <w:r>
+        <w:t xml:space="preserve">“</w:t>
+      </w:r>
+      <w:r>
+        <w:t xml:space="preserve">$0.00</w:t>
+      </w:r>
+      <w:r>
+        <w:t xml:space="preserve">”</w:t>
+      </w:r>
+      <w:r>
+        <w:t xml:space="preserve">: cero haría pensar que se trabajó gratis.</w:t>
+      </w:r>
+    </w:p>
+    <w:p>
+      <w:pPr>
+        <w:pStyle w:val="BodyText"/>
+      </w:pPr>
+      <w:r>
+        <w:t xml:space="preserve">Las gráficas de barras acortan los nombres largos con puntos suspensivos; el</w:t>
+      </w:r>
+      <w:r>
+        <w:t xml:space="preserve"> </w:t>
+      </w:r>
+      <w:r>
+        <w:t xml:space="preserve">nombre completo y el número exacto están en la tabla debajo de cada una. La</w:t>
+      </w:r>
+      <w:r>
+        <w:t xml:space="preserve"> </w:t>
+      </w:r>
+      <w:r>
+        <w:t xml:space="preserve">gráfica de ingresos tiene un</w:t>
+      </w:r>
+      <w:r>
+        <w:t xml:space="preserve"> </w:t>
+      </w:r>
+      <w:r>
+        <w:t xml:space="preserve">“</w:t>
+      </w:r>
+      <w:r>
+        <w:t xml:space="preserve">Ver el detalle por día</w:t>
+      </w:r>
+      <w:r>
+        <w:t xml:space="preserve">”</w:t>
+      </w:r>
+      <w:r>
+        <w:t xml:space="preserve"> </w:t>
+      </w:r>
+      <w:r>
+        <w:t xml:space="preserve">plegado, con la misma</w:t>
+      </w:r>
+      <w:r>
+        <w:t xml:space="preserve"> </w:t>
+      </w:r>
+      <w:r>
+        <w:t xml:space="preserve">información en texto.</w:t>
+      </w:r>
+    </w:p>
+    <w:bookmarkEnd w:id="31"/>
+    <w:bookmarkStart w:id="32" w:name="endpoints"/>
+    <w:p>
+      <w:pPr>
+        <w:pStyle w:val="Heading3"/>
+      </w:pPr>
+      <w:r>
+        <w:rPr>
+          <w:rStyle w:val="SectionNumber"/>
+        </w:rPr>
+        <w:t xml:space="preserve">0.9.3</w:t>
+      </w:r>
+      <w:r>
+        <w:tab/>
+      </w:r>
+      <w:r>
+        <w:t xml:space="preserve">9.3 Endpoints</w:t>
+      </w:r>
+    </w:p>
+    <w:tbl>
+      <w:tblPr>
+        <w:tblStyle w:val="Table"/>
+        <w:tblW w:type="pct" w:w="5000"/>
+        <w:jc w:val="left"/>
+        <w:tblLayout w:type="fixed"/>
+        <w:tblLook w:firstRow="1" w:lastRow="0" w:firstColumn="0" w:lastColumn="0" w:noHBand="0" w:noVBand="0" w:val="0020"/>
+      </w:tblPr>
+      <w:tblGrid>
+        <w:gridCol w:w="2640"/>
+        <w:gridCol w:w="2640"/>
+        <w:gridCol w:w="2640"/>
+      </w:tblGrid>
+      <w:tr>
+        <w:trPr>
+          <w:tblHeader w:val="on"/>
+        </w:trPr>
+        <w:tc>
+          <w:tcPr/>
+          <w:p>
+            <w:pPr>
+              <w:pStyle w:val="Compact"/>
+              <w:jc w:val="left"/>
+            </w:pPr>
+            <w:r>
+              <w:t xml:space="preserve">Reporte</w:t>
+            </w:r>
+          </w:p>
+        </w:tc>
+        <w:tc>
+          <w:tcPr/>
+          <w:p>
+            <w:pPr>
+              <w:pStyle w:val="Compact"/>
+              <w:jc w:val="left"/>
+            </w:pPr>
+            <w:r>
+              <w:t xml:space="preserve">Endpoint</w:t>
+            </w:r>
+          </w:p>
+        </w:tc>
+        <w:tc>
+          <w:tcPr/>
+          <w:p>
+            <w:pPr>
+              <w:pStyle w:val="Compact"/>
+              <w:jc w:val="left"/>
+            </w:pPr>
+            <w:r>
+              <w:t xml:space="preserve">Acepta</w:t>
+            </w:r>
+            <w:r>
+              <w:t xml:space="preserve"> </w:t>
+            </w:r>
+            <w:r>
+              <w:rPr>
+                <w:rStyle w:val="VerbatimChar"/>
+              </w:rPr>
+              <w:t xml:space="preserve">desde</w:t>
+            </w:r>
+            <w:r>
+              <w:t xml:space="preserve">/</w:t>
+            </w:r>
+            <w:r>
+              <w:rPr>
+                <w:rStyle w:val="VerbatimChar"/>
+              </w:rPr>
+              <w:t xml:space="preserve">hasta</w:t>
+            </w:r>
+          </w:p>
+        </w:tc>
+      </w:tr>
+      <w:tr>
+        <w:tc>
+          <w:tcPr/>
+          <w:p>
+            <w:pPr>
+              <w:pStyle w:val="Compact"/>
+              <w:jc w:val="left"/>
+            </w:pPr>
+            <w:r>
+              <w:t xml:space="preserve">KPIs en vivo (Dashboard)</w:t>
+            </w:r>
+          </w:p>
+        </w:tc>
+        <w:tc>
+          <w:tcPr/>
+          <w:p>
+            <w:pPr>
+              <w:pStyle w:val="Compact"/>
+              <w:jc w:val="left"/>
+            </w:pPr>
+            <w:r>
+              <w:rPr>
+                <w:rStyle w:val="VerbatimChar"/>
+              </w:rPr>
+              <w:t xml:space="preserve">GET /api/reportes/kpis</w:t>
+            </w:r>
+          </w:p>
+        </w:tc>
+        <w:tc>
+          <w:tcPr/>
+          <w:p>
+            <w:pPr>
+              <w:pStyle w:val="Compact"/>
+              <w:jc w:val="left"/>
+            </w:pPr>
+            <w:r>
+              <w:t xml:space="preserve">no</w:t>
+            </w:r>
+          </w:p>
+        </w:tc>
+      </w:tr>
+      <w:tr>
+        <w:tc>
+          <w:tcPr/>
+          <w:p>
+            <w:pPr>
+              <w:pStyle w:val="Compact"/>
+              <w:jc w:val="left"/>
+            </w:pPr>
+            <w:r>
+              <w:t xml:space="preserve">Resumen del período (Reportes)</w:t>
+            </w:r>
+          </w:p>
+        </w:tc>
+        <w:tc>
+          <w:tcPr/>
+          <w:p>
+            <w:pPr>
+              <w:pStyle w:val="Compact"/>
+              <w:jc w:val="left"/>
+            </w:pPr>
+            <w:r>
+              <w:rPr>
+                <w:rStyle w:val="VerbatimChar"/>
+              </w:rPr>
+              <w:t xml:space="preserve">GET /api/reportes/resumen</w:t>
+            </w:r>
+          </w:p>
+        </w:tc>
+        <w:tc>
+          <w:tcPr/>
+          <w:p>
+            <w:pPr>
+              <w:pStyle w:val="Compact"/>
+              <w:jc w:val="left"/>
+            </w:pPr>
+            <w:r>
+              <w:rPr>
+                <w:b/>
+                <w:bCs/>
+              </w:rPr>
+              <w:t xml:space="preserve">sí</w:t>
+            </w:r>
+          </w:p>
+        </w:tc>
+      </w:tr>
+      <w:tr>
+        <w:tc>
+          <w:tcPr/>
+          <w:p>
+            <w:pPr>
+              <w:pStyle w:val="Compact"/>
+              <w:jc w:val="left"/>
+            </w:pPr>
+            <w:r>
+              <w:t xml:space="preserve">Ingresos por día</w:t>
+            </w:r>
+          </w:p>
+        </w:tc>
+        <w:tc>
+          <w:tcPr/>
+          <w:p>
+            <w:pPr>
+              <w:pStyle w:val="Compact"/>
+              <w:jc w:val="left"/>
+            </w:pPr>
+            <w:r>
+              <w:rPr>
+                <w:rStyle w:val="VerbatimChar"/>
+              </w:rPr>
+              <w:t xml:space="preserve">GET /api/reportes/ingresos</w:t>
+            </w:r>
+          </w:p>
+        </w:tc>
+        <w:tc>
+          <w:tcPr/>
+          <w:p>
+            <w:pPr>
+              <w:pStyle w:val="Compact"/>
+              <w:jc w:val="left"/>
+            </w:pPr>
+            <w:r>
+              <w:rPr>
+                <w:b/>
+                <w:bCs/>
+              </w:rPr>
+              <w:t xml:space="preserve">sí</w:t>
+            </w:r>
+          </w:p>
+        </w:tc>
+      </w:tr>
+      <w:tr>
+        <w:tc>
+          <w:tcPr/>
+          <w:p>
+            <w:pPr>
+              <w:pStyle w:val="Compact"/>
+              <w:jc w:val="left"/>
+            </w:pPr>
+            <w:r>
+              <w:t xml:space="preserve">Por estacionamiento</w:t>
+            </w:r>
+          </w:p>
+        </w:tc>
+        <w:tc>
+          <w:tcPr/>
+          <w:p>
+            <w:pPr>
+              <w:pStyle w:val="Compact"/>
+              <w:jc w:val="left"/>
+            </w:pPr>
+            <w:r>
+              <w:rPr>
+                <w:rStyle w:val="VerbatimChar"/>
+              </w:rPr>
+              <w:t xml:space="preserve">GET /api/reportes/por-estacionamiento</w:t>
+            </w:r>
+          </w:p>
+        </w:tc>
+        <w:tc>
+          <w:tcPr/>
+          <w:p>
+            <w:pPr>
+              <w:pStyle w:val="Compact"/>
+              <w:jc w:val="left"/>
+            </w:pPr>
+            <w:r>
+              <w:rPr>
+                <w:b/>
+                <w:bCs/>
+              </w:rPr>
+              <w:t xml:space="preserve">sí</w:t>
+            </w:r>
+          </w:p>
+        </w:tc>
+      </w:tr>
+      <w:tr>
+        <w:tc>
+          <w:tcPr/>
+          <w:p>
+            <w:pPr>
+              <w:pStyle w:val="Compact"/>
+              <w:jc w:val="left"/>
+            </w:pPr>
+            <w:r>
+              <w:t xml:space="preserve">Por servicio</w:t>
+            </w:r>
+          </w:p>
+        </w:tc>
+        <w:tc>
+          <w:tcPr/>
+          <w:p>
+            <w:pPr>
+              <w:pStyle w:val="Compact"/>
+              <w:jc w:val="left"/>
+            </w:pPr>
+            <w:r>
+              <w:rPr>
+                <w:rStyle w:val="VerbatimChar"/>
+              </w:rPr>
+              <w:t xml:space="preserve">GET /api/reportes/por-servicio</w:t>
+            </w:r>
+          </w:p>
+        </w:tc>
+        <w:tc>
+          <w:tcPr/>
+          <w:p>
+            <w:pPr>
+              <w:pStyle w:val="Compact"/>
+              <w:jc w:val="left"/>
+            </w:pPr>
+            <w:r>
+              <w:rPr>
+                <w:b/>
+                <w:bCs/>
+              </w:rPr>
+              <w:t xml:space="preserve">sí</w:t>
+            </w:r>
+          </w:p>
+        </w:tc>
+      </w:tr>
+      <w:tr>
+        <w:tc>
+          <w:tcPr/>
+          <w:p>
+            <w:pPr>
+              <w:pStyle w:val="Compact"/>
+              <w:jc w:val="left"/>
+            </w:pPr>
+            <w:r>
+              <w:t xml:space="preserve">Exportar Excel</w:t>
+            </w:r>
+          </w:p>
+        </w:tc>
+        <w:tc>
+          <w:tcPr/>
+          <w:p>
+            <w:pPr>
+              <w:pStyle w:val="Compact"/>
+              <w:jc w:val="left"/>
+            </w:pPr>
+            <w:r>
+              <w:rPr>
+                <w:rStyle w:val="VerbatimChar"/>
+              </w:rPr>
+              <w:t xml:space="preserve">GET /api/reportes/exportar/excel</w:t>
+            </w:r>
+          </w:p>
+        </w:tc>
+        <w:tc>
+          <w:tcPr/>
+          <w:p>
+            <w:pPr>
+              <w:pStyle w:val="Compact"/>
+              <w:jc w:val="left"/>
+            </w:pPr>
+            <w:r>
+              <w:rPr>
+                <w:b/>
+                <w:bCs/>
+              </w:rPr>
+              <w:t xml:space="preserve">sí</w:t>
+            </w:r>
+          </w:p>
+        </w:tc>
+      </w:tr>
+      <w:tr>
+        <w:tc>
+          <w:tcPr/>
+          <w:p>
+            <w:pPr>
+              <w:pStyle w:val="Compact"/>
+              <w:jc w:val="left"/>
+            </w:pPr>
+            <w:r>
+              <w:t xml:space="preserve">Exportar PDF</w:t>
+            </w:r>
+          </w:p>
+        </w:tc>
+        <w:tc>
+          <w:tcPr/>
+          <w:p>
+            <w:pPr>
+              <w:pStyle w:val="Compact"/>
+              <w:jc w:val="left"/>
+            </w:pPr>
+            <w:r>
+              <w:rPr>
+                <w:rStyle w:val="VerbatimChar"/>
+              </w:rPr>
+              <w:t xml:space="preserve">GET /api/reportes/exportar/pdf</w:t>
+            </w:r>
+          </w:p>
+        </w:tc>
+        <w:tc>
+          <w:tcPr/>
+          <w:p>
+            <w:pPr>
+              <w:pStyle w:val="Compact"/>
+              <w:jc w:val="left"/>
+            </w:pPr>
+            <w:r>
+              <w:rPr>
+                <w:b/>
+                <w:bCs/>
+              </w:rPr>
+              <w:t xml:space="preserve">sí</w:t>
+            </w:r>
+          </w:p>
+        </w:tc>
+      </w:tr>
+      <w:tr>
+        <w:tc>
+          <w:tcPr/>
+          <w:p>
+            <w:pPr>
+              <w:pStyle w:val="Compact"/>
+              <w:jc w:val="left"/>
+            </w:pPr>
+            <w:r>
+              <w:t xml:space="preserve">Acta de servicio</w:t>
+            </w:r>
+          </w:p>
+        </w:tc>
+        <w:tc>
+          <w:tcPr/>
+          <w:p>
+            <w:pPr>
+              <w:pStyle w:val="Compact"/>
+              <w:jc w:val="left"/>
+            </w:pPr>
+            <w:r>
+              <w:rPr>
+                <w:rStyle w:val="VerbatimChar"/>
+              </w:rPr>
+              <w:t xml:space="preserve">GET /api/reportes/reserva/:id/acta.pdf</w:t>
+            </w:r>
+          </w:p>
+        </w:tc>
+        <w:tc>
+          <w:tcPr/>
+          <w:p>
+            <w:pPr>
+              <w:pStyle w:val="Compact"/>
+              <w:jc w:val="left"/>
+            </w:pPr>
+            <w:r>
+              <w:t xml:space="preserve">—</w:t>
+            </w:r>
+          </w:p>
+        </w:tc>
+      </w:tr>
+    </w:tbl>
+    <w:p>
+      <w:pPr>
+        <w:pStyle w:val="BodyText"/>
+      </w:pPr>
+      <w:r>
+        <w:t xml:space="preserve">Las fechas van como</w:t>
+      </w:r>
+      <w:r>
+        <w:t xml:space="preserve"> </w:t>
+      </w:r>
+      <w:r>
+        <w:rPr>
+          <w:rStyle w:val="VerbatimChar"/>
+        </w:rPr>
+        <w:t xml:space="preserve">YYYY-MM-DD</w:t>
+      </w:r>
+      <w:r>
+        <w:t xml:space="preserve"> </w:t>
+      </w:r>
+      <w:r>
+        <w:t xml:space="preserve">e</w:t>
+      </w:r>
+      <w:r>
+        <w:t xml:space="preserve"> </w:t>
+      </w:r>
+      <w:r>
+        <w:rPr>
+          <w:b/>
+          <w:bCs/>
+        </w:rPr>
+        <w:t xml:space="preserve">incluyen los dos extremos</w:t>
+      </w:r>
+      <w:r>
+        <w:t xml:space="preserve">. Sin ellas, los</w:t>
+      </w:r>
+      <w:r>
+        <w:t xml:space="preserve"> </w:t>
+      </w:r>
+      <w:r>
+        <w:t xml:space="preserve">agregados devuelven el histórico completo.</w:t>
+      </w:r>
+    </w:p>
+    <w:p>
+      <w:pPr>
+        <w:pStyle w:val="BodyText"/>
+      </w:pPr>
+      <w:r>
+        <w:t xml:space="preserve">El acta incluye el tipo de vehículo y los adicionales con su precio. Los PDF llevan</w:t>
+      </w:r>
+      <w:r>
+        <w:t xml:space="preserve"> </w:t>
+      </w:r>
+      <w:r>
+        <w:t xml:space="preserve">el logo desde</w:t>
+      </w:r>
+      <w:r>
+        <w:t xml:space="preserve"> </w:t>
+      </w:r>
+      <w:r>
+        <w:rPr>
+          <w:rStyle w:val="VerbatimChar"/>
+        </w:rPr>
+        <w:t xml:space="preserve">backend/assets/logo-mark.png</w:t>
+      </w:r>
+      <w:r>
+        <w:t xml:space="preserve">.</w:t>
+      </w:r>
+    </w:p>
+    <w:bookmarkEnd w:id="32"/>
+    <w:bookmarkEnd w:id="33"/>
+    <w:bookmarkStart w:id="35" w:name="parámetros-del-sistema"/>
+    <w:p>
+      <w:pPr>
+        <w:pStyle w:val="Heading2"/>
+      </w:pPr>
+      <w:r>
+        <w:rPr>
+          <w:rStyle w:val="SectionNumber"/>
+        </w:rPr>
+        <w:t xml:space="preserve">0.10</w:t>
+      </w:r>
+      <w:r>
+        <w:tab/>
+      </w:r>
+      <w:r>
+        <w:t xml:space="preserve">10. Parámetros del sistema</w:t>
+      </w:r>
+    </w:p>
+    <w:p>
+      <w:pPr>
+        <w:pStyle w:val="FirstParagraph"/>
+      </w:pPr>
+      <w:r>
+        <w:t xml:space="preserve">Todo en</w:t>
+      </w:r>
+      <w:r>
+        <w:t xml:space="preserve"> </w:t>
+      </w:r>
+      <w:r>
+        <w:rPr>
+          <w:rStyle w:val="VerbatimChar"/>
+        </w:rPr>
+        <w:t xml:space="preserve">.env</w:t>
+      </w:r>
+      <w:r>
+        <w:t xml:space="preserve">, junto a</w:t>
+      </w:r>
+      <w:r>
+        <w:t xml:space="preserve"> </w:t>
+      </w:r>
+      <w:r>
+        <w:rPr>
+          <w:rStyle w:val="VerbatimChar"/>
+        </w:rPr>
+        <w:t xml:space="preserve">docker-compose.yml</w:t>
+      </w:r>
+      <w:r>
+        <w:t xml:space="preserve">.</w:t>
+      </w:r>
+      <w:r>
+        <w:t xml:space="preserve"> </w:t>
+      </w:r>
+      <w:r>
+        <w:rPr>
+          <w:b/>
+          <w:bCs/>
+        </w:rPr>
+        <w:t xml:space="preserve">Es de</w:t>
+      </w:r>
+      <w:r>
+        <w:rPr>
+          <w:b/>
+          <w:bCs/>
+        </w:rPr>
+        <w:t xml:space="preserve"> </w:t>
+      </w:r>
+      <w:r>
+        <w:rPr>
+          <w:rStyle w:val="VerbatimChar"/>
+          <w:b/>
+          <w:bCs/>
+        </w:rPr>
+        <w:t xml:space="preserve">server-dt</w:t>
+      </w:r>
+      <w:r>
+        <w:rPr>
+          <w:b/>
+          <w:bCs/>
+        </w:rPr>
+        <w:t xml:space="preserve"> </w:t>
+      </w:r>
+      <w:r>
+        <w:rPr>
+          <w:b/>
+          <w:bCs/>
+        </w:rPr>
+        <w:t xml:space="preserve">con permisos</w:t>
+      </w:r>
+      <w:r>
+        <w:rPr>
+          <w:b/>
+          <w:bCs/>
+        </w:rPr>
+        <w:t xml:space="preserve"> </w:t>
+      </w:r>
+      <w:r>
+        <w:rPr>
+          <w:rStyle w:val="VerbatimChar"/>
+          <w:b/>
+          <w:bCs/>
+        </w:rPr>
+        <w:t xml:space="preserve">600</w:t>
+      </w:r>
+      <w:r>
+        <w:t xml:space="preserve">: no volver a dejarlo legible por todos (hasta el 2026-09-27 era</w:t>
+      </w:r>
+      <w:r>
+        <w:t xml:space="preserve"> </w:t>
+      </w:r>
+      <w:r>
+        <w:rPr>
+          <w:rStyle w:val="VerbatimChar"/>
+        </w:rPr>
+        <w:t xml:space="preserve">644</w:t>
+      </w:r>
+      <w:r>
+        <w:t xml:space="preserve"> </w:t>
+      </w:r>
+      <w:r>
+        <w:t xml:space="preserve">de root).</w:t>
+      </w:r>
+      <w:r>
+        <w:t xml:space="preserve"> </w:t>
+      </w:r>
+      <w:r>
+        <w:t xml:space="preserve">Un cambio requiere recrear el contenedor:</w:t>
+      </w:r>
+      <w:r>
+        <w:t xml:space="preserve"> </w:t>
+      </w:r>
+      <w:r>
+        <w:rPr>
+          <w:rStyle w:val="VerbatimChar"/>
+        </w:rPr>
+        <w:t xml:space="preserve">docker compose up -d backend</w:t>
+      </w:r>
+      <w:r>
+        <w:t xml:space="preserve">.</w:t>
+      </w:r>
+    </w:p>
+    <w:tbl>
+      <w:tblPr>
+        <w:tblStyle w:val="Table"/>
+        <w:tblW w:type="pct" w:w="5000"/>
+        <w:jc w:val="left"/>
+        <w:tblLayout w:type="fixed"/>
+        <w:tblLook w:firstRow="1" w:lastRow="0" w:firstColumn="0" w:lastColumn="0" w:noHBand="0" w:noVBand="0" w:val="0020"/>
+      </w:tblPr>
+      <w:tblGrid>
+        <w:gridCol w:w="3960"/>
+        <w:gridCol w:w="3960"/>
+      </w:tblGrid>
+      <w:tr>
+        <w:trPr>
+          <w:tblHeader w:val="on"/>
+        </w:trPr>
+        <w:tc>
+          <w:tcPr/>
+          <w:p>
+            <w:pPr>
+              <w:pStyle w:val="Compact"/>
+              <w:jc w:val="left"/>
+            </w:pPr>
+            <w:r>
+              <w:t xml:space="preserve">Variable</w:t>
+            </w:r>
+          </w:p>
+        </w:tc>
+        <w:tc>
+          <w:tcPr/>
+          <w:p>
+            <w:pPr>
+              <w:pStyle w:val="Compact"/>
+              <w:jc w:val="left"/>
+            </w:pPr>
+            <w:r>
+              <w:t xml:space="preserve">Efecto</w:t>
+            </w:r>
+          </w:p>
+        </w:tc>
+      </w:tr>
+      <w:tr>
+        <w:tc>
+          <w:tcPr/>
+          <w:p>
+            <w:pPr>
+              <w:pStyle w:val="Compact"/>
+              <w:jc w:val="left"/>
+            </w:pPr>
+            <w:r>
+              <w:rPr>
+                <w:rStyle w:val="VerbatimChar"/>
+              </w:rPr>
+              <w:t xml:space="preserve">JWT_EXPIRES_IN</w:t>
+            </w:r>
+          </w:p>
+        </w:tc>
+        <w:tc>
+          <w:tcPr/>
+          <w:p>
+            <w:pPr>
+              <w:pStyle w:val="Compact"/>
+              <w:jc w:val="left"/>
+            </w:pPr>
+            <w:r>
+              <w:t xml:space="preserve">duración del token de acceso (hoy</w:t>
+            </w:r>
+            <w:r>
+              <w:t xml:space="preserve"> </w:t>
+            </w:r>
+            <w:r>
+              <w:rPr>
+                <w:rStyle w:val="VerbatimChar"/>
+              </w:rPr>
+              <w:t xml:space="preserve">15m</w:t>
+            </w:r>
+            <w:r>
+              <w:t xml:space="preserve">) — ver 10.1</w:t>
+            </w:r>
+          </w:p>
+        </w:tc>
+      </w:tr>
+      <w:tr>
+        <w:tc>
+          <w:tcPr/>
+          <w:p>
+            <w:pPr>
+              <w:pStyle w:val="Compact"/>
+              <w:jc w:val="left"/>
+            </w:pPr>
+            <w:r>
+              <w:rPr>
+                <w:rStyle w:val="VerbatimChar"/>
+              </w:rPr>
+              <w:t xml:space="preserve">REFRESH_EXPIRA_DIAS</w:t>
+            </w:r>
+          </w:p>
+        </w:tc>
+        <w:tc>
+          <w:tcPr/>
+          <w:p>
+            <w:pPr>
+              <w:pStyle w:val="Compact"/>
+              <w:jc w:val="left"/>
+            </w:pPr>
+            <w:r>
+              <w:t xml:space="preserve">días que dura la sesión sin volver a escribir la contraseña (hoy</w:t>
+            </w:r>
+            <w:r>
+              <w:t xml:space="preserve"> </w:t>
+            </w:r>
+            <w:r>
+              <w:rPr>
+                <w:rStyle w:val="VerbatimChar"/>
+              </w:rPr>
+              <w:t xml:space="preserve">7</w:t>
+            </w:r>
+            <w:r>
+              <w:t xml:space="preserve">)</w:t>
+            </w:r>
+          </w:p>
+        </w:tc>
+      </w:tr>
+      <w:tr>
+        <w:tc>
+          <w:tcPr/>
+          <w:p>
+            <w:pPr>
+              <w:pStyle w:val="Compact"/>
+              <w:jc w:val="left"/>
+            </w:pPr>
+            <w:r>
+              <w:rPr>
+                <w:rStyle w:val="VerbatimChar"/>
+              </w:rPr>
+              <w:t xml:space="preserve">APP_TZ</w:t>
+            </w:r>
+          </w:p>
+        </w:tc>
+        <w:tc>
+          <w:tcPr/>
+          <w:p>
+            <w:pPr>
+              <w:pStyle w:val="Compact"/>
+              <w:jc w:val="left"/>
+            </w:pPr>
+            <w:r>
+              <w:t xml:space="preserve">zona horaria del negocio (por defecto</w:t>
+            </w:r>
+            <w:r>
+              <w:t xml:space="preserve"> </w:t>
+            </w:r>
+            <w:r>
+              <w:rPr>
+                <w:rStyle w:val="VerbatimChar"/>
+              </w:rPr>
+              <w:t xml:space="preserve">America/Guayaquil</w:t>
+            </w:r>
+            <w:r>
+              <w:t xml:space="preserve">)</w:t>
+            </w:r>
+          </w:p>
+        </w:tc>
+      </w:tr>
+      <w:tr>
+        <w:tc>
+          <w:tcPr/>
+          <w:p>
+            <w:pPr>
+              <w:pStyle w:val="Compact"/>
+              <w:jc w:val="left"/>
+            </w:pPr>
+            <w:r>
+              <w:rPr>
+                <w:rStyle w:val="VerbatimChar"/>
+              </w:rPr>
+              <w:t xml:space="preserve">CORS_ORIGINS</w:t>
+            </w:r>
+          </w:p>
+        </w:tc>
+        <w:tc>
+          <w:tcPr/>
+          <w:p>
+            <w:pPr>
+              <w:pStyle w:val="Compact"/>
+              <w:jc w:val="left"/>
+            </w:pPr>
+            <w:r>
+              <w:t xml:space="preserve">orígenes permitidos, separados por coma; vacío = abierto. La web no lo necesita; la APK usa el origen</w:t>
+            </w:r>
+            <w:r>
+              <w:t xml:space="preserve"> </w:t>
+            </w:r>
+            <w:r>
+              <w:rPr>
+                <w:rStyle w:val="VerbatimChar"/>
+              </w:rPr>
+              <w:t xml:space="preserve">http://localhost</w:t>
+            </w:r>
+          </w:p>
+        </w:tc>
+      </w:tr>
+      <w:tr>
+        <w:tc>
+          <w:tcPr/>
+          <w:p>
+            <w:pPr>
+              <w:pStyle w:val="Compact"/>
+              <w:jc w:val="left"/>
+            </w:pPr>
+            <w:r>
+              <w:rPr>
+                <w:rStyle w:val="VerbatimChar"/>
+              </w:rPr>
+              <w:t xml:space="preserve">RATE_LIMIT_GENERAL</w:t>
+            </w:r>
+          </w:p>
+        </w:tc>
+        <w:tc>
+          <w:tcPr/>
+          <w:p>
+            <w:pPr>
+              <w:pStyle w:val="Compact"/>
+              <w:jc w:val="left"/>
+            </w:pPr>
+            <w:r>
+              <w:t xml:space="preserve">límite de peticiones general</w:t>
+            </w:r>
+          </w:p>
+        </w:tc>
+      </w:tr>
+      <w:tr>
+        <w:tc>
+          <w:tcPr/>
+          <w:p>
+            <w:pPr>
+              <w:pStyle w:val="Compact"/>
+              <w:jc w:val="left"/>
+            </w:pPr>
+            <w:r>
+              <w:rPr>
+                <w:rStyle w:val="VerbatimChar"/>
+              </w:rPr>
+              <w:t xml:space="preserve">RATE_LIMIT_OFF</w:t>
+            </w:r>
+          </w:p>
+        </w:tc>
+        <w:tc>
+          <w:tcPr/>
+          <w:p>
+            <w:pPr>
+              <w:pStyle w:val="Compact"/>
+              <w:jc w:val="left"/>
+            </w:pPr>
+            <w:r>
+              <w:t xml:space="preserve">desactiva los límites</w:t>
+            </w:r>
+          </w:p>
+        </w:tc>
+      </w:tr>
+      <w:tr>
+        <w:tc>
+          <w:tcPr/>
+          <w:p>
+            <w:pPr>
+              <w:pStyle w:val="Compact"/>
+              <w:jc w:val="left"/>
+            </w:pPr>
+            <w:r>
+              <w:rPr>
+                <w:rStyle w:val="VerbatimChar"/>
+              </w:rPr>
+              <w:t xml:space="preserve">SMTP_*</w:t>
+            </w:r>
+          </w:p>
+        </w:tc>
+        <w:tc>
+          <w:tcPr/>
+          <w:p>
+            <w:pPr>
+              <w:pStyle w:val="Compact"/>
+              <w:jc w:val="left"/>
+            </w:pPr>
+            <w:r>
+              <w:t xml:space="preserve">envío de correo; el remitente se muestra como</w:t>
+            </w:r>
+            <w:r>
+              <w:t xml:space="preserve"> </w:t>
+            </w:r>
+            <w:r>
+              <w:t xml:space="preserve">“</w:t>
+            </w:r>
+            <w:r>
+              <w:t xml:space="preserve">Total Clean Car</w:t>
+            </w:r>
+            <w:r>
+              <w:t xml:space="preserve">”</w:t>
+            </w:r>
+          </w:p>
+        </w:tc>
+      </w:tr>
+      <w:tr>
+        <w:tc>
+          <w:tcPr/>
+          <w:p>
+            <w:pPr>
+              <w:pStyle w:val="Compact"/>
+              <w:jc w:val="left"/>
+            </w:pPr>
+            <w:r>
+              <w:rPr>
+                <w:rStyle w:val="VerbatimChar"/>
+              </w:rPr>
+              <w:t xml:space="preserve">TWILIO_*</w:t>
+            </w:r>
+          </w:p>
+        </w:tc>
+        <w:tc>
+          <w:tcPr/>
+          <w:p>
+            <w:pPr>
+              <w:pStyle w:val="Compact"/>
+              <w:jc w:val="left"/>
+            </w:pPr>
+            <w:r>
+              <w:t xml:space="preserve">WhatsApp y SMS</w:t>
+            </w:r>
+          </w:p>
+        </w:tc>
+      </w:tr>
+    </w:tbl>
+    <w:p>
+      <w:pPr>
+        <w:pStyle w:val="BlockText"/>
+      </w:pPr>
+      <w:r>
+        <w:rPr>
+          <w:rStyle w:val="VerbatimChar"/>
+          <w:b/>
+          <w:bCs/>
+        </w:rPr>
+        <w:t xml:space="preserve">RATE_LIMIT_OFF</w:t>
+      </w:r>
+      <w:r>
+        <w:rPr>
+          <w:b/>
+          <w:bCs/>
+        </w:rPr>
+        <w:t xml:space="preserve"> </w:t>
+      </w:r>
+      <w:r>
+        <w:rPr>
+          <w:b/>
+          <w:bCs/>
+        </w:rPr>
+        <w:t xml:space="preserve">desactiva la protección contra fuerza bruta.</w:t>
+      </w:r>
+      <w:r>
+        <w:t xml:space="preserve"> </w:t>
+      </w:r>
+      <w:r>
+        <w:t xml:space="preserve">Usarlo</w:t>
+      </w:r>
+      <w:r>
+        <w:t xml:space="preserve"> </w:t>
+      </w:r>
+      <w:r>
+        <w:t xml:space="preserve">solo en pruebas y nunca dejarlo activo en producción.</w:t>
+      </w:r>
+    </w:p>
+    <w:p>
+      <w:pPr>
+        <w:pStyle w:val="FirstParagraph"/>
+      </w:pPr>
+      <w:r>
+        <w:t xml:space="preserve">Los recordatorios salen todos los días a las</w:t>
+      </w:r>
+      <w:r>
+        <w:t xml:space="preserve"> </w:t>
+      </w:r>
+      <w:r>
+        <w:rPr>
+          <w:b/>
+          <w:bCs/>
+        </w:rPr>
+        <w:t xml:space="preserve">18:00 hora de</w:t>
+      </w:r>
+      <w:r>
+        <w:rPr>
+          <w:b/>
+          <w:bCs/>
+        </w:rPr>
+        <w:t xml:space="preserve"> </w:t>
+      </w:r>
+      <w:r>
+        <w:rPr>
+          <w:rStyle w:val="VerbatimChar"/>
+          <w:b/>
+          <w:bCs/>
+        </w:rPr>
+        <w:t xml:space="preserve">APP_TZ</w:t>
+      </w:r>
+      <w:r>
+        <w:t xml:space="preserve">, para las</w:t>
+      </w:r>
+      <w:r>
+        <w:t xml:space="preserve"> </w:t>
+      </w:r>
+      <w:r>
+        <w:t xml:space="preserve">reservas del día siguiente.</w:t>
+      </w:r>
+    </w:p>
+    <w:bookmarkStart w:id="34" w:name="X2d991c11642d71b575ad7284abc639ef720f461"/>
+    <w:p>
+      <w:pPr>
+        <w:pStyle w:val="Heading3"/>
+      </w:pPr>
+      <w:r>
+        <w:rPr>
+          <w:rStyle w:val="SectionNumber"/>
+        </w:rPr>
+        <w:t xml:space="preserve">0.10.1</w:t>
+      </w:r>
+      <w:r>
+        <w:tab/>
+      </w:r>
+      <w:r>
+        <w:t xml:space="preserve">10.1 Cómo funciona la sesión (desde el 2026-10-08)</w:t>
+      </w:r>
+    </w:p>
+    <w:p>
+      <w:pPr>
+        <w:pStyle w:val="FirstParagraph"/>
+      </w:pPr>
+      <w:r>
+        <w:t xml:space="preserve">Antes el token duraba 24 horas y no se podía anular: quien se quedaba con el de</w:t>
+      </w:r>
+      <w:r>
+        <w:t xml:space="preserve"> </w:t>
+      </w:r>
+      <w:r>
+        <w:t xml:space="preserve">un operador tenía un día entero de acceso, y</w:t>
+      </w:r>
+      <w:r>
+        <w:t xml:space="preserve"> </w:t>
+      </w:r>
+      <w:r>
+        <w:t xml:space="preserve">“</w:t>
+      </w:r>
+      <w:r>
+        <w:t xml:space="preserve">cerrar sesión</w:t>
+      </w:r>
+      <w:r>
+        <w:t xml:space="preserve">”</w:t>
+      </w:r>
+      <w:r>
+        <w:t xml:space="preserve"> </w:t>
+      </w:r>
+      <w:r>
+        <w:t xml:space="preserve">solo lo borraba de</w:t>
+      </w:r>
+      <w:r>
+        <w:t xml:space="preserve"> </w:t>
+      </w:r>
+      <w:r>
+        <w:t xml:space="preserve">ese navegador. Ahora son dos piezas:</w:t>
+      </w:r>
+    </w:p>
+    <w:tbl>
+      <w:tblPr>
+        <w:tblStyle w:val="Table"/>
+        <w:tblW w:type="pct" w:w="5000"/>
+        <w:jc w:val="left"/>
+        <w:tblLayout w:type="fixed"/>
+        <w:tblLook w:firstRow="1" w:lastRow="0" w:firstColumn="0" w:lastColumn="0" w:noHBand="0" w:noVBand="0" w:val="0020"/>
+      </w:tblPr>
+      <w:tblGrid>
+        <w:gridCol w:w="2640"/>
+        <w:gridCol w:w="2640"/>
+        <w:gridCol w:w="2640"/>
+      </w:tblGrid>
+      <w:tr>
+        <w:trPr>
+          <w:tblHeader w:val="on"/>
+        </w:trPr>
+        <w:tc>
+          <w:tcPr/>
+          <w:p>
+            <w:pPr>
+              <w:pStyle w:val="Compact"/>
+              <w:jc w:val="left"/>
+            </w:pPr>
+            <w:r>
+              <w:t xml:space="preserve">Pieza</w:t>
+            </w:r>
+          </w:p>
+        </w:tc>
+        <w:tc>
+          <w:tcPr/>
+          <w:p>
+            <w:pPr>
+              <w:pStyle w:val="Compact"/>
+              <w:jc w:val="left"/>
+            </w:pPr>
+            <w:r>
+              <w:t xml:space="preserve">Dura</w:t>
+            </w:r>
+          </w:p>
+        </w:tc>
+        <w:tc>
+          <w:tcPr/>
+          <w:p>
+            <w:pPr>
+              <w:pStyle w:val="Compact"/>
+              <w:jc w:val="left"/>
+            </w:pPr>
+            <w:r>
+              <w:t xml:space="preserve">Qué pasa si la roban</w:t>
+            </w:r>
+          </w:p>
+        </w:tc>
+      </w:tr>
+      <w:tr>
+        <w:tc>
+          <w:tcPr/>
+          <w:p>
+            <w:pPr>
+              <w:pStyle w:val="Compact"/>
+              <w:jc w:val="left"/>
+            </w:pPr>
+            <w:r>
+              <w:t xml:space="preserve">Token de</w:t>
+            </w:r>
+            <w:r>
+              <w:t xml:space="preserve"> </w:t>
+            </w:r>
+            <w:r>
+              <w:rPr>
+                <w:b/>
+                <w:bCs/>
+              </w:rPr>
+              <w:t xml:space="preserve">acceso</w:t>
+            </w:r>
+          </w:p>
+        </w:tc>
+        <w:tc>
+          <w:tcPr/>
+          <w:p>
+            <w:pPr>
+              <w:pStyle w:val="Compact"/>
+              <w:jc w:val="left"/>
+            </w:pPr>
+            <w:r>
+              <w:rPr>
+                <w:rStyle w:val="VerbatimChar"/>
+              </w:rPr>
+              <w:t xml:space="preserve">JWT_EXPIRES_IN</w:t>
+            </w:r>
+            <w:r>
+              <w:t xml:space="preserve"> </w:t>
+            </w:r>
+            <w:r>
+              <w:t xml:space="preserve">= 15 min</w:t>
+            </w:r>
+          </w:p>
+        </w:tc>
+        <w:tc>
+          <w:tcPr/>
+          <w:p>
+            <w:pPr>
+              <w:pStyle w:val="Compact"/>
+              <w:jc w:val="left"/>
+            </w:pPr>
+            <w:r>
+              <w:t xml:space="preserve">sirve 15 minutos y caduca solo</w:t>
+            </w:r>
+          </w:p>
+        </w:tc>
+      </w:tr>
+      <w:tr>
+        <w:tc>
+          <w:tcPr/>
+          <w:p>
+            <w:pPr>
+              <w:pStyle w:val="Compact"/>
+              <w:jc w:val="left"/>
+            </w:pPr>
+            <w:r>
+              <w:t xml:space="preserve">Token de</w:t>
+            </w:r>
+            <w:r>
+              <w:t xml:space="preserve"> </w:t>
+            </w:r>
+            <w:r>
+              <w:rPr>
+                <w:b/>
+                <w:bCs/>
+              </w:rPr>
+              <w:t xml:space="preserve">refresco</w:t>
+            </w:r>
+          </w:p>
+        </w:tc>
+        <w:tc>
+          <w:tcPr/>
+          <w:p>
+            <w:pPr>
+              <w:pStyle w:val="Compact"/>
+              <w:jc w:val="left"/>
+            </w:pPr>
+            <w:r>
+              <w:rPr>
+                <w:rStyle w:val="VerbatimChar"/>
+              </w:rPr>
+              <w:t xml:space="preserve">REFRESH_EXPIRA_DIAS</w:t>
+            </w:r>
+            <w:r>
+              <w:t xml:space="preserve"> </w:t>
+            </w:r>
+            <w:r>
+              <w:t xml:space="preserve">= 7 días</w:t>
+            </w:r>
+          </w:p>
+        </w:tc>
+        <w:tc>
+          <w:tcPr/>
+          <w:p>
+            <w:pPr>
+              <w:pStyle w:val="Compact"/>
+              <w:jc w:val="left"/>
+            </w:pPr>
+            <w:r>
+              <w:t xml:space="preserve">se detecta al reusarlo y corta la sesión</w:t>
+            </w:r>
+          </w:p>
+        </w:tc>
+      </w:tr>
+    </w:tbl>
+    <w:p>
+      <w:pPr>
+        <w:pStyle w:val="BodyText"/>
+      </w:pPr>
+      <w:r>
+        <w:rPr>
+          <w:b/>
+          <w:bCs/>
+        </w:rPr>
+        <w:t xml:space="preserve">El usuario no nota nada</w:t>
+      </w:r>
+      <w:r>
+        <w:t xml:space="preserve">: el navegador y la APK renuevan el acceso por detrás.</w:t>
+      </w:r>
+      <w:r>
+        <w:t xml:space="preserve"> </w:t>
+      </w:r>
+      <w:r>
+        <w:t xml:space="preserve">Sigue entrando una vez por semana, igual que antes.</w:t>
+      </w:r>
+    </w:p>
+    <w:p>
+      <w:pPr>
+        <w:pStyle w:val="BodyText"/>
+      </w:pPr>
+      <w:r>
+        <w:t xml:space="preserve">Lo que sí cambia para el administrador:</w:t>
+      </w:r>
+    </w:p>
+    <w:p>
+      <w:pPr>
+        <w:numPr>
+          <w:ilvl w:val="0"/>
+          <w:numId w:val="1004"/>
+        </w:numPr>
+      </w:pPr>
+      <w:r>
+        <w:rPr>
+          <w:b/>
+          <w:bCs/>
+        </w:rPr>
+        <w:t xml:space="preserve">Cerrar sesión ahora cierra de verdad</w:t>
+      </w:r>
+      <w:r>
+        <w:t xml:space="preserve">, también en el servidor.</w:t>
+      </w:r>
+    </w:p>
+    <w:p>
+      <w:pPr>
+        <w:numPr>
+          <w:ilvl w:val="0"/>
+          <w:numId w:val="1004"/>
+        </w:numPr>
+      </w:pPr>
+      <w:r>
+        <w:rPr>
+          <w:b/>
+          <w:bCs/>
+        </w:rPr>
+        <w:t xml:space="preserve">Restablecer la contraseña de un cliente o un lavador</w:t>
+      </w:r>
+      <w:r>
+        <w:t xml:space="preserve"> </w:t>
+      </w:r>
+      <w:r>
+        <w:t xml:space="preserve">(botón de la llave en</w:t>
+      </w:r>
+      <w:r>
+        <w:t xml:space="preserve"> </w:t>
+      </w:r>
+      <w:r>
+        <w:t xml:space="preserve">su ficha)</w:t>
+      </w:r>
+      <w:r>
+        <w:t xml:space="preserve"> </w:t>
+      </w:r>
+      <w:r>
+        <w:rPr>
+          <w:b/>
+          <w:bCs/>
+        </w:rPr>
+        <w:t xml:space="preserve">lo echa de todos lados en el acto</w:t>
+      </w:r>
+      <w:r>
+        <w:t xml:space="preserve">. Antes podía seguir trabajando</w:t>
+      </w:r>
+      <w:r>
+        <w:t xml:space="preserve"> </w:t>
+      </w:r>
+      <w:r>
+        <w:t xml:space="preserve">con el token viejo hasta un día entero.</w:t>
+      </w:r>
+    </w:p>
+    <w:p>
+      <w:pPr>
+        <w:numPr>
+          <w:ilvl w:val="0"/>
+          <w:numId w:val="1004"/>
+        </w:numPr>
+      </w:pPr>
+      <w:r>
+        <w:t xml:space="preserve">Las sesiones vivas están en la tabla</w:t>
+      </w:r>
+      <w:r>
+        <w:t xml:space="preserve"> </w:t>
+      </w:r>
+      <w:r>
+        <w:rPr>
+          <w:rStyle w:val="VerbatimChar"/>
+        </w:rPr>
+        <w:t xml:space="preserve">RefreshToken</w:t>
+      </w:r>
+      <w:r>
+        <w:t xml:space="preserve">. Para cortar todas las de</w:t>
+      </w:r>
+      <w:r>
+        <w:t xml:space="preserve"> </w:t>
+      </w:r>
+      <w:r>
+        <w:t xml:space="preserve">una persona a mano:</w:t>
+      </w:r>
+    </w:p>
+    <w:p>
+      <w:pPr>
+        <w:pStyle w:val="SourceCode"/>
+        <w:numPr>
+          <w:ilvl w:val="0"/>
+          <w:numId w:val="1000"/>
+        </w:numPr>
+      </w:pPr>
+      <w:r>
+        <w:rPr>
+          <w:rStyle w:val="VerbatimChar"/>
+        </w:rPr>
+        <w:t xml:space="preserve">docker exec lavado_de_carros-postgres-1 psql -U lavado_user -d lavado_db \</w:t>
+      </w:r>
+      <w:r>
+        <w:br/>
+      </w:r>
+      <w:r>
+        <w:rPr>
+          <w:rStyle w:val="VerbatimChar"/>
+        </w:rPr>
+        <w:t xml:space="preserve">  -c "UPDATE \"RefreshToken\" SET revocado = true WHERE id_usuario = &lt;id&gt;;"</w:t>
+      </w:r>
+    </w:p>
+    <w:p>
+      <w:pPr>
+        <w:numPr>
+          <w:ilvl w:val="0"/>
+          <w:numId w:val="1004"/>
+        </w:numPr>
+      </w:pPr>
+      <w:r>
+        <w:rPr>
+          <w:b/>
+          <w:bCs/>
+        </w:rPr>
+        <w:t xml:space="preserve">Cambiar</w:t>
+      </w:r>
+      <w:r>
+        <w:rPr>
+          <w:b/>
+          <w:bCs/>
+        </w:rPr>
+        <w:t xml:space="preserve"> </w:t>
+      </w:r>
+      <w:r>
+        <w:rPr>
+          <w:rStyle w:val="VerbatimChar"/>
+          <w:b/>
+          <w:bCs/>
+        </w:rPr>
+        <w:t xml:space="preserve">JWT_SECRET</w:t>
+      </w:r>
+      <w:r>
+        <w:rPr>
+          <w:b/>
+          <w:bCs/>
+        </w:rPr>
+        <w:t xml:space="preserve"> </w:t>
+      </w:r>
+      <w:r>
+        <w:rPr>
+          <w:b/>
+          <w:bCs/>
+        </w:rPr>
+        <w:t xml:space="preserve">cierra todas las sesiones de todos.</w:t>
+      </w:r>
+      <w:r>
+        <w:t xml:space="preserve"> </w:t>
+      </w:r>
+      <w:r>
+        <w:t xml:space="preserve">Es lo esperado al</w:t>
+      </w:r>
+      <w:r>
+        <w:t xml:space="preserve"> </w:t>
+      </w:r>
+      <w:r>
+        <w:t xml:space="preserve">rotarlo, pero conviene hacerlo fuera de horario de atención.</w:t>
+      </w:r>
+    </w:p>
+    <w:p>
+      <w:pPr>
+        <w:numPr>
+          <w:ilvl w:val="0"/>
+          <w:numId w:val="1004"/>
+        </w:numPr>
+      </w:pPr>
+      <w:r>
+        <w:t xml:space="preserve">Al desplegar esto por primera vez, quien tenía una sesión abierta con el</w:t>
+      </w:r>
+      <w:r>
+        <w:t xml:space="preserve"> </w:t>
+      </w:r>
+      <w:r>
+        <w:t xml:space="preserve">esquema anterior entra una vez más y listo. No hay que avisar a nadie.</w:t>
+      </w:r>
+    </w:p>
+    <w:bookmarkEnd w:id="34"/>
+    <w:bookmarkEnd w:id="35"/>
+    <w:bookmarkStart w:id="38" w:name="despliegue-y-migraciones"/>
+    <w:p>
+      <w:pPr>
+        <w:pStyle w:val="Heading2"/>
+      </w:pPr>
+      <w:r>
+        <w:rPr>
+          <w:rStyle w:val="SectionNumber"/>
+        </w:rPr>
+        <w:t xml:space="preserve">0.11</w:t>
+      </w:r>
+      <w:r>
+        <w:tab/>
+      </w:r>
+      <w:r>
+        <w:t xml:space="preserve">11. Despliegue y migraciones</w:t>
+      </w:r>
+    </w:p>
+    <w:p>
+      <w:pPr>
+        <w:pStyle w:val="FirstParagraph"/>
+      </w:pPr>
+      <w:r>
+        <w:t xml:space="preserve">El esquema</w:t>
+      </w:r>
+      <w:r>
+        <w:t xml:space="preserve"> </w:t>
+      </w:r>
+      <w:r>
+        <w:rPr>
+          <w:b/>
+          <w:bCs/>
+        </w:rPr>
+        <w:t xml:space="preserve">no</w:t>
+      </w:r>
+      <w:r>
+        <w:t xml:space="preserve"> </w:t>
+      </w:r>
+      <w:r>
+        <w:t xml:space="preserve">usa</w:t>
+      </w:r>
+      <w:r>
+        <w:t xml:space="preserve"> </w:t>
+      </w:r>
+      <w:r>
+        <w:rPr>
+          <w:rStyle w:val="VerbatimChar"/>
+        </w:rPr>
+        <w:t xml:space="preserve">prisma migrate</w:t>
+      </w:r>
+      <w:r>
+        <w:t xml:space="preserve"> </w:t>
+      </w:r>
+      <w:r>
+        <w:t xml:space="preserve">(no hay tabla</w:t>
+      </w:r>
+      <w:r>
+        <w:t xml:space="preserve"> </w:t>
+      </w:r>
+      <w:r>
+        <w:rPr>
+          <w:rStyle w:val="VerbatimChar"/>
+        </w:rPr>
+        <w:t xml:space="preserve">_prisma_migrations</w:t>
+      </w:r>
+      <w:r>
+        <w:t xml:space="preserve">): se</w:t>
+      </w:r>
+      <w:r>
+        <w:t xml:space="preserve"> </w:t>
+      </w:r>
+      <w:r>
+        <w:t xml:space="preserve">aplicó con</w:t>
+      </w:r>
+      <w:r>
+        <w:t xml:space="preserve"> </w:t>
+      </w:r>
+      <w:r>
+        <w:rPr>
+          <w:rStyle w:val="VerbatimChar"/>
+        </w:rPr>
+        <w:t xml:space="preserve">db push</w:t>
+      </w:r>
+      <w:r>
+        <w:t xml:space="preserve">. Los cambios de esquema son SQL a mano en</w:t>
+      </w:r>
+      <w:r>
+        <w:t xml:space="preserve"> </w:t>
+      </w:r>
+      <w:r>
+        <w:rPr>
+          <w:rStyle w:val="VerbatimChar"/>
+        </w:rPr>
+        <w:t xml:space="preserve">backend/prisma/migraciones/</w:t>
+      </w:r>
+      <w:r>
+        <w:t xml:space="preserve">, cada uno dentro de una transacción.</w:t>
+      </w:r>
+    </w:p>
+    <w:tbl>
+      <w:tblPr>
+        <w:tblStyle w:val="Table"/>
+        <w:tblW w:type="auto" w:w="0"/>
+        <w:jc w:val="left"/>
+        <w:tblLook w:firstRow="1" w:lastRow="0" w:firstColumn="0" w:lastColumn="0" w:noHBand="0" w:noVBand="0" w:val="0020"/>
+      </w:tblPr>
+      <w:tblGrid>
+        <w:gridCol w:w="3960"/>
+        <w:gridCol w:w="3960"/>
+      </w:tblGrid>
+      <w:tr>
+        <w:trPr>
+          <w:tblHeader w:val="on"/>
+        </w:trPr>
+        <w:tc>
+          <w:tcPr/>
+          <w:p>
+            <w:pPr>
+              <w:pStyle w:val="Compact"/>
               <w:jc w:val="left"/>
             </w:pPr>
             <w:r>
@@ -4010,13 +5862,332 @@
           </w:p>
         </w:tc>
       </w:tr>
+      <w:tr>
+        <w:tc>
+          <w:tcPr/>
+          <w:p>
+            <w:pPr>
+              <w:pStyle w:val="Compact"/>
+              <w:jc w:val="left"/>
+            </w:pPr>
+            <w:r>
+              <w:rPr>
+                <w:rStyle w:val="VerbatimChar"/>
+              </w:rPr>
+              <w:t xml:space="preserve">2026-10-08_refresh_tokens.sql</w:t>
+            </w:r>
+          </w:p>
+        </w:tc>
+        <w:tc>
+          <w:tcPr/>
+          <w:p>
+            <w:pPr>
+              <w:pStyle w:val="Compact"/>
+              <w:jc w:val="left"/>
+            </w:pPr>
+            <w:r>
+              <w:t xml:space="preserve">pendiente</w:t>
+            </w:r>
+          </w:p>
+        </w:tc>
+      </w:tr>
     </w:tbl>
+    <w:bookmarkStart w:id="36" w:name="X3542f0bc8c68579460bfcc52fd9f91ffbf8b96e"/>
+    <w:p>
+      <w:pPr>
+        <w:pStyle w:val="Heading3"/>
+      </w:pPr>
+      <w:r>
+        <w:rPr>
+          <w:rStyle w:val="SectionNumber"/>
+        </w:rPr>
+        <w:t xml:space="preserve">0.11.1</w:t>
+      </w:r>
+      <w:r>
+        <w:tab/>
+      </w:r>
+      <w:r>
+        <w:t xml:space="preserve">11.1 Despliegue con script (recomendado, desde el 2026-10-08)</w:t>
+      </w:r>
+    </w:p>
+    <w:p>
+      <w:pPr>
+        <w:pStyle w:val="SourceCode"/>
+      </w:pPr>
+      <w:r>
+        <w:rPr>
+          <w:rStyle w:val="VerbatimChar"/>
+        </w:rPr>
+        <w:t xml:space="preserve">cd /home/server-dt/Documentos/lavado_de_carros</w:t>
+      </w:r>
+      <w:r>
+        <w:br/>
+      </w:r>
+      <w:r>
+        <w:rPr>
+          <w:rStyle w:val="VerbatimChar"/>
+        </w:rPr>
+        <w:t xml:space="preserve">./scripts/desplegar.sh --pull</w:t>
+      </w:r>
+    </w:p>
+    <w:p>
+      <w:pPr>
+        <w:pStyle w:val="FirstParagraph"/>
+      </w:pPr>
+      <w:r>
+        <w:t xml:space="preserve">Hace todo lo de abajo, en orden, y además</w:t>
+      </w:r>
+      <w:r>
+        <w:t xml:space="preserve"> </w:t>
+      </w:r>
+      <w:r>
+        <w:rPr>
+          <w:b/>
+          <w:bCs/>
+        </w:rPr>
+        <w:t xml:space="preserve">lleva anotado qué migraciones ya</w:t>
+      </w:r>
+      <w:r>
+        <w:rPr>
+          <w:b/>
+          <w:bCs/>
+        </w:rPr>
+        <w:t xml:space="preserve"> </w:t>
+      </w:r>
+      <w:r>
+        <w:rPr>
+          <w:b/>
+          <w:bCs/>
+        </w:rPr>
+        <w:t xml:space="preserve">corrió</w:t>
+      </w:r>
+      <w:r>
+        <w:t xml:space="preserve"> </w:t>
+      </w:r>
+      <w:r>
+        <w:t xml:space="preserve">(tabla</w:t>
+      </w:r>
+      <w:r>
+        <w:t xml:space="preserve"> </w:t>
+      </w:r>
+      <w:r>
+        <w:rPr>
+          <w:rStyle w:val="VerbatimChar"/>
+        </w:rPr>
+        <w:t xml:space="preserve">_migracion_aplicada</w:t>
+      </w:r>
+      <w:r>
+        <w:t xml:space="preserve">): no se repiten ni se olvidan, que era el</w:t>
+      </w:r>
+      <w:r>
+        <w:t xml:space="preserve"> </w:t>
+      </w:r>
+      <w:r>
+        <w:t xml:space="preserve">riesgo real del procedimiento manual. Termina esperando a</w:t>
+      </w:r>
+      <w:r>
+        <w:t xml:space="preserve"> </w:t>
+      </w:r>
+      <w:r>
+        <w:rPr>
+          <w:rStyle w:val="VerbatimChar"/>
+        </w:rPr>
+        <w:t xml:space="preserve">/api/health</w:t>
+      </w:r>
+      <w:r>
+        <w:t xml:space="preserve">; si la</w:t>
+      </w:r>
+      <w:r>
+        <w:t xml:space="preserve"> </w:t>
+      </w:r>
+      <w:r>
+        <w:t xml:space="preserve">API no responde en 60 segundos, muestra el log del backend y falla.</w:t>
+      </w:r>
+    </w:p>
+    <w:tbl>
+      <w:tblPr>
+        <w:tblStyle w:val="Table"/>
+        <w:tblW w:type="pct" w:w="5000"/>
+        <w:jc w:val="left"/>
+        <w:tblLayout w:type="fixed"/>
+        <w:tblLook w:firstRow="1" w:lastRow="0" w:firstColumn="0" w:lastColumn="0" w:noHBand="0" w:noVBand="0" w:val="0020"/>
+      </w:tblPr>
+      <w:tblGrid>
+        <w:gridCol w:w="3960"/>
+        <w:gridCol w:w="3960"/>
+      </w:tblGrid>
+      <w:tr>
+        <w:trPr>
+          <w:tblHeader w:val="on"/>
+        </w:trPr>
+        <w:tc>
+          <w:tcPr/>
+          <w:p>
+            <w:pPr>
+              <w:pStyle w:val="Compact"/>
+              <w:jc w:val="left"/>
+            </w:pPr>
+            <w:r>
+              <w:t xml:space="preserve">Opción</w:t>
+            </w:r>
+          </w:p>
+        </w:tc>
+        <w:tc>
+          <w:tcPr/>
+          <w:p>
+            <w:pPr>
+              <w:pStyle w:val="Compact"/>
+              <w:jc w:val="left"/>
+            </w:pPr>
+            <w:r>
+              <w:t xml:space="preserve">Para qué</w:t>
+            </w:r>
+          </w:p>
+        </w:tc>
+      </w:tr>
+      <w:tr>
+        <w:tc>
+          <w:tcPr/>
+          <w:p>
+            <w:pPr>
+              <w:pStyle w:val="Compact"/>
+              <w:jc w:val="left"/>
+            </w:pPr>
+            <w:r>
+              <w:rPr>
+                <w:rStyle w:val="VerbatimChar"/>
+              </w:rPr>
+              <w:t xml:space="preserve">--pull</w:t>
+            </w:r>
+          </w:p>
+        </w:tc>
+        <w:tc>
+          <w:tcPr/>
+          <w:p>
+            <w:pPr>
+              <w:pStyle w:val="Compact"/>
+              <w:jc w:val="left"/>
+            </w:pPr>
+            <w:r>
+              <w:t xml:space="preserve">traer</w:t>
+            </w:r>
+            <w:r>
+              <w:t xml:space="preserve"> </w:t>
+            </w:r>
+            <w:r>
+              <w:rPr>
+                <w:rStyle w:val="VerbatimChar"/>
+              </w:rPr>
+              <w:t xml:space="preserve">origin/main</w:t>
+            </w:r>
+            <w:r>
+              <w:t xml:space="preserve"> </w:t>
+            </w:r>
+            <w:r>
+              <w:t xml:space="preserve">antes de desplegar</w:t>
+            </w:r>
+          </w:p>
+        </w:tc>
+      </w:tr>
+      <w:tr>
+        <w:tc>
+          <w:tcPr/>
+          <w:p>
+            <w:pPr>
+              <w:pStyle w:val="Compact"/>
+              <w:jc w:val="left"/>
+            </w:pPr>
+            <w:r>
+              <w:rPr>
+                <w:rStyle w:val="VerbatimChar"/>
+              </w:rPr>
+              <w:t xml:space="preserve">--solo-migraciones</w:t>
+            </w:r>
+          </w:p>
+        </w:tc>
+        <w:tc>
+          <w:tcPr/>
+          <w:p>
+            <w:pPr>
+              <w:pStyle w:val="Compact"/>
+              <w:jc w:val="left"/>
+            </w:pPr>
+            <w:r>
+              <w:t xml:space="preserve">aplicar migraciones sin tocar los contenedores</w:t>
+            </w:r>
+          </w:p>
+        </w:tc>
+      </w:tr>
+    </w:tbl>
     <w:p>
       <w:pPr>
         <w:pStyle w:val="BodyText"/>
       </w:pPr>
       <w:r>
-        <w:t xml:space="preserve">Procedimiento de despliegue (el usado el 2026-09-27, con un corte de unos 30 s):</w:t>
+        <w:rPr>
+          <w:b/>
+          <w:bCs/>
+        </w:rPr>
+        <w:t xml:space="preserve">El respaldo sigue siendo manual y va primero</w:t>
+      </w:r>
+      <w:r>
+        <w:t xml:space="preserve"> </w:t>
+      </w:r>
+      <w:r>
+        <w:t xml:space="preserve">(sección 13): el script no lo</w:t>
+      </w:r>
+      <w:r>
+        <w:t xml:space="preserve"> </w:t>
+      </w:r>
+      <w:r>
+        <w:t xml:space="preserve">hace, y el ítem #17 del plan de trabajo —respaldos automáticos— sigue abierto.</w:t>
+      </w:r>
+    </w:p>
+    <w:p>
+      <w:pPr>
+        <w:pStyle w:val="BodyText"/>
+      </w:pPr>
+      <w:r>
+        <w:t xml:space="preserve">Detalle completo en</w:t>
+      </w:r>
+      <w:r>
+        <w:t xml:space="preserve"> </w:t>
+      </w:r>
+      <w:r>
+        <w:rPr>
+          <w:rStyle w:val="VerbatimChar"/>
+        </w:rPr>
+        <w:t xml:space="preserve">docs/16_CI_CD/CI_CD.md</w:t>
+      </w:r>
+      <w:r>
+        <w:t xml:space="preserve">.</w:t>
+      </w:r>
+    </w:p>
+    <w:bookmarkEnd w:id="36"/>
+    <w:bookmarkStart w:id="37" w:name="X441b3d28acb90abc337d26351cfd579c17c637f"/>
+    <w:p>
+      <w:pPr>
+        <w:pStyle w:val="Heading3"/>
+      </w:pPr>
+      <w:r>
+        <w:rPr>
+          <w:rStyle w:val="SectionNumber"/>
+        </w:rPr>
+        <w:t xml:space="preserve">0.11.2</w:t>
+      </w:r>
+      <w:r>
+        <w:tab/>
+      </w:r>
+      <w:r>
+        <w:t xml:space="preserve">11.2 Procedimiento manual (el usado el 2026-09-27, corte de unos 30 s)</w:t>
+      </w:r>
+    </w:p>
+    <w:p>
+      <w:pPr>
+        <w:pStyle w:val="FirstParagraph"/>
+      </w:pPr>
+      <w:r>
+        <w:t xml:space="preserve">Sirve de referencia y para cuando haga falta hacer algo distinto:</w:t>
       </w:r>
     </w:p>
     <w:p>
@@ -4245,8 +6416,9 @@
         <w:t xml:space="preserve">y su remoto usa la clave personal.</w:t>
       </w:r>
     </w:p>
-    <w:bookmarkEnd w:id="31"/>
-    <w:bookmarkStart w:id="32" w:name="app-android"/>
+    <w:bookmarkEnd w:id="37"/>
+    <w:bookmarkEnd w:id="38"/>
+    <w:bookmarkStart w:id="39" w:name="app-android"/>
     <w:p>
       <w:pPr>
         <w:pStyle w:val="Heading2"/>
@@ -4381,8 +6553,8 @@
         <w:t xml:space="preserve">y reinstalarla.</w:t>
       </w:r>
     </w:p>
-    <w:bookmarkEnd w:id="32"/>
-    <w:bookmarkStart w:id="33" w:name="respaldos-y-recuperación"/>
+    <w:bookmarkEnd w:id="39"/>
+    <w:bookmarkStart w:id="42" w:name="respaldos-y-recuperación"/>
     <w:p>
       <w:pPr>
         <w:pStyle w:val="Heading2"/>
@@ -4405,7 +6577,23 @@
         <w:pStyle w:val="FirstParagraph"/>
       </w:pPr>
       <w:r>
-        <w:t xml:space="preserve">Ver</w:t>
+        <w:rPr>
+          <w:b/>
+          <w:bCs/>
+        </w:rPr>
+        <w:t xml:space="preserve">Desde el 2026-10-08 hay respaldo automático diario</w:t>
+      </w:r>
+      <w:r>
+        <w:t xml:space="preserve"> </w:t>
+      </w:r>
+      <w:r>
+        <w:t xml:space="preserve">(cierra CONT-01 y el ítem</w:t>
+      </w:r>
+      <w:r>
+        <w:t xml:space="preserve"> </w:t>
+      </w:r>
+      <w:r>
+        <w:t xml:space="preserve">#17 del plan). Detalle completo en</w:t>
       </w:r>
       <w:r>
         <w:t xml:space="preserve"> </w:t>
@@ -4419,35 +6607,518 @@
       <w:r>
         <w:t xml:space="preserve">.</w:t>
       </w:r>
-      <w:r>
-        <w:t xml:space="preserve"> </w:t>
-      </w:r>
-      <w:r>
-        <w:rPr>
-          <w:b/>
-          <w:bCs/>
-        </w:rPr>
-        <w:t xml:space="preserve">Sigue sin haber respaldo</w:t>
-      </w:r>
-      <w:r>
-        <w:rPr>
-          <w:b/>
-          <w:bCs/>
-        </w:rPr>
-        <w:t xml:space="preserve"> </w:t>
-      </w:r>
-      <w:r>
-        <w:rPr>
-          <w:b/>
-          <w:bCs/>
-        </w:rPr>
-        <w:t xml:space="preserve">automático</w:t>
-      </w:r>
-      <w:r>
-        <w:t xml:space="preserve"> </w:t>
-      </w:r>
-      <w:r>
-        <w:t xml:space="preserve">(CONT-01).</w:t>
+    </w:p>
+    <w:tbl>
+      <w:tblPr>
+        <w:tblStyle w:val="Table"/>
+        <w:tblW w:type="auto" w:w="0"/>
+        <w:jc w:val="left"/>
+        <w:tblLook w:firstRow="0" w:lastRow="0" w:firstColumn="0" w:lastColumn="0" w:noHBand="0" w:noVBand="0" w:val="0000"/>
+      </w:tblPr>
+      <w:tblGrid>
+        <w:gridCol w:w="3960"/>
+        <w:gridCol w:w="3960"/>
+      </w:tblGrid>
+      <w:tr>
+        <w:tc>
+          <w:tcPr/>
+          <w:p>
+            <w:pPr>
+              <w:pStyle w:val="Compact"/>
+              <w:jc w:val="left"/>
+            </w:pPr>
+            <w:r>
+              <w:t xml:space="preserve">Script</w:t>
+            </w:r>
+          </w:p>
+        </w:tc>
+        <w:tc>
+          <w:tcPr/>
+          <w:p>
+            <w:pPr>
+              <w:pStyle w:val="Compact"/>
+              <w:jc w:val="left"/>
+            </w:pPr>
+            <w:r>
+              <w:rPr>
+                <w:rStyle w:val="VerbatimChar"/>
+              </w:rPr>
+              <w:t xml:space="preserve">scripts/respaldo.sh</w:t>
+            </w:r>
+          </w:p>
+        </w:tc>
+      </w:tr>
+      <w:tr>
+        <w:tc>
+          <w:tcPr/>
+          <w:p>
+            <w:pPr>
+              <w:pStyle w:val="Compact"/>
+              <w:jc w:val="left"/>
+            </w:pPr>
+            <w:r>
+              <w:t xml:space="preserve">Cron</w:t>
+            </w:r>
+          </w:p>
+        </w:tc>
+        <w:tc>
+          <w:tcPr/>
+          <w:p>
+            <w:pPr>
+              <w:pStyle w:val="Compact"/>
+              <w:jc w:val="left"/>
+            </w:pPr>
+            <w:r>
+              <w:t xml:space="preserve">diario a las</w:t>
+            </w:r>
+            <w:r>
+              <w:t xml:space="preserve"> </w:t>
+            </w:r>
+            <w:r>
+              <w:rPr>
+                <w:b/>
+                <w:bCs/>
+              </w:rPr>
+              <w:t xml:space="preserve">03:30</w:t>
+            </w:r>
+            <w:r>
+              <w:t xml:space="preserve">, como</w:t>
+            </w:r>
+            <w:r>
+              <w:t xml:space="preserve"> </w:t>
+            </w:r>
+            <w:r>
+              <w:rPr>
+                <w:rStyle w:val="VerbatimChar"/>
+              </w:rPr>
+              <w:t xml:space="preserve">server-dt</w:t>
+            </w:r>
+          </w:p>
+        </w:tc>
+      </w:tr>
+      <w:tr>
+        <w:tc>
+          <w:tcPr/>
+          <w:p>
+            <w:pPr>
+              <w:pStyle w:val="Compact"/>
+              <w:jc w:val="left"/>
+            </w:pPr>
+            <w:r>
+              <w:t xml:space="preserve">Destino</w:t>
+            </w:r>
+          </w:p>
+        </w:tc>
+        <w:tc>
+          <w:tcPr/>
+          <w:p>
+            <w:pPr>
+              <w:pStyle w:val="Compact"/>
+              <w:jc w:val="left"/>
+            </w:pPr>
+            <w:r>
+              <w:rPr>
+                <w:rStyle w:val="VerbatimChar"/>
+              </w:rPr>
+              <w:t xml:space="preserve">~/respaldos/lavado_de_carros/</w:t>
+            </w:r>
+          </w:p>
+        </w:tc>
+      </w:tr>
+      <w:tr>
+        <w:tc>
+          <w:tcPr/>
+          <w:p>
+            <w:pPr>
+              <w:pStyle w:val="Compact"/>
+              <w:jc w:val="left"/>
+            </w:pPr>
+            <w:r>
+              <w:t xml:space="preserve">Retención</w:t>
+            </w:r>
+          </w:p>
+        </w:tc>
+        <w:tc>
+          <w:tcPr/>
+          <w:p>
+            <w:pPr>
+              <w:pStyle w:val="Compact"/>
+              <w:jc w:val="left"/>
+            </w:pPr>
+            <w:r>
+              <w:t xml:space="preserve">30 diarios + 12 mensuales (ver aviso)</w:t>
+            </w:r>
+          </w:p>
+        </w:tc>
+      </w:tr>
+    </w:tbl>
+    <w:p>
+      <w:pPr>
+        <w:pStyle w:val="BlockText"/>
+      </w:pPr>
+      <w:r>
+        <w:t xml:space="preserve">⚠️</w:t>
+      </w:r>
+      <w:r>
+        <w:t xml:space="preserve"> </w:t>
+      </w:r>
+      <w:r>
+        <w:rPr>
+          <w:b/>
+          <w:bCs/>
+        </w:rPr>
+        <w:t xml:space="preserve">Revisión 2026-10-10 (LAV-N05):</w:t>
+      </w:r>
+      <w:r>
+        <w:t xml:space="preserve"> </w:t>
+      </w:r>
+      <w:r>
+        <w:t xml:space="preserve">la retención mensual</w:t>
+      </w:r>
+      <w:r>
+        <w:t xml:space="preserve"> </w:t>
+      </w:r>
+      <w:r>
+        <w:rPr>
+          <w:b/>
+          <w:bCs/>
+        </w:rPr>
+        <w:t xml:space="preserve">todavía no funciona</w:t>
+      </w:r>
+      <w:r>
+        <w:t xml:space="preserve">:</w:t>
+      </w:r>
+      <w:r>
+        <w:t xml:space="preserve"> </w:t>
+      </w:r>
+      <w:r>
+        <w:rPr>
+          <w:rStyle w:val="VerbatimChar"/>
+        </w:rPr>
+        <w:t xml:space="preserve">respaldo.sh</w:t>
+      </w:r>
+      <w:r>
+        <w:t xml:space="preserve"> </w:t>
+      </w:r>
+      <w:r>
+        <w:t xml:space="preserve">lee mal el día del nombre del paquete y nunca reconoce el día 1. Hasta</w:t>
+      </w:r>
+      <w:r>
+        <w:t xml:space="preserve"> </w:t>
+      </w:r>
+      <w:r>
+        <w:t xml:space="preserve">corregirlo solo existen los</w:t>
+      </w:r>
+      <w:r>
+        <w:t xml:space="preserve"> </w:t>
+      </w:r>
+      <w:r>
+        <w:rPr>
+          <w:b/>
+          <w:bCs/>
+        </w:rPr>
+        <w:t xml:space="preserve">30 diarios</w:t>
+      </w:r>
+      <w:r>
+        <w:t xml:space="preserve">. Además, los respaldos siguen en el mismo</w:t>
+      </w:r>
+      <w:r>
+        <w:t xml:space="preserve"> </w:t>
+      </w:r>
+      <w:r>
+        <w:t xml:space="preserve">servidor y nada avisa si falta un día (el 2026-10-09 faltó por un corte del servidor).</w:t>
+      </w:r>
+    </w:p>
+    <w:p>
+      <w:pPr>
+        <w:pStyle w:val="FirstParagraph"/>
+      </w:pPr>
+      <w:r>
+        <w:t xml:space="preserve">Lo que hay que hacer de vez en cuando —toma cinco segundos:</w:t>
+      </w:r>
+    </w:p>
+    <w:p>
+      <w:pPr>
+        <w:pStyle w:val="SourceCode"/>
+      </w:pPr>
+      <w:r>
+        <w:rPr>
+          <w:rStyle w:val="VerbatimChar"/>
+        </w:rPr>
+        <w:t xml:space="preserve">./scripts/respaldo.sh --solo-verificar</w:t>
+      </w:r>
+    </w:p>
+    <w:p>
+      <w:pPr>
+        <w:pStyle w:val="FirstParagraph"/>
+      </w:pPr>
+      <w:r>
+        <w:t xml:space="preserve">Dice cuántos respaldos hay y</w:t>
+      </w:r>
+      <w:r>
+        <w:t xml:space="preserve"> </w:t>
+      </w:r>
+      <w:r>
+        <w:rPr>
+          <w:b/>
+          <w:bCs/>
+        </w:rPr>
+        <w:t xml:space="preserve">cuántos días tiene el más reciente</w:t>
+      </w:r>
+      <w:r>
+        <w:t xml:space="preserve">. Si pasan más</w:t>
+      </w:r>
+      <w:r>
+        <w:t xml:space="preserve"> </w:t>
+      </w:r>
+      <w:r>
+        <w:t xml:space="preserve">de dos días, avisa: es la señal de que el cron dejó de correr.</w:t>
+      </w:r>
+    </w:p>
+    <w:bookmarkStart w:id="40" w:name="lo-que-el-respaldo-todavía-no-cubre"/>
+    <w:p>
+      <w:pPr>
+        <w:pStyle w:val="Heading3"/>
+      </w:pPr>
+      <w:r>
+        <w:rPr>
+          <w:rStyle w:val="SectionNumber"/>
+        </w:rPr>
+        <w:t xml:space="preserve">0.13.1</w:t>
+      </w:r>
+      <w:r>
+        <w:tab/>
+      </w:r>
+      <w:r>
+        <w:t xml:space="preserve">⚠️ Lo que el respaldo todavía NO cubre</w:t>
+      </w:r>
+    </w:p>
+    <w:p>
+      <w:pPr>
+        <w:pStyle w:val="FirstParagraph"/>
+      </w:pPr>
+      <w:r>
+        <w:t xml:space="preserve">Está en el</w:t>
+      </w:r>
+      <w:r>
+        <w:t xml:space="preserve"> </w:t>
+      </w:r>
+      <w:r>
+        <w:rPr>
+          <w:b/>
+          <w:bCs/>
+        </w:rPr>
+        <w:t xml:space="preserve">mismo servidor</w:t>
+      </w:r>
+      <w:r>
+        <w:t xml:space="preserve"> </w:t>
+      </w:r>
+      <w:r>
+        <w:t xml:space="preserve">que el sistema (</w:t>
+      </w:r>
+      <w:r>
+        <w:rPr>
+          <w:rStyle w:val="VerbatimChar"/>
+        </w:rPr>
+        <w:t xml:space="preserve">DESTINO_EXTERNO</w:t>
+      </w:r>
+      <w:r>
+        <w:t xml:space="preserve"> </w:t>
+      </w:r>
+      <w:r>
+        <w:t xml:space="preserve">vacío). Cubre el</w:t>
+      </w:r>
+      <w:r>
+        <w:t xml:space="preserve"> </w:t>
+      </w:r>
+      <w:r>
+        <w:t xml:space="preserve">borrado accidental, el error de migración y la corrupción de datos.</w:t>
+      </w:r>
+      <w:r>
+        <w:t xml:space="preserve"> </w:t>
+      </w:r>
+      <w:r>
+        <w:rPr>
+          <w:b/>
+          <w:bCs/>
+        </w:rPr>
+        <w:t xml:space="preserve">No cubre</w:t>
+      </w:r>
+      <w:r>
+        <w:rPr>
+          <w:b/>
+          <w:bCs/>
+        </w:rPr>
+        <w:t xml:space="preserve"> </w:t>
+      </w:r>
+      <w:r>
+        <w:rPr>
+          <w:b/>
+          <w:bCs/>
+        </w:rPr>
+        <w:t xml:space="preserve">perder el servidor</w:t>
+      </w:r>
+      <w:r>
+        <w:t xml:space="preserve">: disco, incendio, robo. Para cerrarlo hay que definir</w:t>
+      </w:r>
+      <w:r>
+        <w:t xml:space="preserve"> </w:t>
+      </w:r>
+      <w:r>
+        <w:rPr>
+          <w:rStyle w:val="VerbatimChar"/>
+        </w:rPr>
+        <w:t xml:space="preserve">DESTINO_EXTERNO</w:t>
+      </w:r>
+      <w:r>
+        <w:t xml:space="preserve"> </w:t>
+      </w:r>
+      <w:r>
+        <w:t xml:space="preserve">apuntando a otro equipo, un NAS o un disco externo.</w:t>
+      </w:r>
+    </w:p>
+    <w:bookmarkEnd w:id="40"/>
+    <w:bookmarkStart w:id="41" w:name="qué-contiene-cada-paquete"/>
+    <w:p>
+      <w:pPr>
+        <w:pStyle w:val="Heading3"/>
+      </w:pPr>
+      <w:r>
+        <w:rPr>
+          <w:rStyle w:val="SectionNumber"/>
+        </w:rPr>
+        <w:t xml:space="preserve">0.13.2</w:t>
+      </w:r>
+      <w:r>
+        <w:tab/>
+      </w:r>
+      <w:r>
+        <w:t xml:space="preserve">Qué contiene cada paquete</w:t>
+      </w:r>
+    </w:p>
+    <w:p>
+      <w:pPr>
+        <w:pStyle w:val="SourceCode"/>
+      </w:pPr>
+      <w:r>
+        <w:rPr>
+          <w:rStyle w:val="VerbatimChar"/>
+        </w:rPr>
+        <w:t xml:space="preserve">~/respaldos/lavado_de_carros/</w:t>
+      </w:r>
+      <w:r>
+        <w:br/>
+      </w:r>
+      <w:r>
+        <w:rPr>
+          <w:rStyle w:val="VerbatimChar"/>
+        </w:rPr>
+        <w:t xml:space="preserve">  lavado_AAAA-MM-DD.tar.gz</w:t>
+      </w:r>
+      <w:r>
+        <w:br/>
+      </w:r>
+      <w:r>
+        <w:rPr>
+          <w:rStyle w:val="VerbatimChar"/>
+        </w:rPr>
+        <w:t xml:space="preserve">    base/lavado_db.dump      pg_dump -Fc, verificado al generarse</w:t>
+      </w:r>
+      <w:r>
+        <w:br/>
+      </w:r>
+      <w:r>
+        <w:rPr>
+          <w:rStyle w:val="VerbatimChar"/>
+        </w:rPr>
+        <w:t xml:space="preserve">    config/raiz.env          el .env con los secretos</w:t>
+      </w:r>
+      <w:r>
+        <w:br/>
+      </w:r>
+      <w:r>
+        <w:rPr>
+          <w:rStyle w:val="VerbatimChar"/>
+        </w:rPr>
+        <w:t xml:space="preserve">    config/docker-compose.yml, nginx.conf</w:t>
+      </w:r>
+      <w:r>
+        <w:br/>
+      </w:r>
+      <w:r>
+        <w:rPr>
+          <w:rStyle w:val="VerbatimChar"/>
+        </w:rPr>
+        <w:t xml:space="preserve">    repo/estado.txt          commit, rama y migraciones aplicadas</w:t>
+      </w:r>
+      <w:r>
+        <w:br/>
+      </w:r>
+      <w:r>
+        <w:rPr>
+          <w:rStyle w:val="VerbatimChar"/>
+        </w:rPr>
+        <w:t xml:space="preserve">  uploads/                   espejo de evidencias y comprobantes (solo crece)</w:t>
+      </w:r>
+      <w:r>
+        <w:br/>
+      </w:r>
+      <w:r>
+        <w:rPr>
+          <w:rStyle w:val="VerbatimChar"/>
+        </w:rPr>
+        <w:t xml:space="preserve">  log/respaldo.log           histórico de todas las corridas</w:t>
+      </w:r>
+    </w:p>
+    <w:p>
+      <w:pPr>
+        <w:pStyle w:val="FirstParagraph"/>
+      </w:pPr>
+      <w:r>
+        <w:t xml:space="preserve">Las fotos y comprobantes</w:t>
+      </w:r>
+      <w:r>
+        <w:t xml:space="preserve"> </w:t>
+      </w:r>
+      <w:r>
+        <w:rPr>
+          <w:b/>
+          <w:bCs/>
+        </w:rPr>
+        <w:t xml:space="preserve">no van dentro del .tar.gz</w:t>
+      </w:r>
+      <w:r>
+        <w:t xml:space="preserve">: cada lavado suma hasta 6</w:t>
+      </w:r>
+      <w:r>
+        <w:t xml:space="preserve"> </w:t>
+      </w:r>
+      <w:r>
+        <w:t xml:space="preserve">fotos y en un año serían gigas, multiplicadas por 30 días de retención. Van al</w:t>
+      </w:r>
+      <w:r>
+        <w:t xml:space="preserve"> </w:t>
+      </w:r>
+      <w:r>
+        <w:t xml:space="preserve">espejo</w:t>
+      </w:r>
+      <w:r>
+        <w:t xml:space="preserve"> </w:t>
+      </w:r>
+      <w:r>
+        <w:rPr>
+          <w:rStyle w:val="VerbatimChar"/>
+        </w:rPr>
+        <w:t xml:space="preserve">uploads/</w:t>
+      </w:r>
+      <w:r>
+        <w:t xml:space="preserve">, que nunca borra: si alguien elimina evidencia del servidor, el</w:t>
+      </w:r>
+      <w:r>
+        <w:t xml:space="preserve"> </w:t>
+      </w:r>
+      <w:r>
+        <w:t xml:space="preserve">espejo la conserva.</w:t>
       </w:r>
     </w:p>
     <w:p>
@@ -4455,114 +7126,72 @@
         <w:pStyle w:val="BodyText"/>
       </w:pPr>
       <w:r>
-        <w:t xml:space="preserve">Existe un respaldo manual, previo al cambio a Total Clean Car:</w:t>
-      </w:r>
-    </w:p>
-    <w:p>
-      <w:pPr>
-        <w:pStyle w:val="SourceCode"/>
-      </w:pPr>
-      <w:r>
-        <w:rPr>
-          <w:rStyle w:val="VerbatimChar"/>
-        </w:rPr>
-        <w:t xml:space="preserve">/home/server-dt/respaldos/lavado_de_carros/2026-09-27_pre-total-clean-car/</w:t>
-      </w:r>
-      <w:r>
-        <w:br/>
-      </w:r>
-      <w:r>
-        <w:rPr>
-          <w:rStyle w:val="VerbatimChar"/>
-        </w:rPr>
-        <w:t xml:space="preserve">  lavado_db.dump       pg_dump -Fc de la base</w:t>
-      </w:r>
-      <w:r>
-        <w:br/>
-      </w:r>
-      <w:r>
-        <w:rPr>
-          <w:rStyle w:val="VerbatimChar"/>
-        </w:rPr>
-        <w:t xml:space="preserve">  uploads_data.tgz     evidencias y comprobantes</w:t>
-      </w:r>
-      <w:r>
-        <w:br/>
-      </w:r>
-      <w:r>
-        <w:rPr>
-          <w:rStyle w:val="VerbatimChar"/>
-        </w:rPr>
-        <w:t xml:space="preserve">  env.backup           copia del .env (permisos 600)</w:t>
-      </w:r>
-      <w:r>
-        <w:br/>
-      </w:r>
-      <w:r>
-        <w:rPr>
-          <w:rStyle w:val="VerbatimChar"/>
-        </w:rPr>
-        <w:t xml:space="preserve">  git_head.txt         commit desplegado en ese momento</w:t>
-      </w:r>
-    </w:p>
-    <w:p>
-      <w:pPr>
-        <w:pStyle w:val="FirstParagraph"/>
-      </w:pPr>
-      <w:r>
-        <w:t xml:space="preserve">Para volver a ese estado: restaurar</w:t>
-      </w:r>
-      <w:r>
-        <w:t xml:space="preserve"> </w:t>
-      </w:r>
-      <w:r>
-        <w:rPr>
-          <w:rStyle w:val="VerbatimChar"/>
-        </w:rPr>
-        <w:t xml:space="preserve">lavado_db.dump</w:t>
-      </w:r>
-      <w:r>
-        <w:t xml:space="preserve"> </w:t>
-      </w:r>
-      <w:r>
-        <w:t xml:space="preserve">con</w:t>
-      </w:r>
-      <w:r>
-        <w:t xml:space="preserve"> </w:t>
-      </w:r>
-      <w:r>
-        <w:rPr>
-          <w:rStyle w:val="VerbatimChar"/>
-        </w:rPr>
-        <w:t xml:space="preserve">pg_restore --clean</w:t>
-      </w:r>
-      <w:r>
-        <w:t xml:space="preserve">,</w:t>
-      </w:r>
-      <w:r>
-        <w:t xml:space="preserve"> </w:t>
-      </w:r>
-      <w:r>
-        <w:t xml:space="preserve">volver el código al commit de</w:t>
-      </w:r>
-      <w:r>
-        <w:t xml:space="preserve"> </w:t>
-      </w:r>
-      <w:r>
-        <w:rPr>
-          <w:rStyle w:val="VerbatimChar"/>
-        </w:rPr>
-        <w:t xml:space="preserve">git_head.txt</w:t>
-      </w:r>
-      <w:r>
-        <w:t xml:space="preserve"> </w:t>
-      </w:r>
-      <w:r>
-        <w:t xml:space="preserve">y reconstruir los contenedores.</w:t>
-      </w:r>
-    </w:p>
-    <w:bookmarkEnd w:id="33"/>
-    <w:bookmarkStart w:id="34" w:name="mantenimiento"/>
+        <w:t xml:space="preserve">Antes de restaurar,</w:t>
+      </w:r>
+      <w:r>
+        <w:t xml:space="preserve"> </w:t>
+      </w:r>
+      <w:r>
+        <w:rPr>
+          <w:b/>
+          <w:bCs/>
+        </w:rPr>
+        <w:t xml:space="preserve">mirar</w:t>
+      </w:r>
+      <w:r>
+        <w:rPr>
+          <w:b/>
+          <w:bCs/>
+        </w:rPr>
+        <w:t xml:space="preserve"> </w:t>
+      </w:r>
+      <w:r>
+        <w:rPr>
+          <w:rStyle w:val="VerbatimChar"/>
+          <w:b/>
+          <w:bCs/>
+        </w:rPr>
+        <w:t xml:space="preserve">repo/estado.txt</w:t>
+      </w:r>
+      <w:r>
+        <w:t xml:space="preserve">: dice qué commit estaba corriendo</w:t>
+      </w:r>
+      <w:r>
+        <w:t xml:space="preserve"> </w:t>
+      </w:r>
+      <w:r>
+        <w:t xml:space="preserve">cuando se tomó el respaldo. Restaurar una base sobre un esquema distinto es</w:t>
+      </w:r>
+      <w:r>
+        <w:t xml:space="preserve"> </w:t>
+      </w:r>
+      <w:r>
+        <w:t xml:space="preserve">adivinar.</w:t>
+      </w:r>
+    </w:p>
+    <w:p>
+      <w:pPr>
+        <w:pStyle w:val="BodyText"/>
+      </w:pPr>
+      <w:r>
+        <w:t xml:space="preserve">También se conserva el respaldo manual previo al cambio a Total Clean Car, en</w:t>
+      </w:r>
+      <w:r>
+        <w:t xml:space="preserve"> </w:t>
+      </w:r>
+      <w:r>
+        <w:rPr>
+          <w:rStyle w:val="VerbatimChar"/>
+        </w:rPr>
+        <w:t xml:space="preserve">~/respaldos/lavado_de_carros/2026-09-27_pre-total-clean-car/</w:t>
+      </w:r>
+      <w:r>
+        <w:t xml:space="preserve">.</w:t>
+      </w:r>
+    </w:p>
+    <w:bookmarkEnd w:id="41"/>
+    <w:bookmarkEnd w:id="42"/>
+    <w:bookmarkStart w:id="43" w:name="mantenimiento"/>
     <w:p>
       <w:pPr>
         <w:pStyle w:val="Heading2"/>
@@ -4585,7 +7214,7 @@
         <w:pStyle w:val="Compact"/>
         <w:numPr>
           <w:ilvl w:val="0"/>
-          <w:numId w:val="1004"/>
+          <w:numId w:val="1005"/>
         </w:numPr>
       </w:pPr>
       <w:r>
@@ -4613,7 +7242,7 @@
         <w:pStyle w:val="Compact"/>
         <w:numPr>
           <w:ilvl w:val="0"/>
-          <w:numId w:val="1004"/>
+          <w:numId w:val="1005"/>
         </w:numPr>
       </w:pPr>
       <w:r>
@@ -4683,7 +7312,7 @@
         <w:pStyle w:val="Compact"/>
         <w:numPr>
           <w:ilvl w:val="0"/>
-          <w:numId w:val="1004"/>
+          <w:numId w:val="1005"/>
         </w:numPr>
       </w:pPr>
       <w:r>
@@ -4763,8 +7392,8 @@
         <w:t xml:space="preserve">.</w:t>
       </w:r>
     </w:p>
-    <w:bookmarkEnd w:id="34"/>
-    <w:bookmarkStart w:id="35" w:name="monitoreo-y-logs"/>
+    <w:bookmarkEnd w:id="43"/>
+    <w:bookmarkStart w:id="44" w:name="monitoreo-y-logs"/>
     <w:p>
       <w:pPr>
         <w:pStyle w:val="Heading2"/>
@@ -4832,8 +7461,8 @@
         </w:pict>
       </w:r>
     </w:p>
-    <w:bookmarkEnd w:id="35"/>
-    <w:bookmarkStart w:id="36" w:name="control-de-versiones"/>
+    <w:bookmarkEnd w:id="44"/>
+    <w:bookmarkStart w:id="45" w:name="control-de-versiones"/>
     <w:p>
       <w:pPr>
         <w:pStyle w:val="Heading2"/>
@@ -4927,19 +7556,19 @@
               <w:jc w:val="left"/>
             </w:pPr>
             <w:r>
-              <w:t xml:space="preserve">2.0</w:t>
-            </w:r>
-          </w:p>
-        </w:tc>
-        <w:tc>
-          <w:tcPr/>
-          <w:p>
-            <w:pPr>
-              <w:pStyle w:val="Compact"/>
-              <w:jc w:val="left"/>
-            </w:pPr>
-            <w:r>
-              <w:t xml:space="preserve">2026-09-27</w:t>
+              <w:t xml:space="preserve">2.1</w:t>
+            </w:r>
+          </w:p>
+        </w:tc>
+        <w:tc>
+          <w:tcPr/>
+          <w:p>
+            <w:pPr>
+              <w:pStyle w:val="Compact"/>
+              <w:jc w:val="left"/>
+            </w:pPr>
+            <w:r>
+              <w:t xml:space="preserve">2026-10-11</w:t>
             </w:r>
           </w:p>
         </w:tc>
@@ -4995,7 +7624,7 @@
         <w:t xml:space="preserve">repositorio; la fuente es el archivo Markdown correspondiente.</w:t>
       </w:r>
     </w:p>
-    <w:bookmarkEnd w:id="36"/>
+    <w:bookmarkEnd w:id="45"/>
     <w:sectPr/>
   </w:body>
 </w:document>
@@ -5191,6 +7820,9 @@
     <w:abstractNumId w:val="991"/>
   </w:num>
   <w:num w:numId="1004">
+    <w:abstractNumId w:val="991"/>
+  </w:num>
+  <w:num w:numId="1005">
     <w:abstractNumId w:val="991"/>
   </w:num>
 </w:numbering>

--- a/docs/08_MANUAL_ADMINISTRADOR/Manual_Administrador.docx
+++ b/docs/08_MANUAL_ADMINISTRADOR/Manual_Administrador.docx
@@ -115,7 +115,7 @@
         <w:t xml:space="preserve"> </w:t>
       </w:r>
       <w:r>
-        <w:t xml:space="preserve">2.1</w:t>
+        <w:t xml:space="preserve">1.0</w:t>
       </w:r>
       <w:r>
         <w:t xml:space="preserve"> </w:t>
@@ -127,7 +127,7 @@
         <w:t xml:space="preserve"> </w:t>
       </w:r>
       <w:r>
-        <w:t xml:space="preserve">11</w:t>
+        <w:t xml:space="preserve">12</w:t>
       </w:r>
       <w:r>
         <w:t xml:space="preserve"> </w:t>
@@ -185,7 +185,7 @@
         <w:pStyle w:val="FirstParagraph"/>
       </w:pPr>
       <w:r>
-        <w:t xml:space="preserve">Versión 2.1 · 2026-10-08 · Reemplaza a la 2.0 (2026-09-27) y a la 1.0 (2026-09-15,</w:t>
+        <w:t xml:space="preserve">Versión 2.2 · 2026-10-12 · Reemplaza a la 2.1 (2026-10-08), la 2.0 (2026-09-27) y la 1.0 (2026-09-15,</w:t>
       </w:r>
       <w:r>
         <w:t xml:space="preserve"> </w:t>
@@ -212,6 +212,87 @@
           <w:b/>
           <w:bCs/>
         </w:rPr>
+        <w:t xml:space="preserve">Novedades de la 2.2:</w:t>
+      </w:r>
+      <w:r>
+        <w:t xml:space="preserve"> </w:t>
+      </w:r>
+      <w:r>
+        <w:t xml:space="preserve">operación nacional</w:t>
+      </w:r>
+      <w:r>
+        <w:t xml:space="preserve"> </w:t>
+      </w:r>
+      <w:r>
+        <w:rPr>
+          <w:b/>
+          <w:bCs/>
+        </w:rPr>
+        <w:t xml:space="preserve">por ciudades</w:t>
+      </w:r>
+      <w:r>
+        <w:t xml:space="preserve"> </w:t>
+      </w:r>
+      <w:r>
+        <w:t xml:space="preserve">(sección 1.2):</w:t>
+      </w:r>
+      <w:r>
+        <w:t xml:space="preserve"> </w:t>
+      </w:r>
+      <w:r>
+        <w:t xml:space="preserve">operador por ciudad, pantallas</w:t>
+      </w:r>
+      <w:r>
+        <w:t xml:space="preserve"> </w:t>
+      </w:r>
+      <w:r>
+        <w:rPr>
+          <w:b/>
+          <w:bCs/>
+        </w:rPr>
+        <w:t xml:space="preserve">Ciudades</w:t>
+      </w:r>
+      <w:r>
+        <w:t xml:space="preserve"> </w:t>
+      </w:r>
+      <w:r>
+        <w:t xml:space="preserve">y</w:t>
+      </w:r>
+      <w:r>
+        <w:t xml:space="preserve"> </w:t>
+      </w:r>
+      <w:r>
+        <w:rPr>
+          <w:b/>
+          <w:bCs/>
+        </w:rPr>
+        <w:t xml:space="preserve">Usuarios</w:t>
+      </w:r>
+      <w:r>
+        <w:t xml:space="preserve">, sitios de tipo</w:t>
+      </w:r>
+      <w:r>
+        <w:t xml:space="preserve"> </w:t>
+      </w:r>
+      <w:r>
+        <w:t xml:space="preserve">taller, capacidad y bloqueos por ciudad (sección 6) y reportes por ciudad</w:t>
+      </w:r>
+      <w:r>
+        <w:t xml:space="preserve"> </w:t>
+      </w:r>
+      <w:r>
+        <w:t xml:space="preserve">(sección 9).</w:t>
+      </w:r>
+    </w:p>
+    <w:p>
+      <w:pPr>
+        <w:pStyle w:val="BodyText"/>
+      </w:pPr>
+      <w:r>
+        <w:rPr>
+          <w:b/>
+          <w:bCs/>
+        </w:rPr>
         <w:t xml:space="preserve">Novedades de la 2.1:</w:t>
       </w:r>
       <w:r>
@@ -305,7 +386,7 @@
         <w:t xml:space="preserve">.</w:t>
       </w:r>
     </w:p>
-    <w:bookmarkStart w:id="21" w:name="usuarios-y-roles"/>
+    <w:bookmarkStart w:id="22" w:name="usuarios-y-roles"/>
     <w:p>
       <w:pPr>
         <w:pStyle w:val="Heading2"/>
@@ -525,7 +606,23 @@
               <w:jc w:val="left"/>
             </w:pPr>
             <w:r>
-              <w:t xml:space="preserve">agenda, reservas, asignaciones, validación de pagos, catálogo</w:t>
+              <w:t xml:space="preserve">agenda, reservas, asignaciones, validación de pagos;</w:t>
+            </w:r>
+            <w:r>
+              <w:t xml:space="preserve"> </w:t>
+            </w:r>
+            <w:r>
+              <w:rPr>
+                <w:b/>
+                <w:bCs/>
+              </w:rPr>
+              <w:t xml:space="preserve">solo de su ciudad</w:t>
+            </w:r>
+            <w:r>
+              <w:t xml:space="preserve"> </w:t>
+            </w:r>
+            <w:r>
+              <w:t xml:space="preserve">si tiene una (sección 1.2)</w:t>
             </w:r>
           </w:p>
         </w:tc>
@@ -1142,8 +1239,523 @@
       </w:r>
     </w:p>
     <w:bookmarkEnd w:id="20"/>
+    <w:bookmarkStart w:id="21" w:name="X8315a43edfee42508c3ade455b2177edc152299"/>
+    <w:p>
+      <w:pPr>
+        <w:pStyle w:val="Heading3"/>
+      </w:pPr>
+      <w:r>
+        <w:rPr>
+          <w:rStyle w:val="SectionNumber"/>
+        </w:rPr>
+        <w:t xml:space="preserve">0.1.2</w:t>
+      </w:r>
+      <w:r>
+        <w:tab/>
+      </w:r>
+      <w:r>
+        <w:t xml:space="preserve">1.2 Ciudades y operadores (desde el 2026-10-12)</w:t>
+      </w:r>
+    </w:p>
+    <w:p>
+      <w:pPr>
+        <w:pStyle w:val="FirstParagraph"/>
+      </w:pPr>
+      <w:r>
+        <w:t xml:space="preserve">La operación es nacional y se organiza por ciudad. Cada</w:t>
+      </w:r>
+      <w:r>
+        <w:t xml:space="preserve"> </w:t>
+      </w:r>
+      <w:r>
+        <w:rPr>
+          <w:b/>
+          <w:bCs/>
+        </w:rPr>
+        <w:t xml:space="preserve">sitio</w:t>
+      </w:r>
+      <w:r>
+        <w:t xml:space="preserve">,</w:t>
+      </w:r>
+      <w:r>
+        <w:t xml:space="preserve"> </w:t>
+      </w:r>
+      <w:r>
+        <w:rPr>
+          <w:b/>
+          <w:bCs/>
+        </w:rPr>
+        <w:t xml:space="preserve">lavador</w:t>
+      </w:r>
+      <w:r>
+        <w:t xml:space="preserve"> </w:t>
+      </w:r>
+      <w:r>
+        <w:t xml:space="preserve">y</w:t>
+      </w:r>
+      <w:r>
+        <w:t xml:space="preserve"> </w:t>
+      </w:r>
+      <w:r>
+        <w:rPr>
+          <w:b/>
+          <w:bCs/>
+        </w:rPr>
+        <w:t xml:space="preserve">operador</w:t>
+      </w:r>
+      <w:r>
+        <w:t xml:space="preserve"> </w:t>
+      </w:r>
+      <w:r>
+        <w:t xml:space="preserve">pertenece a una ciudad (tabla</w:t>
+      </w:r>
+      <w:r>
+        <w:t xml:space="preserve"> </w:t>
+      </w:r>
+      <w:r>
+        <w:rPr>
+          <w:rStyle w:val="VerbatimChar"/>
+        </w:rPr>
+        <w:t xml:space="preserve">Ciudad</w:t>
+      </w:r>
+      <w:r>
+        <w:t xml:space="preserve">).</w:t>
+      </w:r>
+    </w:p>
+    <w:tbl>
+      <w:tblPr>
+        <w:tblStyle w:val="Table"/>
+        <w:tblW w:type="pct" w:w="5000"/>
+        <w:jc w:val="left"/>
+        <w:tblLayout w:type="fixed"/>
+        <w:tblLook w:firstRow="1" w:lastRow="0" w:firstColumn="0" w:lastColumn="0" w:noHBand="0" w:noVBand="0" w:val="0020"/>
+      </w:tblPr>
+      <w:tblGrid>
+        <w:gridCol w:w="3960"/>
+        <w:gridCol w:w="3960"/>
+      </w:tblGrid>
+      <w:tr>
+        <w:trPr>
+          <w:tblHeader w:val="on"/>
+        </w:trPr>
+        <w:tc>
+          <w:tcPr/>
+          <w:p>
+            <w:pPr>
+              <w:pStyle w:val="Compact"/>
+              <w:jc w:val="left"/>
+            </w:pPr>
+            <w:r>
+              <w:t xml:space="preserve">Quién</w:t>
+            </w:r>
+          </w:p>
+        </w:tc>
+        <w:tc>
+          <w:tcPr/>
+          <w:p>
+            <w:pPr>
+              <w:pStyle w:val="Compact"/>
+              <w:jc w:val="left"/>
+            </w:pPr>
+            <w:r>
+              <w:t xml:space="preserve">Ve y gestiona</w:t>
+            </w:r>
+          </w:p>
+        </w:tc>
+      </w:tr>
+      <w:tr>
+        <w:tc>
+          <w:tcPr/>
+          <w:p>
+            <w:pPr>
+              <w:pStyle w:val="Compact"/>
+              <w:jc w:val="left"/>
+            </w:pPr>
+            <w:r>
+              <w:rPr>
+                <w:rStyle w:val="VerbatimChar"/>
+              </w:rPr>
+              <w:t xml:space="preserve">admin</w:t>
+            </w:r>
+          </w:p>
+        </w:tc>
+        <w:tc>
+          <w:tcPr/>
+          <w:p>
+            <w:pPr>
+              <w:pStyle w:val="Compact"/>
+              <w:jc w:val="left"/>
+            </w:pPr>
+            <w:r>
+              <w:t xml:space="preserve">todo el país; además es el único que entra a</w:t>
+            </w:r>
+            <w:r>
+              <w:t xml:space="preserve"> </w:t>
+            </w:r>
+            <w:r>
+              <w:rPr>
+                <w:b/>
+                <w:bCs/>
+              </w:rPr>
+              <w:t xml:space="preserve">Ciudades</w:t>
+            </w:r>
+            <w:r>
+              <w:t xml:space="preserve"> </w:t>
+            </w:r>
+            <w:r>
+              <w:t xml:space="preserve">y</w:t>
+            </w:r>
+            <w:r>
+              <w:t xml:space="preserve"> </w:t>
+            </w:r>
+            <w:r>
+              <w:rPr>
+                <w:b/>
+                <w:bCs/>
+              </w:rPr>
+              <w:t xml:space="preserve">Usuarios</w:t>
+            </w:r>
+          </w:p>
+        </w:tc>
+      </w:tr>
+      <w:tr>
+        <w:tc>
+          <w:tcPr/>
+          <w:p>
+            <w:pPr>
+              <w:pStyle w:val="Compact"/>
+              <w:jc w:val="left"/>
+            </w:pPr>
+            <w:r>
+              <w:rPr>
+                <w:rStyle w:val="VerbatimChar"/>
+              </w:rPr>
+              <w:t xml:space="preserve">operador</w:t>
+            </w:r>
+            <w:r>
+              <w:t xml:space="preserve"> </w:t>
+            </w:r>
+            <w:r>
+              <w:rPr>
+                <w:b/>
+                <w:bCs/>
+              </w:rPr>
+              <w:t xml:space="preserve">sin</w:t>
+            </w:r>
+            <w:r>
+              <w:t xml:space="preserve"> </w:t>
+            </w:r>
+            <w:r>
+              <w:t xml:space="preserve">ciudad (nacional)</w:t>
+            </w:r>
+          </w:p>
+        </w:tc>
+        <w:tc>
+          <w:tcPr/>
+          <w:p>
+            <w:pPr>
+              <w:pStyle w:val="Compact"/>
+              <w:jc w:val="left"/>
+            </w:pPr>
+            <w:r>
+              <w:t xml:space="preserve">todo el país, con un filtro de ciudad en cada pantalla</w:t>
+            </w:r>
+          </w:p>
+        </w:tc>
+      </w:tr>
+      <w:tr>
+        <w:tc>
+          <w:tcPr/>
+          <w:p>
+            <w:pPr>
+              <w:pStyle w:val="Compact"/>
+              <w:jc w:val="left"/>
+            </w:pPr>
+            <w:r>
+              <w:rPr>
+                <w:rStyle w:val="VerbatimChar"/>
+              </w:rPr>
+              <w:t xml:space="preserve">operador</w:t>
+            </w:r>
+            <w:r>
+              <w:t xml:space="preserve"> </w:t>
+            </w:r>
+            <w:r>
+              <w:rPr>
+                <w:b/>
+                <w:bCs/>
+              </w:rPr>
+              <w:t xml:space="preserve">con</w:t>
+            </w:r>
+            <w:r>
+              <w:t xml:space="preserve"> </w:t>
+            </w:r>
+            <w:r>
+              <w:t xml:space="preserve">ciudad</w:t>
+            </w:r>
+          </w:p>
+        </w:tc>
+        <w:tc>
+          <w:tcPr/>
+          <w:p>
+            <w:pPr>
+              <w:pStyle w:val="Compact"/>
+              <w:jc w:val="left"/>
+            </w:pPr>
+            <w:r>
+              <w:t xml:space="preserve">solo su ciudad: reservas, agenda, sitios, lavadores, pagos, planes, reportes y actas. Lo fuerza el servidor: cambiar la URL no sirve</w:t>
+            </w:r>
+          </w:p>
+        </w:tc>
+      </w:tr>
+      <w:tr>
+        <w:tc>
+          <w:tcPr/>
+          <w:p>
+            <w:pPr>
+              <w:pStyle w:val="Compact"/>
+              <w:jc w:val="left"/>
+            </w:pPr>
+            <w:r>
+              <w:rPr>
+                <w:rStyle w:val="VerbatimChar"/>
+              </w:rPr>
+              <w:t xml:space="preserve">lavador</w:t>
+            </w:r>
+          </w:p>
+        </w:tc>
+        <w:tc>
+          <w:tcPr/>
+          <w:p>
+            <w:pPr>
+              <w:pStyle w:val="Compact"/>
+              <w:jc w:val="left"/>
+            </w:pPr>
+            <w:r>
+              <w:t xml:space="preserve">sus trabajos; la agenda, de su ciudad</w:t>
+            </w:r>
+          </w:p>
+        </w:tc>
+      </w:tr>
+    </w:tbl>
+    <w:p>
+      <w:pPr>
+        <w:pStyle w:val="Compact"/>
+        <w:numPr>
+          <w:ilvl w:val="0"/>
+          <w:numId w:val="1001"/>
+        </w:numPr>
+      </w:pPr>
+      <w:r>
+        <w:rPr>
+          <w:b/>
+          <w:bCs/>
+        </w:rPr>
+        <w:t xml:space="preserve">Abrir una ciudad nueva</w:t>
+      </w:r>
+      <w:r>
+        <w:t xml:space="preserve">, en este orden:</w:t>
+      </w:r>
+      <w:r>
+        <w:t xml:space="preserve"> </w:t>
+      </w:r>
+      <w:r>
+        <w:rPr>
+          <w:b/>
+          <w:bCs/>
+        </w:rPr>
+        <w:t xml:space="preserve">Ciudades</w:t>
+      </w:r>
+      <w:r>
+        <w:t xml:space="preserve"> </w:t>
+      </w:r>
+      <w:r>
+        <w:t xml:space="preserve">→ agregarla;</w:t>
+      </w:r>
+      <w:r>
+        <w:t xml:space="preserve"> </w:t>
+      </w:r>
+      <w:r>
+        <w:rPr>
+          <w:b/>
+          <w:bCs/>
+        </w:rPr>
+        <w:t xml:space="preserve">Estacionamientos</w:t>
+      </w:r>
+      <w:r>
+        <w:t xml:space="preserve"> </w:t>
+      </w:r>
+      <w:r>
+        <w:t xml:space="preserve">→ sus sitios y su taller;</w:t>
+      </w:r>
+      <w:r>
+        <w:t xml:space="preserve"> </w:t>
+      </w:r>
+      <w:r>
+        <w:rPr>
+          <w:b/>
+          <w:bCs/>
+        </w:rPr>
+        <w:t xml:space="preserve">Lavadores</w:t>
+      </w:r>
+      <w:r>
+        <w:t xml:space="preserve"> </w:t>
+      </w:r>
+      <w:r>
+        <w:t xml:space="preserve">→ sus lavadores;</w:t>
+      </w:r>
+      <w:r>
+        <w:t xml:space="preserve"> </w:t>
+      </w:r>
+      <w:r>
+        <w:rPr>
+          <w:b/>
+          <w:bCs/>
+        </w:rPr>
+        <w:t xml:space="preserve">Usuarios</w:t>
+      </w:r>
+      <w:r>
+        <w:t xml:space="preserve"> </w:t>
+      </w:r>
+      <w:r>
+        <w:t xml:space="preserve">→ su operador. Los clientes la ven al reservar cuando tiene al</w:t>
+      </w:r>
+      <w:r>
+        <w:t xml:space="preserve"> </w:t>
+      </w:r>
+      <w:r>
+        <w:t xml:space="preserve">menos un sitio activo.</w:t>
+      </w:r>
+    </w:p>
+    <w:p>
+      <w:pPr>
+        <w:pStyle w:val="Compact"/>
+        <w:numPr>
+          <w:ilvl w:val="0"/>
+          <w:numId w:val="1001"/>
+        </w:numPr>
+      </w:pPr>
+      <w:r>
+        <w:rPr>
+          <w:b/>
+          <w:bCs/>
+        </w:rPr>
+        <w:t xml:space="preserve">Usuarios</w:t>
+      </w:r>
+      <w:r>
+        <w:t xml:space="preserve"> </w:t>
+      </w:r>
+      <w:r>
+        <w:t xml:space="preserve">(</w:t>
+      </w:r>
+      <w:r>
+        <w:rPr>
+          <w:rStyle w:val="VerbatimChar"/>
+        </w:rPr>
+        <w:t xml:space="preserve">/api/usuarios</w:t>
+      </w:r>
+      <w:r>
+        <w:t xml:space="preserve">, solo admin): crear un operador (con ciudad o</w:t>
+      </w:r>
+      <w:r>
+        <w:t xml:space="preserve"> </w:t>
+      </w:r>
+      <w:r>
+        <w:t xml:space="preserve">nacional), cambiarle la ciudad (rige en su siguiente clic), suspenderlo (lo</w:t>
+      </w:r>
+      <w:r>
+        <w:t xml:space="preserve"> </w:t>
+      </w:r>
+      <w:r>
+        <w:t xml:space="preserve">saca de inmediato) o restablecer su contraseña (provisional, se muestra una vez).</w:t>
+      </w:r>
+    </w:p>
+    <w:p>
+      <w:pPr>
+        <w:pStyle w:val="Compact"/>
+        <w:numPr>
+          <w:ilvl w:val="0"/>
+          <w:numId w:val="1001"/>
+        </w:numPr>
+      </w:pPr>
+      <w:r>
+        <w:rPr>
+          <w:b/>
+          <w:bCs/>
+        </w:rPr>
+        <w:t xml:space="preserve">Catálogos nacionales:</w:t>
+      </w:r>
+      <w:r>
+        <w:t xml:space="preserve"> </w:t>
+      </w:r>
+      <w:r>
+        <w:t xml:space="preserve">servicios, precios, adicionales, tipos de vehículo y</w:t>
+      </w:r>
+      <w:r>
+        <w:t xml:space="preserve"> </w:t>
+      </w:r>
+      <w:r>
+        <w:t xml:space="preserve">ciudades valen para todo el país. Solo los modifica el admin o un operador</w:t>
+      </w:r>
+      <w:r>
+        <w:t xml:space="preserve"> </w:t>
+      </w:r>
+      <w:r>
+        <w:t xml:space="preserve">nacional; el operador de ciudad los puede consultar.</w:t>
+      </w:r>
+    </w:p>
+    <w:p>
+      <w:pPr>
+        <w:pStyle w:val="Compact"/>
+        <w:numPr>
+          <w:ilvl w:val="0"/>
+          <w:numId w:val="1001"/>
+        </w:numPr>
+      </w:pPr>
+      <w:r>
+        <w:t xml:space="preserve">Una ciudad</w:t>
+      </w:r>
+      <w:r>
+        <w:t xml:space="preserve"> </w:t>
+      </w:r>
+      <w:r>
+        <w:rPr>
+          <w:b/>
+          <w:bCs/>
+        </w:rPr>
+        <w:t xml:space="preserve">no se borra</w:t>
+      </w:r>
+      <w:r>
+        <w:t xml:space="preserve">, se desactiva: deja de ofrecerse a los clientes y</w:t>
+      </w:r>
+      <w:r>
+        <w:t xml:space="preserve"> </w:t>
+      </w:r>
+      <w:r>
+        <w:t xml:space="preserve">en los formularios, sin tocar lo ya registrado.</w:t>
+      </w:r>
+    </w:p>
+    <w:p>
+      <w:pPr>
+        <w:pStyle w:val="Compact"/>
+        <w:numPr>
+          <w:ilvl w:val="0"/>
+          <w:numId w:val="1001"/>
+        </w:numPr>
+      </w:pPr>
+      <w:r>
+        <w:t xml:space="preserve">Al migrar (2026-10-12) los 3 lavadores quedaron en Quito y el operador</w:t>
+      </w:r>
+      <w:r>
+        <w:t xml:space="preserve"> </w:t>
+      </w:r>
+      <w:r>
+        <w:t xml:space="preserve">existente quedó nacional.</w:t>
+      </w:r>
+    </w:p>
     <w:bookmarkEnd w:id="21"/>
-    <w:bookmarkStart w:id="23" w:name="catálogos"/>
+    <w:bookmarkEnd w:id="22"/>
+    <w:bookmarkStart w:id="24" w:name="catálogos"/>
     <w:p>
       <w:pPr>
         <w:pStyle w:val="Heading2"/>
@@ -1568,7 +2180,7 @@
         <w:t xml:space="preserve">.</w:t>
       </w:r>
     </w:p>
-    <w:bookmarkStart w:id="22" w:name="vehículos-de-cada-cliente"/>
+    <w:bookmarkStart w:id="23" w:name="vehículos-de-cada-cliente"/>
     <w:p>
       <w:pPr>
         <w:pStyle w:val="Heading3"/>
@@ -1931,9 +2543,9 @@
         <w:t xml:space="preserve">abrir la fila no consulta nada: es instantáneo.</w:t>
       </w:r>
     </w:p>
-    <w:bookmarkEnd w:id="22"/>
     <w:bookmarkEnd w:id="23"/>
-    <w:bookmarkStart w:id="24" w:name="precios-por-tipo-de-vehículo"/>
+    <w:bookmarkEnd w:id="24"/>
+    <w:bookmarkStart w:id="25" w:name="precios-por-tipo-de-vehículo"/>
     <w:p>
       <w:pPr>
         <w:pStyle w:val="Heading2"/>
@@ -2030,491 +2642,6 @@
       </w:r>
       <w:r>
         <w:t xml:space="preserve">).</w:t>
-      </w:r>
-    </w:p>
-    <w:p>
-      <w:pPr>
-        <w:pStyle w:val="Compact"/>
-        <w:numPr>
-          <w:ilvl w:val="0"/>
-          <w:numId w:val="1001"/>
-        </w:numPr>
-      </w:pPr>
-      <w:r>
-        <w:t xml:space="preserve">Un servicio se ofrece a un tipo solo si existe esa fila, con</w:t>
-      </w:r>
-      <w:r>
-        <w:t xml:space="preserve"> </w:t>
-      </w:r>
-      <w:r>
-        <w:rPr>
-          <w:rStyle w:val="VerbatimChar"/>
-        </w:rPr>
-        <w:t xml:space="preserve">activo = true</w:t>
-      </w:r>
-      <w:r>
-        <w:t xml:space="preserve">, y el tipo está activo.</w:t>
-      </w:r>
-    </w:p>
-    <w:p>
-      <w:pPr>
-        <w:pStyle w:val="Compact"/>
-        <w:numPr>
-          <w:ilvl w:val="0"/>
-          <w:numId w:val="1001"/>
-        </w:numPr>
-      </w:pPr>
-      <w:r>
-        <w:t xml:space="preserve">La duración de la fila define cuánto se bloquea en la agenda.</w:t>
-      </w:r>
-    </w:p>
-    <w:p>
-      <w:pPr>
-        <w:pStyle w:val="Compact"/>
-        <w:numPr>
-          <w:ilvl w:val="0"/>
-          <w:numId w:val="1001"/>
-        </w:numPr>
-      </w:pPr>
-      <w:r>
-        <w:rPr>
-          <w:rStyle w:val="VerbatimChar"/>
-        </w:rPr>
-        <w:t xml:space="preserve">GET /api/public/servicios</w:t>
-      </w:r>
-      <w:r>
-        <w:t xml:space="preserve"> </w:t>
-      </w:r>
-      <w:r>
-        <w:t xml:space="preserve">devuelve cada servicio con sus precios y</w:t>
-      </w:r>
-      <w:r>
-        <w:t xml:space="preserve"> </w:t>
-      </w:r>
-      <w:r>
-        <w:rPr>
-          <w:rStyle w:val="VerbatimChar"/>
-        </w:rPr>
-        <w:t xml:space="preserve">precio_desde</w:t>
-      </w:r>
-      <w:r>
-        <w:t xml:space="preserve">; omite los que no tienen ningún precio.</w:t>
-      </w:r>
-    </w:p>
-    <w:p>
-      <w:pPr>
-        <w:pStyle w:val="Compact"/>
-        <w:numPr>
-          <w:ilvl w:val="0"/>
-          <w:numId w:val="1001"/>
-        </w:numPr>
-      </w:pPr>
-      <w:r>
-        <w:rPr>
-          <w:rStyle w:val="VerbatimChar"/>
-        </w:rPr>
-        <w:t xml:space="preserve">POST</w:t>
-      </w:r>
-      <w:r>
-        <w:t xml:space="preserve"> </w:t>
-      </w:r>
-      <w:r>
-        <w:t xml:space="preserve">y</w:t>
-      </w:r>
-      <w:r>
-        <w:t xml:space="preserve"> </w:t>
-      </w:r>
-      <w:r>
-        <w:rPr>
-          <w:rStyle w:val="VerbatimChar"/>
-        </w:rPr>
-        <w:t xml:space="preserve">PUT /api/servicios</w:t>
-      </w:r>
-      <w:r>
-        <w:t xml:space="preserve"> </w:t>
-      </w:r>
-      <w:r>
-        <w:t xml:space="preserve">reciben</w:t>
-      </w:r>
-      <w:r>
-        <w:t xml:space="preserve"> </w:t>
-      </w:r>
-      <w:r>
-        <w:rPr>
-          <w:rStyle w:val="VerbatimChar"/>
-        </w:rPr>
-        <w:t xml:space="preserve">precios: [{ id_tipo_vehiculo, precio, duracion_min }]</w:t>
-      </w:r>
-      <w:r>
-        <w:t xml:space="preserve">. Un tipo que deja de venir queda desactivado, no borrado. No se acepta un servicio sin ningún precio.</w:t>
-      </w:r>
-    </w:p>
-    <w:p>
-      <w:pPr>
-        <w:pStyle w:val="Compact"/>
-        <w:numPr>
-          <w:ilvl w:val="0"/>
-          <w:numId w:val="1001"/>
-        </w:numPr>
-      </w:pPr>
-      <w:r>
-        <w:t xml:space="preserve">Tipos de vehículo:</w:t>
-      </w:r>
-      <w:r>
-        <w:t xml:space="preserve"> </w:t>
-      </w:r>
-      <w:r>
-        <w:rPr>
-          <w:rStyle w:val="VerbatimChar"/>
-        </w:rPr>
-        <w:t xml:space="preserve">GET/POST/PUT /api/tipos-vehiculo</w:t>
-      </w:r>
-      <w:r>
-        <w:t xml:space="preserve"> </w:t>
-      </w:r>
-      <w:r>
-        <w:t xml:space="preserve">(interno) y</w:t>
-      </w:r>
-      <w:r>
-        <w:t xml:space="preserve"> </w:t>
-      </w:r>
-      <w:r>
-        <w:rPr>
-          <w:rStyle w:val="VerbatimChar"/>
-        </w:rPr>
-        <w:t xml:space="preserve">GET /api/public/tipos-vehiculo</w:t>
-      </w:r>
-      <w:r>
-        <w:t xml:space="preserve">. El</w:t>
-      </w:r>
-      <w:r>
-        <w:t xml:space="preserve"> </w:t>
-      </w:r>
-      <w:r>
-        <w:rPr>
-          <w:rStyle w:val="VerbatimChar"/>
-        </w:rPr>
-        <w:t xml:space="preserve">codigo</w:t>
-      </w:r>
-      <w:r>
-        <w:t xml:space="preserve"> </w:t>
-      </w:r>
-      <w:r>
-        <w:t xml:space="preserve">se genera a partir del nombre.</w:t>
-      </w:r>
-    </w:p>
-    <w:p>
-      <w:pPr>
-        <w:pStyle w:val="FirstParagraph"/>
-      </w:pPr>
-      <w:r>
-        <w:rPr>
-          <w:rStyle w:val="VerbatimChar"/>
-        </w:rPr>
-        <w:t xml:space="preserve">Vehiculo.id_tipo_vehiculo</w:t>
-      </w:r>
-      <w:r>
-        <w:t xml:space="preserve"> </w:t>
-      </w:r>
-      <w:r>
-        <w:t xml:space="preserve">es obligatorio al registrar (</w:t>
-      </w:r>
-      <w:r>
-        <w:rPr>
-          <w:rStyle w:val="VerbatimChar"/>
-        </w:rPr>
-        <w:t xml:space="preserve">POST /api/vehiculos</w:t>
-      </w:r>
-      <w:r>
-        <w:t xml:space="preserve">).</w:t>
-      </w:r>
-      <w:r>
-        <w:t xml:space="preserve"> </w:t>
-      </w:r>
-      <w:r>
-        <w:t xml:space="preserve">Admite</w:t>
-      </w:r>
-      <w:r>
-        <w:t xml:space="preserve"> </w:t>
-      </w:r>
-      <w:r>
-        <w:rPr>
-          <w:rStyle w:val="VerbatimChar"/>
-        </w:rPr>
-        <w:t xml:space="preserve">null</w:t>
-      </w:r>
-      <w:r>
-        <w:t xml:space="preserve"> </w:t>
-      </w:r>
-      <w:r>
-        <w:t xml:space="preserve">solo por los vehículos anteriores al catálogo:</w:t>
-      </w:r>
-      <w:r>
-        <w:t xml:space="preserve"> </w:t>
-      </w:r>
-      <w:r>
-        <w:rPr>
-          <w:b/>
-          <w:bCs/>
-        </w:rPr>
-        <w:t xml:space="preserve">3 vehículos</w:t>
-      </w:r>
-      <w:r>
-        <w:t xml:space="preserve"> </w:t>
-      </w:r>
-      <w:r>
-        <w:t xml:space="preserve">siguen</w:t>
-      </w:r>
-      <w:r>
-        <w:t xml:space="preserve"> </w:t>
-      </w:r>
-      <w:r>
-        <w:t xml:space="preserve">sin tipo y no pueden reservar hasta que su dueño o el operador lo complete. El</w:t>
-      </w:r>
-      <w:r>
-        <w:t xml:space="preserve"> </w:t>
-      </w:r>
-      <w:r>
-        <w:t xml:space="preserve">cliente puede editar sus propios vehículos (</w:t>
-      </w:r>
-      <w:r>
-        <w:rPr>
-          <w:rStyle w:val="VerbatimChar"/>
-        </w:rPr>
-        <w:t xml:space="preserve">PUT /api/vehiculos/:id</w:t>
-      </w:r>
-      <w:r>
-        <w:t xml:space="preserve">), pero no su estado.</w:t>
-      </w:r>
-    </w:p>
-    <w:p>
-      <w:pPr>
-        <w:pStyle w:val="BlockText"/>
-      </w:pPr>
-      <w:r>
-        <w:rPr>
-          <w:b/>
-          <w:bCs/>
-        </w:rPr>
-        <w:t xml:space="preserve">Pendiente (2026-09-27):</w:t>
-      </w:r>
-      <w:r>
-        <w:t xml:space="preserve"> </w:t>
-      </w:r>
-      <w:r>
-        <w:t xml:space="preserve">el tipo</w:t>
-      </w:r>
-      <w:r>
-        <w:t xml:space="preserve"> </w:t>
-      </w:r>
-      <w:r>
-        <w:rPr>
-          <w:b/>
-          <w:bCs/>
-        </w:rPr>
-        <w:t xml:space="preserve">moto</w:t>
-      </w:r>
-      <w:r>
-        <w:t xml:space="preserve"> </w:t>
-      </w:r>
-      <w:r>
-        <w:t xml:space="preserve">no tiene ningún precio, así que</w:t>
-      </w:r>
-      <w:r>
-        <w:t xml:space="preserve"> </w:t>
-      </w:r>
-      <w:r>
-        <w:t xml:space="preserve">ningún servicio se le ofrece. La migración no inventó tarifas: se cargan desde</w:t>
-      </w:r>
-      <w:r>
-        <w:t xml:space="preserve"> </w:t>
-      </w:r>
-      <w:r>
-        <w:rPr>
-          <w:b/>
-          <w:bCs/>
-        </w:rPr>
-        <w:t xml:space="preserve">Servicios → Servicios y precios</w:t>
-      </w:r>
-      <w:r>
-        <w:t xml:space="preserve">.</w:t>
-      </w:r>
-    </w:p>
-    <w:bookmarkEnd w:id="24"/>
-    <w:bookmarkStart w:id="25" w:name="servicios-adicionales"/>
-    <w:p>
-      <w:pPr>
-        <w:pStyle w:val="Heading2"/>
-      </w:pPr>
-      <w:r>
-        <w:rPr>
-          <w:rStyle w:val="SectionNumber"/>
-        </w:rPr>
-        <w:t xml:space="preserve">0.4</w:t>
-      </w:r>
-      <w:r>
-        <w:tab/>
-      </w:r>
-      <w:r>
-        <w:t xml:space="preserve">4. Servicios adicionales</w:t>
-      </w:r>
-    </w:p>
-    <w:p>
-      <w:pPr>
-        <w:pStyle w:val="FirstParagraph"/>
-      </w:pPr>
-      <w:r>
-        <w:rPr>
-          <w:rStyle w:val="VerbatimChar"/>
-        </w:rPr>
-        <w:t xml:space="preserve">ServicioAdicional</w:t>
-      </w:r>
-      <w:r>
-        <w:t xml:space="preserve"> </w:t>
-      </w:r>
-      <w:r>
-        <w:t xml:space="preserve">(nombre, precio,</w:t>
-      </w:r>
-      <w:r>
-        <w:t xml:space="preserve"> </w:t>
-      </w:r>
-      <w:r>
-        <w:rPr>
-          <w:rStyle w:val="VerbatimChar"/>
-        </w:rPr>
-        <w:t xml:space="preserve">duracion_min</w:t>
-      </w:r>
-      <w:r>
-        <w:t xml:space="preserve"> </w:t>
-      </w:r>
-      <w:r>
-        <w:t xml:space="preserve">extra). CRUD interno en</w:t>
-      </w:r>
-      <w:r>
-        <w:t xml:space="preserve"> </w:t>
-      </w:r>
-      <w:r>
-        <w:rPr>
-          <w:rStyle w:val="VerbatimChar"/>
-        </w:rPr>
-        <w:t xml:space="preserve">/api/adicionales</w:t>
-      </w:r>
-      <w:r>
-        <w:t xml:space="preserve">; lectura pública en</w:t>
-      </w:r>
-      <w:r>
-        <w:t xml:space="preserve"> </w:t>
-      </w:r>
-      <w:r>
-        <w:rPr>
-          <w:rStyle w:val="VerbatimChar"/>
-        </w:rPr>
-        <w:t xml:space="preserve">/api/public/adicionales</w:t>
-      </w:r>
-      <w:r>
-        <w:t xml:space="preserve">.</w:t>
-      </w:r>
-    </w:p>
-    <w:p>
-      <w:pPr>
-        <w:pStyle w:val="BodyText"/>
-      </w:pPr>
-      <w:r>
-        <w:t xml:space="preserve">Al reservar, cada adicional elegido se copia a</w:t>
-      </w:r>
-      <w:r>
-        <w:t xml:space="preserve"> </w:t>
-      </w:r>
-      <w:r>
-        <w:rPr>
-          <w:rStyle w:val="VerbatimChar"/>
-        </w:rPr>
-        <w:t xml:space="preserve">ReservaAdicional</w:t>
-      </w:r>
-      <w:r>
-        <w:t xml:space="preserve"> </w:t>
-      </w:r>
-      <w:r>
-        <w:t xml:space="preserve">(nombre, precio</w:t>
-      </w:r>
-      <w:r>
-        <w:t xml:space="preserve"> </w:t>
-      </w:r>
-      <w:r>
-        <w:t xml:space="preserve">y minutos): cambiar el catálogo después no altera reservas ya hechas.</w:t>
-      </w:r>
-      <w:r>
-        <w:t xml:space="preserve"> </w:t>
-      </w:r>
-      <w:r>
-        <w:rPr>
-          <w:rStyle w:val="VerbatimChar"/>
-        </w:rPr>
-        <w:t xml:space="preserve">Reserva.precio_final</w:t>
-      </w:r>
-      <w:r>
-        <w:t xml:space="preserve"> </w:t>
-      </w:r>
-      <w:r>
-        <w:t xml:space="preserve">= precio del servicio para el tipo de vehículo (0 si lo cubre</w:t>
-      </w:r>
-      <w:r>
-        <w:t xml:space="preserve"> </w:t>
-      </w:r>
-      <w:r>
-        <w:t xml:space="preserve">un plan) + adicionales.</w:t>
-      </w:r>
-      <w:r>
-        <w:t xml:space="preserve"> </w:t>
-      </w:r>
-      <w:r>
-        <w:rPr>
-          <w:b/>
-          <w:bCs/>
-        </w:rPr>
-        <w:t xml:space="preserve">Los planes no cubren adicionales.</w:t>
-      </w:r>
-    </w:p>
-    <w:bookmarkEnd w:id="25"/>
-    <w:bookmarkStart w:id="26" w:name="cotización-y-creación-de-reservas"/>
-    <w:p>
-      <w:pPr>
-        <w:pStyle w:val="Heading2"/>
-      </w:pPr>
-      <w:r>
-        <w:rPr>
-          <w:rStyle w:val="SectionNumber"/>
-        </w:rPr>
-        <w:t xml:space="preserve">0.5</w:t>
-      </w:r>
-      <w:r>
-        <w:tab/>
-      </w:r>
-      <w:r>
-        <w:t xml:space="preserve">5. Cotización y creación de reservas</w:t>
-      </w:r>
-    </w:p>
-    <w:p>
-      <w:pPr>
-        <w:pStyle w:val="FirstParagraph"/>
-      </w:pPr>
-      <w:r>
-        <w:t xml:space="preserve">El precio y la duración los calcula siempre el backend (</w:t>
-      </w:r>
-      <w:r>
-        <w:rPr>
-          <w:rStyle w:val="VerbatimChar"/>
-        </w:rPr>
-        <w:t xml:space="preserve">services/cotizacion.service.js</w:t>
-      </w:r>
-      <w:r>
-        <w:t xml:space="preserve">);</w:t>
-      </w:r>
-      <w:r>
-        <w:t xml:space="preserve"> </w:t>
-      </w:r>
-      <w:r>
-        <w:t xml:space="preserve">lo que muestra la pantalla sale de la misma cuenta.</w:t>
       </w:r>
     </w:p>
     <w:p>
@@ -2526,28 +2653,19 @@
         </w:numPr>
       </w:pPr>
       <w:r>
-        <w:rPr>
-          <w:rStyle w:val="VerbatimChar"/>
-        </w:rPr>
-        <w:t xml:space="preserve">POST /api/reservas/cotizar</w:t>
-      </w:r>
-      <w:r>
-        <w:t xml:space="preserve"> </w:t>
-      </w:r>
-      <w:r>
-        <w:t xml:space="preserve">— vista previa:</w:t>
-      </w:r>
-      <w:r>
-        <w:t xml:space="preserve"> </w:t>
-      </w:r>
-      <w:r>
-        <w:rPr>
-          <w:rStyle w:val="VerbatimChar"/>
-        </w:rPr>
-        <w:t xml:space="preserve">{ id_vehiculo, id_tipo_servicio, adicionales }</w:t>
-      </w:r>
-      <w:r>
-        <w:t xml:space="preserve">.</w:t>
+        <w:t xml:space="preserve">Un servicio se ofrece a un tipo solo si existe esa fila, con</w:t>
+      </w:r>
+      <w:r>
+        <w:t xml:space="preserve"> </w:t>
+      </w:r>
+      <w:r>
+        <w:rPr>
+          <w:rStyle w:val="VerbatimChar"/>
+        </w:rPr>
+        <w:t xml:space="preserve">activo = true</w:t>
+      </w:r>
+      <w:r>
+        <w:t xml:space="preserve">, y el tipo está activo.</w:t>
       </w:r>
     </w:p>
     <w:p>
@@ -2559,6 +2677,500 @@
         </w:numPr>
       </w:pPr>
       <w:r>
+        <w:t xml:space="preserve">La duración de la fila define cuánto se bloquea en la agenda.</w:t>
+      </w:r>
+    </w:p>
+    <w:p>
+      <w:pPr>
+        <w:pStyle w:val="Compact"/>
+        <w:numPr>
+          <w:ilvl w:val="0"/>
+          <w:numId w:val="1002"/>
+        </w:numPr>
+      </w:pPr>
+      <w:r>
+        <w:rPr>
+          <w:rStyle w:val="VerbatimChar"/>
+        </w:rPr>
+        <w:t xml:space="preserve">GET /api/public/servicios</w:t>
+      </w:r>
+      <w:r>
+        <w:t xml:space="preserve"> </w:t>
+      </w:r>
+      <w:r>
+        <w:t xml:space="preserve">devuelve cada servicio con sus precios y</w:t>
+      </w:r>
+      <w:r>
+        <w:t xml:space="preserve"> </w:t>
+      </w:r>
+      <w:r>
+        <w:rPr>
+          <w:rStyle w:val="VerbatimChar"/>
+        </w:rPr>
+        <w:t xml:space="preserve">precio_desde</w:t>
+      </w:r>
+      <w:r>
+        <w:t xml:space="preserve">; omite los que no tienen ningún precio.</w:t>
+      </w:r>
+    </w:p>
+    <w:p>
+      <w:pPr>
+        <w:pStyle w:val="Compact"/>
+        <w:numPr>
+          <w:ilvl w:val="0"/>
+          <w:numId w:val="1002"/>
+        </w:numPr>
+      </w:pPr>
+      <w:r>
+        <w:rPr>
+          <w:rStyle w:val="VerbatimChar"/>
+        </w:rPr>
+        <w:t xml:space="preserve">POST</w:t>
+      </w:r>
+      <w:r>
+        <w:t xml:space="preserve"> </w:t>
+      </w:r>
+      <w:r>
+        <w:t xml:space="preserve">y</w:t>
+      </w:r>
+      <w:r>
+        <w:t xml:space="preserve"> </w:t>
+      </w:r>
+      <w:r>
+        <w:rPr>
+          <w:rStyle w:val="VerbatimChar"/>
+        </w:rPr>
+        <w:t xml:space="preserve">PUT /api/servicios</w:t>
+      </w:r>
+      <w:r>
+        <w:t xml:space="preserve"> </w:t>
+      </w:r>
+      <w:r>
+        <w:t xml:space="preserve">reciben</w:t>
+      </w:r>
+      <w:r>
+        <w:t xml:space="preserve"> </w:t>
+      </w:r>
+      <w:r>
+        <w:rPr>
+          <w:rStyle w:val="VerbatimChar"/>
+        </w:rPr>
+        <w:t xml:space="preserve">precios: [{ id_tipo_vehiculo, precio, duracion_min }]</w:t>
+      </w:r>
+      <w:r>
+        <w:t xml:space="preserve">. Un tipo que deja de venir queda desactivado, no borrado. No se acepta un servicio sin ningún precio.</w:t>
+      </w:r>
+    </w:p>
+    <w:p>
+      <w:pPr>
+        <w:pStyle w:val="Compact"/>
+        <w:numPr>
+          <w:ilvl w:val="0"/>
+          <w:numId w:val="1002"/>
+        </w:numPr>
+      </w:pPr>
+      <w:r>
+        <w:t xml:space="preserve">Tipos de vehículo:</w:t>
+      </w:r>
+      <w:r>
+        <w:t xml:space="preserve"> </w:t>
+      </w:r>
+      <w:r>
+        <w:rPr>
+          <w:rStyle w:val="VerbatimChar"/>
+        </w:rPr>
+        <w:t xml:space="preserve">GET/POST/PUT /api/tipos-vehiculo</w:t>
+      </w:r>
+      <w:r>
+        <w:t xml:space="preserve"> </w:t>
+      </w:r>
+      <w:r>
+        <w:t xml:space="preserve">(interno) y</w:t>
+      </w:r>
+      <w:r>
+        <w:t xml:space="preserve"> </w:t>
+      </w:r>
+      <w:r>
+        <w:rPr>
+          <w:rStyle w:val="VerbatimChar"/>
+        </w:rPr>
+        <w:t xml:space="preserve">GET /api/public/tipos-vehiculo</w:t>
+      </w:r>
+      <w:r>
+        <w:t xml:space="preserve">. El</w:t>
+      </w:r>
+      <w:r>
+        <w:t xml:space="preserve"> </w:t>
+      </w:r>
+      <w:r>
+        <w:rPr>
+          <w:rStyle w:val="VerbatimChar"/>
+        </w:rPr>
+        <w:t xml:space="preserve">codigo</w:t>
+      </w:r>
+      <w:r>
+        <w:t xml:space="preserve"> </w:t>
+      </w:r>
+      <w:r>
+        <w:t xml:space="preserve">se genera a partir del nombre.</w:t>
+      </w:r>
+    </w:p>
+    <w:p>
+      <w:pPr>
+        <w:pStyle w:val="FirstParagraph"/>
+      </w:pPr>
+      <w:r>
+        <w:rPr>
+          <w:rStyle w:val="VerbatimChar"/>
+        </w:rPr>
+        <w:t xml:space="preserve">Vehiculo.id_tipo_vehiculo</w:t>
+      </w:r>
+      <w:r>
+        <w:t xml:space="preserve"> </w:t>
+      </w:r>
+      <w:r>
+        <w:t xml:space="preserve">es obligatorio al registrar (</w:t>
+      </w:r>
+      <w:r>
+        <w:rPr>
+          <w:rStyle w:val="VerbatimChar"/>
+        </w:rPr>
+        <w:t xml:space="preserve">POST /api/vehiculos</w:t>
+      </w:r>
+      <w:r>
+        <w:t xml:space="preserve">).</w:t>
+      </w:r>
+      <w:r>
+        <w:t xml:space="preserve"> </w:t>
+      </w:r>
+      <w:r>
+        <w:t xml:space="preserve">Admite</w:t>
+      </w:r>
+      <w:r>
+        <w:t xml:space="preserve"> </w:t>
+      </w:r>
+      <w:r>
+        <w:rPr>
+          <w:rStyle w:val="VerbatimChar"/>
+        </w:rPr>
+        <w:t xml:space="preserve">null</w:t>
+      </w:r>
+      <w:r>
+        <w:t xml:space="preserve"> </w:t>
+      </w:r>
+      <w:r>
+        <w:t xml:space="preserve">solo por los vehículos anteriores al catálogo:</w:t>
+      </w:r>
+      <w:r>
+        <w:t xml:space="preserve"> </w:t>
+      </w:r>
+      <w:r>
+        <w:rPr>
+          <w:b/>
+          <w:bCs/>
+        </w:rPr>
+        <w:t xml:space="preserve">3 vehículos</w:t>
+      </w:r>
+      <w:r>
+        <w:t xml:space="preserve"> </w:t>
+      </w:r>
+      <w:r>
+        <w:t xml:space="preserve">siguen</w:t>
+      </w:r>
+      <w:r>
+        <w:t xml:space="preserve"> </w:t>
+      </w:r>
+      <w:r>
+        <w:t xml:space="preserve">sin tipo y no pueden reservar hasta que su dueño o el operador lo complete. El</w:t>
+      </w:r>
+      <w:r>
+        <w:t xml:space="preserve"> </w:t>
+      </w:r>
+      <w:r>
+        <w:t xml:space="preserve">cliente puede editar sus propios vehículos (</w:t>
+      </w:r>
+      <w:r>
+        <w:rPr>
+          <w:rStyle w:val="VerbatimChar"/>
+        </w:rPr>
+        <w:t xml:space="preserve">PUT /api/vehiculos/:id</w:t>
+      </w:r>
+      <w:r>
+        <w:t xml:space="preserve">), pero no su estado.</w:t>
+      </w:r>
+    </w:p>
+    <w:p>
+      <w:pPr>
+        <w:pStyle w:val="BlockText"/>
+      </w:pPr>
+      <w:r>
+        <w:rPr>
+          <w:b/>
+          <w:bCs/>
+        </w:rPr>
+        <w:t xml:space="preserve">Pendiente (2026-09-27):</w:t>
+      </w:r>
+      <w:r>
+        <w:t xml:space="preserve"> </w:t>
+      </w:r>
+      <w:r>
+        <w:t xml:space="preserve">el tipo</w:t>
+      </w:r>
+      <w:r>
+        <w:t xml:space="preserve"> </w:t>
+      </w:r>
+      <w:r>
+        <w:rPr>
+          <w:b/>
+          <w:bCs/>
+        </w:rPr>
+        <w:t xml:space="preserve">moto</w:t>
+      </w:r>
+      <w:r>
+        <w:t xml:space="preserve"> </w:t>
+      </w:r>
+      <w:r>
+        <w:t xml:space="preserve">no tiene ningún precio, así que</w:t>
+      </w:r>
+      <w:r>
+        <w:t xml:space="preserve"> </w:t>
+      </w:r>
+      <w:r>
+        <w:t xml:space="preserve">ningún servicio se le ofrece. La migración no inventó tarifas: se cargan desde</w:t>
+      </w:r>
+      <w:r>
+        <w:t xml:space="preserve"> </w:t>
+      </w:r>
+      <w:r>
+        <w:rPr>
+          <w:b/>
+          <w:bCs/>
+        </w:rPr>
+        <w:t xml:space="preserve">Servicios → Servicios y precios</w:t>
+      </w:r>
+      <w:r>
+        <w:t xml:space="preserve">.</w:t>
+      </w:r>
+    </w:p>
+    <w:bookmarkEnd w:id="25"/>
+    <w:bookmarkStart w:id="26" w:name="servicios-adicionales"/>
+    <w:p>
+      <w:pPr>
+        <w:pStyle w:val="Heading2"/>
+      </w:pPr>
+      <w:r>
+        <w:rPr>
+          <w:rStyle w:val="SectionNumber"/>
+        </w:rPr>
+        <w:t xml:space="preserve">0.4</w:t>
+      </w:r>
+      <w:r>
+        <w:tab/>
+      </w:r>
+      <w:r>
+        <w:t xml:space="preserve">4. Servicios adicionales</w:t>
+      </w:r>
+    </w:p>
+    <w:p>
+      <w:pPr>
+        <w:pStyle w:val="FirstParagraph"/>
+      </w:pPr>
+      <w:r>
+        <w:rPr>
+          <w:rStyle w:val="VerbatimChar"/>
+        </w:rPr>
+        <w:t xml:space="preserve">ServicioAdicional</w:t>
+      </w:r>
+      <w:r>
+        <w:t xml:space="preserve"> </w:t>
+      </w:r>
+      <w:r>
+        <w:t xml:space="preserve">(nombre, precio,</w:t>
+      </w:r>
+      <w:r>
+        <w:t xml:space="preserve"> </w:t>
+      </w:r>
+      <w:r>
+        <w:rPr>
+          <w:rStyle w:val="VerbatimChar"/>
+        </w:rPr>
+        <w:t xml:space="preserve">duracion_min</w:t>
+      </w:r>
+      <w:r>
+        <w:t xml:space="preserve"> </w:t>
+      </w:r>
+      <w:r>
+        <w:t xml:space="preserve">extra). CRUD interno en</w:t>
+      </w:r>
+      <w:r>
+        <w:t xml:space="preserve"> </w:t>
+      </w:r>
+      <w:r>
+        <w:rPr>
+          <w:rStyle w:val="VerbatimChar"/>
+        </w:rPr>
+        <w:t xml:space="preserve">/api/adicionales</w:t>
+      </w:r>
+      <w:r>
+        <w:t xml:space="preserve">; lectura pública en</w:t>
+      </w:r>
+      <w:r>
+        <w:t xml:space="preserve"> </w:t>
+      </w:r>
+      <w:r>
+        <w:rPr>
+          <w:rStyle w:val="VerbatimChar"/>
+        </w:rPr>
+        <w:t xml:space="preserve">/api/public/adicionales</w:t>
+      </w:r>
+      <w:r>
+        <w:t xml:space="preserve">.</w:t>
+      </w:r>
+    </w:p>
+    <w:p>
+      <w:pPr>
+        <w:pStyle w:val="BodyText"/>
+      </w:pPr>
+      <w:r>
+        <w:t xml:space="preserve">Al reservar, cada adicional elegido se copia a</w:t>
+      </w:r>
+      <w:r>
+        <w:t xml:space="preserve"> </w:t>
+      </w:r>
+      <w:r>
+        <w:rPr>
+          <w:rStyle w:val="VerbatimChar"/>
+        </w:rPr>
+        <w:t xml:space="preserve">ReservaAdicional</w:t>
+      </w:r>
+      <w:r>
+        <w:t xml:space="preserve"> </w:t>
+      </w:r>
+      <w:r>
+        <w:t xml:space="preserve">(nombre, precio</w:t>
+      </w:r>
+      <w:r>
+        <w:t xml:space="preserve"> </w:t>
+      </w:r>
+      <w:r>
+        <w:t xml:space="preserve">y minutos): cambiar el catálogo después no altera reservas ya hechas.</w:t>
+      </w:r>
+      <w:r>
+        <w:t xml:space="preserve"> </w:t>
+      </w:r>
+      <w:r>
+        <w:rPr>
+          <w:rStyle w:val="VerbatimChar"/>
+        </w:rPr>
+        <w:t xml:space="preserve">Reserva.precio_final</w:t>
+      </w:r>
+      <w:r>
+        <w:t xml:space="preserve"> </w:t>
+      </w:r>
+      <w:r>
+        <w:t xml:space="preserve">= precio del servicio para el tipo de vehículo (0 si lo cubre</w:t>
+      </w:r>
+      <w:r>
+        <w:t xml:space="preserve"> </w:t>
+      </w:r>
+      <w:r>
+        <w:t xml:space="preserve">un plan) + adicionales.</w:t>
+      </w:r>
+      <w:r>
+        <w:t xml:space="preserve"> </w:t>
+      </w:r>
+      <w:r>
+        <w:rPr>
+          <w:b/>
+          <w:bCs/>
+        </w:rPr>
+        <w:t xml:space="preserve">Los planes no cubren adicionales.</w:t>
+      </w:r>
+    </w:p>
+    <w:bookmarkEnd w:id="26"/>
+    <w:bookmarkStart w:id="27" w:name="cotización-y-creación-de-reservas"/>
+    <w:p>
+      <w:pPr>
+        <w:pStyle w:val="Heading2"/>
+      </w:pPr>
+      <w:r>
+        <w:rPr>
+          <w:rStyle w:val="SectionNumber"/>
+        </w:rPr>
+        <w:t xml:space="preserve">0.5</w:t>
+      </w:r>
+      <w:r>
+        <w:tab/>
+      </w:r>
+      <w:r>
+        <w:t xml:space="preserve">5. Cotización y creación de reservas</w:t>
+      </w:r>
+    </w:p>
+    <w:p>
+      <w:pPr>
+        <w:pStyle w:val="FirstParagraph"/>
+      </w:pPr>
+      <w:r>
+        <w:t xml:space="preserve">El precio y la duración los calcula siempre el backend (</w:t>
+      </w:r>
+      <w:r>
+        <w:rPr>
+          <w:rStyle w:val="VerbatimChar"/>
+        </w:rPr>
+        <w:t xml:space="preserve">services/cotizacion.service.js</w:t>
+      </w:r>
+      <w:r>
+        <w:t xml:space="preserve">);</w:t>
+      </w:r>
+      <w:r>
+        <w:t xml:space="preserve"> </w:t>
+      </w:r>
+      <w:r>
+        <w:t xml:space="preserve">lo que muestra la pantalla sale de la misma cuenta.</w:t>
+      </w:r>
+    </w:p>
+    <w:p>
+      <w:pPr>
+        <w:pStyle w:val="Compact"/>
+        <w:numPr>
+          <w:ilvl w:val="0"/>
+          <w:numId w:val="1003"/>
+        </w:numPr>
+      </w:pPr>
+      <w:r>
+        <w:rPr>
+          <w:rStyle w:val="VerbatimChar"/>
+        </w:rPr>
+        <w:t xml:space="preserve">POST /api/reservas/cotizar</w:t>
+      </w:r>
+      <w:r>
+        <w:t xml:space="preserve"> </w:t>
+      </w:r>
+      <w:r>
+        <w:t xml:space="preserve">— vista previa:</w:t>
+      </w:r>
+      <w:r>
+        <w:t xml:space="preserve"> </w:t>
+      </w:r>
+      <w:r>
+        <w:rPr>
+          <w:rStyle w:val="VerbatimChar"/>
+        </w:rPr>
+        <w:t xml:space="preserve">{ id_vehiculo, id_tipo_servicio, adicionales }</w:t>
+      </w:r>
+      <w:r>
+        <w:t xml:space="preserve">.</w:t>
+      </w:r>
+    </w:p>
+    <w:p>
+      <w:pPr>
+        <w:pStyle w:val="Compact"/>
+        <w:numPr>
+          <w:ilvl w:val="0"/>
+          <w:numId w:val="1003"/>
+        </w:numPr>
+      </w:pPr>
+      <w:r>
         <w:rPr>
           <w:rStyle w:val="VerbatimChar"/>
         </w:rPr>
@@ -2659,8 +3271,8 @@
         <w:t xml:space="preserve">.</w:t>
       </w:r>
     </w:p>
-    <w:bookmarkEnd w:id="26"/>
-    <w:bookmarkStart w:id="27" w:name="agenda-y-capacidad"/>
+    <w:bookmarkEnd w:id="27"/>
+    <w:bookmarkStart w:id="28" w:name="agenda-y-capacidad"/>
     <w:p>
       <w:pPr>
         <w:pStyle w:val="Heading2"/>
@@ -2749,7 +3361,17 @@
               <w:t xml:space="preserve"> </w:t>
             </w:r>
             <w:r>
-              <w:t xml:space="preserve">del sitio; si es 0, la cantidad de lavadores activos</w:t>
+              <w:t xml:space="preserve">del sitio; si es 0, los lavadores activos</w:t>
+            </w:r>
+            <w:r>
+              <w:t xml:space="preserve"> </w:t>
+            </w:r>
+            <w:r>
+              <w:rPr>
+                <w:b/>
+                <w:bCs/>
+              </w:rPr>
+              <w:t xml:space="preserve">de la ciudad del sitio</w:t>
             </w:r>
           </w:p>
         </w:tc>
@@ -2786,16 +3408,25 @@
             <w:r>
               <w:t xml:space="preserve">) disponibles</w:t>
             </w:r>
+            <w:r>
+              <w:t xml:space="preserve"> </w:t>
+            </w:r>
+            <w:r>
+              <w:rPr>
+                <w:b/>
+                <w:bCs/>
+              </w:rPr>
+              <w:t xml:space="preserve">del taller elegido</w:t>
+            </w:r>
           </w:p>
         </w:tc>
       </w:tr>
     </w:tbl>
     <w:p>
       <w:pPr>
-        <w:pStyle w:val="Compact"/>
         <w:numPr>
           <w:ilvl w:val="0"/>
-          <w:numId w:val="1003"/>
+          <w:numId w:val="1004"/>
         </w:numPr>
       </w:pPr>
       <w:r>
@@ -2803,42 +3434,83 @@
           <w:b/>
           <w:bCs/>
         </w:rPr>
-        <w:t xml:space="preserve">Horarios ofrecidos:</w:t>
-      </w:r>
-      <w:r>
-        <w:t xml:space="preserve"> </w:t>
-      </w:r>
-      <w:r>
-        <w:t xml:space="preserve">empiezan en la apertura del sitio y avanzan cada</w:t>
-      </w:r>
-      <w:r>
-        <w:t xml:space="preserve"> </w:t>
-      </w:r>
-      <w:r>
-        <w:rPr>
-          <w:rStyle w:val="VerbatimChar"/>
-        </w:rPr>
-        <w:t xml:space="preserve">duracion_franja_min</w:t>
-      </w:r>
-      <w:r>
-        <w:t xml:space="preserve"> </w:t>
-      </w:r>
-      <w:r>
-        <w:t xml:space="preserve">(60 por defecto) para servicios que duran eso o más; los</w:t>
-      </w:r>
-      <w:r>
-        <w:t xml:space="preserve"> </w:t>
-      </w:r>
-      <w:r>
-        <w:t xml:space="preserve">más cortos, cada 30 minutos. Así los horarios caen en :00 y :30.</w:t>
-      </w:r>
-    </w:p>
-    <w:p>
-      <w:pPr>
-        <w:pStyle w:val="Compact"/>
+        <w:t xml:space="preserve">Tipos de sitio</w:t>
+      </w:r>
+      <w:r>
+        <w:t xml:space="preserve"> </w:t>
+      </w:r>
+      <w:r>
+        <w:t xml:space="preserve">(</w:t>
+      </w:r>
+      <w:r>
+        <w:rPr>
+          <w:rStyle w:val="VerbatimChar"/>
+        </w:rPr>
+        <w:t xml:space="preserve">Estacionamiento.tipo</w:t>
+      </w:r>
+      <w:r>
+        <w:t xml:space="preserve">):</w:t>
+      </w:r>
+      <w:r>
+        <w:t xml:space="preserve"> </w:t>
+      </w:r>
+      <w:r>
+        <w:rPr>
+          <w:rStyle w:val="VerbatimChar"/>
+        </w:rPr>
+        <w:t xml:space="preserve">aliado</w:t>
+      </w:r>
+      <w:r>
+        <w:t xml:space="preserve"> </w:t>
+      </w:r>
+      <w:r>
+        <w:t xml:space="preserve">(edificio, condominio,</w:t>
+      </w:r>
+      <w:r>
+        <w:t xml:space="preserve"> </w:t>
+      </w:r>
+      <w:r>
+        <w:t xml:space="preserve">oficina: ahí se hace el expreso) y</w:t>
+      </w:r>
+      <w:r>
+        <w:t xml:space="preserve"> </w:t>
+      </w:r>
+      <w:r>
+        <w:rPr>
+          <w:rStyle w:val="VerbatimChar"/>
+        </w:rPr>
+        <w:t xml:space="preserve">taller</w:t>
+      </w:r>
+      <w:r>
+        <w:t xml:space="preserve"> </w:t>
+      </w:r>
+      <w:r>
+        <w:t xml:space="preserve">(bahías de la limpieza profunda;</w:t>
+      </w:r>
+      <w:r>
+        <w:t xml:space="preserve"> </w:t>
+      </w:r>
+      <w:r>
+        <w:t xml:space="preserve">no admite expreso ni planes). Toda reserva tiene sitio: la de profunda, su</w:t>
+      </w:r>
+      <w:r>
+        <w:t xml:space="preserve"> </w:t>
+      </w:r>
+      <w:r>
+        <w:t xml:space="preserve">taller. Hasta el 2026-10-12 la profunda no guardaba sitio y contaba las bahías</w:t>
+      </w:r>
+      <w:r>
+        <w:t xml:space="preserve"> </w:t>
+      </w:r>
+      <w:r>
+        <w:t xml:space="preserve">de todo el país, y el expreso sumaba lavadores de otras ciudades.</w:t>
+      </w:r>
+    </w:p>
+    <w:p>
+      <w:pPr>
         <w:numPr>
           <w:ilvl w:val="0"/>
-          <w:numId w:val="1003"/>
+          <w:numId w:val="1004"/>
         </w:numPr>
       </w:pPr>
       <w:r>
@@ -2846,33 +3518,26 @@
           <w:b/>
           <w:bCs/>
         </w:rPr>
-        <w:t xml:space="preserve">Franjas pasadas:</w:t>
-      </w:r>
-      <w:r>
-        <w:t xml:space="preserve"> </w:t>
-      </w:r>
-      <w:r>
-        <w:t xml:space="preserve">hoy, las que ya empezaron salen con</w:t>
-      </w:r>
-      <w:r>
-        <w:t xml:space="preserve"> </w:t>
-      </w:r>
-      <w:r>
-        <w:rPr>
-          <w:rStyle w:val="VerbatimChar"/>
-        </w:rPr>
-        <w:t xml:space="preserve">pasada: true</w:t>
-      </w:r>
-      <w:r>
-        <w:t xml:space="preserve">, sin cupos, y no se pueden reservar.</w:t>
-      </w:r>
-    </w:p>
-    <w:p>
-      <w:pPr>
-        <w:pStyle w:val="Compact"/>
+        <w:t xml:space="preserve">Trasladar un lavador</w:t>
+      </w:r>
+      <w:r>
+        <w:t xml:space="preserve"> </w:t>
+      </w:r>
+      <w:r>
+        <w:t xml:space="preserve">de ciudad (Lavadores → editar) mueve su capacidad:</w:t>
+      </w:r>
+      <w:r>
+        <w:t xml:space="preserve"> </w:t>
+      </w:r>
+      <w:r>
+        <w:t xml:space="preserve">deja de sumar en la ciudad anterior y suma en la nueva.</w:t>
+      </w:r>
+    </w:p>
+    <w:p>
+      <w:pPr>
         <w:numPr>
           <w:ilvl w:val="0"/>
-          <w:numId w:val="1003"/>
+          <w:numId w:val="1004"/>
         </w:numPr>
       </w:pPr>
       <w:r>
@@ -2880,42 +3545,41 @@
           <w:b/>
           <w:bCs/>
         </w:rPr>
-        <w:t xml:space="preserve">La disponibilidad y la creación usan la misma regla</w:t>
-      </w:r>
-      <w:r>
-        <w:t xml:space="preserve"> </w:t>
-      </w:r>
-      <w:r>
-        <w:t xml:space="preserve">(</w:t>
-      </w:r>
-      <w:r>
-        <w:rPr>
-          <w:rStyle w:val="VerbatimChar"/>
-        </w:rPr>
-        <w:t xml:space="preserve">services/agenda.service.js</w:t>
-      </w:r>
-      <w:r>
-        <w:t xml:space="preserve">).</w:t>
-      </w:r>
-      <w:r>
-        <w:t xml:space="preserve"> </w:t>
-      </w:r>
-      <w:r>
-        <w:t xml:space="preserve">Hasta el 2026-09-27, crear contaba la capacidad global y un sitio con capacidad</w:t>
-      </w:r>
-      <w:r>
-        <w:t xml:space="preserve"> </w:t>
-      </w:r>
-      <w:r>
-        <w:t xml:space="preserve">propia podía aceptar reservas encimadas.</w:t>
-      </w:r>
-    </w:p>
-    <w:p>
-      <w:pPr>
-        <w:pStyle w:val="Compact"/>
+        <w:t xml:space="preserve">Horarios ofrecidos:</w:t>
+      </w:r>
+      <w:r>
+        <w:t xml:space="preserve"> </w:t>
+      </w:r>
+      <w:r>
+        <w:t xml:space="preserve">empiezan en la apertura del sitio y avanzan cada</w:t>
+      </w:r>
+      <w:r>
+        <w:t xml:space="preserve"> </w:t>
+      </w:r>
+      <w:r>
+        <w:rPr>
+          <w:rStyle w:val="VerbatimChar"/>
+        </w:rPr>
+        <w:t xml:space="preserve">duracion_franja_min</w:t>
+      </w:r>
+      <w:r>
+        <w:t xml:space="preserve"> </w:t>
+      </w:r>
+      <w:r>
+        <w:t xml:space="preserve">(60 por defecto) para servicios que duran eso o más; los</w:t>
+      </w:r>
+      <w:r>
+        <w:t xml:space="preserve"> </w:t>
+      </w:r>
+      <w:r>
+        <w:t xml:space="preserve">más cortos, cada 30 minutos. Así los horarios caen en :00 y :30.</w:t>
+      </w:r>
+    </w:p>
+    <w:p>
+      <w:pPr>
         <w:numPr>
           <w:ilvl w:val="0"/>
-          <w:numId w:val="1003"/>
+          <w:numId w:val="1004"/>
         </w:numPr>
       </w:pPr>
       <w:r>
@@ -2923,48 +3587,32 @@
           <w:b/>
           <w:bCs/>
         </w:rPr>
-        <w:t xml:space="preserve">Bloqueos manuales:</w:t>
-      </w:r>
-      <w:r>
-        <w:t xml:space="preserve"> </w:t>
-      </w:r>
-      <w:r>
-        <w:rPr>
-          <w:rStyle w:val="VerbatimChar"/>
-        </w:rPr>
-        <w:t xml:space="preserve">POST /api/agenda/bloqueos</w:t>
-      </w:r>
-      <w:r>
-        <w:t xml:space="preserve"> </w:t>
-      </w:r>
-      <w:r>
-        <w:t xml:space="preserve">y</w:t>
-      </w:r>
-      <w:r>
-        <w:t xml:space="preserve"> </w:t>
-      </w:r>
-      <w:r>
-        <w:rPr>
-          <w:rStyle w:val="VerbatimChar"/>
-        </w:rPr>
-        <w:t xml:space="preserve">DELETE /api/agenda/bloqueos/:id</w:t>
-      </w:r>
-      <w:r>
-        <w:t xml:space="preserve">.</w:t>
-      </w:r>
-      <w:r>
-        <w:t xml:space="preserve"> </w:t>
-      </w:r>
-      <w:r>
-        <w:t xml:space="preserve">Bloquean ambas modalidades en todos los sitios.</w:t>
-      </w:r>
-    </w:p>
-    <w:p>
-      <w:pPr>
-        <w:pStyle w:val="Compact"/>
+        <w:t xml:space="preserve">Franjas pasadas:</w:t>
+      </w:r>
+      <w:r>
+        <w:t xml:space="preserve"> </w:t>
+      </w:r>
+      <w:r>
+        <w:t xml:space="preserve">hoy, las que ya empezaron salen con</w:t>
+      </w:r>
+      <w:r>
+        <w:t xml:space="preserve"> </w:t>
+      </w:r>
+      <w:r>
+        <w:rPr>
+          <w:rStyle w:val="VerbatimChar"/>
+        </w:rPr>
+        <w:t xml:space="preserve">pasada: true</w:t>
+      </w:r>
+      <w:r>
+        <w:t xml:space="preserve">, sin cupos, y no se pueden reservar.</w:t>
+      </w:r>
+    </w:p>
+    <w:p>
+      <w:pPr>
         <w:numPr>
           <w:ilvl w:val="0"/>
-          <w:numId w:val="1003"/>
+          <w:numId w:val="1004"/>
         </w:numPr>
       </w:pPr>
       <w:r>
@@ -2972,48 +3620,41 @@
           <w:b/>
           <w:bCs/>
         </w:rPr>
-        <w:t xml:space="preserve">Asignar lavador:</w:t>
-      </w:r>
-      <w:r>
-        <w:t xml:space="preserve"> </w:t>
-      </w:r>
-      <w:r>
-        <w:rPr>
-          <w:rStyle w:val="VerbatimChar"/>
-        </w:rPr>
-        <w:t xml:space="preserve">PUT /api/reservas/:id/asignar-lavador</w:t>
-      </w:r>
-      <w:r>
-        <w:t xml:space="preserve">. Rechaza con</w:t>
-      </w:r>
-      <w:r>
-        <w:t xml:space="preserve"> </w:t>
-      </w:r>
-      <w:r>
-        <w:rPr>
-          <w:rStyle w:val="VerbatimChar"/>
-        </w:rPr>
-        <w:t xml:space="preserve">409</w:t>
-      </w:r>
-      <w:r>
-        <w:t xml:space="preserve"> </w:t>
-      </w:r>
-      <w:r>
-        <w:t xml:space="preserve">si</w:t>
-      </w:r>
-      <w:r>
-        <w:t xml:space="preserve"> </w:t>
-      </w:r>
-      <w:r>
-        <w:t xml:space="preserve">el lavador ya tiene otro trabajo solapado ese día.</w:t>
-      </w:r>
-    </w:p>
-    <w:p>
-      <w:pPr>
-        <w:pStyle w:val="Compact"/>
+        <w:t xml:space="preserve">La disponibilidad y la creación usan la misma regla</w:t>
+      </w:r>
+      <w:r>
+        <w:t xml:space="preserve"> </w:t>
+      </w:r>
+      <w:r>
+        <w:t xml:space="preserve">(</w:t>
+      </w:r>
+      <w:r>
+        <w:rPr>
+          <w:rStyle w:val="VerbatimChar"/>
+        </w:rPr>
+        <w:t xml:space="preserve">services/agenda.service.js</w:t>
+      </w:r>
+      <w:r>
+        <w:t xml:space="preserve">).</w:t>
+      </w:r>
+      <w:r>
+        <w:t xml:space="preserve"> </w:t>
+      </w:r>
+      <w:r>
+        <w:t xml:space="preserve">Hasta el 2026-09-27, crear contaba la capacidad global y un sitio con capacidad</w:t>
+      </w:r>
+      <w:r>
+        <w:t xml:space="preserve"> </w:t>
+      </w:r>
+      <w:r>
+        <w:t xml:space="preserve">propia podía aceptar reservas encimadas.</w:t>
+      </w:r>
+    </w:p>
+    <w:p>
+      <w:pPr>
         <w:numPr>
           <w:ilvl w:val="0"/>
-          <w:numId w:val="1003"/>
+          <w:numId w:val="1004"/>
         </w:numPr>
       </w:pPr>
       <w:r>
@@ -3021,6 +3662,195 @@
           <w:b/>
           <w:bCs/>
         </w:rPr>
+        <w:t xml:space="preserve">Bloqueos manuales:</w:t>
+      </w:r>
+      <w:r>
+        <w:t xml:space="preserve"> </w:t>
+      </w:r>
+      <w:r>
+        <w:rPr>
+          <w:rStyle w:val="VerbatimChar"/>
+        </w:rPr>
+        <w:t xml:space="preserve">POST /api/agenda/bloqueos</w:t>
+      </w:r>
+      <w:r>
+        <w:t xml:space="preserve"> </w:t>
+      </w:r>
+      <w:r>
+        <w:t xml:space="preserve">y</w:t>
+      </w:r>
+      <w:r>
+        <w:t xml:space="preserve"> </w:t>
+      </w:r>
+      <w:r>
+        <w:rPr>
+          <w:rStyle w:val="VerbatimChar"/>
+        </w:rPr>
+        <w:t xml:space="preserve">DELETE /api/agenda/bloqueos/:id</w:t>
+      </w:r>
+      <w:r>
+        <w:t xml:space="preserve">.</w:t>
+      </w:r>
+      <w:r>
+        <w:t xml:space="preserve"> </w:t>
+      </w:r>
+      <w:r>
+        <w:t xml:space="preserve">Bloquean ambas modalidades, con alcance:</w:t>
+      </w:r>
+      <w:r>
+        <w:t xml:space="preserve"> </w:t>
+      </w:r>
+      <w:r>
+        <w:rPr>
+          <w:b/>
+          <w:bCs/>
+        </w:rPr>
+        <w:t xml:space="preserve">un sitio</w:t>
+      </w:r>
+      <w:r>
+        <w:t xml:space="preserve"> </w:t>
+      </w:r>
+      <w:r>
+        <w:t xml:space="preserve">(</w:t>
+      </w:r>
+      <w:r>
+        <w:rPr>
+          <w:rStyle w:val="VerbatimChar"/>
+        </w:rPr>
+        <w:t xml:space="preserve">id_estacionamiento</w:t>
+      </w:r>
+      <w:r>
+        <w:t xml:space="preserve">),</w:t>
+      </w:r>
+      <w:r>
+        <w:t xml:space="preserve"> </w:t>
+      </w:r>
+      <w:r>
+        <w:rPr>
+          <w:b/>
+          <w:bCs/>
+        </w:rPr>
+        <w:t xml:space="preserve">una ciudad</w:t>
+      </w:r>
+      <w:r>
+        <w:t xml:space="preserve"> </w:t>
+      </w:r>
+      <w:r>
+        <w:t xml:space="preserve">(</w:t>
+      </w:r>
+      <w:r>
+        <w:rPr>
+          <w:rStyle w:val="VerbatimChar"/>
+        </w:rPr>
+        <w:t xml:space="preserve">id_ciudad</w:t>
+      </w:r>
+      <w:r>
+        <w:t xml:space="preserve">) o</w:t>
+      </w:r>
+      <w:r>
+        <w:t xml:space="preserve"> </w:t>
+      </w:r>
+      <w:r>
+        <w:rPr>
+          <w:b/>
+          <w:bCs/>
+        </w:rPr>
+        <w:t xml:space="preserve">todo el país</w:t>
+      </w:r>
+      <w:r>
+        <w:t xml:space="preserve"> </w:t>
+      </w:r>
+      <w:r>
+        <w:t xml:space="preserve">(ninguno de los dos; solo el</w:t>
+      </w:r>
+      <w:r>
+        <w:t xml:space="preserve"> </w:t>
+      </w:r>
+      <w:r>
+        <w:t xml:space="preserve">admin o un operador nacional, y el panel pide confirmación). Un operador de</w:t>
+      </w:r>
+      <w:r>
+        <w:t xml:space="preserve"> </w:t>
+      </w:r>
+      <w:r>
+        <w:t xml:space="preserve">ciudad que no indica nada bloquea su ciudad.</w:t>
+      </w:r>
+    </w:p>
+    <w:p>
+      <w:pPr>
+        <w:numPr>
+          <w:ilvl w:val="0"/>
+          <w:numId w:val="1004"/>
+        </w:numPr>
+      </w:pPr>
+      <w:r>
+        <w:rPr>
+          <w:b/>
+          <w:bCs/>
+        </w:rPr>
+        <w:t xml:space="preserve">Asignar lavador:</w:t>
+      </w:r>
+      <w:r>
+        <w:t xml:space="preserve"> </w:t>
+      </w:r>
+      <w:r>
+        <w:rPr>
+          <w:rStyle w:val="VerbatimChar"/>
+        </w:rPr>
+        <w:t xml:space="preserve">PUT /api/reservas/:id/asignar-lavador</w:t>
+      </w:r>
+      <w:r>
+        <w:t xml:space="preserve">. Rechaza con</w:t>
+      </w:r>
+      <w:r>
+        <w:t xml:space="preserve"> </w:t>
+      </w:r>
+      <w:r>
+        <w:rPr>
+          <w:rStyle w:val="VerbatimChar"/>
+        </w:rPr>
+        <w:t xml:space="preserve">409</w:t>
+      </w:r>
+      <w:r>
+        <w:t xml:space="preserve"> </w:t>
+      </w:r>
+      <w:r>
+        <w:t xml:space="preserve">si</w:t>
+      </w:r>
+      <w:r>
+        <w:t xml:space="preserve"> </w:t>
+      </w:r>
+      <w:r>
+        <w:t xml:space="preserve">el lavador ya tiene otro trabajo solapado ese día, y con</w:t>
+      </w:r>
+      <w:r>
+        <w:t xml:space="preserve"> </w:t>
+      </w:r>
+      <w:r>
+        <w:rPr>
+          <w:rStyle w:val="VerbatimChar"/>
+        </w:rPr>
+        <w:t xml:space="preserve">400</w:t>
+      </w:r>
+      <w:r>
+        <w:t xml:space="preserve"> </w:t>
+      </w:r>
+      <w:r>
+        <w:t xml:space="preserve">si es de otra ciudad.</w:t>
+      </w:r>
+    </w:p>
+    <w:p>
+      <w:pPr>
+        <w:numPr>
+          <w:ilvl w:val="0"/>
+          <w:numId w:val="1004"/>
+        </w:numPr>
+      </w:pPr>
+      <w:r>
+        <w:rPr>
+          <w:b/>
+          <w:bCs/>
+        </w:rPr>
         <w:t xml:space="preserve">Estados:</w:t>
       </w:r>
       <w:r>
@@ -3117,8 +3947,8 @@
         <w:t xml:space="preserve">para marcarlo.</w:t>
       </w:r>
     </w:p>
-    <w:bookmarkEnd w:id="27"/>
-    <w:bookmarkStart w:id="28" w:name="fechas-y-zona-horaria"/>
+    <w:bookmarkEnd w:id="28"/>
+    <w:bookmarkStart w:id="29" w:name="fechas-y-zona-horaria"/>
     <w:p>
       <w:pPr>
         <w:pStyle w:val="Heading2"/>
@@ -3342,8 +4172,8 @@
         <w:t xml:space="preserve">.</w:t>
       </w:r>
     </w:p>
-    <w:bookmarkEnd w:id="28"/>
-    <w:bookmarkStart w:id="29" w:name="validación-de-pagos"/>
+    <w:bookmarkEnd w:id="29"/>
+    <w:bookmarkStart w:id="30" w:name="validación-de-pagos"/>
     <w:p>
       <w:pPr>
         <w:pStyle w:val="Heading2"/>
@@ -3465,8 +4295,8 @@
         <w:t xml:space="preserve">conectarla, resolver SEC-02: el webhook no valida firma.</w:t>
       </w:r>
     </w:p>
-    <w:bookmarkEnd w:id="29"/>
-    <w:bookmarkStart w:id="33" w:name="dashboard-y-reportes"/>
+    <w:bookmarkEnd w:id="30"/>
+    <w:bookmarkStart w:id="34" w:name="dashboard-y-reportes"/>
     <w:p>
       <w:pPr>
         <w:pStyle w:val="Heading2"/>
@@ -3789,7 +4619,7 @@
         </w:tc>
       </w:tr>
     </w:tbl>
-    <w:bookmarkStart w:id="30" w:name="dashboard"/>
+    <w:bookmarkStart w:id="31" w:name="dashboard"/>
     <w:p>
       <w:pPr>
         <w:pStyle w:val="Heading3"/>
@@ -3881,8 +4711,8 @@
         <w:t xml:space="preserve">: un aviso que no se puede atender es ruido.</w:t>
       </w:r>
     </w:p>
-    <w:bookmarkEnd w:id="30"/>
-    <w:bookmarkStart w:id="31" w:name="reportes"/>
+    <w:bookmarkEnd w:id="31"/>
+    <w:bookmarkStart w:id="32" w:name="reportes"/>
     <w:p>
       <w:pPr>
         <w:pStyle w:val="Heading3"/>
@@ -4143,6 +4973,118 @@
         <w:pStyle w:val="BodyText"/>
       </w:pPr>
       <w:r>
+        <w:rPr>
+          <w:b/>
+          <w:bCs/>
+        </w:rPr>
+        <w:t xml:space="preserve">Por ciudad.</w:t>
+      </w:r>
+      <w:r>
+        <w:t xml:space="preserve"> </w:t>
+      </w:r>
+      <w:r>
+        <w:t xml:space="preserve">Dashboard y Reportes tienen arriba el filtro de ciudad (</w:t>
+      </w:r>
+      <w:r>
+        <w:t xml:space="preserve">“</w:t>
+      </w:r>
+      <w:r>
+        <w:t xml:space="preserve">Todo</w:t>
+      </w:r>
+      <w:r>
+        <w:t xml:space="preserve"> </w:t>
+      </w:r>
+      <w:r>
+        <w:t xml:space="preserve">el país</w:t>
+      </w:r>
+      <w:r>
+        <w:t xml:space="preserve">”</w:t>
+      </w:r>
+      <w:r>
+        <w:t xml:space="preserve"> </w:t>
+      </w:r>
+      <w:r>
+        <w:t xml:space="preserve">o una ciudad); la elección se recuerda en el navegador. Con</w:t>
+      </w:r>
+      <w:r>
+        <w:t xml:space="preserve"> </w:t>
+      </w:r>
+      <w:r>
+        <w:t xml:space="preserve">“</w:t>
+      </w:r>
+      <w:r>
+        <w:t xml:space="preserve">Todo el</w:t>
+      </w:r>
+      <w:r>
+        <w:t xml:space="preserve"> </w:t>
+      </w:r>
+      <w:r>
+        <w:t xml:space="preserve">país</w:t>
+      </w:r>
+      <w:r>
+        <w:t xml:space="preserve">”</w:t>
+      </w:r>
+      <w:r>
+        <w:t xml:space="preserve">, Reportes muestra la tabla</w:t>
+      </w:r>
+      <w:r>
+        <w:t xml:space="preserve"> </w:t>
+      </w:r>
+      <w:r>
+        <w:rPr>
+          <w:b/>
+          <w:bCs/>
+        </w:rPr>
+        <w:t xml:space="preserve">Por ciudad</w:t>
+      </w:r>
+      <w:r>
+        <w:t xml:space="preserve"> </w:t>
+      </w:r>
+      <w:r>
+        <w:t xml:space="preserve">(lavados, facturado, cobrado,</w:t>
+      </w:r>
+      <w:r>
+        <w:t xml:space="preserve"> </w:t>
+      </w:r>
+      <w:r>
+        <w:t xml:space="preserve">ticket, cancelados y calificación de cada una; un clic en una ciudad filtra por</w:t>
+      </w:r>
+      <w:r>
+        <w:t xml:space="preserve"> </w:t>
+      </w:r>
+      <w:r>
+        <w:t xml:space="preserve">ella). Las filas suman exactamente el total del país. El operador de ciudad ve</w:t>
+      </w:r>
+      <w:r>
+        <w:t xml:space="preserve"> </w:t>
+      </w:r>
+      <w:r>
+        <w:t xml:space="preserve">siempre la suya, y las exportaciones dicen de qué ámbito son (Excel: hoja</w:t>
+      </w:r>
+      <w:r>
+        <w:t xml:space="preserve"> </w:t>
+      </w:r>
+      <w:r>
+        <w:t xml:space="preserve">“</w:t>
+      </w:r>
+      <w:r>
+        <w:t xml:space="preserve">Por ciudad</w:t>
+      </w:r>
+      <w:r>
+        <w:t xml:space="preserve">”</w:t>
+      </w:r>
+      <w:r>
+        <w:t xml:space="preserve"> </w:t>
+      </w:r>
+      <w:r>
+        <w:t xml:space="preserve">y columna Ciudad en el detalle).</w:t>
+      </w:r>
+    </w:p>
+    <w:p>
+      <w:pPr>
+        <w:pStyle w:val="BodyText"/>
+      </w:pPr>
+      <w:r>
         <w:t xml:space="preserve">Las gráficas de barras acortan los nombres largos con puntos suspensivos; el</w:t>
       </w:r>
       <w:r>
@@ -4182,8 +5124,8 @@
         <w:t xml:space="preserve">información en texto.</w:t>
       </w:r>
     </w:p>
-    <w:bookmarkEnd w:id="31"/>
-    <w:bookmarkStart w:id="32" w:name="endpoints"/>
+    <w:bookmarkEnd w:id="32"/>
+    <w:bookmarkStart w:id="33" w:name="endpoints"/>
     <w:p>
       <w:pPr>
         <w:pStyle w:val="Heading3"/>
@@ -4458,7 +5400,7 @@
               <w:jc w:val="left"/>
             </w:pPr>
             <w:r>
-              <w:t xml:space="preserve">Por servicio</w:t>
+              <w:t xml:space="preserve">Por ciudad</w:t>
             </w:r>
           </w:p>
         </w:tc>
@@ -4473,7 +5415,7 @@
               <w:rPr>
                 <w:rStyle w:val="VerbatimChar"/>
               </w:rPr>
-              <w:t xml:space="preserve">GET /api/reportes/por-servicio</w:t>
+              <w:t xml:space="preserve">GET /api/reportes/por-ciudad</w:t>
             </w:r>
           </w:p>
         </w:tc>
@@ -4503,7 +5445,7 @@
               <w:jc w:val="left"/>
             </w:pPr>
             <w:r>
-              <w:t xml:space="preserve">Exportar Excel</w:t>
+              <w:t xml:space="preserve">Por servicio</w:t>
             </w:r>
           </w:p>
         </w:tc>
@@ -4518,7 +5460,7 @@
               <w:rPr>
                 <w:rStyle w:val="VerbatimChar"/>
               </w:rPr>
-              <w:t xml:space="preserve">GET /api/reportes/exportar/excel</w:t>
+              <w:t xml:space="preserve">GET /api/reportes/por-servicio</w:t>
             </w:r>
           </w:p>
         </w:tc>
@@ -4548,7 +5490,7 @@
               <w:jc w:val="left"/>
             </w:pPr>
             <w:r>
-              <w:t xml:space="preserve">Exportar PDF</w:t>
+              <w:t xml:space="preserve">Exportar Excel</w:t>
             </w:r>
           </w:p>
         </w:tc>
@@ -4563,7 +5505,7 @@
               <w:rPr>
                 <w:rStyle w:val="VerbatimChar"/>
               </w:rPr>
-              <w:t xml:space="preserve">GET /api/reportes/exportar/pdf</w:t>
+              <w:t xml:space="preserve">GET /api/reportes/exportar/excel</w:t>
             </w:r>
           </w:p>
         </w:tc>
@@ -4593,6 +5535,51 @@
               <w:jc w:val="left"/>
             </w:pPr>
             <w:r>
+              <w:t xml:space="preserve">Exportar PDF</w:t>
+            </w:r>
+          </w:p>
+        </w:tc>
+        <w:tc>
+          <w:tcPr/>
+          <w:p>
+            <w:pPr>
+              <w:pStyle w:val="Compact"/>
+              <w:jc w:val="left"/>
+            </w:pPr>
+            <w:r>
+              <w:rPr>
+                <w:rStyle w:val="VerbatimChar"/>
+              </w:rPr>
+              <w:t xml:space="preserve">GET /api/reportes/exportar/pdf</w:t>
+            </w:r>
+          </w:p>
+        </w:tc>
+        <w:tc>
+          <w:tcPr/>
+          <w:p>
+            <w:pPr>
+              <w:pStyle w:val="Compact"/>
+              <w:jc w:val="left"/>
+            </w:pPr>
+            <w:r>
+              <w:rPr>
+                <w:b/>
+                <w:bCs/>
+              </w:rPr>
+              <w:t xml:space="preserve">sí</w:t>
+            </w:r>
+          </w:p>
+        </w:tc>
+      </w:tr>
+      <w:tr>
+        <w:tc>
+          <w:tcPr/>
+          <w:p>
+            <w:pPr>
+              <w:pStyle w:val="Compact"/>
+              <w:jc w:val="left"/>
+            </w:pPr>
+            <w:r>
               <w:t xml:space="preserve">Acta de servicio</w:t>
             </w:r>
           </w:p>
@@ -4665,7 +5652,22 @@
         <w:t xml:space="preserve"> </w:t>
       </w:r>
       <w:r>
-        <w:t xml:space="preserve">agregados devuelven el histórico completo.</w:t>
+        <w:t xml:space="preserve">agregados devuelven el histórico completo. Todos aceptan además</w:t>
+      </w:r>
+      <w:r>
+        <w:t xml:space="preserve"> </w:t>
+      </w:r>
+      <w:r>
+        <w:rPr>
+          <w:rStyle w:val="VerbatimChar"/>
+        </w:rPr>
+        <w:t xml:space="preserve">id_ciudad</w:t>
+      </w:r>
+      <w:r>
+        <w:t xml:space="preserve"> </w:t>
+      </w:r>
+      <w:r>
+        <w:t xml:space="preserve">(para un operador de ciudad se ignora: siempre recibe la suya).</w:t>
       </w:r>
     </w:p>
     <w:p>
@@ -4694,9 +5696,9 @@
         <w:t xml:space="preserve">.</w:t>
       </w:r>
     </w:p>
-    <w:bookmarkEnd w:id="32"/>
     <w:bookmarkEnd w:id="33"/>
-    <w:bookmarkStart w:id="35" w:name="parámetros-del-sistema"/>
+    <w:bookmarkEnd w:id="34"/>
+    <w:bookmarkStart w:id="36" w:name="parámetros-del-sistema"/>
     <w:p>
       <w:pPr>
         <w:pStyle w:val="Heading2"/>
@@ -5248,7 +6250,7 @@
         <w:t xml:space="preserve">reservas del día siguiente.</w:t>
       </w:r>
     </w:p>
-    <w:bookmarkStart w:id="34" w:name="X2d991c11642d71b575ad7284abc639ef720f461"/>
+    <w:bookmarkStart w:id="35" w:name="X2d991c11642d71b575ad7284abc639ef720f461"/>
     <w:p>
       <w:pPr>
         <w:pStyle w:val="Heading3"/>
@@ -5506,7 +6508,7 @@
       <w:pPr>
         <w:numPr>
           <w:ilvl w:val="0"/>
-          <w:numId w:val="1004"/>
+          <w:numId w:val="1005"/>
         </w:numPr>
       </w:pPr>
       <w:r>
@@ -5524,7 +6526,7 @@
       <w:pPr>
         <w:numPr>
           <w:ilvl w:val="0"/>
-          <w:numId w:val="1004"/>
+          <w:numId w:val="1005"/>
         </w:numPr>
       </w:pPr>
       <w:r>
@@ -5570,7 +6572,7 @@
       <w:pPr>
         <w:numPr>
           <w:ilvl w:val="0"/>
-          <w:numId w:val="1004"/>
+          <w:numId w:val="1005"/>
         </w:numPr>
       </w:pPr>
       <w:r>
@@ -5623,7 +6625,7 @@
       <w:pPr>
         <w:numPr>
           <w:ilvl w:val="0"/>
-          <w:numId w:val="1004"/>
+          <w:numId w:val="1005"/>
         </w:numPr>
       </w:pPr>
       <w:r>
@@ -5679,7 +6681,7 @@
       <w:pPr>
         <w:numPr>
           <w:ilvl w:val="0"/>
-          <w:numId w:val="1004"/>
+          <w:numId w:val="1005"/>
         </w:numPr>
       </w:pPr>
       <w:r>
@@ -5692,9 +6694,9 @@
         <w:t xml:space="preserve">esquema anterior entra una vez más y listo. No hay que avisar a nadie.</w:t>
       </w:r>
     </w:p>
-    <w:bookmarkEnd w:id="34"/>
     <w:bookmarkEnd w:id="35"/>
-    <w:bookmarkStart w:id="38" w:name="despliegue-y-migraciones"/>
+    <w:bookmarkEnd w:id="36"/>
+    <w:bookmarkStart w:id="39" w:name="despliegue-y-migraciones"/>
     <w:p>
       <w:pPr>
         <w:pStyle w:val="Heading2"/>
@@ -5892,7 +6894,7 @@
         </w:tc>
       </w:tr>
     </w:tbl>
-    <w:bookmarkStart w:id="36" w:name="X3542f0bc8c68579460bfcc52fd9f91ffbf8b96e"/>
+    <w:bookmarkStart w:id="37" w:name="X3542f0bc8c68579460bfcc52fd9f91ffbf8b96e"/>
     <w:p>
       <w:pPr>
         <w:pStyle w:val="Heading3"/>
@@ -6163,8 +7165,8 @@
         <w:t xml:space="preserve">.</w:t>
       </w:r>
     </w:p>
-    <w:bookmarkEnd w:id="36"/>
-    <w:bookmarkStart w:id="37" w:name="X441b3d28acb90abc337d26351cfd579c17c637f"/>
+    <w:bookmarkEnd w:id="37"/>
+    <w:bookmarkStart w:id="38" w:name="X441b3d28acb90abc337d26351cfd579c17c637f"/>
     <w:p>
       <w:pPr>
         <w:pStyle w:val="Heading3"/>
@@ -6416,9 +7418,9 @@
         <w:t xml:space="preserve">y su remoto usa la clave personal.</w:t>
       </w:r>
     </w:p>
-    <w:bookmarkEnd w:id="37"/>
     <w:bookmarkEnd w:id="38"/>
-    <w:bookmarkStart w:id="39" w:name="app-android"/>
+    <w:bookmarkEnd w:id="39"/>
+    <w:bookmarkStart w:id="40" w:name="app-android"/>
     <w:p>
       <w:pPr>
         <w:pStyle w:val="Heading2"/>
@@ -6553,8 +7555,8 @@
         <w:t xml:space="preserve">y reinstalarla.</w:t>
       </w:r>
     </w:p>
-    <w:bookmarkEnd w:id="39"/>
-    <w:bookmarkStart w:id="42" w:name="respaldos-y-recuperación"/>
+    <w:bookmarkEnd w:id="40"/>
+    <w:bookmarkStart w:id="43" w:name="respaldos-y-recuperación"/>
     <w:p>
       <w:pPr>
         <w:pStyle w:val="Heading2"/>
@@ -6875,7 +7877,7 @@
         <w:t xml:space="preserve">de dos días, avisa: es la señal de que el cron dejó de correr.</w:t>
       </w:r>
     </w:p>
-    <w:bookmarkStart w:id="40" w:name="lo-que-el-respaldo-todavía-no-cubre"/>
+    <w:bookmarkStart w:id="41" w:name="lo-que-el-respaldo-todavía-no-cubre"/>
     <w:p>
       <w:pPr>
         <w:pStyle w:val="Heading3"/>
@@ -6977,8 +7979,8 @@
         <w:t xml:space="preserve">apuntando a otro equipo, un NAS o un disco externo.</w:t>
       </w:r>
     </w:p>
-    <w:bookmarkEnd w:id="40"/>
-    <w:bookmarkStart w:id="41" w:name="qué-contiene-cada-paquete"/>
+    <w:bookmarkEnd w:id="41"/>
+    <w:bookmarkStart w:id="42" w:name="qué-contiene-cada-paquete"/>
     <w:p>
       <w:pPr>
         <w:pStyle w:val="Heading3"/>
@@ -7189,9 +8191,9 @@
         <w:t xml:space="preserve">.</w:t>
       </w:r>
     </w:p>
-    <w:bookmarkEnd w:id="41"/>
     <w:bookmarkEnd w:id="42"/>
-    <w:bookmarkStart w:id="43" w:name="mantenimiento"/>
+    <w:bookmarkEnd w:id="43"/>
+    <w:bookmarkStart w:id="44" w:name="mantenimiento"/>
     <w:p>
       <w:pPr>
         <w:pStyle w:val="Heading2"/>
@@ -7214,7 +8216,7 @@
         <w:pStyle w:val="Compact"/>
         <w:numPr>
           <w:ilvl w:val="0"/>
-          <w:numId w:val="1005"/>
+          <w:numId w:val="1006"/>
         </w:numPr>
       </w:pPr>
       <w:r>
@@ -7242,7 +8244,7 @@
         <w:pStyle w:val="Compact"/>
         <w:numPr>
           <w:ilvl w:val="0"/>
-          <w:numId w:val="1005"/>
+          <w:numId w:val="1006"/>
         </w:numPr>
       </w:pPr>
       <w:r>
@@ -7312,7 +8314,7 @@
         <w:pStyle w:val="Compact"/>
         <w:numPr>
           <w:ilvl w:val="0"/>
-          <w:numId w:val="1005"/>
+          <w:numId w:val="1006"/>
         </w:numPr>
       </w:pPr>
       <w:r>
@@ -7392,8 +8394,8 @@
         <w:t xml:space="preserve">.</w:t>
       </w:r>
     </w:p>
-    <w:bookmarkEnd w:id="43"/>
-    <w:bookmarkStart w:id="44" w:name="monitoreo-y-logs"/>
+    <w:bookmarkEnd w:id="44"/>
+    <w:bookmarkStart w:id="45" w:name="monitoreo-y-logs"/>
     <w:p>
       <w:pPr>
         <w:pStyle w:val="Heading2"/>
@@ -7461,8 +8463,8 @@
         </w:pict>
       </w:r>
     </w:p>
-    <w:bookmarkEnd w:id="44"/>
-    <w:bookmarkStart w:id="45" w:name="control-de-versiones"/>
+    <w:bookmarkEnd w:id="45"/>
+    <w:bookmarkStart w:id="46" w:name="control-de-versiones"/>
     <w:p>
       <w:pPr>
         <w:pStyle w:val="Heading2"/>
@@ -7556,19 +8558,19 @@
               <w:jc w:val="left"/>
             </w:pPr>
             <w:r>
-              <w:t xml:space="preserve">2.1</w:t>
-            </w:r>
-          </w:p>
-        </w:tc>
-        <w:tc>
-          <w:tcPr/>
-          <w:p>
-            <w:pPr>
-              <w:pStyle w:val="Compact"/>
-              <w:jc w:val="left"/>
-            </w:pPr>
-            <w:r>
-              <w:t xml:space="preserve">2026-10-11</w:t>
+              <w:t xml:space="preserve">1.0</w:t>
+            </w:r>
+          </w:p>
+        </w:tc>
+        <w:tc>
+          <w:tcPr/>
+          <w:p>
+            <w:pPr>
+              <w:pStyle w:val="Compact"/>
+              <w:jc w:val="left"/>
+            </w:pPr>
+            <w:r>
+              <w:t xml:space="preserve">2026-10-12</w:t>
             </w:r>
           </w:p>
         </w:tc>
@@ -7624,7 +8626,7 @@
         <w:t xml:space="preserve">repositorio; la fuente es el archivo Markdown correspondiente.</w:t>
       </w:r>
     </w:p>
-    <w:bookmarkEnd w:id="45"/>
+    <w:bookmarkEnd w:id="46"/>
     <w:sectPr/>
   </w:body>
 </w:document>
@@ -7823,6 +8825,9 @@
     <w:abstractNumId w:val="991"/>
   </w:num>
   <w:num w:numId="1005">
+    <w:abstractNumId w:val="991"/>
+  </w:num>
+  <w:num w:numId="1006">
     <w:abstractNumId w:val="991"/>
   </w:num>
 </w:numbering>

--- a/docs/08_MANUAL_ADMINISTRADOR/Manual_Administrador.docx
+++ b/docs/08_MANUAL_ADMINISTRADOR/Manual_Administrador.docx
@@ -283,6 +283,41 @@
       <w:r>
         <w:t xml:space="preserve">(sección 9).</w:t>
       </w:r>
+      <w:r>
+        <w:t xml:space="preserve"> </w:t>
+      </w:r>
+      <w:r>
+        <w:rPr>
+          <w:b/>
+          <w:bCs/>
+        </w:rPr>
+        <w:t xml:space="preserve">Clientes empresa</w:t>
+      </w:r>
+      <w:r>
+        <w:t xml:space="preserve"> </w:t>
+      </w:r>
+      <w:r>
+        <w:t xml:space="preserve">(sección 1.3): flota, tarifas pactadas,</w:t>
+      </w:r>
+      <w:r>
+        <w:t xml:space="preserve"> </w:t>
+      </w:r>
+      <w:r>
+        <w:t xml:space="preserve">parqueadero privado y cobro a crédito con</w:t>
+      </w:r>
+      <w:r>
+        <w:t xml:space="preserve"> </w:t>
+      </w:r>
+      <w:r>
+        <w:rPr>
+          <w:b/>
+          <w:bCs/>
+        </w:rPr>
+        <w:t xml:space="preserve">corte mensual</w:t>
+      </w:r>
+      <w:r>
+        <w:t xml:space="preserve">.</w:t>
+      </w:r>
     </w:p>
     <w:p>
       <w:pPr>
@@ -386,7 +421,7 @@
         <w:t xml:space="preserve">.</w:t>
       </w:r>
     </w:p>
-    <w:bookmarkStart w:id="22" w:name="usuarios-y-roles"/>
+    <w:bookmarkStart w:id="23" w:name="usuarios-y-roles"/>
     <w:p>
       <w:pPr>
         <w:pStyle w:val="Heading2"/>
@@ -1754,8 +1789,611 @@
       </w:r>
     </w:p>
     <w:bookmarkEnd w:id="21"/>
+    <w:bookmarkStart w:id="22" w:name="X6f51ac93d55a53da2cc79a47865853d21b69989"/>
+    <w:p>
+      <w:pPr>
+        <w:pStyle w:val="Heading3"/>
+      </w:pPr>
+      <w:r>
+        <w:rPr>
+          <w:rStyle w:val="SectionNumber"/>
+        </w:rPr>
+        <w:t xml:space="preserve">0.1.3</w:t>
+      </w:r>
+      <w:r>
+        <w:tab/>
+      </w:r>
+      <w:r>
+        <w:t xml:space="preserve">1.3 Empresas, tarifas y corte mensual (desde el 2026-10-12)</w:t>
+      </w:r>
+    </w:p>
+    <w:p>
+      <w:pPr>
+        <w:pStyle w:val="FirstParagraph"/>
+      </w:pPr>
+      <w:r>
+        <w:t xml:space="preserve">Una</w:t>
+      </w:r>
+      <w:r>
+        <w:t xml:space="preserve"> </w:t>
+      </w:r>
+      <w:r>
+        <w:rPr>
+          <w:b/>
+          <w:bCs/>
+        </w:rPr>
+        <w:t xml:space="preserve">empresa</w:t>
+      </w:r>
+      <w:r>
+        <w:t xml:space="preserve"> </w:t>
+      </w:r>
+      <w:r>
+        <w:t xml:space="preserve">es un cliente de tipo</w:t>
+      </w:r>
+      <w:r>
+        <w:t xml:space="preserve"> </w:t>
+      </w:r>
+      <w:r>
+        <w:rPr>
+          <w:rStyle w:val="VerbatimChar"/>
+        </w:rPr>
+        <w:t xml:space="preserve">empresa</w:t>
+      </w:r>
+      <w:r>
+        <w:t xml:space="preserve"> </w:t>
+      </w:r>
+      <w:r>
+        <w:t xml:space="preserve">(Clientes →</w:t>
+      </w:r>
+      <w:r>
+        <w:t xml:space="preserve"> </w:t>
+      </w:r>
+      <w:r>
+        <w:t xml:space="preserve">“</w:t>
+      </w:r>
+      <w:r>
+        <w:t xml:space="preserve">Empresa con</w:t>
+      </w:r>
+      <w:r>
+        <w:t xml:space="preserve"> </w:t>
+      </w:r>
+      <w:r>
+        <w:t xml:space="preserve">flota</w:t>
+      </w:r>
+      <w:r>
+        <w:t xml:space="preserve">”</w:t>
+      </w:r>
+      <w:r>
+        <w:t xml:space="preserve">). Necesita</w:t>
+      </w:r>
+      <w:r>
+        <w:t xml:space="preserve"> </w:t>
+      </w:r>
+      <w:r>
+        <w:rPr>
+          <w:b/>
+          <w:bCs/>
+        </w:rPr>
+        <w:t xml:space="preserve">RUC de 13 dígitos</w:t>
+      </w:r>
+      <w:r>
+        <w:t xml:space="preserve"> </w:t>
+      </w:r>
+      <w:r>
+        <w:t xml:space="preserve">(es a quien se le factura); conviene</w:t>
+      </w:r>
+      <w:r>
+        <w:t xml:space="preserve"> </w:t>
+      </w:r>
+      <w:r>
+        <w:t xml:space="preserve">cargar razón social, email de facturación y dirección fiscal, que salen en el</w:t>
+      </w:r>
+      <w:r>
+        <w:t xml:space="preserve"> </w:t>
+      </w:r>
+      <w:r>
+        <w:t xml:space="preserve">Excel del corte. Sus vehículos son su flota y tiene</w:t>
+      </w:r>
+      <w:r>
+        <w:t xml:space="preserve"> </w:t>
+      </w:r>
+      <w:r>
+        <w:rPr>
+          <w:b/>
+          <w:bCs/>
+        </w:rPr>
+        <w:t xml:space="preserve">un solo usuario</w:t>
+      </w:r>
+      <w:r>
+        <w:t xml:space="preserve">: el</w:t>
+      </w:r>
+      <w:r>
+        <w:t xml:space="preserve"> </w:t>
+      </w:r>
+      <w:r>
+        <w:t xml:space="preserve">gestor de flota (el email de la ficha, con</w:t>
+      </w:r>
+      <w:r>
+        <w:t xml:space="preserve"> </w:t>
+      </w:r>
+      <w:r>
+        <w:t xml:space="preserve">“</w:t>
+      </w:r>
+      <w:r>
+        <w:t xml:space="preserve">Crear su acceso</w:t>
+      </w:r>
+      <w:r>
+        <w:t xml:space="preserve">”</w:t>
+      </w:r>
+      <w:r>
+        <w:t xml:space="preserve">).</w:t>
+      </w:r>
+    </w:p>
+    <w:tbl>
+      <w:tblPr>
+        <w:tblStyle w:val="Table"/>
+        <w:tblW w:type="pct" w:w="5000"/>
+        <w:jc w:val="left"/>
+        <w:tblLayout w:type="fixed"/>
+        <w:tblLook w:firstRow="1" w:lastRow="0" w:firstColumn="0" w:lastColumn="0" w:noHBand="0" w:noVBand="0" w:val="0020"/>
+      </w:tblPr>
+      <w:tblGrid>
+        <w:gridCol w:w="3960"/>
+        <w:gridCol w:w="3960"/>
+      </w:tblGrid>
+      <w:tr>
+        <w:trPr>
+          <w:tblHeader w:val="on"/>
+        </w:trPr>
+        <w:tc>
+          <w:tcPr/>
+          <w:p>
+            <w:pPr>
+              <w:pStyle w:val="Compact"/>
+              <w:jc w:val="left"/>
+            </w:pPr>
+            <w:r>
+              <w:t xml:space="preserve">Qué</w:t>
+            </w:r>
+          </w:p>
+        </w:tc>
+        <w:tc>
+          <w:tcPr/>
+          <w:p>
+            <w:pPr>
+              <w:pStyle w:val="Compact"/>
+              <w:jc w:val="left"/>
+            </w:pPr>
+            <w:r>
+              <w:t xml:space="preserve">Cómo funciona</w:t>
+            </w:r>
+          </w:p>
+        </w:tc>
+      </w:tr>
+      <w:tr>
+        <w:tc>
+          <w:tcPr/>
+          <w:p>
+            <w:pPr>
+              <w:pStyle w:val="Compact"/>
+              <w:jc w:val="left"/>
+            </w:pPr>
+            <w:r>
+              <w:rPr>
+                <w:b/>
+                <w:bCs/>
+              </w:rPr>
+              <w:t xml:space="preserve">Tarifa pactada</w:t>
+            </w:r>
+          </w:p>
+        </w:tc>
+        <w:tc>
+          <w:tcPr/>
+          <w:p>
+            <w:pPr>
+              <w:pStyle w:val="Compact"/>
+              <w:jc w:val="left"/>
+            </w:pPr>
+            <w:r>
+              <w:t xml:space="preserve">Empresas → la empresa → Tarifas pactadas. Precio por servicio y tipo de vehículo; vacío = paga el de lista. Rige para las reservas nuevas. Los adicionales van a precio de lista</w:t>
+            </w:r>
+          </w:p>
+        </w:tc>
+      </w:tr>
+      <w:tr>
+        <w:tc>
+          <w:tcPr/>
+          <w:p>
+            <w:pPr>
+              <w:pStyle w:val="Compact"/>
+              <w:jc w:val="left"/>
+            </w:pPr>
+            <w:r>
+              <w:rPr>
+                <w:b/>
+                <w:bCs/>
+              </w:rPr>
+              <w:t xml:space="preserve">Parqueadero privado</w:t>
+            </w:r>
+          </w:p>
+        </w:tc>
+        <w:tc>
+          <w:tcPr/>
+          <w:p>
+            <w:pPr>
+              <w:pStyle w:val="Compact"/>
+              <w:jc w:val="left"/>
+            </w:pPr>
+            <w:r>
+              <w:t xml:space="preserve">Estacionamientos → tipo</w:t>
+            </w:r>
+            <w:r>
+              <w:t xml:space="preserve"> </w:t>
+            </w:r>
+            <w:r>
+              <w:rPr>
+                <w:b/>
+                <w:bCs/>
+              </w:rPr>
+              <w:t xml:space="preserve">Privado</w:t>
+            </w:r>
+            <w:r>
+              <w:t xml:space="preserve"> </w:t>
+            </w:r>
+            <w:r>
+              <w:t xml:space="preserve">+ la empresa dueña. Solo esa empresa lo ve y reserva ahí; no aparece al público</w:t>
+            </w:r>
+          </w:p>
+        </w:tc>
+      </w:tr>
+      <w:tr>
+        <w:tc>
+          <w:tcPr/>
+          <w:p>
+            <w:pPr>
+              <w:pStyle w:val="Compact"/>
+              <w:jc w:val="left"/>
+            </w:pPr>
+            <w:r>
+              <w:rPr>
+                <w:b/>
+                <w:bCs/>
+              </w:rPr>
+              <w:t xml:space="preserve">Cobro</w:t>
+            </w:r>
+          </w:p>
+        </w:tc>
+        <w:tc>
+          <w:tcPr/>
+          <w:p>
+            <w:pPr>
+              <w:pStyle w:val="Compact"/>
+              <w:jc w:val="left"/>
+            </w:pPr>
+            <w:r>
+              <w:t xml:space="preserve">Sus lavados nacen</w:t>
+            </w:r>
+            <w:r>
+              <w:t xml:space="preserve"> </w:t>
+            </w:r>
+            <w:r>
+              <w:rPr>
+                <w:b/>
+                <w:bCs/>
+              </w:rPr>
+              <w:t xml:space="preserve">a crédito</w:t>
+            </w:r>
+            <w:r>
+              <w:t xml:space="preserve">: no se pagan sueltos (ni el panel ni la app lo permiten). Se cobran en el corte mensual</w:t>
+            </w:r>
+          </w:p>
+        </w:tc>
+      </w:tr>
+      <w:tr>
+        <w:tc>
+          <w:tcPr/>
+          <w:p>
+            <w:pPr>
+              <w:pStyle w:val="Compact"/>
+              <w:jc w:val="left"/>
+            </w:pPr>
+            <w:r>
+              <w:rPr>
+                <w:b/>
+                <w:bCs/>
+              </w:rPr>
+              <w:t xml:space="preserve">Mi flota</w:t>
+            </w:r>
+          </w:p>
+        </w:tc>
+        <w:tc>
+          <w:tcPr/>
+          <w:p>
+            <w:pPr>
+              <w:pStyle w:val="Compact"/>
+              <w:jc w:val="left"/>
+            </w:pPr>
+            <w:r>
+              <w:t xml:space="preserve">El gestor ve el gasto del mes por vehículo, lo pendiente de facturar y sus cortes con el Excel</w:t>
+            </w:r>
+          </w:p>
+        </w:tc>
+      </w:tr>
+    </w:tbl>
+    <w:p>
+      <w:pPr>
+        <w:pStyle w:val="BodyText"/>
+      </w:pPr>
+      <w:r>
+        <w:rPr>
+          <w:b/>
+          <w:bCs/>
+        </w:rPr>
+        <w:t xml:space="preserve">Ciclo del corte</w:t>
+      </w:r>
+      <w:r>
+        <w:t xml:space="preserve"> </w:t>
+      </w:r>
+      <w:r>
+        <w:t xml:space="preserve">(Empresas → la empresa → Cortar un mes):</w:t>
+      </w:r>
+    </w:p>
+    <w:p>
+      <w:pPr>
+        <w:pStyle w:val="Compact"/>
+        <w:numPr>
+          <w:ilvl w:val="0"/>
+          <w:numId w:val="1002"/>
+        </w:numPr>
+      </w:pPr>
+      <w:r>
+        <w:rPr>
+          <w:b/>
+          <w:bCs/>
+        </w:rPr>
+        <w:t xml:space="preserve">Cerrar.</w:t>
+      </w:r>
+      <w:r>
+        <w:t xml:space="preserve"> </w:t>
+      </w:r>
+      <w:r>
+        <w:t xml:space="preserve">Se elige el mes (por defecto, el anterior) y se revisa la vista</w:t>
+      </w:r>
+      <w:r>
+        <w:t xml:space="preserve"> </w:t>
+      </w:r>
+      <w:r>
+        <w:t xml:space="preserve">previa. Entran los lavados</w:t>
+      </w:r>
+      <w:r>
+        <w:t xml:space="preserve"> </w:t>
+      </w:r>
+      <w:r>
+        <w:rPr>
+          <w:b/>
+          <w:bCs/>
+        </w:rPr>
+        <w:t xml:space="preserve">completados</w:t>
+      </w:r>
+      <w:r>
+        <w:t xml:space="preserve"> </w:t>
+      </w:r>
+      <w:r>
+        <w:t xml:space="preserve">a crédito hasta fin de ese mes que</w:t>
+      </w:r>
+      <w:r>
+        <w:t xml:space="preserve"> </w:t>
+      </w:r>
+      <w:r>
+        <w:t xml:space="preserve">no estén en otro corte, incluidos los de meses anteriores que quedaron</w:t>
+      </w:r>
+      <w:r>
+        <w:t xml:space="preserve"> </w:t>
+      </w:r>
+      <w:r>
+        <w:t xml:space="preserve">afuera. Los que todavía no se completan entran en el corte siguiente. Los</w:t>
+      </w:r>
+      <w:r>
+        <w:t xml:space="preserve"> </w:t>
+      </w:r>
+      <w:r>
+        <w:t xml:space="preserve">cancelados y</w:t>
+      </w:r>
+      <w:r>
+        <w:t xml:space="preserve"> </w:t>
+      </w:r>
+      <w:r>
+        <w:t xml:space="preserve">“</w:t>
+      </w:r>
+      <w:r>
+        <w:t xml:space="preserve">no asistió</w:t>
+      </w:r>
+      <w:r>
+        <w:t xml:space="preserve">”</w:t>
+      </w:r>
+      <w:r>
+        <w:t xml:space="preserve"> </w:t>
+      </w:r>
+      <w:r>
+        <w:t xml:space="preserve">no se cobran. Hay un corte por empresa y mes.</w:t>
+      </w:r>
+    </w:p>
+    <w:p>
+      <w:pPr>
+        <w:pStyle w:val="Compact"/>
+        <w:numPr>
+          <w:ilvl w:val="0"/>
+          <w:numId w:val="1002"/>
+        </w:numPr>
+      </w:pPr>
+      <w:r>
+        <w:rPr>
+          <w:b/>
+          <w:bCs/>
+        </w:rPr>
+        <w:t xml:space="preserve">Facturar.</w:t>
+      </w:r>
+      <w:r>
+        <w:t xml:space="preserve"> </w:t>
+      </w:r>
+      <w:r>
+        <w:t xml:space="preserve">Con el Excel del corte se emite la factura electrónica en el</w:t>
+      </w:r>
+      <w:r>
+        <w:t xml:space="preserve"> </w:t>
+      </w:r>
+      <w:r>
+        <w:rPr>
+          <w:b/>
+          <w:bCs/>
+        </w:rPr>
+        <w:t xml:space="preserve">sistema contable</w:t>
+      </w:r>
+      <w:r>
+        <w:t xml:space="preserve"> </w:t>
+      </w:r>
+      <w:r>
+        <w:t xml:space="preserve">(este sistema no emite facturas) y se registra aquí el</w:t>
+      </w:r>
+      <w:r>
+        <w:t xml:space="preserve"> </w:t>
+      </w:r>
+      <w:r>
+        <w:t xml:space="preserve">número que dio.</w:t>
+      </w:r>
+    </w:p>
+    <w:p>
+      <w:pPr>
+        <w:pStyle w:val="Compact"/>
+        <w:numPr>
+          <w:ilvl w:val="0"/>
+          <w:numId w:val="1002"/>
+        </w:numPr>
+      </w:pPr>
+      <w:r>
+        <w:rPr>
+          <w:b/>
+          <w:bCs/>
+        </w:rPr>
+        <w:t xml:space="preserve">Pagar.</w:t>
+      </w:r>
+      <w:r>
+        <w:t xml:space="preserve"> </w:t>
+      </w:r>
+      <w:r>
+        <w:t xml:space="preserve">Al recibir el pago se registra con su referencia. El sistema crea</w:t>
+      </w:r>
+      <w:r>
+        <w:t xml:space="preserve"> </w:t>
+      </w:r>
+      <w:r>
+        <w:t xml:space="preserve">un pago aprobado por cada lavado del corte, así el</w:t>
+      </w:r>
+      <w:r>
+        <w:t xml:space="preserve"> </w:t>
+      </w:r>
+      <w:r>
+        <w:t xml:space="preserve">“</w:t>
+      </w:r>
+      <w:r>
+        <w:t xml:space="preserve">cobrado</w:t>
+      </w:r>
+      <w:r>
+        <w:t xml:space="preserve">”</w:t>
+      </w:r>
+      <w:r>
+        <w:t xml:space="preserve"> </w:t>
+      </w:r>
+      <w:r>
+        <w:t xml:space="preserve">de Reportes y el</w:t>
+      </w:r>
+      <w:r>
+        <w:t xml:space="preserve"> </w:t>
+      </w:r>
+      <w:r>
+        <w:t xml:space="preserve">saldo de cada reserva cuadran igual que con los clientes de contado.</w:t>
+      </w:r>
+    </w:p>
+    <w:p>
+      <w:pPr>
+        <w:pStyle w:val="FirstParagraph"/>
+      </w:pPr>
+      <w:r>
+        <w:t xml:space="preserve">Un corte</w:t>
+      </w:r>
+      <w:r>
+        <w:t xml:space="preserve"> </w:t>
+      </w:r>
+      <w:r>
+        <w:rPr>
+          <w:b/>
+          <w:bCs/>
+        </w:rPr>
+        <w:t xml:space="preserve">cerrado o facturado se puede anular</w:t>
+      </w:r>
+      <w:r>
+        <w:t xml:space="preserve"> </w:t>
+      </w:r>
+      <w:r>
+        <w:t xml:space="preserve">(con motivo): sus lavados</w:t>
+      </w:r>
+      <w:r>
+        <w:t xml:space="preserve"> </w:t>
+      </w:r>
+      <w:r>
+        <w:t xml:space="preserve">vuelven a quedar pendientes y entran en el próximo corte, que lleva sufijo</w:t>
+      </w:r>
+      <w:r>
+        <w:t xml:space="preserve"> </w:t>
+      </w:r>
+      <w:r>
+        <w:t xml:space="preserve">(</w:t>
+      </w:r>
+      <w:r>
+        <w:rPr>
+          <w:rStyle w:val="VerbatimChar"/>
+        </w:rPr>
+        <w:t xml:space="preserve">CORTE-2026-10-E0011-2</w:t>
+      </w:r>
+      <w:r>
+        <w:t xml:space="preserve">). Uno</w:t>
+      </w:r>
+      <w:r>
+        <w:t xml:space="preserve"> </w:t>
+      </w:r>
+      <w:r>
+        <w:rPr>
+          <w:b/>
+          <w:bCs/>
+        </w:rPr>
+        <w:t xml:space="preserve">pagado no se anula</w:t>
+      </w:r>
+      <w:r>
+        <w:t xml:space="preserve">. La pantalla Empresas</w:t>
+      </w:r>
+      <w:r>
+        <w:t xml:space="preserve"> </w:t>
+      </w:r>
+      <w:r>
+        <w:t xml:space="preserve">(y los cortes) es de</w:t>
+      </w:r>
+      <w:r>
+        <w:t xml:space="preserve"> </w:t>
+      </w:r>
+      <w:r>
+        <w:rPr>
+          <w:b/>
+          <w:bCs/>
+        </w:rPr>
+        <w:t xml:space="preserve">alcance nacional</w:t>
+      </w:r>
+      <w:r>
+        <w:t xml:space="preserve">: admin u operador sin ciudad.</w:t>
+      </w:r>
+    </w:p>
     <w:bookmarkEnd w:id="22"/>
-    <w:bookmarkStart w:id="24" w:name="catálogos"/>
+    <w:bookmarkEnd w:id="23"/>
+    <w:bookmarkStart w:id="25" w:name="catálogos"/>
     <w:p>
       <w:pPr>
         <w:pStyle w:val="Heading2"/>
@@ -2180,7 +2818,7 @@
         <w:t xml:space="preserve">.</w:t>
       </w:r>
     </w:p>
-    <w:bookmarkStart w:id="23" w:name="vehículos-de-cada-cliente"/>
+    <w:bookmarkStart w:id="24" w:name="vehículos-de-cada-cliente"/>
     <w:p>
       <w:pPr>
         <w:pStyle w:val="Heading3"/>
@@ -2543,9 +3181,9 @@
         <w:t xml:space="preserve">abrir la fila no consulta nada: es instantáneo.</w:t>
       </w:r>
     </w:p>
-    <w:bookmarkEnd w:id="23"/>
     <w:bookmarkEnd w:id="24"/>
-    <w:bookmarkStart w:id="25" w:name="precios-por-tipo-de-vehículo"/>
+    <w:bookmarkEnd w:id="25"/>
+    <w:bookmarkStart w:id="26" w:name="precios-por-tipo-de-vehículo"/>
     <w:p>
       <w:pPr>
         <w:pStyle w:val="Heading2"/>
@@ -2642,491 +3280,6 @@
       </w:r>
       <w:r>
         <w:t xml:space="preserve">).</w:t>
-      </w:r>
-    </w:p>
-    <w:p>
-      <w:pPr>
-        <w:pStyle w:val="Compact"/>
-        <w:numPr>
-          <w:ilvl w:val="0"/>
-          <w:numId w:val="1002"/>
-        </w:numPr>
-      </w:pPr>
-      <w:r>
-        <w:t xml:space="preserve">Un servicio se ofrece a un tipo solo si existe esa fila, con</w:t>
-      </w:r>
-      <w:r>
-        <w:t xml:space="preserve"> </w:t>
-      </w:r>
-      <w:r>
-        <w:rPr>
-          <w:rStyle w:val="VerbatimChar"/>
-        </w:rPr>
-        <w:t xml:space="preserve">activo = true</w:t>
-      </w:r>
-      <w:r>
-        <w:t xml:space="preserve">, y el tipo está activo.</w:t>
-      </w:r>
-    </w:p>
-    <w:p>
-      <w:pPr>
-        <w:pStyle w:val="Compact"/>
-        <w:numPr>
-          <w:ilvl w:val="0"/>
-          <w:numId w:val="1002"/>
-        </w:numPr>
-      </w:pPr>
-      <w:r>
-        <w:t xml:space="preserve">La duración de la fila define cuánto se bloquea en la agenda.</w:t>
-      </w:r>
-    </w:p>
-    <w:p>
-      <w:pPr>
-        <w:pStyle w:val="Compact"/>
-        <w:numPr>
-          <w:ilvl w:val="0"/>
-          <w:numId w:val="1002"/>
-        </w:numPr>
-      </w:pPr>
-      <w:r>
-        <w:rPr>
-          <w:rStyle w:val="VerbatimChar"/>
-        </w:rPr>
-        <w:t xml:space="preserve">GET /api/public/servicios</w:t>
-      </w:r>
-      <w:r>
-        <w:t xml:space="preserve"> </w:t>
-      </w:r>
-      <w:r>
-        <w:t xml:space="preserve">devuelve cada servicio con sus precios y</w:t>
-      </w:r>
-      <w:r>
-        <w:t xml:space="preserve"> </w:t>
-      </w:r>
-      <w:r>
-        <w:rPr>
-          <w:rStyle w:val="VerbatimChar"/>
-        </w:rPr>
-        <w:t xml:space="preserve">precio_desde</w:t>
-      </w:r>
-      <w:r>
-        <w:t xml:space="preserve">; omite los que no tienen ningún precio.</w:t>
-      </w:r>
-    </w:p>
-    <w:p>
-      <w:pPr>
-        <w:pStyle w:val="Compact"/>
-        <w:numPr>
-          <w:ilvl w:val="0"/>
-          <w:numId w:val="1002"/>
-        </w:numPr>
-      </w:pPr>
-      <w:r>
-        <w:rPr>
-          <w:rStyle w:val="VerbatimChar"/>
-        </w:rPr>
-        <w:t xml:space="preserve">POST</w:t>
-      </w:r>
-      <w:r>
-        <w:t xml:space="preserve"> </w:t>
-      </w:r>
-      <w:r>
-        <w:t xml:space="preserve">y</w:t>
-      </w:r>
-      <w:r>
-        <w:t xml:space="preserve"> </w:t>
-      </w:r>
-      <w:r>
-        <w:rPr>
-          <w:rStyle w:val="VerbatimChar"/>
-        </w:rPr>
-        <w:t xml:space="preserve">PUT /api/servicios</w:t>
-      </w:r>
-      <w:r>
-        <w:t xml:space="preserve"> </w:t>
-      </w:r>
-      <w:r>
-        <w:t xml:space="preserve">reciben</w:t>
-      </w:r>
-      <w:r>
-        <w:t xml:space="preserve"> </w:t>
-      </w:r>
-      <w:r>
-        <w:rPr>
-          <w:rStyle w:val="VerbatimChar"/>
-        </w:rPr>
-        <w:t xml:space="preserve">precios: [{ id_tipo_vehiculo, precio, duracion_min }]</w:t>
-      </w:r>
-      <w:r>
-        <w:t xml:space="preserve">. Un tipo que deja de venir queda desactivado, no borrado. No se acepta un servicio sin ningún precio.</w:t>
-      </w:r>
-    </w:p>
-    <w:p>
-      <w:pPr>
-        <w:pStyle w:val="Compact"/>
-        <w:numPr>
-          <w:ilvl w:val="0"/>
-          <w:numId w:val="1002"/>
-        </w:numPr>
-      </w:pPr>
-      <w:r>
-        <w:t xml:space="preserve">Tipos de vehículo:</w:t>
-      </w:r>
-      <w:r>
-        <w:t xml:space="preserve"> </w:t>
-      </w:r>
-      <w:r>
-        <w:rPr>
-          <w:rStyle w:val="VerbatimChar"/>
-        </w:rPr>
-        <w:t xml:space="preserve">GET/POST/PUT /api/tipos-vehiculo</w:t>
-      </w:r>
-      <w:r>
-        <w:t xml:space="preserve"> </w:t>
-      </w:r>
-      <w:r>
-        <w:t xml:space="preserve">(interno) y</w:t>
-      </w:r>
-      <w:r>
-        <w:t xml:space="preserve"> </w:t>
-      </w:r>
-      <w:r>
-        <w:rPr>
-          <w:rStyle w:val="VerbatimChar"/>
-        </w:rPr>
-        <w:t xml:space="preserve">GET /api/public/tipos-vehiculo</w:t>
-      </w:r>
-      <w:r>
-        <w:t xml:space="preserve">. El</w:t>
-      </w:r>
-      <w:r>
-        <w:t xml:space="preserve"> </w:t>
-      </w:r>
-      <w:r>
-        <w:rPr>
-          <w:rStyle w:val="VerbatimChar"/>
-        </w:rPr>
-        <w:t xml:space="preserve">codigo</w:t>
-      </w:r>
-      <w:r>
-        <w:t xml:space="preserve"> </w:t>
-      </w:r>
-      <w:r>
-        <w:t xml:space="preserve">se genera a partir del nombre.</w:t>
-      </w:r>
-    </w:p>
-    <w:p>
-      <w:pPr>
-        <w:pStyle w:val="FirstParagraph"/>
-      </w:pPr>
-      <w:r>
-        <w:rPr>
-          <w:rStyle w:val="VerbatimChar"/>
-        </w:rPr>
-        <w:t xml:space="preserve">Vehiculo.id_tipo_vehiculo</w:t>
-      </w:r>
-      <w:r>
-        <w:t xml:space="preserve"> </w:t>
-      </w:r>
-      <w:r>
-        <w:t xml:space="preserve">es obligatorio al registrar (</w:t>
-      </w:r>
-      <w:r>
-        <w:rPr>
-          <w:rStyle w:val="VerbatimChar"/>
-        </w:rPr>
-        <w:t xml:space="preserve">POST /api/vehiculos</w:t>
-      </w:r>
-      <w:r>
-        <w:t xml:space="preserve">).</w:t>
-      </w:r>
-      <w:r>
-        <w:t xml:space="preserve"> </w:t>
-      </w:r>
-      <w:r>
-        <w:t xml:space="preserve">Admite</w:t>
-      </w:r>
-      <w:r>
-        <w:t xml:space="preserve"> </w:t>
-      </w:r>
-      <w:r>
-        <w:rPr>
-          <w:rStyle w:val="VerbatimChar"/>
-        </w:rPr>
-        <w:t xml:space="preserve">null</w:t>
-      </w:r>
-      <w:r>
-        <w:t xml:space="preserve"> </w:t>
-      </w:r>
-      <w:r>
-        <w:t xml:space="preserve">solo por los vehículos anteriores al catálogo:</w:t>
-      </w:r>
-      <w:r>
-        <w:t xml:space="preserve"> </w:t>
-      </w:r>
-      <w:r>
-        <w:rPr>
-          <w:b/>
-          <w:bCs/>
-        </w:rPr>
-        <w:t xml:space="preserve">3 vehículos</w:t>
-      </w:r>
-      <w:r>
-        <w:t xml:space="preserve"> </w:t>
-      </w:r>
-      <w:r>
-        <w:t xml:space="preserve">siguen</w:t>
-      </w:r>
-      <w:r>
-        <w:t xml:space="preserve"> </w:t>
-      </w:r>
-      <w:r>
-        <w:t xml:space="preserve">sin tipo y no pueden reservar hasta que su dueño o el operador lo complete. El</w:t>
-      </w:r>
-      <w:r>
-        <w:t xml:space="preserve"> </w:t>
-      </w:r>
-      <w:r>
-        <w:t xml:space="preserve">cliente puede editar sus propios vehículos (</w:t>
-      </w:r>
-      <w:r>
-        <w:rPr>
-          <w:rStyle w:val="VerbatimChar"/>
-        </w:rPr>
-        <w:t xml:space="preserve">PUT /api/vehiculos/:id</w:t>
-      </w:r>
-      <w:r>
-        <w:t xml:space="preserve">), pero no su estado.</w:t>
-      </w:r>
-    </w:p>
-    <w:p>
-      <w:pPr>
-        <w:pStyle w:val="BlockText"/>
-      </w:pPr>
-      <w:r>
-        <w:rPr>
-          <w:b/>
-          <w:bCs/>
-        </w:rPr>
-        <w:t xml:space="preserve">Pendiente (2026-09-27):</w:t>
-      </w:r>
-      <w:r>
-        <w:t xml:space="preserve"> </w:t>
-      </w:r>
-      <w:r>
-        <w:t xml:space="preserve">el tipo</w:t>
-      </w:r>
-      <w:r>
-        <w:t xml:space="preserve"> </w:t>
-      </w:r>
-      <w:r>
-        <w:rPr>
-          <w:b/>
-          <w:bCs/>
-        </w:rPr>
-        <w:t xml:space="preserve">moto</w:t>
-      </w:r>
-      <w:r>
-        <w:t xml:space="preserve"> </w:t>
-      </w:r>
-      <w:r>
-        <w:t xml:space="preserve">no tiene ningún precio, así que</w:t>
-      </w:r>
-      <w:r>
-        <w:t xml:space="preserve"> </w:t>
-      </w:r>
-      <w:r>
-        <w:t xml:space="preserve">ningún servicio se le ofrece. La migración no inventó tarifas: se cargan desde</w:t>
-      </w:r>
-      <w:r>
-        <w:t xml:space="preserve"> </w:t>
-      </w:r>
-      <w:r>
-        <w:rPr>
-          <w:b/>
-          <w:bCs/>
-        </w:rPr>
-        <w:t xml:space="preserve">Servicios → Servicios y precios</w:t>
-      </w:r>
-      <w:r>
-        <w:t xml:space="preserve">.</w:t>
-      </w:r>
-    </w:p>
-    <w:bookmarkEnd w:id="25"/>
-    <w:bookmarkStart w:id="26" w:name="servicios-adicionales"/>
-    <w:p>
-      <w:pPr>
-        <w:pStyle w:val="Heading2"/>
-      </w:pPr>
-      <w:r>
-        <w:rPr>
-          <w:rStyle w:val="SectionNumber"/>
-        </w:rPr>
-        <w:t xml:space="preserve">0.4</w:t>
-      </w:r>
-      <w:r>
-        <w:tab/>
-      </w:r>
-      <w:r>
-        <w:t xml:space="preserve">4. Servicios adicionales</w:t>
-      </w:r>
-    </w:p>
-    <w:p>
-      <w:pPr>
-        <w:pStyle w:val="FirstParagraph"/>
-      </w:pPr>
-      <w:r>
-        <w:rPr>
-          <w:rStyle w:val="VerbatimChar"/>
-        </w:rPr>
-        <w:t xml:space="preserve">ServicioAdicional</w:t>
-      </w:r>
-      <w:r>
-        <w:t xml:space="preserve"> </w:t>
-      </w:r>
-      <w:r>
-        <w:t xml:space="preserve">(nombre, precio,</w:t>
-      </w:r>
-      <w:r>
-        <w:t xml:space="preserve"> </w:t>
-      </w:r>
-      <w:r>
-        <w:rPr>
-          <w:rStyle w:val="VerbatimChar"/>
-        </w:rPr>
-        <w:t xml:space="preserve">duracion_min</w:t>
-      </w:r>
-      <w:r>
-        <w:t xml:space="preserve"> </w:t>
-      </w:r>
-      <w:r>
-        <w:t xml:space="preserve">extra). CRUD interno en</w:t>
-      </w:r>
-      <w:r>
-        <w:t xml:space="preserve"> </w:t>
-      </w:r>
-      <w:r>
-        <w:rPr>
-          <w:rStyle w:val="VerbatimChar"/>
-        </w:rPr>
-        <w:t xml:space="preserve">/api/adicionales</w:t>
-      </w:r>
-      <w:r>
-        <w:t xml:space="preserve">; lectura pública en</w:t>
-      </w:r>
-      <w:r>
-        <w:t xml:space="preserve"> </w:t>
-      </w:r>
-      <w:r>
-        <w:rPr>
-          <w:rStyle w:val="VerbatimChar"/>
-        </w:rPr>
-        <w:t xml:space="preserve">/api/public/adicionales</w:t>
-      </w:r>
-      <w:r>
-        <w:t xml:space="preserve">.</w:t>
-      </w:r>
-    </w:p>
-    <w:p>
-      <w:pPr>
-        <w:pStyle w:val="BodyText"/>
-      </w:pPr>
-      <w:r>
-        <w:t xml:space="preserve">Al reservar, cada adicional elegido se copia a</w:t>
-      </w:r>
-      <w:r>
-        <w:t xml:space="preserve"> </w:t>
-      </w:r>
-      <w:r>
-        <w:rPr>
-          <w:rStyle w:val="VerbatimChar"/>
-        </w:rPr>
-        <w:t xml:space="preserve">ReservaAdicional</w:t>
-      </w:r>
-      <w:r>
-        <w:t xml:space="preserve"> </w:t>
-      </w:r>
-      <w:r>
-        <w:t xml:space="preserve">(nombre, precio</w:t>
-      </w:r>
-      <w:r>
-        <w:t xml:space="preserve"> </w:t>
-      </w:r>
-      <w:r>
-        <w:t xml:space="preserve">y minutos): cambiar el catálogo después no altera reservas ya hechas.</w:t>
-      </w:r>
-      <w:r>
-        <w:t xml:space="preserve"> </w:t>
-      </w:r>
-      <w:r>
-        <w:rPr>
-          <w:rStyle w:val="VerbatimChar"/>
-        </w:rPr>
-        <w:t xml:space="preserve">Reserva.precio_final</w:t>
-      </w:r>
-      <w:r>
-        <w:t xml:space="preserve"> </w:t>
-      </w:r>
-      <w:r>
-        <w:t xml:space="preserve">= precio del servicio para el tipo de vehículo (0 si lo cubre</w:t>
-      </w:r>
-      <w:r>
-        <w:t xml:space="preserve"> </w:t>
-      </w:r>
-      <w:r>
-        <w:t xml:space="preserve">un plan) + adicionales.</w:t>
-      </w:r>
-      <w:r>
-        <w:t xml:space="preserve"> </w:t>
-      </w:r>
-      <w:r>
-        <w:rPr>
-          <w:b/>
-          <w:bCs/>
-        </w:rPr>
-        <w:t xml:space="preserve">Los planes no cubren adicionales.</w:t>
-      </w:r>
-    </w:p>
-    <w:bookmarkEnd w:id="26"/>
-    <w:bookmarkStart w:id="27" w:name="cotización-y-creación-de-reservas"/>
-    <w:p>
-      <w:pPr>
-        <w:pStyle w:val="Heading2"/>
-      </w:pPr>
-      <w:r>
-        <w:rPr>
-          <w:rStyle w:val="SectionNumber"/>
-        </w:rPr>
-        <w:t xml:space="preserve">0.5</w:t>
-      </w:r>
-      <w:r>
-        <w:tab/>
-      </w:r>
-      <w:r>
-        <w:t xml:space="preserve">5. Cotización y creación de reservas</w:t>
-      </w:r>
-    </w:p>
-    <w:p>
-      <w:pPr>
-        <w:pStyle w:val="FirstParagraph"/>
-      </w:pPr>
-      <w:r>
-        <w:t xml:space="preserve">El precio y la duración los calcula siempre el backend (</w:t>
-      </w:r>
-      <w:r>
-        <w:rPr>
-          <w:rStyle w:val="VerbatimChar"/>
-        </w:rPr>
-        <w:t xml:space="preserve">services/cotizacion.service.js</w:t>
-      </w:r>
-      <w:r>
-        <w:t xml:space="preserve">);</w:t>
-      </w:r>
-      <w:r>
-        <w:t xml:space="preserve"> </w:t>
-      </w:r>
-      <w:r>
-        <w:t xml:space="preserve">lo que muestra la pantalla sale de la misma cuenta.</w:t>
       </w:r>
     </w:p>
     <w:p>
@@ -3138,28 +3291,19 @@
         </w:numPr>
       </w:pPr>
       <w:r>
-        <w:rPr>
-          <w:rStyle w:val="VerbatimChar"/>
-        </w:rPr>
-        <w:t xml:space="preserve">POST /api/reservas/cotizar</w:t>
-      </w:r>
-      <w:r>
-        <w:t xml:space="preserve"> </w:t>
-      </w:r>
-      <w:r>
-        <w:t xml:space="preserve">— vista previa:</w:t>
-      </w:r>
-      <w:r>
-        <w:t xml:space="preserve"> </w:t>
-      </w:r>
-      <w:r>
-        <w:rPr>
-          <w:rStyle w:val="VerbatimChar"/>
-        </w:rPr>
-        <w:t xml:space="preserve">{ id_vehiculo, id_tipo_servicio, adicionales }</w:t>
-      </w:r>
-      <w:r>
-        <w:t xml:space="preserve">.</w:t>
+        <w:t xml:space="preserve">Un servicio se ofrece a un tipo solo si existe esa fila, con</w:t>
+      </w:r>
+      <w:r>
+        <w:t xml:space="preserve"> </w:t>
+      </w:r>
+      <w:r>
+        <w:rPr>
+          <w:rStyle w:val="VerbatimChar"/>
+        </w:rPr>
+        <w:t xml:space="preserve">activo = true</w:t>
+      </w:r>
+      <w:r>
+        <w:t xml:space="preserve">, y el tipo está activo.</w:t>
       </w:r>
     </w:p>
     <w:p>
@@ -3171,6 +3315,500 @@
         </w:numPr>
       </w:pPr>
       <w:r>
+        <w:t xml:space="preserve">La duración de la fila define cuánto se bloquea en la agenda.</w:t>
+      </w:r>
+    </w:p>
+    <w:p>
+      <w:pPr>
+        <w:pStyle w:val="Compact"/>
+        <w:numPr>
+          <w:ilvl w:val="0"/>
+          <w:numId w:val="1003"/>
+        </w:numPr>
+      </w:pPr>
+      <w:r>
+        <w:rPr>
+          <w:rStyle w:val="VerbatimChar"/>
+        </w:rPr>
+        <w:t xml:space="preserve">GET /api/public/servicios</w:t>
+      </w:r>
+      <w:r>
+        <w:t xml:space="preserve"> </w:t>
+      </w:r>
+      <w:r>
+        <w:t xml:space="preserve">devuelve cada servicio con sus precios y</w:t>
+      </w:r>
+      <w:r>
+        <w:t xml:space="preserve"> </w:t>
+      </w:r>
+      <w:r>
+        <w:rPr>
+          <w:rStyle w:val="VerbatimChar"/>
+        </w:rPr>
+        <w:t xml:space="preserve">precio_desde</w:t>
+      </w:r>
+      <w:r>
+        <w:t xml:space="preserve">; omite los que no tienen ningún precio.</w:t>
+      </w:r>
+    </w:p>
+    <w:p>
+      <w:pPr>
+        <w:pStyle w:val="Compact"/>
+        <w:numPr>
+          <w:ilvl w:val="0"/>
+          <w:numId w:val="1003"/>
+        </w:numPr>
+      </w:pPr>
+      <w:r>
+        <w:rPr>
+          <w:rStyle w:val="VerbatimChar"/>
+        </w:rPr>
+        <w:t xml:space="preserve">POST</w:t>
+      </w:r>
+      <w:r>
+        <w:t xml:space="preserve"> </w:t>
+      </w:r>
+      <w:r>
+        <w:t xml:space="preserve">y</w:t>
+      </w:r>
+      <w:r>
+        <w:t xml:space="preserve"> </w:t>
+      </w:r>
+      <w:r>
+        <w:rPr>
+          <w:rStyle w:val="VerbatimChar"/>
+        </w:rPr>
+        <w:t xml:space="preserve">PUT /api/servicios</w:t>
+      </w:r>
+      <w:r>
+        <w:t xml:space="preserve"> </w:t>
+      </w:r>
+      <w:r>
+        <w:t xml:space="preserve">reciben</w:t>
+      </w:r>
+      <w:r>
+        <w:t xml:space="preserve"> </w:t>
+      </w:r>
+      <w:r>
+        <w:rPr>
+          <w:rStyle w:val="VerbatimChar"/>
+        </w:rPr>
+        <w:t xml:space="preserve">precios: [{ id_tipo_vehiculo, precio, duracion_min }]</w:t>
+      </w:r>
+      <w:r>
+        <w:t xml:space="preserve">. Un tipo que deja de venir queda desactivado, no borrado. No se acepta un servicio sin ningún precio.</w:t>
+      </w:r>
+    </w:p>
+    <w:p>
+      <w:pPr>
+        <w:pStyle w:val="Compact"/>
+        <w:numPr>
+          <w:ilvl w:val="0"/>
+          <w:numId w:val="1003"/>
+        </w:numPr>
+      </w:pPr>
+      <w:r>
+        <w:t xml:space="preserve">Tipos de vehículo:</w:t>
+      </w:r>
+      <w:r>
+        <w:t xml:space="preserve"> </w:t>
+      </w:r>
+      <w:r>
+        <w:rPr>
+          <w:rStyle w:val="VerbatimChar"/>
+        </w:rPr>
+        <w:t xml:space="preserve">GET/POST/PUT /api/tipos-vehiculo</w:t>
+      </w:r>
+      <w:r>
+        <w:t xml:space="preserve"> </w:t>
+      </w:r>
+      <w:r>
+        <w:t xml:space="preserve">(interno) y</w:t>
+      </w:r>
+      <w:r>
+        <w:t xml:space="preserve"> </w:t>
+      </w:r>
+      <w:r>
+        <w:rPr>
+          <w:rStyle w:val="VerbatimChar"/>
+        </w:rPr>
+        <w:t xml:space="preserve">GET /api/public/tipos-vehiculo</w:t>
+      </w:r>
+      <w:r>
+        <w:t xml:space="preserve">. El</w:t>
+      </w:r>
+      <w:r>
+        <w:t xml:space="preserve"> </w:t>
+      </w:r>
+      <w:r>
+        <w:rPr>
+          <w:rStyle w:val="VerbatimChar"/>
+        </w:rPr>
+        <w:t xml:space="preserve">codigo</w:t>
+      </w:r>
+      <w:r>
+        <w:t xml:space="preserve"> </w:t>
+      </w:r>
+      <w:r>
+        <w:t xml:space="preserve">se genera a partir del nombre.</w:t>
+      </w:r>
+    </w:p>
+    <w:p>
+      <w:pPr>
+        <w:pStyle w:val="FirstParagraph"/>
+      </w:pPr>
+      <w:r>
+        <w:rPr>
+          <w:rStyle w:val="VerbatimChar"/>
+        </w:rPr>
+        <w:t xml:space="preserve">Vehiculo.id_tipo_vehiculo</w:t>
+      </w:r>
+      <w:r>
+        <w:t xml:space="preserve"> </w:t>
+      </w:r>
+      <w:r>
+        <w:t xml:space="preserve">es obligatorio al registrar (</w:t>
+      </w:r>
+      <w:r>
+        <w:rPr>
+          <w:rStyle w:val="VerbatimChar"/>
+        </w:rPr>
+        <w:t xml:space="preserve">POST /api/vehiculos</w:t>
+      </w:r>
+      <w:r>
+        <w:t xml:space="preserve">).</w:t>
+      </w:r>
+      <w:r>
+        <w:t xml:space="preserve"> </w:t>
+      </w:r>
+      <w:r>
+        <w:t xml:space="preserve">Admite</w:t>
+      </w:r>
+      <w:r>
+        <w:t xml:space="preserve"> </w:t>
+      </w:r>
+      <w:r>
+        <w:rPr>
+          <w:rStyle w:val="VerbatimChar"/>
+        </w:rPr>
+        <w:t xml:space="preserve">null</w:t>
+      </w:r>
+      <w:r>
+        <w:t xml:space="preserve"> </w:t>
+      </w:r>
+      <w:r>
+        <w:t xml:space="preserve">solo por los vehículos anteriores al catálogo:</w:t>
+      </w:r>
+      <w:r>
+        <w:t xml:space="preserve"> </w:t>
+      </w:r>
+      <w:r>
+        <w:rPr>
+          <w:b/>
+          <w:bCs/>
+        </w:rPr>
+        <w:t xml:space="preserve">3 vehículos</w:t>
+      </w:r>
+      <w:r>
+        <w:t xml:space="preserve"> </w:t>
+      </w:r>
+      <w:r>
+        <w:t xml:space="preserve">siguen</w:t>
+      </w:r>
+      <w:r>
+        <w:t xml:space="preserve"> </w:t>
+      </w:r>
+      <w:r>
+        <w:t xml:space="preserve">sin tipo y no pueden reservar hasta que su dueño o el operador lo complete. El</w:t>
+      </w:r>
+      <w:r>
+        <w:t xml:space="preserve"> </w:t>
+      </w:r>
+      <w:r>
+        <w:t xml:space="preserve">cliente puede editar sus propios vehículos (</w:t>
+      </w:r>
+      <w:r>
+        <w:rPr>
+          <w:rStyle w:val="VerbatimChar"/>
+        </w:rPr>
+        <w:t xml:space="preserve">PUT /api/vehiculos/:id</w:t>
+      </w:r>
+      <w:r>
+        <w:t xml:space="preserve">), pero no su estado.</w:t>
+      </w:r>
+    </w:p>
+    <w:p>
+      <w:pPr>
+        <w:pStyle w:val="BlockText"/>
+      </w:pPr>
+      <w:r>
+        <w:rPr>
+          <w:b/>
+          <w:bCs/>
+        </w:rPr>
+        <w:t xml:space="preserve">Pendiente (2026-09-27):</w:t>
+      </w:r>
+      <w:r>
+        <w:t xml:space="preserve"> </w:t>
+      </w:r>
+      <w:r>
+        <w:t xml:space="preserve">el tipo</w:t>
+      </w:r>
+      <w:r>
+        <w:t xml:space="preserve"> </w:t>
+      </w:r>
+      <w:r>
+        <w:rPr>
+          <w:b/>
+          <w:bCs/>
+        </w:rPr>
+        <w:t xml:space="preserve">moto</w:t>
+      </w:r>
+      <w:r>
+        <w:t xml:space="preserve"> </w:t>
+      </w:r>
+      <w:r>
+        <w:t xml:space="preserve">no tiene ningún precio, así que</w:t>
+      </w:r>
+      <w:r>
+        <w:t xml:space="preserve"> </w:t>
+      </w:r>
+      <w:r>
+        <w:t xml:space="preserve">ningún servicio se le ofrece. La migración no inventó tarifas: se cargan desde</w:t>
+      </w:r>
+      <w:r>
+        <w:t xml:space="preserve"> </w:t>
+      </w:r>
+      <w:r>
+        <w:rPr>
+          <w:b/>
+          <w:bCs/>
+        </w:rPr>
+        <w:t xml:space="preserve">Servicios → Servicios y precios</w:t>
+      </w:r>
+      <w:r>
+        <w:t xml:space="preserve">.</w:t>
+      </w:r>
+    </w:p>
+    <w:bookmarkEnd w:id="26"/>
+    <w:bookmarkStart w:id="27" w:name="servicios-adicionales"/>
+    <w:p>
+      <w:pPr>
+        <w:pStyle w:val="Heading2"/>
+      </w:pPr>
+      <w:r>
+        <w:rPr>
+          <w:rStyle w:val="SectionNumber"/>
+        </w:rPr>
+        <w:t xml:space="preserve">0.4</w:t>
+      </w:r>
+      <w:r>
+        <w:tab/>
+      </w:r>
+      <w:r>
+        <w:t xml:space="preserve">4. Servicios adicionales</w:t>
+      </w:r>
+    </w:p>
+    <w:p>
+      <w:pPr>
+        <w:pStyle w:val="FirstParagraph"/>
+      </w:pPr>
+      <w:r>
+        <w:rPr>
+          <w:rStyle w:val="VerbatimChar"/>
+        </w:rPr>
+        <w:t xml:space="preserve">ServicioAdicional</w:t>
+      </w:r>
+      <w:r>
+        <w:t xml:space="preserve"> </w:t>
+      </w:r>
+      <w:r>
+        <w:t xml:space="preserve">(nombre, precio,</w:t>
+      </w:r>
+      <w:r>
+        <w:t xml:space="preserve"> </w:t>
+      </w:r>
+      <w:r>
+        <w:rPr>
+          <w:rStyle w:val="VerbatimChar"/>
+        </w:rPr>
+        <w:t xml:space="preserve">duracion_min</w:t>
+      </w:r>
+      <w:r>
+        <w:t xml:space="preserve"> </w:t>
+      </w:r>
+      <w:r>
+        <w:t xml:space="preserve">extra). CRUD interno en</w:t>
+      </w:r>
+      <w:r>
+        <w:t xml:space="preserve"> </w:t>
+      </w:r>
+      <w:r>
+        <w:rPr>
+          <w:rStyle w:val="VerbatimChar"/>
+        </w:rPr>
+        <w:t xml:space="preserve">/api/adicionales</w:t>
+      </w:r>
+      <w:r>
+        <w:t xml:space="preserve">; lectura pública en</w:t>
+      </w:r>
+      <w:r>
+        <w:t xml:space="preserve"> </w:t>
+      </w:r>
+      <w:r>
+        <w:rPr>
+          <w:rStyle w:val="VerbatimChar"/>
+        </w:rPr>
+        <w:t xml:space="preserve">/api/public/adicionales</w:t>
+      </w:r>
+      <w:r>
+        <w:t xml:space="preserve">.</w:t>
+      </w:r>
+    </w:p>
+    <w:p>
+      <w:pPr>
+        <w:pStyle w:val="BodyText"/>
+      </w:pPr>
+      <w:r>
+        <w:t xml:space="preserve">Al reservar, cada adicional elegido se copia a</w:t>
+      </w:r>
+      <w:r>
+        <w:t xml:space="preserve"> </w:t>
+      </w:r>
+      <w:r>
+        <w:rPr>
+          <w:rStyle w:val="VerbatimChar"/>
+        </w:rPr>
+        <w:t xml:space="preserve">ReservaAdicional</w:t>
+      </w:r>
+      <w:r>
+        <w:t xml:space="preserve"> </w:t>
+      </w:r>
+      <w:r>
+        <w:t xml:space="preserve">(nombre, precio</w:t>
+      </w:r>
+      <w:r>
+        <w:t xml:space="preserve"> </w:t>
+      </w:r>
+      <w:r>
+        <w:t xml:space="preserve">y minutos): cambiar el catálogo después no altera reservas ya hechas.</w:t>
+      </w:r>
+      <w:r>
+        <w:t xml:space="preserve"> </w:t>
+      </w:r>
+      <w:r>
+        <w:rPr>
+          <w:rStyle w:val="VerbatimChar"/>
+        </w:rPr>
+        <w:t xml:space="preserve">Reserva.precio_final</w:t>
+      </w:r>
+      <w:r>
+        <w:t xml:space="preserve"> </w:t>
+      </w:r>
+      <w:r>
+        <w:t xml:space="preserve">= precio del servicio para el tipo de vehículo (0 si lo cubre</w:t>
+      </w:r>
+      <w:r>
+        <w:t xml:space="preserve"> </w:t>
+      </w:r>
+      <w:r>
+        <w:t xml:space="preserve">un plan) + adicionales.</w:t>
+      </w:r>
+      <w:r>
+        <w:t xml:space="preserve"> </w:t>
+      </w:r>
+      <w:r>
+        <w:rPr>
+          <w:b/>
+          <w:bCs/>
+        </w:rPr>
+        <w:t xml:space="preserve">Los planes no cubren adicionales.</w:t>
+      </w:r>
+    </w:p>
+    <w:bookmarkEnd w:id="27"/>
+    <w:bookmarkStart w:id="28" w:name="cotización-y-creación-de-reservas"/>
+    <w:p>
+      <w:pPr>
+        <w:pStyle w:val="Heading2"/>
+      </w:pPr>
+      <w:r>
+        <w:rPr>
+          <w:rStyle w:val="SectionNumber"/>
+        </w:rPr>
+        <w:t xml:space="preserve">0.5</w:t>
+      </w:r>
+      <w:r>
+        <w:tab/>
+      </w:r>
+      <w:r>
+        <w:t xml:space="preserve">5. Cotización y creación de reservas</w:t>
+      </w:r>
+    </w:p>
+    <w:p>
+      <w:pPr>
+        <w:pStyle w:val="FirstParagraph"/>
+      </w:pPr>
+      <w:r>
+        <w:t xml:space="preserve">El precio y la duración los calcula siempre el backend (</w:t>
+      </w:r>
+      <w:r>
+        <w:rPr>
+          <w:rStyle w:val="VerbatimChar"/>
+        </w:rPr>
+        <w:t xml:space="preserve">services/cotizacion.service.js</w:t>
+      </w:r>
+      <w:r>
+        <w:t xml:space="preserve">);</w:t>
+      </w:r>
+      <w:r>
+        <w:t xml:space="preserve"> </w:t>
+      </w:r>
+      <w:r>
+        <w:t xml:space="preserve">lo que muestra la pantalla sale de la misma cuenta.</w:t>
+      </w:r>
+    </w:p>
+    <w:p>
+      <w:pPr>
+        <w:pStyle w:val="Compact"/>
+        <w:numPr>
+          <w:ilvl w:val="0"/>
+          <w:numId w:val="1004"/>
+        </w:numPr>
+      </w:pPr>
+      <w:r>
+        <w:rPr>
+          <w:rStyle w:val="VerbatimChar"/>
+        </w:rPr>
+        <w:t xml:space="preserve">POST /api/reservas/cotizar</w:t>
+      </w:r>
+      <w:r>
+        <w:t xml:space="preserve"> </w:t>
+      </w:r>
+      <w:r>
+        <w:t xml:space="preserve">— vista previa:</w:t>
+      </w:r>
+      <w:r>
+        <w:t xml:space="preserve"> </w:t>
+      </w:r>
+      <w:r>
+        <w:rPr>
+          <w:rStyle w:val="VerbatimChar"/>
+        </w:rPr>
+        <w:t xml:space="preserve">{ id_vehiculo, id_tipo_servicio, adicionales }</w:t>
+      </w:r>
+      <w:r>
+        <w:t xml:space="preserve">.</w:t>
+      </w:r>
+    </w:p>
+    <w:p>
+      <w:pPr>
+        <w:pStyle w:val="Compact"/>
+        <w:numPr>
+          <w:ilvl w:val="0"/>
+          <w:numId w:val="1004"/>
+        </w:numPr>
+      </w:pPr>
+      <w:r>
         <w:rPr>
           <w:rStyle w:val="VerbatimChar"/>
         </w:rPr>
@@ -3271,8 +3909,8 @@
         <w:t xml:space="preserve">.</w:t>
       </w:r>
     </w:p>
-    <w:bookmarkEnd w:id="27"/>
-    <w:bookmarkStart w:id="28" w:name="agenda-y-capacidad"/>
+    <w:bookmarkEnd w:id="28"/>
+    <w:bookmarkStart w:id="29" w:name="agenda-y-capacidad"/>
     <w:p>
       <w:pPr>
         <w:pStyle w:val="Heading2"/>
@@ -3426,7 +4064,7 @@
       <w:pPr>
         <w:numPr>
           <w:ilvl w:val="0"/>
-          <w:numId w:val="1004"/>
+          <w:numId w:val="1005"/>
         </w:numPr>
       </w:pPr>
       <w:r>
@@ -3510,7 +4148,7 @@
       <w:pPr>
         <w:numPr>
           <w:ilvl w:val="0"/>
-          <w:numId w:val="1004"/>
+          <w:numId w:val="1005"/>
         </w:numPr>
       </w:pPr>
       <w:r>
@@ -3537,7 +4175,7 @@
       <w:pPr>
         <w:numPr>
           <w:ilvl w:val="0"/>
-          <w:numId w:val="1004"/>
+          <w:numId w:val="1005"/>
         </w:numPr>
       </w:pPr>
       <w:r>
@@ -3579,7 +4217,7 @@
       <w:pPr>
         <w:numPr>
           <w:ilvl w:val="0"/>
-          <w:numId w:val="1004"/>
+          <w:numId w:val="1005"/>
         </w:numPr>
       </w:pPr>
       <w:r>
@@ -3612,7 +4250,7 @@
       <w:pPr>
         <w:numPr>
           <w:ilvl w:val="0"/>
-          <w:numId w:val="1004"/>
+          <w:numId w:val="1005"/>
         </w:numPr>
       </w:pPr>
       <w:r>
@@ -3654,7 +4292,7 @@
       <w:pPr>
         <w:numPr>
           <w:ilvl w:val="0"/>
-          <w:numId w:val="1004"/>
+          <w:numId w:val="1005"/>
         </w:numPr>
       </w:pPr>
       <w:r>
@@ -3780,7 +4418,7 @@
       <w:pPr>
         <w:numPr>
           <w:ilvl w:val="0"/>
-          <w:numId w:val="1004"/>
+          <w:numId w:val="1005"/>
         </w:numPr>
       </w:pPr>
       <w:r>
@@ -3843,7 +4481,7 @@
       <w:pPr>
         <w:numPr>
           <w:ilvl w:val="0"/>
-          <w:numId w:val="1004"/>
+          <w:numId w:val="1005"/>
         </w:numPr>
       </w:pPr>
       <w:r>
@@ -3947,8 +4585,8 @@
         <w:t xml:space="preserve">para marcarlo.</w:t>
       </w:r>
     </w:p>
-    <w:bookmarkEnd w:id="28"/>
-    <w:bookmarkStart w:id="29" w:name="fechas-y-zona-horaria"/>
+    <w:bookmarkEnd w:id="29"/>
+    <w:bookmarkStart w:id="30" w:name="fechas-y-zona-horaria"/>
     <w:p>
       <w:pPr>
         <w:pStyle w:val="Heading2"/>
@@ -4172,8 +4810,8 @@
         <w:t xml:space="preserve">.</w:t>
       </w:r>
     </w:p>
-    <w:bookmarkEnd w:id="29"/>
-    <w:bookmarkStart w:id="30" w:name="validación-de-pagos"/>
+    <w:bookmarkEnd w:id="30"/>
+    <w:bookmarkStart w:id="31" w:name="validación-de-pagos"/>
     <w:p>
       <w:pPr>
         <w:pStyle w:val="Heading2"/>
@@ -4295,8 +4933,8 @@
         <w:t xml:space="preserve">conectarla, resolver SEC-02: el webhook no valida firma.</w:t>
       </w:r>
     </w:p>
-    <w:bookmarkEnd w:id="30"/>
-    <w:bookmarkStart w:id="34" w:name="dashboard-y-reportes"/>
+    <w:bookmarkEnd w:id="31"/>
+    <w:bookmarkStart w:id="35" w:name="dashboard-y-reportes"/>
     <w:p>
       <w:pPr>
         <w:pStyle w:val="Heading2"/>
@@ -4619,7 +5257,7 @@
         </w:tc>
       </w:tr>
     </w:tbl>
-    <w:bookmarkStart w:id="31" w:name="dashboard"/>
+    <w:bookmarkStart w:id="32" w:name="dashboard"/>
     <w:p>
       <w:pPr>
         <w:pStyle w:val="Heading3"/>
@@ -4711,8 +5349,8 @@
         <w:t xml:space="preserve">: un aviso que no se puede atender es ruido.</w:t>
       </w:r>
     </w:p>
-    <w:bookmarkEnd w:id="31"/>
-    <w:bookmarkStart w:id="32" w:name="reportes"/>
+    <w:bookmarkEnd w:id="32"/>
+    <w:bookmarkStart w:id="33" w:name="reportes"/>
     <w:p>
       <w:pPr>
         <w:pStyle w:val="Heading3"/>
@@ -5124,8 +5762,8 @@
         <w:t xml:space="preserve">información en texto.</w:t>
       </w:r>
     </w:p>
-    <w:bookmarkEnd w:id="32"/>
-    <w:bookmarkStart w:id="33" w:name="endpoints"/>
+    <w:bookmarkEnd w:id="33"/>
+    <w:bookmarkStart w:id="34" w:name="endpoints"/>
     <w:p>
       <w:pPr>
         <w:pStyle w:val="Heading3"/>
@@ -5696,9 +6334,9 @@
         <w:t xml:space="preserve">.</w:t>
       </w:r>
     </w:p>
-    <w:bookmarkEnd w:id="33"/>
     <w:bookmarkEnd w:id="34"/>
-    <w:bookmarkStart w:id="36" w:name="parámetros-del-sistema"/>
+    <w:bookmarkEnd w:id="35"/>
+    <w:bookmarkStart w:id="37" w:name="parámetros-del-sistema"/>
     <w:p>
       <w:pPr>
         <w:pStyle w:val="Heading2"/>
@@ -6250,7 +6888,7 @@
         <w:t xml:space="preserve">reservas del día siguiente.</w:t>
       </w:r>
     </w:p>
-    <w:bookmarkStart w:id="35" w:name="X2d991c11642d71b575ad7284abc639ef720f461"/>
+    <w:bookmarkStart w:id="36" w:name="X2d991c11642d71b575ad7284abc639ef720f461"/>
     <w:p>
       <w:pPr>
         <w:pStyle w:val="Heading3"/>
@@ -6508,7 +7146,7 @@
       <w:pPr>
         <w:numPr>
           <w:ilvl w:val="0"/>
-          <w:numId w:val="1005"/>
+          <w:numId w:val="1006"/>
         </w:numPr>
       </w:pPr>
       <w:r>
@@ -6526,7 +7164,7 @@
       <w:pPr>
         <w:numPr>
           <w:ilvl w:val="0"/>
-          <w:numId w:val="1005"/>
+          <w:numId w:val="1006"/>
         </w:numPr>
       </w:pPr>
       <w:r>
@@ -6572,7 +7210,7 @@
       <w:pPr>
         <w:numPr>
           <w:ilvl w:val="0"/>
-          <w:numId w:val="1005"/>
+          <w:numId w:val="1006"/>
         </w:numPr>
       </w:pPr>
       <w:r>
@@ -6625,7 +7263,7 @@
       <w:pPr>
         <w:numPr>
           <w:ilvl w:val="0"/>
-          <w:numId w:val="1005"/>
+          <w:numId w:val="1006"/>
         </w:numPr>
       </w:pPr>
       <w:r>
@@ -6681,7 +7319,7 @@
       <w:pPr>
         <w:numPr>
           <w:ilvl w:val="0"/>
-          <w:numId w:val="1005"/>
+          <w:numId w:val="1006"/>
         </w:numPr>
       </w:pPr>
       <w:r>
@@ -6694,9 +7332,9 @@
         <w:t xml:space="preserve">esquema anterior entra una vez más y listo. No hay que avisar a nadie.</w:t>
       </w:r>
     </w:p>
-    <w:bookmarkEnd w:id="35"/>
     <w:bookmarkEnd w:id="36"/>
-    <w:bookmarkStart w:id="39" w:name="despliegue-y-migraciones"/>
+    <w:bookmarkEnd w:id="37"/>
+    <w:bookmarkStart w:id="40" w:name="despliegue-y-migraciones"/>
     <w:p>
       <w:pPr>
         <w:pStyle w:val="Heading2"/>
@@ -6894,7 +7532,7 @@
         </w:tc>
       </w:tr>
     </w:tbl>
-    <w:bookmarkStart w:id="37" w:name="X3542f0bc8c68579460bfcc52fd9f91ffbf8b96e"/>
+    <w:bookmarkStart w:id="38" w:name="X3542f0bc8c68579460bfcc52fd9f91ffbf8b96e"/>
     <w:p>
       <w:pPr>
         <w:pStyle w:val="Heading3"/>
@@ -7165,8 +7803,8 @@
         <w:t xml:space="preserve">.</w:t>
       </w:r>
     </w:p>
-    <w:bookmarkEnd w:id="37"/>
-    <w:bookmarkStart w:id="38" w:name="X441b3d28acb90abc337d26351cfd579c17c637f"/>
+    <w:bookmarkEnd w:id="38"/>
+    <w:bookmarkStart w:id="39" w:name="X441b3d28acb90abc337d26351cfd579c17c637f"/>
     <w:p>
       <w:pPr>
         <w:pStyle w:val="Heading3"/>
@@ -7418,9 +8056,9 @@
         <w:t xml:space="preserve">y su remoto usa la clave personal.</w:t>
       </w:r>
     </w:p>
-    <w:bookmarkEnd w:id="38"/>
     <w:bookmarkEnd w:id="39"/>
-    <w:bookmarkStart w:id="40" w:name="app-android"/>
+    <w:bookmarkEnd w:id="40"/>
+    <w:bookmarkStart w:id="41" w:name="app-android"/>
     <w:p>
       <w:pPr>
         <w:pStyle w:val="Heading2"/>
@@ -7555,8 +8193,8 @@
         <w:t xml:space="preserve">y reinstalarla.</w:t>
       </w:r>
     </w:p>
-    <w:bookmarkEnd w:id="40"/>
-    <w:bookmarkStart w:id="43" w:name="respaldos-y-recuperación"/>
+    <w:bookmarkEnd w:id="41"/>
+    <w:bookmarkStart w:id="44" w:name="respaldos-y-recuperación"/>
     <w:p>
       <w:pPr>
         <w:pStyle w:val="Heading2"/>
@@ -7877,7 +8515,7 @@
         <w:t xml:space="preserve">de dos días, avisa: es la señal de que el cron dejó de correr.</w:t>
       </w:r>
     </w:p>
-    <w:bookmarkStart w:id="41" w:name="lo-que-el-respaldo-todavía-no-cubre"/>
+    <w:bookmarkStart w:id="42" w:name="lo-que-el-respaldo-todavía-no-cubre"/>
     <w:p>
       <w:pPr>
         <w:pStyle w:val="Heading3"/>
@@ -7979,8 +8617,8 @@
         <w:t xml:space="preserve">apuntando a otro equipo, un NAS o un disco externo.</w:t>
       </w:r>
     </w:p>
-    <w:bookmarkEnd w:id="41"/>
-    <w:bookmarkStart w:id="42" w:name="qué-contiene-cada-paquete"/>
+    <w:bookmarkEnd w:id="42"/>
+    <w:bookmarkStart w:id="43" w:name="qué-contiene-cada-paquete"/>
     <w:p>
       <w:pPr>
         <w:pStyle w:val="Heading3"/>
@@ -8191,9 +8829,9 @@
         <w:t xml:space="preserve">.</w:t>
       </w:r>
     </w:p>
-    <w:bookmarkEnd w:id="42"/>
     <w:bookmarkEnd w:id="43"/>
-    <w:bookmarkStart w:id="44" w:name="mantenimiento"/>
+    <w:bookmarkEnd w:id="44"/>
+    <w:bookmarkStart w:id="45" w:name="mantenimiento"/>
     <w:p>
       <w:pPr>
         <w:pStyle w:val="Heading2"/>
@@ -8216,7 +8854,7 @@
         <w:pStyle w:val="Compact"/>
         <w:numPr>
           <w:ilvl w:val="0"/>
-          <w:numId w:val="1006"/>
+          <w:numId w:val="1007"/>
         </w:numPr>
       </w:pPr>
       <w:r>
@@ -8244,7 +8882,7 @@
         <w:pStyle w:val="Compact"/>
         <w:numPr>
           <w:ilvl w:val="0"/>
-          <w:numId w:val="1006"/>
+          <w:numId w:val="1007"/>
         </w:numPr>
       </w:pPr>
       <w:r>
@@ -8314,7 +8952,7 @@
         <w:pStyle w:val="Compact"/>
         <w:numPr>
           <w:ilvl w:val="0"/>
-          <w:numId w:val="1006"/>
+          <w:numId w:val="1007"/>
         </w:numPr>
       </w:pPr>
       <w:r>
@@ -8394,8 +9032,8 @@
         <w:t xml:space="preserve">.</w:t>
       </w:r>
     </w:p>
-    <w:bookmarkEnd w:id="44"/>
-    <w:bookmarkStart w:id="45" w:name="monitoreo-y-logs"/>
+    <w:bookmarkEnd w:id="45"/>
+    <w:bookmarkStart w:id="46" w:name="monitoreo-y-logs"/>
     <w:p>
       <w:pPr>
         <w:pStyle w:val="Heading2"/>
@@ -8463,8 +9101,8 @@
         </w:pict>
       </w:r>
     </w:p>
-    <w:bookmarkEnd w:id="45"/>
-    <w:bookmarkStart w:id="46" w:name="control-de-versiones"/>
+    <w:bookmarkEnd w:id="46"/>
+    <w:bookmarkStart w:id="47" w:name="control-de-versiones"/>
     <w:p>
       <w:pPr>
         <w:pStyle w:val="Heading2"/>
@@ -8626,7 +9264,7 @@
         <w:t xml:space="preserve">repositorio; la fuente es el archivo Markdown correspondiente.</w:t>
       </w:r>
     </w:p>
-    <w:bookmarkEnd w:id="46"/>
+    <w:bookmarkEnd w:id="47"/>
     <w:sectPr/>
   </w:body>
 </w:document>
@@ -8809,6 +9447,91 @@
       </w:pPr>
     </w:lvl>
   </w:abstractNum>
+  <w:abstractNum w:abstractNumId="99411">
+    <w:nsid w:val="00A99411"/>
+    <w:multiLevelType w:val="multilevel"/>
+    <w:lvl w:ilvl="0">
+      <w:start w:val="1"/>
+      <w:numFmt w:val="decimal"/>
+      <w:lvlText w:val="%1."/>
+      <w:lvlJc w:val="left"/>
+      <w:pPr>
+        <w:ind w:left="720" w:hanging="480"/>
+      </w:pPr>
+    </w:lvl>
+    <w:lvl w:ilvl="1">
+      <w:start w:val="1"/>
+      <w:numFmt w:val="decimal"/>
+      <w:lvlText w:val="%2."/>
+      <w:lvlJc w:val="left"/>
+      <w:pPr>
+        <w:ind w:left="1440" w:hanging="480"/>
+      </w:pPr>
+    </w:lvl>
+    <w:lvl w:ilvl="2">
+      <w:start w:val="1"/>
+      <w:numFmt w:val="decimal"/>
+      <w:lvlText w:val="%3."/>
+      <w:lvlJc w:val="left"/>
+      <w:pPr>
+        <w:ind w:left="2160" w:hanging="480"/>
+      </w:pPr>
+    </w:lvl>
+    <w:lvl w:ilvl="3">
+      <w:start w:val="1"/>
+      <w:numFmt w:val="decimal"/>
+      <w:lvlText w:val="%4."/>
+      <w:lvlJc w:val="left"/>
+      <w:pPr>
+        <w:ind w:left="2880" w:hanging="480"/>
+      </w:pPr>
+    </w:lvl>
+    <w:lvl w:ilvl="4">
+      <w:start w:val="1"/>
+      <w:numFmt w:val="decimal"/>
+      <w:lvlText w:val="%5."/>
+      <w:lvlJc w:val="left"/>
+      <w:pPr>
+        <w:ind w:left="3600" w:hanging="480"/>
+      </w:pPr>
+    </w:lvl>
+    <w:lvl w:ilvl="5">
+      <w:start w:val="1"/>
+      <w:numFmt w:val="decimal"/>
+      <w:lvlText w:val="%6."/>
+      <w:lvlJc w:val="left"/>
+      <w:pPr>
+        <w:ind w:left="4320" w:hanging="480"/>
+      </w:pPr>
+    </w:lvl>
+    <w:lvl w:ilvl="6">
+      <w:start w:val="1"/>
+      <w:numFmt w:val="decimal"/>
+      <w:lvlText w:val="%7."/>
+      <w:lvlJc w:val="left"/>
+      <w:pPr>
+        <w:ind w:left="5040" w:hanging="480"/>
+      </w:pPr>
+    </w:lvl>
+    <w:lvl w:ilvl="7">
+      <w:start w:val="1"/>
+      <w:numFmt w:val="decimal"/>
+      <w:lvlText w:val="%8."/>
+      <w:lvlJc w:val="left"/>
+      <w:pPr>
+        <w:ind w:left="5760" w:hanging="480"/>
+      </w:pPr>
+    </w:lvl>
+    <w:lvl w:ilvl="8">
+      <w:start w:val="1"/>
+      <w:numFmt w:val="decimal"/>
+      <w:lvlText w:val="%9."/>
+      <w:lvlJc w:val="left"/>
+      <w:pPr>
+        <w:ind w:left="6480" w:hanging="480"/>
+      </w:pPr>
+    </w:lvl>
+  </w:abstractNum>
   <w:num w:numId="1000">
     <w:abstractNumId w:val="990"/>
   </w:num>
@@ -8816,7 +9539,34 @@
     <w:abstractNumId w:val="991"/>
   </w:num>
   <w:num w:numId="1002">
-    <w:abstractNumId w:val="991"/>
+    <w:abstractNumId w:val="99411"/>
+    <w:lvlOverride w:ilvl="0">
+      <w:startOverride w:val="1"/>
+    </w:lvlOverride>
+    <w:lvlOverride w:ilvl="1">
+      <w:startOverride w:val="1"/>
+    </w:lvlOverride>
+    <w:lvlOverride w:ilvl="2">
+      <w:startOverride w:val="1"/>
+    </w:lvlOverride>
+    <w:lvlOverride w:ilvl="3">
+      <w:startOverride w:val="1"/>
+    </w:lvlOverride>
+    <w:lvlOverride w:ilvl="4">
+      <w:startOverride w:val="1"/>
+    </w:lvlOverride>
+    <w:lvlOverride w:ilvl="5">
+      <w:startOverride w:val="1"/>
+    </w:lvlOverride>
+    <w:lvlOverride w:ilvl="6">
+      <w:startOverride w:val="1"/>
+    </w:lvlOverride>
+    <w:lvlOverride w:ilvl="7">
+      <w:startOverride w:val="1"/>
+    </w:lvlOverride>
+    <w:lvlOverride w:ilvl="8">
+      <w:startOverride w:val="1"/>
+    </w:lvlOverride>
   </w:num>
   <w:num w:numId="1003">
     <w:abstractNumId w:val="991"/>
@@ -8828,6 +9578,9 @@
     <w:abstractNumId w:val="991"/>
   </w:num>
   <w:num w:numId="1006">
+    <w:abstractNumId w:val="991"/>
+  </w:num>
+  <w:num w:numId="1007">
     <w:abstractNumId w:val="991"/>
   </w:num>
 </w:numbering>

--- a/docs/08_MANUAL_ADMINISTRADOR/Manual_Administrador.docx
+++ b/docs/08_MANUAL_ADMINISTRADOR/Manual_Administrador.docx
@@ -318,6 +318,22 @@
       <w:r>
         <w:t xml:space="preserve">.</w:t>
       </w:r>
+      <w:r>
+        <w:t xml:space="preserve"> </w:t>
+      </w:r>
+      <w:r>
+        <w:rPr>
+          <w:b/>
+          <w:bCs/>
+        </w:rPr>
+        <w:t xml:space="preserve">Lavado a domicilio</w:t>
+      </w:r>
+      <w:r>
+        <w:t xml:space="preserve"> </w:t>
+      </w:r>
+      <w:r>
+        <w:t xml:space="preserve">(sección 1.4): sectores, equipos móviles, visitas y cargo por visita fallida.</w:t>
+      </w:r>
     </w:p>
     <w:p>
       <w:pPr>
@@ -421,7 +437,7 @@
         <w:t xml:space="preserve">.</w:t>
       </w:r>
     </w:p>
-    <w:bookmarkStart w:id="23" w:name="usuarios-y-roles"/>
+    <w:bookmarkStart w:id="24" w:name="usuarios-y-roles"/>
     <w:p>
       <w:pPr>
         <w:pStyle w:val="Heading2"/>
@@ -2392,8 +2408,625 @@
       </w:r>
     </w:p>
     <w:bookmarkEnd w:id="22"/>
+    <w:bookmarkStart w:id="23" w:name="lavado-a-domicilio-desde-el-2026-10-12"/>
+    <w:p>
+      <w:pPr>
+        <w:pStyle w:val="Heading3"/>
+      </w:pPr>
+      <w:r>
+        <w:rPr>
+          <w:rStyle w:val="SectionNumber"/>
+        </w:rPr>
+        <w:t xml:space="preserve">0.1.4</w:t>
+      </w:r>
+      <w:r>
+        <w:tab/>
+      </w:r>
+      <w:r>
+        <w:t xml:space="preserve">1.4 Lavado a domicilio (desde el 2026-10-12)</w:t>
+      </w:r>
+    </w:p>
+    <w:p>
+      <w:pPr>
+        <w:pStyle w:val="FirstParagraph"/>
+      </w:pPr>
+      <w:r>
+        <w:t xml:space="preserve">Pantalla</w:t>
+      </w:r>
+      <w:r>
+        <w:t xml:space="preserve"> </w:t>
+      </w:r>
+      <w:r>
+        <w:rPr>
+          <w:b/>
+          <w:bCs/>
+        </w:rPr>
+        <w:t xml:space="preserve">Lavado remoto</w:t>
+      </w:r>
+      <w:r>
+        <w:t xml:space="preserve">. Para empezar en una ciudad:</w:t>
+      </w:r>
+      <w:r>
+        <w:t xml:space="preserve"> </w:t>
+      </w:r>
+      <w:r>
+        <w:rPr>
+          <w:b/>
+          <w:bCs/>
+        </w:rPr>
+        <w:t xml:space="preserve">Sectores</w:t>
+      </w:r>
+      <w:r>
+        <w:t xml:space="preserve"> </w:t>
+      </w:r>
+      <w:r>
+        <w:t xml:space="preserve">(zonas</w:t>
+      </w:r>
+      <w:r>
+        <w:t xml:space="preserve"> </w:t>
+      </w:r>
+      <w:r>
+        <w:t xml:space="preserve">con su tiempo de traslado de ida y su recargo en $) y</w:t>
+      </w:r>
+      <w:r>
+        <w:t xml:space="preserve"> </w:t>
+      </w:r>
+      <w:r>
+        <w:rPr>
+          <w:b/>
+          <w:bCs/>
+        </w:rPr>
+        <w:t xml:space="preserve">Equipos</w:t>
+      </w:r>
+      <w:r>
+        <w:t xml:space="preserve"> </w:t>
+      </w:r>
+      <w:r>
+        <w:t xml:space="preserve">(horario,</w:t>
+      </w:r>
+      <w:r>
+        <w:t xml:space="preserve"> </w:t>
+      </w:r>
+      <w:r>
+        <w:t xml:space="preserve">carros a la vez, si llevan agua o generador, y sus lavadores). Los clientes ven</w:t>
+      </w:r>
+      <w:r>
+        <w:t xml:space="preserve"> </w:t>
+      </w:r>
+      <w:r>
+        <w:t xml:space="preserve">“</w:t>
+      </w:r>
+      <w:r>
+        <w:t xml:space="preserve">A domicilio</w:t>
+      </w:r>
+      <w:r>
+        <w:t xml:space="preserve">”</w:t>
+      </w:r>
+      <w:r>
+        <w:t xml:space="preserve"> </w:t>
+      </w:r>
+      <w:r>
+        <w:t xml:space="preserve">en esa ciudad cuando hay al menos un equipo activo.</w:t>
+      </w:r>
+    </w:p>
+    <w:tbl>
+      <w:tblPr>
+        <w:tblStyle w:val="Table"/>
+        <w:tblW w:type="pct" w:w="5000"/>
+        <w:jc w:val="left"/>
+        <w:tblLayout w:type="fixed"/>
+        <w:tblLook w:firstRow="1" w:lastRow="0" w:firstColumn="0" w:lastColumn="0" w:noHBand="0" w:noVBand="0" w:val="0020"/>
+      </w:tblPr>
+      <w:tblGrid>
+        <w:gridCol w:w="3960"/>
+        <w:gridCol w:w="3960"/>
+      </w:tblGrid>
+      <w:tr>
+        <w:trPr>
+          <w:tblHeader w:val="on"/>
+        </w:trPr>
+        <w:tc>
+          <w:tcPr/>
+          <w:p>
+            <w:pPr>
+              <w:pStyle w:val="Compact"/>
+              <w:jc w:val="left"/>
+            </w:pPr>
+            <w:r>
+              <w:t xml:space="preserve">Regla</w:t>
+            </w:r>
+          </w:p>
+        </w:tc>
+        <w:tc>
+          <w:tcPr/>
+          <w:p>
+            <w:pPr>
+              <w:pStyle w:val="Compact"/>
+              <w:jc w:val="left"/>
+            </w:pPr>
+            <w:r>
+              <w:t xml:space="preserve">Detalle</w:t>
+            </w:r>
+          </w:p>
+        </w:tc>
+      </w:tr>
+      <w:tr>
+        <w:tc>
+          <w:tcPr/>
+          <w:p>
+            <w:pPr>
+              <w:pStyle w:val="Compact"/>
+              <w:jc w:val="left"/>
+            </w:pPr>
+            <w:r>
+              <w:t xml:space="preserve">Qué servicios</w:t>
+            </w:r>
+          </w:p>
+        </w:tc>
+        <w:tc>
+          <w:tcPr/>
+          <w:p>
+            <w:pPr>
+              <w:pStyle w:val="Compact"/>
+              <w:jc w:val="left"/>
+            </w:pPr>
+            <w:r>
+              <w:t xml:space="preserve">Solo los</w:t>
+            </w:r>
+            <w:r>
+              <w:t xml:space="preserve"> </w:t>
+            </w:r>
+            <w:r>
+              <w:rPr>
+                <w:b/>
+                <w:bCs/>
+              </w:rPr>
+              <w:t xml:space="preserve">expreso</w:t>
+            </w:r>
+            <w:r>
+              <w:t xml:space="preserve">; la limpieza profunda es en taller</w:t>
+            </w:r>
+          </w:p>
+        </w:tc>
+      </w:tr>
+      <w:tr>
+        <w:tc>
+          <w:tcPr/>
+          <w:p>
+            <w:pPr>
+              <w:pStyle w:val="Compact"/>
+              <w:jc w:val="left"/>
+            </w:pPr>
+            <w:r>
+              <w:t xml:space="preserve">Precio</w:t>
+            </w:r>
+          </w:p>
+        </w:tc>
+        <w:tc>
+          <w:tcPr/>
+          <w:p>
+            <w:pPr>
+              <w:pStyle w:val="Compact"/>
+              <w:jc w:val="left"/>
+            </w:pPr>
+            <w:r>
+              <w:t xml:space="preserve">Servicio (o tarifa de la empresa) + adicionales +</w:t>
+            </w:r>
+            <w:r>
+              <w:t xml:space="preserve"> </w:t>
+            </w:r>
+            <w:r>
+              <w:rPr>
+                <w:b/>
+                <w:bCs/>
+              </w:rPr>
+              <w:t xml:space="preserve">recargo del sector</w:t>
+            </w:r>
+            <w:r>
+              <w:t xml:space="preserve">, una vez por visita. Sin mínimo de carros</w:t>
+            </w:r>
+          </w:p>
+        </w:tc>
+      </w:tr>
+      <w:tr>
+        <w:tc>
+          <w:tcPr/>
+          <w:p>
+            <w:pPr>
+              <w:pStyle w:val="Compact"/>
+              <w:jc w:val="left"/>
+            </w:pPr>
+            <w:r>
+              <w:t xml:space="preserve">Agua y luz</w:t>
+            </w:r>
+          </w:p>
+        </w:tc>
+        <w:tc>
+          <w:tcPr/>
+          <w:p>
+            <w:pPr>
+              <w:pStyle w:val="Compact"/>
+              <w:jc w:val="left"/>
+            </w:pPr>
+            <w:r>
+              <w:t xml:space="preserve">A domicilio las pone el cliente: tiene que confirmarlas al pedir, salvo que el equipo las lleve</w:t>
+            </w:r>
+          </w:p>
+        </w:tc>
+      </w:tr>
+      <w:tr>
+        <w:tc>
+          <w:tcPr/>
+          <w:p>
+            <w:pPr>
+              <w:pStyle w:val="Compact"/>
+              <w:jc w:val="left"/>
+            </w:pPr>
+            <w:r>
+              <w:t xml:space="preserve">Agenda del equipo</w:t>
+            </w:r>
+          </w:p>
+        </w:tc>
+        <w:tc>
+          <w:tcPr/>
+          <w:p>
+            <w:pPr>
+              <w:pStyle w:val="Compact"/>
+              <w:jc w:val="left"/>
+            </w:pPr>
+            <w:r>
+              <w:t xml:space="preserve">Una visita a la vez; ocupado de la</w:t>
+            </w:r>
+            <w:r>
+              <w:t xml:space="preserve"> </w:t>
+            </w:r>
+            <w:r>
+              <w:rPr>
+                <w:b/>
+                <w:bCs/>
+              </w:rPr>
+              <w:t xml:space="preserve">salida</w:t>
+            </w:r>
+            <w:r>
+              <w:t xml:space="preserve"> </w:t>
+            </w:r>
+            <w:r>
+              <w:t xml:space="preserve">(inicio − traslado) al</w:t>
+            </w:r>
+            <w:r>
+              <w:t xml:space="preserve"> </w:t>
+            </w:r>
+            <w:r>
+              <w:rPr>
+                <w:b/>
+                <w:bCs/>
+              </w:rPr>
+              <w:t xml:space="preserve">regreso</w:t>
+            </w:r>
+            <w:r>
+              <w:t xml:space="preserve"> </w:t>
+            </w:r>
+            <w:r>
+              <w:t xml:space="preserve">(fin + traslado). Bloqueos nacionales o de la ciudad también lo bloquean</w:t>
+            </w:r>
+          </w:p>
+        </w:tc>
+      </w:tr>
+      <w:tr>
+        <w:tc>
+          <w:tcPr/>
+          <w:p>
+            <w:pPr>
+              <w:pStyle w:val="Compact"/>
+              <w:jc w:val="left"/>
+            </w:pPr>
+            <w:r>
+              <w:t xml:space="preserve">Lavadores</w:t>
+            </w:r>
+          </w:p>
+        </w:tc>
+        <w:tc>
+          <w:tcPr/>
+          <w:p>
+            <w:pPr>
+              <w:pStyle w:val="Compact"/>
+              <w:jc w:val="left"/>
+            </w:pPr>
+            <w:r>
+              <w:t xml:space="preserve">Los de un equipo</w:t>
+            </w:r>
+            <w:r>
+              <w:t xml:space="preserve"> </w:t>
+            </w:r>
+            <w:r>
+              <w:rPr>
+                <w:b/>
+                <w:bCs/>
+              </w:rPr>
+              <w:t xml:space="preserve">no suman</w:t>
+            </w:r>
+            <w:r>
+              <w:t xml:space="preserve"> </w:t>
+            </w:r>
+            <w:r>
+              <w:t xml:space="preserve">a la capacidad del expreso de su ciudad, y ven en</w:t>
+            </w:r>
+            <w:r>
+              <w:t xml:space="preserve"> </w:t>
+            </w:r>
+            <w:r>
+              <w:t xml:space="preserve">“</w:t>
+            </w:r>
+            <w:r>
+              <w:t xml:space="preserve">Mis trabajos</w:t>
+            </w:r>
+            <w:r>
+              <w:t xml:space="preserve">”</w:t>
+            </w:r>
+            <w:r>
+              <w:t xml:space="preserve"> </w:t>
+            </w:r>
+            <w:r>
+              <w:t xml:space="preserve">todas las visitas del equipo</w:t>
+            </w:r>
+          </w:p>
+        </w:tc>
+      </w:tr>
+      <w:tr>
+        <w:tc>
+          <w:tcPr/>
+          <w:p>
+            <w:pPr>
+              <w:pStyle w:val="Compact"/>
+              <w:jc w:val="left"/>
+            </w:pPr>
+            <w:r>
+              <w:t xml:space="preserve">Visita fallida</w:t>
+            </w:r>
+          </w:p>
+        </w:tc>
+        <w:tc>
+          <w:tcPr/>
+          <w:p>
+            <w:pPr>
+              <w:pStyle w:val="Compact"/>
+              <w:jc w:val="left"/>
+            </w:pPr>
+            <w:r>
+              <w:t xml:space="preserve">El lavador (o el operador) marca</w:t>
+            </w:r>
+            <w:r>
+              <w:t xml:space="preserve"> </w:t>
+            </w:r>
+            <w:r>
+              <w:t xml:space="preserve">“</w:t>
+            </w:r>
+            <w:r>
+              <w:t xml:space="preserve">No se pudo lavar</w:t>
+            </w:r>
+            <w:r>
+              <w:t xml:space="preserve">”</w:t>
+            </w:r>
+            <w:r>
+              <w:t xml:space="preserve"> </w:t>
+            </w:r>
+            <w:r>
+              <w:t xml:space="preserve">con el motivo. Se cobra el</w:t>
+            </w:r>
+            <w:r>
+              <w:t xml:space="preserve"> </w:t>
+            </w:r>
+            <w:r>
+              <w:rPr>
+                <w:b/>
+                <w:bCs/>
+              </w:rPr>
+              <w:t xml:space="preserve">% configurado</w:t>
+            </w:r>
+            <w:r>
+              <w:t xml:space="preserve"> </w:t>
+            </w:r>
+            <w:r>
+              <w:t xml:space="preserve">(100 % por defecto; Sectores → Cargo por visita fallida, solo admin). La reserva queda</w:t>
+            </w:r>
+            <w:r>
+              <w:t xml:space="preserve"> </w:t>
+            </w:r>
+            <w:r>
+              <w:rPr>
+                <w:rStyle w:val="VerbatimChar"/>
+              </w:rPr>
+              <w:t xml:space="preserve">fallida</w:t>
+            </w:r>
+            <w:r>
+              <w:t xml:space="preserve">: no cuenta como lavado, sí suma al facturado, y se paga al contado o entra en el corte de la empresa</w:t>
+            </w:r>
+          </w:p>
+        </w:tc>
+      </w:tr>
+    </w:tbl>
+    <w:p>
+      <w:pPr>
+        <w:pStyle w:val="BodyText"/>
+      </w:pPr>
+      <w:r>
+        <w:rPr>
+          <w:b/>
+          <w:bCs/>
+        </w:rPr>
+        <w:t xml:space="preserve">En el día:</w:t>
+      </w:r>
+      <w:r>
+        <w:t xml:space="preserve"> </w:t>
+      </w:r>
+      <w:r>
+        <w:t xml:space="preserve">la</w:t>
+      </w:r>
+      <w:r>
+        <w:t xml:space="preserve"> </w:t>
+      </w:r>
+      <w:r>
+        <w:rPr>
+          <w:b/>
+          <w:bCs/>
+        </w:rPr>
+        <w:t xml:space="preserve">Hoja de ruta</w:t>
+      </w:r>
+      <w:r>
+        <w:t xml:space="preserve"> </w:t>
+      </w:r>
+      <w:r>
+        <w:t xml:space="preserve">ordena las visitas por hora de salida. Cada</w:t>
+      </w:r>
+      <w:r>
+        <w:t xml:space="preserve"> </w:t>
+      </w:r>
+      <w:r>
+        <w:t xml:space="preserve">una tiene Mapa,</w:t>
+      </w:r>
+      <w:r>
+        <w:t xml:space="preserve"> </w:t>
+      </w:r>
+      <w:r>
+        <w:rPr>
+          <w:b/>
+          <w:bCs/>
+        </w:rPr>
+        <w:t xml:space="preserve">Salí</w:t>
+      </w:r>
+      <w:r>
+        <w:t xml:space="preserve"> </w:t>
+      </w:r>
+      <w:r>
+        <w:t xml:space="preserve">(avisa al cliente por WhatsApp/SMS y correo),</w:t>
+      </w:r>
+      <w:r>
+        <w:t xml:space="preserve"> </w:t>
+      </w:r>
+      <w:r>
+        <w:rPr>
+          <w:b/>
+          <w:bCs/>
+        </w:rPr>
+        <w:t xml:space="preserve">Llegué</w:t>
+      </w:r>
+      <w:r>
+        <w:t xml:space="preserve"> </w:t>
+      </w:r>
+      <w:r>
+        <w:t xml:space="preserve">(guarda el GPS del celular como prueba y avisa si quedó a más de</w:t>
+      </w:r>
+      <w:r>
+        <w:t xml:space="preserve"> </w:t>
+      </w:r>
+      <w:r>
+        <w:t xml:space="preserve">300 m de la dirección) y</w:t>
+      </w:r>
+      <w:r>
+        <w:t xml:space="preserve"> </w:t>
+      </w:r>
+      <w:r>
+        <w:rPr>
+          <w:b/>
+          <w:bCs/>
+        </w:rPr>
+        <w:t xml:space="preserve">No se pudo lavar</w:t>
+      </w:r>
+      <w:r>
+        <w:t xml:space="preserve">. La visita se completa sola</w:t>
+      </w:r>
+      <w:r>
+        <w:t xml:space="preserve"> </w:t>
+      </w:r>
+      <w:r>
+        <w:t xml:space="preserve">cuando se completan sus lavados.</w:t>
+      </w:r>
+    </w:p>
+    <w:p>
+      <w:pPr>
+        <w:pStyle w:val="BlockText"/>
+      </w:pPr>
+      <w:r>
+        <w:rPr>
+          <w:b/>
+          <w:bCs/>
+        </w:rPr>
+        <w:t xml:space="preserve">GPS y HTTPS:</w:t>
+      </w:r>
+      <w:r>
+        <w:t xml:space="preserve"> </w:t>
+      </w:r>
+      <w:r>
+        <w:t xml:space="preserve">el navegador entrega la ubicación solo en páginas HTTPS.</w:t>
+      </w:r>
+      <w:r>
+        <w:t xml:space="preserve"> </w:t>
+      </w:r>
+      <w:r>
+        <w:t xml:space="preserve">Hasta tener dominio con certificado, el GPS funciona en la</w:t>
+      </w:r>
+      <w:r>
+        <w:t xml:space="preserve"> </w:t>
+      </w:r>
+      <w:r>
+        <w:rPr>
+          <w:b/>
+          <w:bCs/>
+        </w:rPr>
+        <w:t xml:space="preserve">APK</w:t>
+      </w:r>
+      <w:r>
+        <w:t xml:space="preserve"> </w:t>
+      </w:r>
+      <w:r>
+        <w:t xml:space="preserve">(que ya</w:t>
+      </w:r>
+      <w:r>
+        <w:t xml:space="preserve"> </w:t>
+      </w:r>
+      <w:r>
+        <w:t xml:space="preserve">declara el permiso; hay que recompilarla) y en la web la llegada se registra</w:t>
+      </w:r>
+      <w:r>
+        <w:t xml:space="preserve"> </w:t>
+      </w:r>
+      <w:r>
+        <w:t xml:space="preserve">sin coordenadas.</w:t>
+      </w:r>
+    </w:p>
+    <w:p>
+      <w:pPr>
+        <w:pStyle w:val="FirstParagraph"/>
+      </w:pPr>
+      <w:r>
+        <w:rPr>
+          <w:b/>
+          <w:bCs/>
+        </w:rPr>
+        <w:t xml:space="preserve">Productividad</w:t>
+      </w:r>
+      <w:r>
+        <w:t xml:space="preserve"> </w:t>
+      </w:r>
+      <w:r>
+        <w:t xml:space="preserve">(por mes): visitas, fallidas, carros, % del tiempo del</w:t>
+      </w:r>
+      <w:r>
+        <w:t xml:space="preserve"> </w:t>
+      </w:r>
+      <w:r>
+        <w:t xml:space="preserve">equipo que se va en traslados, recargos e ingresos por equipo y por sector, y</w:t>
+      </w:r>
+      <w:r>
+        <w:t xml:space="preserve"> </w:t>
+      </w:r>
+      <w:r>
+        <w:t xml:space="preserve">las causas de las visitas fallidas.</w:t>
+      </w:r>
+    </w:p>
     <w:bookmarkEnd w:id="23"/>
-    <w:bookmarkStart w:id="25" w:name="catálogos"/>
+    <w:bookmarkEnd w:id="24"/>
+    <w:bookmarkStart w:id="26" w:name="catálogos"/>
     <w:p>
       <w:pPr>
         <w:pStyle w:val="Heading2"/>
@@ -2818,7 +3451,7 @@
         <w:t xml:space="preserve">.</w:t>
       </w:r>
     </w:p>
-    <w:bookmarkStart w:id="24" w:name="vehículos-de-cada-cliente"/>
+    <w:bookmarkStart w:id="25" w:name="vehículos-de-cada-cliente"/>
     <w:p>
       <w:pPr>
         <w:pStyle w:val="Heading3"/>
@@ -3181,9 +3814,9 @@
         <w:t xml:space="preserve">abrir la fila no consulta nada: es instantáneo.</w:t>
       </w:r>
     </w:p>
-    <w:bookmarkEnd w:id="24"/>
     <w:bookmarkEnd w:id="25"/>
-    <w:bookmarkStart w:id="26" w:name="precios-por-tipo-de-vehículo"/>
+    <w:bookmarkEnd w:id="26"/>
+    <w:bookmarkStart w:id="27" w:name="precios-por-tipo-de-vehículo"/>
     <w:p>
       <w:pPr>
         <w:pStyle w:val="Heading2"/>
@@ -3590,8 +4223,8 @@
         <w:t xml:space="preserve">.</w:t>
       </w:r>
     </w:p>
-    <w:bookmarkEnd w:id="26"/>
-    <w:bookmarkStart w:id="27" w:name="servicios-adicionales"/>
+    <w:bookmarkEnd w:id="27"/>
+    <w:bookmarkStart w:id="28" w:name="servicios-adicionales"/>
     <w:p>
       <w:pPr>
         <w:pStyle w:val="Heading2"/>
@@ -3725,8 +4358,8 @@
         <w:t xml:space="preserve">Los planes no cubren adicionales.</w:t>
       </w:r>
     </w:p>
-    <w:bookmarkEnd w:id="27"/>
-    <w:bookmarkStart w:id="28" w:name="cotización-y-creación-de-reservas"/>
+    <w:bookmarkEnd w:id="28"/>
+    <w:bookmarkStart w:id="29" w:name="cotización-y-creación-de-reservas"/>
     <w:p>
       <w:pPr>
         <w:pStyle w:val="Heading2"/>
@@ -3909,8 +4542,8 @@
         <w:t xml:space="preserve">.</w:t>
       </w:r>
     </w:p>
-    <w:bookmarkEnd w:id="28"/>
-    <w:bookmarkStart w:id="29" w:name="agenda-y-capacidad"/>
+    <w:bookmarkEnd w:id="29"/>
+    <w:bookmarkStart w:id="30" w:name="agenda-y-capacidad"/>
     <w:p>
       <w:pPr>
         <w:pStyle w:val="Heading2"/>
@@ -4585,8 +5218,8 @@
         <w:t xml:space="preserve">para marcarlo.</w:t>
       </w:r>
     </w:p>
-    <w:bookmarkEnd w:id="29"/>
-    <w:bookmarkStart w:id="30" w:name="fechas-y-zona-horaria"/>
+    <w:bookmarkEnd w:id="30"/>
+    <w:bookmarkStart w:id="31" w:name="fechas-y-zona-horaria"/>
     <w:p>
       <w:pPr>
         <w:pStyle w:val="Heading2"/>
@@ -4810,8 +5443,8 @@
         <w:t xml:space="preserve">.</w:t>
       </w:r>
     </w:p>
-    <w:bookmarkEnd w:id="30"/>
-    <w:bookmarkStart w:id="31" w:name="validación-de-pagos"/>
+    <w:bookmarkEnd w:id="31"/>
+    <w:bookmarkStart w:id="32" w:name="validación-de-pagos"/>
     <w:p>
       <w:pPr>
         <w:pStyle w:val="Heading2"/>
@@ -4933,8 +5566,8 @@
         <w:t xml:space="preserve">conectarla, resolver SEC-02: el webhook no valida firma.</w:t>
       </w:r>
     </w:p>
-    <w:bookmarkEnd w:id="31"/>
-    <w:bookmarkStart w:id="35" w:name="dashboard-y-reportes"/>
+    <w:bookmarkEnd w:id="32"/>
+    <w:bookmarkStart w:id="36" w:name="dashboard-y-reportes"/>
     <w:p>
       <w:pPr>
         <w:pStyle w:val="Heading2"/>
@@ -5257,7 +5890,7 @@
         </w:tc>
       </w:tr>
     </w:tbl>
-    <w:bookmarkStart w:id="32" w:name="dashboard"/>
+    <w:bookmarkStart w:id="33" w:name="dashboard"/>
     <w:p>
       <w:pPr>
         <w:pStyle w:val="Heading3"/>
@@ -5349,8 +5982,8 @@
         <w:t xml:space="preserve">: un aviso que no se puede atender es ruido.</w:t>
       </w:r>
     </w:p>
-    <w:bookmarkEnd w:id="32"/>
-    <w:bookmarkStart w:id="33" w:name="reportes"/>
+    <w:bookmarkEnd w:id="33"/>
+    <w:bookmarkStart w:id="34" w:name="reportes"/>
     <w:p>
       <w:pPr>
         <w:pStyle w:val="Heading3"/>
@@ -5762,8 +6395,8 @@
         <w:t xml:space="preserve">información en texto.</w:t>
       </w:r>
     </w:p>
-    <w:bookmarkEnd w:id="33"/>
-    <w:bookmarkStart w:id="34" w:name="endpoints"/>
+    <w:bookmarkEnd w:id="34"/>
+    <w:bookmarkStart w:id="35" w:name="endpoints"/>
     <w:p>
       <w:pPr>
         <w:pStyle w:val="Heading3"/>
@@ -6334,9 +6967,9 @@
         <w:t xml:space="preserve">.</w:t>
       </w:r>
     </w:p>
-    <w:bookmarkEnd w:id="34"/>
     <w:bookmarkEnd w:id="35"/>
-    <w:bookmarkStart w:id="37" w:name="parámetros-del-sistema"/>
+    <w:bookmarkEnd w:id="36"/>
+    <w:bookmarkStart w:id="38" w:name="parámetros-del-sistema"/>
     <w:p>
       <w:pPr>
         <w:pStyle w:val="Heading2"/>
@@ -6888,7 +7521,7 @@
         <w:t xml:space="preserve">reservas del día siguiente.</w:t>
       </w:r>
     </w:p>
-    <w:bookmarkStart w:id="36" w:name="X2d991c11642d71b575ad7284abc639ef720f461"/>
+    <w:bookmarkStart w:id="37" w:name="X2d991c11642d71b575ad7284abc639ef720f461"/>
     <w:p>
       <w:pPr>
         <w:pStyle w:val="Heading3"/>
@@ -7332,9 +7965,9 @@
         <w:t xml:space="preserve">esquema anterior entra una vez más y listo. No hay que avisar a nadie.</w:t>
       </w:r>
     </w:p>
-    <w:bookmarkEnd w:id="36"/>
     <w:bookmarkEnd w:id="37"/>
-    <w:bookmarkStart w:id="40" w:name="despliegue-y-migraciones"/>
+    <w:bookmarkEnd w:id="38"/>
+    <w:bookmarkStart w:id="41" w:name="despliegue-y-migraciones"/>
     <w:p>
       <w:pPr>
         <w:pStyle w:val="Heading2"/>
@@ -7532,7 +8165,7 @@
         </w:tc>
       </w:tr>
     </w:tbl>
-    <w:bookmarkStart w:id="38" w:name="X3542f0bc8c68579460bfcc52fd9f91ffbf8b96e"/>
+    <w:bookmarkStart w:id="39" w:name="X3542f0bc8c68579460bfcc52fd9f91ffbf8b96e"/>
     <w:p>
       <w:pPr>
         <w:pStyle w:val="Heading3"/>
@@ -7803,8 +8436,8 @@
         <w:t xml:space="preserve">.</w:t>
       </w:r>
     </w:p>
-    <w:bookmarkEnd w:id="38"/>
-    <w:bookmarkStart w:id="39" w:name="X441b3d28acb90abc337d26351cfd579c17c637f"/>
+    <w:bookmarkEnd w:id="39"/>
+    <w:bookmarkStart w:id="40" w:name="X441b3d28acb90abc337d26351cfd579c17c637f"/>
     <w:p>
       <w:pPr>
         <w:pStyle w:val="Heading3"/>
@@ -8056,9 +8689,9 @@
         <w:t xml:space="preserve">y su remoto usa la clave personal.</w:t>
       </w:r>
     </w:p>
-    <w:bookmarkEnd w:id="39"/>
     <w:bookmarkEnd w:id="40"/>
-    <w:bookmarkStart w:id="41" w:name="app-android"/>
+    <w:bookmarkEnd w:id="41"/>
+    <w:bookmarkStart w:id="42" w:name="app-android"/>
     <w:p>
       <w:pPr>
         <w:pStyle w:val="Heading2"/>
@@ -8193,8 +8826,8 @@
         <w:t xml:space="preserve">y reinstalarla.</w:t>
       </w:r>
     </w:p>
-    <w:bookmarkEnd w:id="41"/>
-    <w:bookmarkStart w:id="44" w:name="respaldos-y-recuperación"/>
+    <w:bookmarkEnd w:id="42"/>
+    <w:bookmarkStart w:id="45" w:name="respaldos-y-recuperación"/>
     <w:p>
       <w:pPr>
         <w:pStyle w:val="Heading2"/>
@@ -8515,7 +9148,7 @@
         <w:t xml:space="preserve">de dos días, avisa: es la señal de que el cron dejó de correr.</w:t>
       </w:r>
     </w:p>
-    <w:bookmarkStart w:id="42" w:name="lo-que-el-respaldo-todavía-no-cubre"/>
+    <w:bookmarkStart w:id="43" w:name="lo-que-el-respaldo-todavía-no-cubre"/>
     <w:p>
       <w:pPr>
         <w:pStyle w:val="Heading3"/>
@@ -8617,8 +9250,8 @@
         <w:t xml:space="preserve">apuntando a otro equipo, un NAS o un disco externo.</w:t>
       </w:r>
     </w:p>
-    <w:bookmarkEnd w:id="42"/>
-    <w:bookmarkStart w:id="43" w:name="qué-contiene-cada-paquete"/>
+    <w:bookmarkEnd w:id="43"/>
+    <w:bookmarkStart w:id="44" w:name="qué-contiene-cada-paquete"/>
     <w:p>
       <w:pPr>
         <w:pStyle w:val="Heading3"/>
@@ -8829,9 +9462,9 @@
         <w:t xml:space="preserve">.</w:t>
       </w:r>
     </w:p>
-    <w:bookmarkEnd w:id="43"/>
     <w:bookmarkEnd w:id="44"/>
-    <w:bookmarkStart w:id="45" w:name="mantenimiento"/>
+    <w:bookmarkEnd w:id="45"/>
+    <w:bookmarkStart w:id="46" w:name="mantenimiento"/>
     <w:p>
       <w:pPr>
         <w:pStyle w:val="Heading2"/>
@@ -9032,8 +9665,8 @@
         <w:t xml:space="preserve">.</w:t>
       </w:r>
     </w:p>
-    <w:bookmarkEnd w:id="45"/>
-    <w:bookmarkStart w:id="46" w:name="monitoreo-y-logs"/>
+    <w:bookmarkEnd w:id="46"/>
+    <w:bookmarkStart w:id="47" w:name="monitoreo-y-logs"/>
     <w:p>
       <w:pPr>
         <w:pStyle w:val="Heading2"/>
@@ -9101,8 +9734,8 @@
         </w:pict>
       </w:r>
     </w:p>
-    <w:bookmarkEnd w:id="46"/>
-    <w:bookmarkStart w:id="47" w:name="control-de-versiones"/>
+    <w:bookmarkEnd w:id="47"/>
+    <w:bookmarkStart w:id="48" w:name="control-de-versiones"/>
     <w:p>
       <w:pPr>
         <w:pStyle w:val="Heading2"/>
@@ -9264,7 +9897,7 @@
         <w:t xml:space="preserve">repositorio; la fuente es el archivo Markdown correspondiente.</w:t>
       </w:r>
     </w:p>
-    <w:bookmarkEnd w:id="47"/>
+    <w:bookmarkEnd w:id="48"/>
     <w:sectPr/>
   </w:body>
 </w:document>

--- a/docs/08_MANUAL_ADMINISTRADOR/Manual_Administrador.docx
+++ b/docs/08_MANUAL_ADMINISTRADOR/Manual_Administrador.docx
@@ -334,6 +334,22 @@
       <w:r>
         <w:t xml:space="preserve">(sección 1.4): sectores, equipos móviles, visitas y cargo por visita fallida.</w:t>
       </w:r>
+      <w:r>
+        <w:t xml:space="preserve"> </w:t>
+      </w:r>
+      <w:r>
+        <w:rPr>
+          <w:b/>
+          <w:bCs/>
+        </w:rPr>
+        <w:t xml:space="preserve">Planes VIP</w:t>
+      </w:r>
+      <w:r>
+        <w:t xml:space="preserve"> </w:t>
+      </w:r>
+      <w:r>
+        <w:t xml:space="preserve">(sección 1.5) con cobro mensual, descuento y prioridad de horario.</w:t>
+      </w:r>
     </w:p>
     <w:p>
       <w:pPr>
@@ -437,7 +453,7 @@
         <w:t xml:space="preserve">.</w:t>
       </w:r>
     </w:p>
-    <w:bookmarkStart w:id="24" w:name="usuarios-y-roles"/>
+    <w:bookmarkStart w:id="25" w:name="usuarios-y-roles"/>
     <w:p>
       <w:pPr>
         <w:pStyle w:val="Heading2"/>
@@ -3025,8 +3041,480 @@
       </w:r>
     </w:p>
     <w:bookmarkEnd w:id="23"/>
+    <w:bookmarkStart w:id="24" w:name="planes-vip-desde-el-2026-10-12"/>
+    <w:p>
+      <w:pPr>
+        <w:pStyle w:val="Heading3"/>
+      </w:pPr>
+      <w:r>
+        <w:rPr>
+          <w:rStyle w:val="SectionNumber"/>
+        </w:rPr>
+        <w:t xml:space="preserve">0.1.5</w:t>
+      </w:r>
+      <w:r>
+        <w:tab/>
+      </w:r>
+      <w:r>
+        <w:t xml:space="preserve">1.5 Planes VIP (desde el 2026-10-12)</w:t>
+      </w:r>
+    </w:p>
+    <w:p>
+      <w:pPr>
+        <w:pStyle w:val="FirstParagraph"/>
+      </w:pPr>
+      <w:r>
+        <w:t xml:space="preserve">Pantalla</w:t>
+      </w:r>
+      <w:r>
+        <w:t xml:space="preserve"> </w:t>
+      </w:r>
+      <w:r>
+        <w:rPr>
+          <w:b/>
+          <w:bCs/>
+        </w:rPr>
+        <w:t xml:space="preserve">Planes → VIP (personas)</w:t>
+      </w:r>
+      <w:r>
+        <w:t xml:space="preserve"> </w:t>
+      </w:r>
+      <w:r>
+        <w:t xml:space="preserve">(admin u operador nacional). Un plan VIP</w:t>
+      </w:r>
+      <w:r>
+        <w:t xml:space="preserve"> </w:t>
+      </w:r>
+      <w:r>
+        <w:t xml:space="preserve">es de una persona y se paga</w:t>
+      </w:r>
+      <w:r>
+        <w:t xml:space="preserve"> </w:t>
+      </w:r>
+      <w:r>
+        <w:rPr>
+          <w:b/>
+          <w:bCs/>
+        </w:rPr>
+        <w:t xml:space="preserve">cada mes</w:t>
+      </w:r>
+      <w:r>
+        <w:t xml:space="preserve">. Se configura: precio, lavados</w:t>
+      </w:r>
+      <w:r>
+        <w:t xml:space="preserve"> </w:t>
+      </w:r>
+      <w:r>
+        <w:t xml:space="preserve">incluidos al mes (puede ser 0 si es solo descuento), qué servicios incluye,</w:t>
+      </w:r>
+      <w:r>
+        <w:t xml:space="preserve"> </w:t>
+      </w:r>
+      <w:r>
+        <w:rPr>
+          <w:b/>
+          <w:bCs/>
+        </w:rPr>
+        <w:t xml:space="preserve">% de descuento</w:t>
+      </w:r>
+      <w:r>
+        <w:t xml:space="preserve"> </w:t>
+      </w:r>
+      <w:r>
+        <w:t xml:space="preserve">y</w:t>
+      </w:r>
+      <w:r>
+        <w:t xml:space="preserve"> </w:t>
+      </w:r>
+      <w:r>
+        <w:rPr>
+          <w:b/>
+          <w:bCs/>
+        </w:rPr>
+        <w:t xml:space="preserve">días de anticipación</w:t>
+      </w:r>
+      <w:r>
+        <w:t xml:space="preserve">.</w:t>
+      </w:r>
+    </w:p>
+    <w:tbl>
+      <w:tblPr>
+        <w:tblStyle w:val="Table"/>
+        <w:tblW w:type="pct" w:w="5000"/>
+        <w:jc w:val="left"/>
+        <w:tblLayout w:type="fixed"/>
+        <w:tblLook w:firstRow="1" w:lastRow="0" w:firstColumn="0" w:lastColumn="0" w:noHBand="0" w:noVBand="0" w:val="0020"/>
+      </w:tblPr>
+      <w:tblGrid>
+        <w:gridCol w:w="3960"/>
+        <w:gridCol w:w="3960"/>
+      </w:tblGrid>
+      <w:tr>
+        <w:trPr>
+          <w:tblHeader w:val="on"/>
+        </w:trPr>
+        <w:tc>
+          <w:tcPr/>
+          <w:p>
+            <w:pPr>
+              <w:pStyle w:val="Compact"/>
+              <w:jc w:val="left"/>
+            </w:pPr>
+            <w:r>
+              <w:t xml:space="preserve">Regla</w:t>
+            </w:r>
+          </w:p>
+        </w:tc>
+        <w:tc>
+          <w:tcPr/>
+          <w:p>
+            <w:pPr>
+              <w:pStyle w:val="Compact"/>
+              <w:jc w:val="left"/>
+            </w:pPr>
+            <w:r>
+              <w:t xml:space="preserve">Detalle</w:t>
+            </w:r>
+          </w:p>
+        </w:tc>
+      </w:tr>
+      <w:tr>
+        <w:tc>
+          <w:tcPr/>
+          <w:p>
+            <w:pPr>
+              <w:pStyle w:val="Compact"/>
+              <w:jc w:val="left"/>
+            </w:pPr>
+            <w:r>
+              <w:t xml:space="preserve">Cuándo rige</w:t>
+            </w:r>
+          </w:p>
+        </w:tc>
+        <w:tc>
+          <w:tcPr/>
+          <w:p>
+            <w:pPr>
+              <w:pStyle w:val="Compact"/>
+              <w:jc w:val="left"/>
+            </w:pPr>
+            <w:r>
+              <w:t xml:space="preserve">Solo en los</w:t>
+            </w:r>
+            <w:r>
+              <w:t xml:space="preserve"> </w:t>
+            </w:r>
+            <w:r>
+              <w:rPr>
+                <w:b/>
+                <w:bCs/>
+              </w:rPr>
+              <w:t xml:space="preserve">meses pagados</w:t>
+            </w:r>
+            <w:r>
+              <w:t xml:space="preserve"> </w:t>
+            </w:r>
+            <w:r>
+              <w:t xml:space="preserve">(mensualidad aprobada). Sin pagar, el cliente paga precio normal</w:t>
+            </w:r>
+          </w:p>
+        </w:tc>
+      </w:tr>
+      <w:tr>
+        <w:tc>
+          <w:tcPr/>
+          <w:p>
+            <w:pPr>
+              <w:pStyle w:val="Compact"/>
+              <w:jc w:val="left"/>
+            </w:pPr>
+            <w:r>
+              <w:t xml:space="preserve">Precio</w:t>
+            </w:r>
+          </w:p>
+        </w:tc>
+        <w:tc>
+          <w:tcPr/>
+          <w:p>
+            <w:pPr>
+              <w:pStyle w:val="Compact"/>
+              <w:jc w:val="left"/>
+            </w:pPr>
+            <w:r>
+              <w:t xml:space="preserve">Lavados incluidos a $0; agotados, el descuento. Los adicionales siempre con descuento. El recargo a domicilio, entero</w:t>
+            </w:r>
+          </w:p>
+        </w:tc>
+      </w:tr>
+      <w:tr>
+        <w:tc>
+          <w:tcPr/>
+          <w:p>
+            <w:pPr>
+              <w:pStyle w:val="Compact"/>
+              <w:jc w:val="left"/>
+            </w:pPr>
+            <w:r>
+              <w:t xml:space="preserve">Orden</w:t>
+            </w:r>
+          </w:p>
+        </w:tc>
+        <w:tc>
+          <w:tcPr/>
+          <w:p>
+            <w:pPr>
+              <w:pStyle w:val="Compact"/>
+              <w:jc w:val="left"/>
+            </w:pPr>
+            <w:r>
+              <w:t xml:space="preserve">Primero el plan VIP de la persona; después el del edificio donde reserva</w:t>
+            </w:r>
+          </w:p>
+        </w:tc>
+      </w:tr>
+      <w:tr>
+        <w:tc>
+          <w:tcPr/>
+          <w:p>
+            <w:pPr>
+              <w:pStyle w:val="Compact"/>
+              <w:jc w:val="left"/>
+            </w:pPr>
+            <w:r>
+              <w:t xml:space="preserve">Anticipación</w:t>
+            </w:r>
+          </w:p>
+        </w:tc>
+        <w:tc>
+          <w:tcPr/>
+          <w:p>
+            <w:pPr>
+              <w:pStyle w:val="Compact"/>
+              <w:jc w:val="left"/>
+            </w:pPr>
+            <w:r>
+              <w:t xml:space="preserve">Un cliente reserva hasta 14 días adelante (parámetro); un VIP, los días de su plan. El panel no tiene límite</w:t>
+            </w:r>
+          </w:p>
+        </w:tc>
+      </w:tr>
+      <w:tr>
+        <w:tc>
+          <w:tcPr/>
+          <w:p>
+            <w:pPr>
+              <w:pStyle w:val="Compact"/>
+              <w:jc w:val="left"/>
+            </w:pPr>
+            <w:r>
+              <w:t xml:space="preserve">Cupos apartados</w:t>
+            </w:r>
+          </w:p>
+        </w:tc>
+        <w:tc>
+          <w:tcPr/>
+          <w:p>
+            <w:pPr>
+              <w:pStyle w:val="Compact"/>
+              <w:jc w:val="left"/>
+            </w:pPr>
+            <w:r>
+              <w:rPr>
+                <w:rStyle w:val="VerbatimChar"/>
+              </w:rPr>
+              <w:t xml:space="preserve">vip.cupos_reservados</w:t>
+            </w:r>
+            <w:r>
+              <w:t xml:space="preserve"> </w:t>
+            </w:r>
+            <w:r>
+              <w:t xml:space="preserve">cupos de cada franja son solo para VIP hasta</w:t>
+            </w:r>
+            <w:r>
+              <w:t xml:space="preserve"> </w:t>
+            </w:r>
+            <w:r>
+              <w:rPr>
+                <w:rStyle w:val="VerbatimChar"/>
+              </w:rPr>
+              <w:t xml:space="preserve">vip.horas_liberacion</w:t>
+            </w:r>
+            <w:r>
+              <w:t xml:space="preserve"> </w:t>
+            </w:r>
+            <w:r>
+              <w:t xml:space="preserve">antes.</w:t>
+            </w:r>
+            <w:r>
+              <w:t xml:space="preserve"> </w:t>
+            </w:r>
+            <w:r>
+              <w:rPr>
+                <w:b/>
+                <w:bCs/>
+              </w:rPr>
+              <w:t xml:space="preserve">Apagado (0)</w:t>
+            </w:r>
+            <w:r>
+              <w:t xml:space="preserve"> </w:t>
+            </w:r>
+            <w:r>
+              <w:t xml:space="preserve">por defecto. Nunca se aparta el último cupo de un sitio</w:t>
+            </w:r>
+          </w:p>
+        </w:tc>
+      </w:tr>
+      <w:tr>
+        <w:tc>
+          <w:tcPr/>
+          <w:p>
+            <w:pPr>
+              <w:pStyle w:val="Compact"/>
+              <w:jc w:val="left"/>
+            </w:pPr>
+            <w:r>
+              <w:t xml:space="preserve">Cancelar</w:t>
+            </w:r>
+          </w:p>
+        </w:tc>
+        <w:tc>
+          <w:tcPr/>
+          <w:p>
+            <w:pPr>
+              <w:pStyle w:val="Compact"/>
+              <w:jc w:val="left"/>
+            </w:pPr>
+            <w:r>
+              <w:t xml:space="preserve">Lo ya pagado del mes se respeta; el mes siguiente ya no se cobra</w:t>
+            </w:r>
+          </w:p>
+        </w:tc>
+      </w:tr>
+    </w:tbl>
+    <w:p>
+      <w:pPr>
+        <w:pStyle w:val="BodyText"/>
+      </w:pPr>
+      <w:r>
+        <w:rPr>
+          <w:b/>
+          <w:bCs/>
+        </w:rPr>
+        <w:t xml:space="preserve">Ciclo mensual:</w:t>
+      </w:r>
+      <w:r>
+        <w:t xml:space="preserve"> </w:t>
+      </w:r>
+      <w:r>
+        <w:t xml:space="preserve">1. A principio de mes,</w:t>
+      </w:r>
+      <w:r>
+        <w:t xml:space="preserve"> </w:t>
+      </w:r>
+      <w:r>
+        <w:rPr>
+          <w:b/>
+          <w:bCs/>
+        </w:rPr>
+        <w:t xml:space="preserve">Generar cobros del mes</w:t>
+      </w:r>
+      <w:r>
+        <w:t xml:space="preserve"> </w:t>
+      </w:r>
+      <w:r>
+        <w:t xml:space="preserve">(crea la mensualidad de cada</w:t>
+      </w:r>
+      <w:r>
+        <w:t xml:space="preserve"> </w:t>
+      </w:r>
+      <w:r>
+        <w:t xml:space="preserve">VIP activo; se puede apretar varias veces sin duplicar).</w:t>
+      </w:r>
+      <w:r>
+        <w:t xml:space="preserve"> </w:t>
+      </w:r>
+      <w:r>
+        <w:t xml:space="preserve">2. El cliente transfiere y sube el comprobante en</w:t>
+      </w:r>
+      <w:r>
+        <w:t xml:space="preserve"> </w:t>
+      </w:r>
+      <w:r>
+        <w:rPr>
+          <w:b/>
+          <w:bCs/>
+        </w:rPr>
+        <w:t xml:space="preserve">Mi plan VIP</w:t>
+      </w:r>
+      <w:r>
+        <w:t xml:space="preserve">.</w:t>
+      </w:r>
+      <w:r>
+        <w:t xml:space="preserve"> </w:t>
+      </w:r>
+      <w:r>
+        <w:t xml:space="preserve">3. Se aprueba (o rechaza con motivo) en</w:t>
+      </w:r>
+      <w:r>
+        <w:t xml:space="preserve"> </w:t>
+      </w:r>
+      <w:r>
+        <w:rPr>
+          <w:b/>
+          <w:bCs/>
+        </w:rPr>
+        <w:t xml:space="preserve">Pagos por verificar → Mensualidades</w:t>
+      </w:r>
+      <w:r>
+        <w:rPr>
+          <w:b/>
+          <w:bCs/>
+        </w:rPr>
+        <w:t xml:space="preserve"> </w:t>
+      </w:r>
+      <w:r>
+        <w:rPr>
+          <w:b/>
+          <w:bCs/>
+        </w:rPr>
+        <w:t xml:space="preserve">de planes VIP</w:t>
+      </w:r>
+      <w:r>
+        <w:t xml:space="preserve">. Si pagó en efectivo, se registra en la lista de clientes VIP.</w:t>
+      </w:r>
+    </w:p>
+    <w:p>
+      <w:pPr>
+        <w:pStyle w:val="BodyText"/>
+      </w:pPr>
+      <w:r>
+        <w:t xml:space="preserve">En Reportes, lo cobrado por mensualidades aparece aparte de lo cobrado por</w:t>
+      </w:r>
+      <w:r>
+        <w:t xml:space="preserve"> </w:t>
+      </w:r>
+      <w:r>
+        <w:t xml:space="preserve">lavados (nota de la tarjeta</w:t>
+      </w:r>
+      <w:r>
+        <w:t xml:space="preserve"> </w:t>
+      </w:r>
+      <w:r>
+        <w:t xml:space="preserve">“</w:t>
+      </w:r>
+      <w:r>
+        <w:t xml:space="preserve">Cobrado</w:t>
+      </w:r>
+      <w:r>
+        <w:t xml:space="preserve">”</w:t>
+      </w:r>
+      <w:r>
+        <w:t xml:space="preserve">).</w:t>
+      </w:r>
+    </w:p>
     <w:bookmarkEnd w:id="24"/>
-    <w:bookmarkStart w:id="26" w:name="catálogos"/>
+    <w:bookmarkEnd w:id="25"/>
+    <w:bookmarkStart w:id="27" w:name="catálogos"/>
     <w:p>
       <w:pPr>
         <w:pStyle w:val="Heading2"/>
@@ -3451,7 +3939,7 @@
         <w:t xml:space="preserve">.</w:t>
       </w:r>
     </w:p>
-    <w:bookmarkStart w:id="25" w:name="vehículos-de-cada-cliente"/>
+    <w:bookmarkStart w:id="26" w:name="vehículos-de-cada-cliente"/>
     <w:p>
       <w:pPr>
         <w:pStyle w:val="Heading3"/>
@@ -3814,9 +4302,9 @@
         <w:t xml:space="preserve">abrir la fila no consulta nada: es instantáneo.</w:t>
       </w:r>
     </w:p>
-    <w:bookmarkEnd w:id="25"/>
     <w:bookmarkEnd w:id="26"/>
-    <w:bookmarkStart w:id="27" w:name="precios-por-tipo-de-vehículo"/>
+    <w:bookmarkEnd w:id="27"/>
+    <w:bookmarkStart w:id="28" w:name="precios-por-tipo-de-vehículo"/>
     <w:p>
       <w:pPr>
         <w:pStyle w:val="Heading2"/>
@@ -4223,8 +4711,8 @@
         <w:t xml:space="preserve">.</w:t>
       </w:r>
     </w:p>
-    <w:bookmarkEnd w:id="27"/>
-    <w:bookmarkStart w:id="28" w:name="servicios-adicionales"/>
+    <w:bookmarkEnd w:id="28"/>
+    <w:bookmarkStart w:id="29" w:name="servicios-adicionales"/>
     <w:p>
       <w:pPr>
         <w:pStyle w:val="Heading2"/>
@@ -4358,8 +4846,8 @@
         <w:t xml:space="preserve">Los planes no cubren adicionales.</w:t>
       </w:r>
     </w:p>
-    <w:bookmarkEnd w:id="28"/>
-    <w:bookmarkStart w:id="29" w:name="cotización-y-creación-de-reservas"/>
+    <w:bookmarkEnd w:id="29"/>
+    <w:bookmarkStart w:id="30" w:name="cotización-y-creación-de-reservas"/>
     <w:p>
       <w:pPr>
         <w:pStyle w:val="Heading2"/>
@@ -4542,8 +5030,8 @@
         <w:t xml:space="preserve">.</w:t>
       </w:r>
     </w:p>
-    <w:bookmarkEnd w:id="29"/>
-    <w:bookmarkStart w:id="30" w:name="agenda-y-capacidad"/>
+    <w:bookmarkEnd w:id="30"/>
+    <w:bookmarkStart w:id="31" w:name="agenda-y-capacidad"/>
     <w:p>
       <w:pPr>
         <w:pStyle w:val="Heading2"/>
@@ -5218,8 +5706,8 @@
         <w:t xml:space="preserve">para marcarlo.</w:t>
       </w:r>
     </w:p>
-    <w:bookmarkEnd w:id="30"/>
-    <w:bookmarkStart w:id="31" w:name="fechas-y-zona-horaria"/>
+    <w:bookmarkEnd w:id="31"/>
+    <w:bookmarkStart w:id="32" w:name="fechas-y-zona-horaria"/>
     <w:p>
       <w:pPr>
         <w:pStyle w:val="Heading2"/>
@@ -5443,8 +5931,8 @@
         <w:t xml:space="preserve">.</w:t>
       </w:r>
     </w:p>
-    <w:bookmarkEnd w:id="31"/>
-    <w:bookmarkStart w:id="32" w:name="validación-de-pagos"/>
+    <w:bookmarkEnd w:id="32"/>
+    <w:bookmarkStart w:id="33" w:name="validación-de-pagos"/>
     <w:p>
       <w:pPr>
         <w:pStyle w:val="Heading2"/>
@@ -5566,8 +6054,8 @@
         <w:t xml:space="preserve">conectarla, resolver SEC-02: el webhook no valida firma.</w:t>
       </w:r>
     </w:p>
-    <w:bookmarkEnd w:id="32"/>
-    <w:bookmarkStart w:id="36" w:name="dashboard-y-reportes"/>
+    <w:bookmarkEnd w:id="33"/>
+    <w:bookmarkStart w:id="37" w:name="dashboard-y-reportes"/>
     <w:p>
       <w:pPr>
         <w:pStyle w:val="Heading2"/>
@@ -5890,7 +6378,7 @@
         </w:tc>
       </w:tr>
     </w:tbl>
-    <w:bookmarkStart w:id="33" w:name="dashboard"/>
+    <w:bookmarkStart w:id="34" w:name="dashboard"/>
     <w:p>
       <w:pPr>
         <w:pStyle w:val="Heading3"/>
@@ -5982,8 +6470,8 @@
         <w:t xml:space="preserve">: un aviso que no se puede atender es ruido.</w:t>
       </w:r>
     </w:p>
-    <w:bookmarkEnd w:id="33"/>
-    <w:bookmarkStart w:id="34" w:name="reportes"/>
+    <w:bookmarkEnd w:id="34"/>
+    <w:bookmarkStart w:id="35" w:name="reportes"/>
     <w:p>
       <w:pPr>
         <w:pStyle w:val="Heading3"/>
@@ -6395,8 +6883,8 @@
         <w:t xml:space="preserve">información en texto.</w:t>
       </w:r>
     </w:p>
-    <w:bookmarkEnd w:id="34"/>
-    <w:bookmarkStart w:id="35" w:name="endpoints"/>
+    <w:bookmarkEnd w:id="35"/>
+    <w:bookmarkStart w:id="36" w:name="endpoints"/>
     <w:p>
       <w:pPr>
         <w:pStyle w:val="Heading3"/>
@@ -6967,9 +7455,9 @@
         <w:t xml:space="preserve">.</w:t>
       </w:r>
     </w:p>
-    <w:bookmarkEnd w:id="35"/>
     <w:bookmarkEnd w:id="36"/>
-    <w:bookmarkStart w:id="38" w:name="parámetros-del-sistema"/>
+    <w:bookmarkEnd w:id="37"/>
+    <w:bookmarkStart w:id="39" w:name="parámetros-del-sistema"/>
     <w:p>
       <w:pPr>
         <w:pStyle w:val="Heading2"/>
@@ -7521,7 +8009,7 @@
         <w:t xml:space="preserve">reservas del día siguiente.</w:t>
       </w:r>
     </w:p>
-    <w:bookmarkStart w:id="37" w:name="X2d991c11642d71b575ad7284abc639ef720f461"/>
+    <w:bookmarkStart w:id="38" w:name="X2d991c11642d71b575ad7284abc639ef720f461"/>
     <w:p>
       <w:pPr>
         <w:pStyle w:val="Heading3"/>
@@ -7965,9 +8453,9 @@
         <w:t xml:space="preserve">esquema anterior entra una vez más y listo. No hay que avisar a nadie.</w:t>
       </w:r>
     </w:p>
-    <w:bookmarkEnd w:id="37"/>
     <w:bookmarkEnd w:id="38"/>
-    <w:bookmarkStart w:id="41" w:name="despliegue-y-migraciones"/>
+    <w:bookmarkEnd w:id="39"/>
+    <w:bookmarkStart w:id="42" w:name="despliegue-y-migraciones"/>
     <w:p>
       <w:pPr>
         <w:pStyle w:val="Heading2"/>
@@ -8165,7 +8653,7 @@
         </w:tc>
       </w:tr>
     </w:tbl>
-    <w:bookmarkStart w:id="39" w:name="X3542f0bc8c68579460bfcc52fd9f91ffbf8b96e"/>
+    <w:bookmarkStart w:id="40" w:name="X3542f0bc8c68579460bfcc52fd9f91ffbf8b96e"/>
     <w:p>
       <w:pPr>
         <w:pStyle w:val="Heading3"/>
@@ -8436,8 +8924,8 @@
         <w:t xml:space="preserve">.</w:t>
       </w:r>
     </w:p>
-    <w:bookmarkEnd w:id="39"/>
-    <w:bookmarkStart w:id="40" w:name="X441b3d28acb90abc337d26351cfd579c17c637f"/>
+    <w:bookmarkEnd w:id="40"/>
+    <w:bookmarkStart w:id="41" w:name="X441b3d28acb90abc337d26351cfd579c17c637f"/>
     <w:p>
       <w:pPr>
         <w:pStyle w:val="Heading3"/>
@@ -8689,9 +9177,9 @@
         <w:t xml:space="preserve">y su remoto usa la clave personal.</w:t>
       </w:r>
     </w:p>
-    <w:bookmarkEnd w:id="40"/>
     <w:bookmarkEnd w:id="41"/>
-    <w:bookmarkStart w:id="42" w:name="app-android"/>
+    <w:bookmarkEnd w:id="42"/>
+    <w:bookmarkStart w:id="43" w:name="app-android"/>
     <w:p>
       <w:pPr>
         <w:pStyle w:val="Heading2"/>
@@ -8826,8 +9314,8 @@
         <w:t xml:space="preserve">y reinstalarla.</w:t>
       </w:r>
     </w:p>
-    <w:bookmarkEnd w:id="42"/>
-    <w:bookmarkStart w:id="45" w:name="respaldos-y-recuperación"/>
+    <w:bookmarkEnd w:id="43"/>
+    <w:bookmarkStart w:id="46" w:name="respaldos-y-recuperación"/>
     <w:p>
       <w:pPr>
         <w:pStyle w:val="Heading2"/>
@@ -9148,7 +9636,7 @@
         <w:t xml:space="preserve">de dos días, avisa: es la señal de que el cron dejó de correr.</w:t>
       </w:r>
     </w:p>
-    <w:bookmarkStart w:id="43" w:name="lo-que-el-respaldo-todavía-no-cubre"/>
+    <w:bookmarkStart w:id="44" w:name="lo-que-el-respaldo-todavía-no-cubre"/>
     <w:p>
       <w:pPr>
         <w:pStyle w:val="Heading3"/>
@@ -9250,8 +9738,8 @@
         <w:t xml:space="preserve">apuntando a otro equipo, un NAS o un disco externo.</w:t>
       </w:r>
     </w:p>
-    <w:bookmarkEnd w:id="43"/>
-    <w:bookmarkStart w:id="44" w:name="qué-contiene-cada-paquete"/>
+    <w:bookmarkEnd w:id="44"/>
+    <w:bookmarkStart w:id="45" w:name="qué-contiene-cada-paquete"/>
     <w:p>
       <w:pPr>
         <w:pStyle w:val="Heading3"/>
@@ -9462,9 +9950,9 @@
         <w:t xml:space="preserve">.</w:t>
       </w:r>
     </w:p>
-    <w:bookmarkEnd w:id="44"/>
     <w:bookmarkEnd w:id="45"/>
-    <w:bookmarkStart w:id="46" w:name="mantenimiento"/>
+    <w:bookmarkEnd w:id="46"/>
+    <w:bookmarkStart w:id="47" w:name="mantenimiento"/>
     <w:p>
       <w:pPr>
         <w:pStyle w:val="Heading2"/>
@@ -9665,8 +10153,8 @@
         <w:t xml:space="preserve">.</w:t>
       </w:r>
     </w:p>
-    <w:bookmarkEnd w:id="46"/>
-    <w:bookmarkStart w:id="47" w:name="monitoreo-y-logs"/>
+    <w:bookmarkEnd w:id="47"/>
+    <w:bookmarkStart w:id="48" w:name="monitoreo-y-logs"/>
     <w:p>
       <w:pPr>
         <w:pStyle w:val="Heading2"/>
@@ -9734,8 +10222,8 @@
         </w:pict>
       </w:r>
     </w:p>
-    <w:bookmarkEnd w:id="47"/>
-    <w:bookmarkStart w:id="48" w:name="control-de-versiones"/>
+    <w:bookmarkEnd w:id="48"/>
+    <w:bookmarkStart w:id="49" w:name="control-de-versiones"/>
     <w:p>
       <w:pPr>
         <w:pStyle w:val="Heading2"/>
@@ -9897,7 +10385,7 @@
         <w:t xml:space="preserve">repositorio; la fuente es el archivo Markdown correspondiente.</w:t>
       </w:r>
     </w:p>
-    <w:bookmarkEnd w:id="48"/>
+    <w:bookmarkEnd w:id="49"/>
     <w:sectPr/>
   </w:body>
 </w:document>

--- a/docs/08_MANUAL_ADMINISTRADOR/Manual_Administrador.docx
+++ b/docs/08_MANUAL_ADMINISTRADOR/Manual_Administrador.docx
@@ -453,7 +453,7 @@
         <w:t xml:space="preserve">.</w:t>
       </w:r>
     </w:p>
-    <w:bookmarkStart w:id="25" w:name="usuarios-y-roles"/>
+    <w:bookmarkStart w:id="26" w:name="usuarios-y-roles"/>
     <w:p>
       <w:pPr>
         <w:pStyle w:val="Heading2"/>
@@ -3513,8 +3513,206 @@
       </w:r>
     </w:p>
     <w:bookmarkEnd w:id="24"/>
+    <w:bookmarkStart w:id="25" w:name="Xfcec145e06d5e5bf3f75934e06962dc6ad06c78"/>
+    <w:p>
+      <w:pPr>
+        <w:pStyle w:val="Heading3"/>
+      </w:pPr>
+      <w:r>
+        <w:rPr>
+          <w:rStyle w:val="SectionNumber"/>
+        </w:rPr>
+        <w:t xml:space="preserve">0.1.6</w:t>
+      </w:r>
+      <w:r>
+        <w:tab/>
+      </w:r>
+      <w:r>
+        <w:t xml:space="preserve">1.6 Pago antes del servicio (desde el 2026-10-12)</w:t>
+      </w:r>
+    </w:p>
+    <w:p>
+      <w:pPr>
+        <w:pStyle w:val="FirstParagraph"/>
+      </w:pPr>
+      <w:r>
+        <w:t xml:space="preserve">El cliente de contado</w:t>
+      </w:r>
+      <w:r>
+        <w:t xml:space="preserve"> </w:t>
+      </w:r>
+      <w:r>
+        <w:rPr>
+          <w:b/>
+          <w:bCs/>
+        </w:rPr>
+        <w:t xml:space="preserve">paga antes del lavado</w:t>
+      </w:r>
+      <w:r>
+        <w:t xml:space="preserve">: con saldo pendiente el sistema</w:t>
+      </w:r>
+      <w:r>
+        <w:t xml:space="preserve"> </w:t>
+      </w:r>
+      <w:r>
+        <w:t xml:space="preserve">no deja</w:t>
+      </w:r>
+      <w:r>
+        <w:t xml:space="preserve"> </w:t>
+      </w:r>
+      <w:r>
+        <w:rPr>
+          <w:b/>
+          <w:bCs/>
+        </w:rPr>
+        <w:t xml:space="preserve">iniciar</w:t>
+      </w:r>
+      <w:r>
+        <w:t xml:space="preserve"> </w:t>
+      </w:r>
+      <w:r>
+        <w:t xml:space="preserve">el lavado, ni marcar</w:t>
+      </w:r>
+      <w:r>
+        <w:t xml:space="preserve"> </w:t>
+      </w:r>
+      <w:r>
+        <w:rPr>
+          <w:b/>
+          <w:bCs/>
+        </w:rPr>
+        <w:t xml:space="preserve">“</w:t>
+      </w:r>
+      <w:r>
+        <w:rPr>
+          <w:b/>
+          <w:bCs/>
+        </w:rPr>
+        <w:t xml:space="preserve">Salí</w:t>
+      </w:r>
+      <w:r>
+        <w:rPr>
+          <w:b/>
+          <w:bCs/>
+        </w:rPr>
+        <w:t xml:space="preserve">”</w:t>
+      </w:r>
+      <w:r>
+        <w:t xml:space="preserve"> </w:t>
+      </w:r>
+      <w:r>
+        <w:t xml:space="preserve">a un equipo a domicilio.</w:t>
+      </w:r>
+      <w:r>
+        <w:t xml:space="preserve"> </w:t>
+      </w:r>
+      <w:r>
+        <w:t xml:space="preserve">Cuenta solo el pago</w:t>
+      </w:r>
+      <w:r>
+        <w:t xml:space="preserve"> </w:t>
+      </w:r>
+      <w:r>
+        <w:rPr>
+          <w:b/>
+          <w:bCs/>
+        </w:rPr>
+        <w:t xml:space="preserve">aprobado</w:t>
+      </w:r>
+      <w:r>
+        <w:t xml:space="preserve"> </w:t>
+      </w:r>
+      <w:r>
+        <w:t xml:space="preserve">(un comprobante en verificación hay que</w:t>
+      </w:r>
+      <w:r>
+        <w:t xml:space="preserve"> </w:t>
+      </w:r>
+      <w:r>
+        <w:t xml:space="preserve">aprobarlo antes en</w:t>
+      </w:r>
+      <w:r>
+        <w:t xml:space="preserve"> </w:t>
+      </w:r>
+      <w:r>
+        <w:t xml:space="preserve">“</w:t>
+      </w:r>
+      <w:r>
+        <w:t xml:space="preserve">Pagos por verificar</w:t>
+      </w:r>
+      <w:r>
+        <w:t xml:space="preserve">”</w:t>
+      </w:r>
+      <w:r>
+        <w:t xml:space="preserve">). Confirmar la reserva no exige pago.</w:t>
+      </w:r>
+      <w:r>
+        <w:t xml:space="preserve"> </w:t>
+      </w:r>
+      <w:r>
+        <w:t xml:space="preserve">Las</w:t>
+      </w:r>
+      <w:r>
+        <w:t xml:space="preserve"> </w:t>
+      </w:r>
+      <w:r>
+        <w:rPr>
+          <w:b/>
+          <w:bCs/>
+        </w:rPr>
+        <w:t xml:space="preserve">empresas</w:t>
+      </w:r>
+      <w:r>
+        <w:t xml:space="preserve"> </w:t>
+      </w:r>
+      <w:r>
+        <w:t xml:space="preserve">quedan afuera: se lavan a crédito y se cobran en el corte. Lo</w:t>
+      </w:r>
+      <w:r>
+        <w:t xml:space="preserve"> </w:t>
+      </w:r>
+      <w:r>
+        <w:t xml:space="preserve">incluido en un plan ($0) no se ve afectado. Se apaga con el parámetro</w:t>
+      </w:r>
+      <w:r>
+        <w:t xml:space="preserve"> </w:t>
+      </w:r>
+      <w:r>
+        <w:rPr>
+          <w:rStyle w:val="VerbatimChar"/>
+        </w:rPr>
+        <w:t xml:space="preserve">reservas.pago_anticipado</w:t>
+      </w:r>
+      <w:r>
+        <w:t xml:space="preserve"> </w:t>
+      </w:r>
+      <w:r>
+        <w:t xml:space="preserve">= 0 (Planes → Reglas de reserva).</w:t>
+      </w:r>
+    </w:p>
+    <w:p>
+      <w:pPr>
+        <w:pStyle w:val="BlockText"/>
+      </w:pPr>
+      <w:r>
+        <w:t xml:space="preserve">Visita a domicilio fallida con un cargo menor al 100 %: como el lavado ya</w:t>
+      </w:r>
+      <w:r>
+        <w:t xml:space="preserve"> </w:t>
+      </w:r>
+      <w:r>
+        <w:t xml:space="preserve">estaba pagado, la diferencia queda a favor del cliente (el sistema no hace</w:t>
+      </w:r>
+      <w:r>
+        <w:t xml:space="preserve"> </w:t>
+      </w:r>
+      <w:r>
+        <w:t xml:space="preserve">devoluciones; se resuelve a mano).</w:t>
+      </w:r>
+    </w:p>
     <w:bookmarkEnd w:id="25"/>
-    <w:bookmarkStart w:id="27" w:name="catálogos"/>
+    <w:bookmarkEnd w:id="26"/>
+    <w:bookmarkStart w:id="28" w:name="catálogos"/>
     <w:p>
       <w:pPr>
         <w:pStyle w:val="Heading2"/>
@@ -3939,7 +4137,7 @@
         <w:t xml:space="preserve">.</w:t>
       </w:r>
     </w:p>
-    <w:bookmarkStart w:id="26" w:name="vehículos-de-cada-cliente"/>
+    <w:bookmarkStart w:id="27" w:name="vehículos-de-cada-cliente"/>
     <w:p>
       <w:pPr>
         <w:pStyle w:val="Heading3"/>
@@ -4302,9 +4500,9 @@
         <w:t xml:space="preserve">abrir la fila no consulta nada: es instantáneo.</w:t>
       </w:r>
     </w:p>
-    <w:bookmarkEnd w:id="26"/>
     <w:bookmarkEnd w:id="27"/>
-    <w:bookmarkStart w:id="28" w:name="precios-por-tipo-de-vehículo"/>
+    <w:bookmarkEnd w:id="28"/>
+    <w:bookmarkStart w:id="29" w:name="precios-por-tipo-de-vehículo"/>
     <w:p>
       <w:pPr>
         <w:pStyle w:val="Heading2"/>
@@ -4711,8 +4909,8 @@
         <w:t xml:space="preserve">.</w:t>
       </w:r>
     </w:p>
-    <w:bookmarkEnd w:id="28"/>
-    <w:bookmarkStart w:id="29" w:name="servicios-adicionales"/>
+    <w:bookmarkEnd w:id="29"/>
+    <w:bookmarkStart w:id="30" w:name="servicios-adicionales"/>
     <w:p>
       <w:pPr>
         <w:pStyle w:val="Heading2"/>
@@ -4846,8 +5044,8 @@
         <w:t xml:space="preserve">Los planes no cubren adicionales.</w:t>
       </w:r>
     </w:p>
-    <w:bookmarkEnd w:id="29"/>
-    <w:bookmarkStart w:id="30" w:name="cotización-y-creación-de-reservas"/>
+    <w:bookmarkEnd w:id="30"/>
+    <w:bookmarkStart w:id="31" w:name="cotización-y-creación-de-reservas"/>
     <w:p>
       <w:pPr>
         <w:pStyle w:val="Heading2"/>
@@ -5030,8 +5228,8 @@
         <w:t xml:space="preserve">.</w:t>
       </w:r>
     </w:p>
-    <w:bookmarkEnd w:id="30"/>
-    <w:bookmarkStart w:id="31" w:name="agenda-y-capacidad"/>
+    <w:bookmarkEnd w:id="31"/>
+    <w:bookmarkStart w:id="32" w:name="agenda-y-capacidad"/>
     <w:p>
       <w:pPr>
         <w:pStyle w:val="Heading2"/>
@@ -5706,8 +5904,8 @@
         <w:t xml:space="preserve">para marcarlo.</w:t>
       </w:r>
     </w:p>
-    <w:bookmarkEnd w:id="31"/>
-    <w:bookmarkStart w:id="32" w:name="fechas-y-zona-horaria"/>
+    <w:bookmarkEnd w:id="32"/>
+    <w:bookmarkStart w:id="33" w:name="fechas-y-zona-horaria"/>
     <w:p>
       <w:pPr>
         <w:pStyle w:val="Heading2"/>
@@ -5931,8 +6129,8 @@
         <w:t xml:space="preserve">.</w:t>
       </w:r>
     </w:p>
-    <w:bookmarkEnd w:id="32"/>
-    <w:bookmarkStart w:id="33" w:name="validación-de-pagos"/>
+    <w:bookmarkEnd w:id="33"/>
+    <w:bookmarkStart w:id="34" w:name="validación-de-pagos"/>
     <w:p>
       <w:pPr>
         <w:pStyle w:val="Heading2"/>
@@ -6054,8 +6252,8 @@
         <w:t xml:space="preserve">conectarla, resolver SEC-02: el webhook no valida firma.</w:t>
       </w:r>
     </w:p>
-    <w:bookmarkEnd w:id="33"/>
-    <w:bookmarkStart w:id="37" w:name="dashboard-y-reportes"/>
+    <w:bookmarkEnd w:id="34"/>
+    <w:bookmarkStart w:id="38" w:name="dashboard-y-reportes"/>
     <w:p>
       <w:pPr>
         <w:pStyle w:val="Heading2"/>
@@ -6378,7 +6576,7 @@
         </w:tc>
       </w:tr>
     </w:tbl>
-    <w:bookmarkStart w:id="34" w:name="dashboard"/>
+    <w:bookmarkStart w:id="35" w:name="dashboard"/>
     <w:p>
       <w:pPr>
         <w:pStyle w:val="Heading3"/>
@@ -6470,8 +6668,8 @@
         <w:t xml:space="preserve">: un aviso que no se puede atender es ruido.</w:t>
       </w:r>
     </w:p>
-    <w:bookmarkEnd w:id="34"/>
-    <w:bookmarkStart w:id="35" w:name="reportes"/>
+    <w:bookmarkEnd w:id="35"/>
+    <w:bookmarkStart w:id="36" w:name="reportes"/>
     <w:p>
       <w:pPr>
         <w:pStyle w:val="Heading3"/>
@@ -6883,8 +7081,8 @@
         <w:t xml:space="preserve">información en texto.</w:t>
       </w:r>
     </w:p>
-    <w:bookmarkEnd w:id="35"/>
-    <w:bookmarkStart w:id="36" w:name="endpoints"/>
+    <w:bookmarkEnd w:id="36"/>
+    <w:bookmarkStart w:id="37" w:name="endpoints"/>
     <w:p>
       <w:pPr>
         <w:pStyle w:val="Heading3"/>
@@ -7455,9 +7653,9 @@
         <w:t xml:space="preserve">.</w:t>
       </w:r>
     </w:p>
-    <w:bookmarkEnd w:id="36"/>
     <w:bookmarkEnd w:id="37"/>
-    <w:bookmarkStart w:id="39" w:name="parámetros-del-sistema"/>
+    <w:bookmarkEnd w:id="38"/>
+    <w:bookmarkStart w:id="40" w:name="parámetros-del-sistema"/>
     <w:p>
       <w:pPr>
         <w:pStyle w:val="Heading2"/>
@@ -8009,7 +8207,7 @@
         <w:t xml:space="preserve">reservas del día siguiente.</w:t>
       </w:r>
     </w:p>
-    <w:bookmarkStart w:id="38" w:name="X2d991c11642d71b575ad7284abc639ef720f461"/>
+    <w:bookmarkStart w:id="39" w:name="X2d991c11642d71b575ad7284abc639ef720f461"/>
     <w:p>
       <w:pPr>
         <w:pStyle w:val="Heading3"/>
@@ -8453,9 +8651,9 @@
         <w:t xml:space="preserve">esquema anterior entra una vez más y listo. No hay que avisar a nadie.</w:t>
       </w:r>
     </w:p>
-    <w:bookmarkEnd w:id="38"/>
     <w:bookmarkEnd w:id="39"/>
-    <w:bookmarkStart w:id="42" w:name="despliegue-y-migraciones"/>
+    <w:bookmarkEnd w:id="40"/>
+    <w:bookmarkStart w:id="43" w:name="despliegue-y-migraciones"/>
     <w:p>
       <w:pPr>
         <w:pStyle w:val="Heading2"/>
@@ -8653,7 +8851,7 @@
         </w:tc>
       </w:tr>
     </w:tbl>
-    <w:bookmarkStart w:id="40" w:name="X3542f0bc8c68579460bfcc52fd9f91ffbf8b96e"/>
+    <w:bookmarkStart w:id="41" w:name="X3542f0bc8c68579460bfcc52fd9f91ffbf8b96e"/>
     <w:p>
       <w:pPr>
         <w:pStyle w:val="Heading3"/>
@@ -8924,8 +9122,8 @@
         <w:t xml:space="preserve">.</w:t>
       </w:r>
     </w:p>
-    <w:bookmarkEnd w:id="40"/>
-    <w:bookmarkStart w:id="41" w:name="X441b3d28acb90abc337d26351cfd579c17c637f"/>
+    <w:bookmarkEnd w:id="41"/>
+    <w:bookmarkStart w:id="42" w:name="X441b3d28acb90abc337d26351cfd579c17c637f"/>
     <w:p>
       <w:pPr>
         <w:pStyle w:val="Heading3"/>
@@ -9177,9 +9375,9 @@
         <w:t xml:space="preserve">y su remoto usa la clave personal.</w:t>
       </w:r>
     </w:p>
-    <w:bookmarkEnd w:id="41"/>
     <w:bookmarkEnd w:id="42"/>
-    <w:bookmarkStart w:id="43" w:name="app-android"/>
+    <w:bookmarkEnd w:id="43"/>
+    <w:bookmarkStart w:id="44" w:name="app-android"/>
     <w:p>
       <w:pPr>
         <w:pStyle w:val="Heading2"/>
@@ -9314,8 +9512,8 @@
         <w:t xml:space="preserve">y reinstalarla.</w:t>
       </w:r>
     </w:p>
-    <w:bookmarkEnd w:id="43"/>
-    <w:bookmarkStart w:id="46" w:name="respaldos-y-recuperación"/>
+    <w:bookmarkEnd w:id="44"/>
+    <w:bookmarkStart w:id="47" w:name="respaldos-y-recuperación"/>
     <w:p>
       <w:pPr>
         <w:pStyle w:val="Heading2"/>
@@ -9636,7 +9834,7 @@
         <w:t xml:space="preserve">de dos días, avisa: es la señal de que el cron dejó de correr.</w:t>
       </w:r>
     </w:p>
-    <w:bookmarkStart w:id="44" w:name="lo-que-el-respaldo-todavía-no-cubre"/>
+    <w:bookmarkStart w:id="45" w:name="lo-que-el-respaldo-todavía-no-cubre"/>
     <w:p>
       <w:pPr>
         <w:pStyle w:val="Heading3"/>
@@ -9738,8 +9936,8 @@
         <w:t xml:space="preserve">apuntando a otro equipo, un NAS o un disco externo.</w:t>
       </w:r>
     </w:p>
-    <w:bookmarkEnd w:id="44"/>
-    <w:bookmarkStart w:id="45" w:name="qué-contiene-cada-paquete"/>
+    <w:bookmarkEnd w:id="45"/>
+    <w:bookmarkStart w:id="46" w:name="qué-contiene-cada-paquete"/>
     <w:p>
       <w:pPr>
         <w:pStyle w:val="Heading3"/>
@@ -9950,9 +10148,9 @@
         <w:t xml:space="preserve">.</w:t>
       </w:r>
     </w:p>
-    <w:bookmarkEnd w:id="45"/>
     <w:bookmarkEnd w:id="46"/>
-    <w:bookmarkStart w:id="47" w:name="mantenimiento"/>
+    <w:bookmarkEnd w:id="47"/>
+    <w:bookmarkStart w:id="48" w:name="mantenimiento"/>
     <w:p>
       <w:pPr>
         <w:pStyle w:val="Heading2"/>
@@ -10153,8 +10351,8 @@
         <w:t xml:space="preserve">.</w:t>
       </w:r>
     </w:p>
-    <w:bookmarkEnd w:id="47"/>
-    <w:bookmarkStart w:id="48" w:name="monitoreo-y-logs"/>
+    <w:bookmarkEnd w:id="48"/>
+    <w:bookmarkStart w:id="49" w:name="monitoreo-y-logs"/>
     <w:p>
       <w:pPr>
         <w:pStyle w:val="Heading2"/>
@@ -10222,8 +10420,8 @@
         </w:pict>
       </w:r>
     </w:p>
-    <w:bookmarkEnd w:id="48"/>
-    <w:bookmarkStart w:id="49" w:name="control-de-versiones"/>
+    <w:bookmarkEnd w:id="49"/>
+    <w:bookmarkStart w:id="50" w:name="control-de-versiones"/>
     <w:p>
       <w:pPr>
         <w:pStyle w:val="Heading2"/>
@@ -10385,7 +10583,7 @@
         <w:t xml:space="preserve">repositorio; la fuente es el archivo Markdown correspondiente.</w:t>
       </w:r>
     </w:p>
-    <w:bookmarkEnd w:id="49"/>
+    <w:bookmarkEnd w:id="50"/>
     <w:sectPr/>
   </w:body>
 </w:document>
